--- a/Pharmacology I Exam 2/pharm-exam-2-cram-sheet.docx
+++ b/Pharmacology I Exam 2/pharm-exam-2-cram-sheet.docx
@@ -367,7 +367,7 @@
                 <w:i w:val="0"/>
                 <w:sz w:val="18"/>
               </w:rPr>
-              <w:t>The indications table</w:t>
+              <w:t>That ONE indications table</w:t>
             </w:r>
           </w:p>
         </w:tc>
@@ -390,7 +390,15 @@
                 <w:i w:val="0"/>
                 <w:sz w:val="18"/>
               </w:rPr>
-              <w:t>“Don’t worry so much about indications for use… a lot of them have a lot of crossover.” Slide 14 lists ten antibiotics against overlapping indications; it is orientation, not content.</w:t>
+              <w:t xml:space="preserve">“Don’t worry so much about indications for use… a lot of them have a lot of crossover.” He means the slide listing ten antibiotics against overlapping indications — orientation, not content. </w:t>
+            </w:r>
+            <w:r>
+              <w:rPr>
+                <w:b/>
+                <w:i w:val="0"/>
+                <w:sz w:val="18"/>
+              </w:rPr>
+              <w:t>What each agent is FOR is still asked.</w:t>
             </w:r>
           </w:p>
         </w:tc>
@@ -456,7 +464,23 @@
                 <w:i w:val="0"/>
                 <w:sz w:val="18"/>
               </w:rPr>
-              <w:t>” Only two adverse effects name a drug — see the antibiotics block.</w:t>
+              <w:t xml:space="preserve">” That is about the GENERIC irritation. </w:t>
+            </w:r>
+            <w:r>
+              <w:rPr>
+                <w:b/>
+                <w:i w:val="0"/>
+                <w:sz w:val="18"/>
+              </w:rPr>
+              <w:t>The effects that name one drug are fair game</w:t>
+            </w:r>
+            <w:r>
+              <w:rPr>
+                <w:b w:val="0"/>
+                <w:i w:val="0"/>
+                <w:sz w:val="18"/>
+              </w:rPr>
+              <w:t xml:space="preserve"> — ciprofloxacin’s white precipitate, the bitter taste of the carbonic anhydrase inhibitors, iris colour change with the prostaglandins.</w:t>
             </w:r>
           </w:p>
         </w:tc>

--- a/Pharmacology I Exam 2/pharm-exam-2-cram-sheet.docx
+++ b/Pharmacology I Exam 2/pharm-exam-2-cram-sheet.docx
@@ -11,7 +11,7 @@
           <w:rFonts w:ascii="Georgia" w:hAnsi="Georgia"/>
           <w:color w:val="17494B"/>
         </w:rPr>
-        <w:t>Ophthalmic Drugs Cram Sheet</w:t>
+        <w:t>Pharmacology I Exam 2 Cram Sheet</w:t>
       </w:r>
     </w:p>
     <w:p>
@@ -62,7 +62,7 @@
           <w:b w:val="0"/>
           <w:i w:val="0"/>
         </w:rPr>
-        <w:t>Lecture 4, Adam Wood Pharm.D. DABAT. Opens with what he says is NOT on the exam, because on this lecture that is the most useful thing to read first.</w:t>
+        <w:t>Lectures 4 to 7 (ophthalmic, ear-nose-throat, antihypertensive and lipid-lowering drugs), Adam Wood Pharm.D. DABAT. Each lecture opens with what he says is NOT on the exam. ★ = professor emphasized (Lectures 6 and 7 from the recording; Lecture 5 has no stars yet).</w:t>
       </w:r>
     </w:p>
     <w:tbl>
@@ -480,7 +480,7 @@
                 <w:i w:val="0"/>
                 <w:sz w:val="18"/>
               </w:rPr>
-              <w:t xml:space="preserve"> — ciprofloxacin’s white precipitate, the bitter taste of the carbonic anhydrase inhibitors, iris colour change with the prostaglandins.</w:t>
+              <w:t xml:space="preserve"> — ciprofloxacin’s white precipitate, the bitter taste of the carbonic anhydrase inhibitors, iris color change with the prostaglandins.</w:t>
             </w:r>
           </w:p>
         </w:tc>
@@ -612,7 +612,7 @@
                 <w:i w:val="0"/>
                 <w:sz w:val="18"/>
               </w:rPr>
-              <w:t>… there’s rebound hyperaemia.” It is in the allergy block below.</w:t>
+              <w:t>… there’s rebound hyperemia.” It is in the allergy block below.</w:t>
             </w:r>
           </w:p>
         </w:tc>
@@ -1044,7 +1044,7 @@
                 <w:i w:val="0"/>
                 <w:sz w:val="18"/>
               </w:rPr>
-              <w:t xml:space="preserve">TOPICAL: convenient, economical, safe; costs compliance, surface toxicity, systemic absorption. PERIOCULAR (subconjunctival, sub-Tenon’s, retrobulbar): reaches posterior uveitis and cystoid macular oedema; risks </w:t>
+              <w:t xml:space="preserve">TOPICAL: convenient, economical, safe; costs compliance, surface toxicity, systemic absorption. PERIOCULAR (subconjunctival, sub-Tenon’s, retrobulbar): reaches posterior uveitis and cystoid macular edema; risks </w:t>
             </w:r>
             <w:r>
               <w:rPr>
@@ -1334,7 +1334,7 @@
                 <w:i w:val="0"/>
                 <w:sz w:val="18"/>
               </w:rPr>
-              <w:t xml:space="preserve"> → antagonises PABA. </w:t>
+              <w:t xml:space="preserve"> → antagonizes PABA. </w:t>
             </w:r>
             <w:r>
               <w:rPr>
@@ -2247,7 +2247,7 @@
                 <w:i w:val="0"/>
                 <w:sz w:val="18"/>
               </w:rPr>
-              <w:t>★★ REBOUND HYPERAEMIA</w:t>
+              <w:t>★★ REBOUND HYPEREMIA</w:t>
             </w:r>
           </w:p>
         </w:tc>
@@ -2408,7 +2408,7 @@
                 <w:i w:val="0"/>
                 <w:sz w:val="18"/>
               </w:rPr>
-              <w:t xml:space="preserve"> That is why a toddler who swallows the bottle gets CNS depression and apnoea, not hypertension. Same receptor logic as the brimonidine age limit.</w:t>
+              <w:t xml:space="preserve"> That is why a toddler who swallows the bottle gets CNS depression and apnea, not hypertension. Same receptor logic as the brimonidine age limit.</w:t>
             </w:r>
           </w:p>
         </w:tc>
@@ -2498,7 +2498,7 @@
                 <w:i w:val="0"/>
                 <w:sz w:val="18"/>
               </w:rPr>
-              <w:t xml:space="preserve"> for full efficacy. Typically preferred over mast cell stabilisers. Can worsen dryness.</w:t>
+              <w:t xml:space="preserve"> for full efficacy. Typically preferred over mast cell stabilizers. Can worsen dryness.</w:t>
             </w:r>
           </w:p>
         </w:tc>
@@ -2525,7 +2525,7 @@
                 <w:i w:val="0"/>
                 <w:sz w:val="18"/>
               </w:rPr>
-              <w:t>Mast cell stabilisers</w:t>
+              <w:t>Mast cell stabilizers</w:t>
             </w:r>
           </w:p>
         </w:tc>
@@ -3596,7 +3596,7 @@
                 <w:i w:val="0"/>
                 <w:sz w:val="18"/>
               </w:rPr>
-              <w:t>eyelash length and IRIS COLOUR change</w:t>
+              <w:t>eyelash length and IRIS COLOR change</w:t>
             </w:r>
             <w:r>
               <w:rPr>
@@ -3604,7 +3604,7 @@
                 <w:i w:val="0"/>
                 <w:sz w:val="18"/>
               </w:rPr>
-              <w:t>, hyperaemia. Latanoprost, travoprost, bimatoprost, tafluprost.</w:t>
+              <w:t>, hyperemia. Latanoprost, travoprost, bimatoprost, tafluprost.</w:t>
             </w:r>
           </w:p>
         </w:tc>
@@ -3744,7 +3744,7 @@
                 <w:i w:val="0"/>
                 <w:sz w:val="18"/>
               </w:rPr>
-              <w:t>CONTRAINDICATED UNDER 2 YEARS — CNS depression and apnoea.</w:t>
+              <w:t>CONTRAINDICATED UNDER 2 YEARS — CNS depression and apnea.</w:t>
             </w:r>
             <w:r>
               <w:rPr>
@@ -3752,7 +3752,7 @@
                 <w:i w:val="0"/>
                 <w:sz w:val="18"/>
               </w:rPr>
-              <w:t xml:space="preserve"> Apraclonidine ionised → less blood-brain penetration; brimonidine lipophilic but less allergic conjunctivitis.</w:t>
+              <w:t xml:space="preserve"> Apraclonidine ionized → less blood-brain penetration; brimonidine lipophilic but less allergic conjunctivitis.</w:t>
             </w:r>
           </w:p>
         </w:tc>
@@ -4135,7 +4135,7 @@
                 <w:i w:val="0"/>
                 <w:sz w:val="18"/>
               </w:rPr>
-              <w:t>★ Anaesthetics</w:t>
+              <w:t>★ Anesthetics</w:t>
             </w:r>
           </w:p>
         </w:tc>
@@ -4641,6 +4641,6332 @@
                 <w:sz w:val="18"/>
               </w:rPr>
               <w:t>; discard or disinfect the lens; bin the eye makeup.</w:t>
+            </w:r>
+          </w:p>
+        </w:tc>
+      </w:tr>
+    </w:tbl>
+    <w:p>
+      <w:pPr>
+        <w:spacing w:after="80"/>
+      </w:pPr>
+    </w:p>
+    <w:p>
+      <w:pPr>
+        <w:pStyle w:val="Heading1"/>
+        <w:spacing w:before="280" w:after="100"/>
+      </w:pPr>
+      <w:r>
+        <w:rPr>
+          <w:rFonts w:ascii="Georgia" w:hAnsi="Georgia"/>
+          <w:color w:val="17494B"/>
+        </w:rPr>
+        <w:t>ENT · antibiotics &amp; antifungals</w:t>
+      </w:r>
+    </w:p>
+    <w:tbl>
+      <w:tblPr>
+        <w:tblStyle w:val="TableGrid"/>
+        <w:tblW w:type="auto" w:w="0"/>
+        <w:jc w:val="center"/>
+        <w:tblLook w:firstColumn="1" w:firstRow="1" w:lastColumn="0" w:lastRow="0" w:noHBand="0" w:noVBand="1" w:val="04A0"/>
+        <w:tblBorders>
+          <w:top w:val="single" w:sz="4" w:space="0" w:color="D8D2D4"/>
+          <w:left w:val="single" w:sz="4" w:space="0" w:color="D8D2D4"/>
+          <w:bottom w:val="single" w:sz="4" w:space="0" w:color="D8D2D4"/>
+          <w:right w:val="single" w:sz="4" w:space="0" w:color="D8D2D4"/>
+          <w:insideH w:val="single" w:sz="4" w:space="0" w:color="D8D2D4"/>
+          <w:insideV w:val="single" w:sz="4" w:space="0" w:color="D8D2D4"/>
+        </w:tblBorders>
+      </w:tblPr>
+      <w:tblGrid>
+        <w:gridCol w:w="5112"/>
+        <w:gridCol w:w="5112"/>
+      </w:tblGrid>
+      <w:tr>
+        <w:tc>
+          <w:tcPr>
+            <w:tcW w:type="dxa" w:w="5112"/>
+            <w:shd w:val="clear" w:color="auto" w:fill="17494B"/>
+          </w:tcPr>
+          <w:p>
+            <w:pPr>
+              <w:spacing w:after="40"/>
+            </w:pPr>
+            <w:r>
+              <w:rPr>
+                <w:b/>
+                <w:color w:val="FFFFFF"/>
+                <w:sz w:val="18"/>
+              </w:rPr>
+            </w:r>
+            <w:r>
+              <w:rPr>
+                <w:b/>
+                <w:i w:val="0"/>
+                <w:color w:val="FFFFFF"/>
+                <w:sz w:val="18"/>
+              </w:rPr>
+              <w:t>Term</w:t>
+            </w:r>
+          </w:p>
+        </w:tc>
+        <w:tc>
+          <w:tcPr>
+            <w:tcW w:type="dxa" w:w="5112"/>
+            <w:shd w:val="clear" w:color="auto" w:fill="17494B"/>
+          </w:tcPr>
+          <w:p>
+            <w:pPr>
+              <w:spacing w:after="40"/>
+            </w:pPr>
+            <w:r>
+              <w:rPr>
+                <w:b/>
+                <w:color w:val="FFFFFF"/>
+                <w:sz w:val="18"/>
+              </w:rPr>
+            </w:r>
+            <w:r>
+              <w:rPr>
+                <w:b/>
+                <w:i w:val="0"/>
+                <w:color w:val="FFFFFF"/>
+                <w:sz w:val="18"/>
+              </w:rPr>
+              <w:t>What you need to know</w:t>
+            </w:r>
+          </w:p>
+        </w:tc>
+      </w:tr>
+      <w:tr>
+        <w:tc>
+          <w:tcPr>
+            <w:tcW w:type="dxa" w:w="5112"/>
+            <w:shd w:val="clear" w:color="auto" w:fill="F1EEEF"/>
+          </w:tcPr>
+          <w:p>
+            <w:pPr>
+              <w:spacing w:after="40"/>
+            </w:pPr>
+            <w:r>
+              <w:rPr>
+                <w:b/>
+                <w:sz w:val="18"/>
+              </w:rPr>
+            </w:r>
+            <w:r>
+              <w:rPr>
+                <w:b/>
+                <w:i w:val="0"/>
+                <w:sz w:val="18"/>
+              </w:rPr>
+              <w:t>Same 3 bugs</w:t>
+            </w:r>
+          </w:p>
+        </w:tc>
+        <w:tc>
+          <w:tcPr>
+            <w:tcW w:type="dxa" w:w="5112"/>
+          </w:tcPr>
+          <w:p>
+            <w:pPr>
+              <w:spacing w:after="40"/>
+            </w:pPr>
+            <w:r>
+              <w:rPr>
+                <w:sz w:val="18"/>
+              </w:rPr>
+            </w:r>
+            <w:r>
+              <w:rPr>
+                <w:b w:val="0"/>
+                <w:i w:val="0"/>
+                <w:sz w:val="18"/>
+              </w:rPr>
+              <w:t xml:space="preserve">Otitis media and sinusitis: </w:t>
+            </w:r>
+            <w:r>
+              <w:rPr>
+                <w:b/>
+                <w:i w:val="0"/>
+                <w:sz w:val="18"/>
+              </w:rPr>
+              <w:t>S. pneumoniae, H. influenzae, M. catarrhalis</w:t>
+            </w:r>
+            <w:r>
+              <w:rPr>
+                <w:b w:val="0"/>
+                <w:i w:val="0"/>
+                <w:sz w:val="18"/>
+              </w:rPr>
+              <w:t xml:space="preserve"> (sinusitis adds S. pyogenes, S. aureus, gram-negative bacilli). Pharyngitis: mostly viral; group A strep in 15–30%.</w:t>
+            </w:r>
+          </w:p>
+        </w:tc>
+      </w:tr>
+      <w:tr>
+        <w:tc>
+          <w:tcPr>
+            <w:tcW w:type="dxa" w:w="5112"/>
+            <w:shd w:val="clear" w:color="auto" w:fill="F1EEEF"/>
+          </w:tcPr>
+          <w:p>
+            <w:pPr>
+              <w:spacing w:after="40"/>
+            </w:pPr>
+            <w:r>
+              <w:rPr>
+                <w:b/>
+                <w:sz w:val="18"/>
+              </w:rPr>
+            </w:r>
+            <w:r>
+              <w:rPr>
+                <w:b/>
+                <w:i w:val="0"/>
+                <w:sz w:val="18"/>
+              </w:rPr>
+              <w:t>Otitis media</w:t>
+            </w:r>
+          </w:p>
+        </w:tc>
+        <w:tc>
+          <w:tcPr>
+            <w:tcW w:type="dxa" w:w="5112"/>
+          </w:tcPr>
+          <w:p>
+            <w:pPr>
+              <w:spacing w:after="40"/>
+            </w:pPr>
+            <w:r>
+              <w:rPr>
+                <w:sz w:val="18"/>
+              </w:rPr>
+            </w:r>
+            <w:r>
+              <w:rPr>
+                <w:b/>
+                <w:i w:val="0"/>
+                <w:sz w:val="18"/>
+              </w:rPr>
+              <w:t>High-dose amoxicillin</w:t>
+            </w:r>
+            <w:r>
+              <w:rPr>
+                <w:b w:val="0"/>
+                <w:i w:val="0"/>
+                <w:sz w:val="18"/>
+              </w:rPr>
+              <w:t xml:space="preserve"> (overcomes pneumococcal resistance). Severe/resistant or antibiotics in the last month → </w:t>
+            </w:r>
+            <w:r>
+              <w:rPr>
+                <w:b/>
+                <w:i w:val="0"/>
+                <w:sz w:val="18"/>
+              </w:rPr>
+              <w:t>amoxicillin-clavulanate</w:t>
+            </w:r>
+            <w:r>
+              <w:rPr>
+                <w:b w:val="0"/>
+                <w:i w:val="0"/>
+                <w:sz w:val="18"/>
+              </w:rPr>
+              <w:t xml:space="preserve">. Penicillin allergy → cefdinir or azithromycin (up to 50% of pneumococci macrolide-resistant). </w:t>
+            </w:r>
+            <w:r>
+              <w:rPr>
+                <w:b/>
+                <w:i w:val="0"/>
+                <w:sz w:val="18"/>
+              </w:rPr>
+              <w:t>No improvement in 3 days = failure</w:t>
+            </w:r>
+            <w:r>
+              <w:rPr>
+                <w:b w:val="0"/>
+                <w:i w:val="0"/>
+                <w:sz w:val="18"/>
+              </w:rPr>
+              <w:t xml:space="preserve"> → amoxicillin-clavulanate or cefdinir → </w:t>
+            </w:r>
+            <w:r>
+              <w:rPr>
+                <w:b/>
+                <w:i w:val="0"/>
+                <w:sz w:val="18"/>
+              </w:rPr>
+              <w:t>ceftriaxone</w:t>
+            </w:r>
+            <w:r>
+              <w:rPr>
+                <w:b w:val="0"/>
+                <w:i w:val="0"/>
+                <w:sz w:val="18"/>
+              </w:rPr>
+              <w:t xml:space="preserve"> intramuscular/intravenous.</w:t>
+            </w:r>
+          </w:p>
+        </w:tc>
+      </w:tr>
+      <w:tr>
+        <w:tc>
+          <w:tcPr>
+            <w:tcW w:type="dxa" w:w="5112"/>
+            <w:shd w:val="clear" w:color="auto" w:fill="F1EEEF"/>
+          </w:tcPr>
+          <w:p>
+            <w:pPr>
+              <w:spacing w:after="40"/>
+            </w:pPr>
+            <w:r>
+              <w:rPr>
+                <w:b/>
+                <w:sz w:val="18"/>
+              </w:rPr>
+            </w:r>
+            <w:r>
+              <w:rPr>
+                <w:b/>
+                <w:i w:val="0"/>
+                <w:sz w:val="18"/>
+              </w:rPr>
+              <w:t>Sinusitis</w:t>
+            </w:r>
+          </w:p>
+        </w:tc>
+        <w:tc>
+          <w:tcPr>
+            <w:tcW w:type="dxa" w:w="5112"/>
+          </w:tcPr>
+          <w:p>
+            <w:pPr>
+              <w:spacing w:after="40"/>
+            </w:pPr>
+            <w:r>
+              <w:rPr>
+                <w:sz w:val="18"/>
+              </w:rPr>
+            </w:r>
+            <w:r>
+              <w:rPr>
+                <w:b w:val="0"/>
+                <w:i w:val="0"/>
+                <w:sz w:val="18"/>
+              </w:rPr>
+              <w:t xml:space="preserve">Bacterial only if </w:t>
+            </w:r>
+            <w:r>
+              <w:rPr>
+                <w:b/>
+                <w:i w:val="0"/>
+                <w:sz w:val="18"/>
+              </w:rPr>
+              <w:t>&gt;10 days or worsening</w:t>
+            </w:r>
+            <w:r>
+              <w:rPr>
+                <w:b w:val="0"/>
+                <w:i w:val="0"/>
+                <w:sz w:val="18"/>
+              </w:rPr>
+              <w:t xml:space="preserve">. </w:t>
+            </w:r>
+            <w:r>
+              <w:rPr>
+                <w:b/>
+                <w:i w:val="0"/>
+                <w:sz w:val="18"/>
+              </w:rPr>
+              <w:t>Amoxicillin-clavulanate</w:t>
+            </w:r>
+            <w:r>
+              <w:rPr>
+                <w:b w:val="0"/>
+                <w:i w:val="0"/>
+                <w:sz w:val="18"/>
+              </w:rPr>
+              <w:t xml:space="preserve"> (beta-lactamase </w:t>
+            </w:r>
+            <w:r>
+              <w:rPr>
+                <w:b w:val="0"/>
+                <w:i/>
+                <w:sz w:val="18"/>
+              </w:rPr>
+              <w:t>H. influenzae</w:t>
+            </w:r>
+            <w:r>
+              <w:rPr>
+                <w:b w:val="0"/>
+                <w:i w:val="0"/>
+                <w:sz w:val="18"/>
+              </w:rPr>
+              <w:t xml:space="preserve">). Allergy → </w:t>
+            </w:r>
+            <w:r>
+              <w:rPr>
+                <w:b/>
+                <w:i w:val="0"/>
+                <w:sz w:val="18"/>
+              </w:rPr>
+              <w:t>clindamycin + cefixime</w:t>
+            </w:r>
+            <w:r>
+              <w:rPr>
+                <w:b w:val="0"/>
+                <w:i w:val="0"/>
+                <w:sz w:val="18"/>
+              </w:rPr>
+              <w:t xml:space="preserve">, or </w:t>
+            </w:r>
+            <w:r>
+              <w:rPr>
+                <w:b/>
+                <w:i w:val="0"/>
+                <w:sz w:val="18"/>
+              </w:rPr>
+              <w:t>levofloxacin</w:t>
+            </w:r>
+            <w:r>
+              <w:rPr>
+                <w:b w:val="0"/>
+                <w:i w:val="0"/>
+                <w:sz w:val="18"/>
+              </w:rPr>
+              <w:t>. Saline irrigation helps.</w:t>
+            </w:r>
+          </w:p>
+        </w:tc>
+      </w:tr>
+      <w:tr>
+        <w:tc>
+          <w:tcPr>
+            <w:tcW w:type="dxa" w:w="5112"/>
+            <w:shd w:val="clear" w:color="auto" w:fill="F1EEEF"/>
+          </w:tcPr>
+          <w:p>
+            <w:pPr>
+              <w:spacing w:after="40"/>
+            </w:pPr>
+            <w:r>
+              <w:rPr>
+                <w:b/>
+                <w:sz w:val="18"/>
+              </w:rPr>
+            </w:r>
+            <w:r>
+              <w:rPr>
+                <w:b/>
+                <w:i w:val="0"/>
+                <w:sz w:val="18"/>
+              </w:rPr>
+              <w:t>Pharyngitis</w:t>
+            </w:r>
+          </w:p>
+        </w:tc>
+        <w:tc>
+          <w:tcPr>
+            <w:tcW w:type="dxa" w:w="5112"/>
+          </w:tcPr>
+          <w:p>
+            <w:pPr>
+              <w:spacing w:after="40"/>
+            </w:pPr>
+            <w:r>
+              <w:rPr>
+                <w:sz w:val="18"/>
+              </w:rPr>
+            </w:r>
+            <w:r>
+              <w:rPr>
+                <w:b w:val="0"/>
+                <w:i w:val="0"/>
+                <w:sz w:val="18"/>
+              </w:rPr>
+              <w:t xml:space="preserve">Goal: prevent </w:t>
+            </w:r>
+            <w:r>
+              <w:rPr>
+                <w:b/>
+                <w:i w:val="0"/>
+                <w:sz w:val="18"/>
+              </w:rPr>
+              <w:t>rheumatic fever</w:t>
+            </w:r>
+            <w:r>
+              <w:rPr>
+                <w:b w:val="0"/>
+                <w:i w:val="0"/>
+                <w:sz w:val="18"/>
+              </w:rPr>
+              <w:t xml:space="preserve"> and suppurative complications. </w:t>
+            </w:r>
+            <w:r>
+              <w:rPr>
+                <w:b/>
+                <w:i w:val="0"/>
+                <w:sz w:val="18"/>
+              </w:rPr>
+              <w:t>Rapid strep test</w:t>
+            </w:r>
+            <w:r>
+              <w:rPr>
+                <w:b w:val="0"/>
+                <w:i w:val="0"/>
+                <w:sz w:val="18"/>
+              </w:rPr>
+              <w:t xml:space="preserve"> first. Amoxicillin 10 days or </w:t>
+            </w:r>
+            <w:r>
+              <w:rPr>
+                <w:b/>
+                <w:i w:val="0"/>
+                <w:sz w:val="18"/>
+              </w:rPr>
+              <w:t>benzathine penicillin G</w:t>
+            </w:r>
+            <w:r>
+              <w:rPr>
+                <w:b w:val="0"/>
+                <w:i w:val="0"/>
+                <w:sz w:val="18"/>
+              </w:rPr>
+              <w:t xml:space="preserve"> once. Allergy: cephalexin, clindamycin, azithromycin.</w:t>
+            </w:r>
+          </w:p>
+        </w:tc>
+      </w:tr>
+      <w:tr>
+        <w:tc>
+          <w:tcPr>
+            <w:tcW w:type="dxa" w:w="5112"/>
+            <w:shd w:val="clear" w:color="auto" w:fill="F1EEEF"/>
+          </w:tcPr>
+          <w:p>
+            <w:pPr>
+              <w:spacing w:after="40"/>
+            </w:pPr>
+            <w:r>
+              <w:rPr>
+                <w:b/>
+                <w:sz w:val="18"/>
+              </w:rPr>
+            </w:r>
+            <w:r>
+              <w:rPr>
+                <w:b/>
+                <w:i w:val="0"/>
+                <w:sz w:val="18"/>
+              </w:rPr>
+              <w:t>Otic drops</w:t>
+            </w:r>
+          </w:p>
+        </w:tc>
+        <w:tc>
+          <w:tcPr>
+            <w:tcW w:type="dxa" w:w="5112"/>
+          </w:tcPr>
+          <w:p>
+            <w:pPr>
+              <w:spacing w:after="40"/>
+            </w:pPr>
+            <w:r>
+              <w:rPr>
+                <w:sz w:val="18"/>
+              </w:rPr>
+            </w:r>
+            <w:r>
+              <w:rPr>
+                <w:b w:val="0"/>
+                <w:i w:val="0"/>
+                <w:sz w:val="18"/>
+              </w:rPr>
+              <w:t xml:space="preserve">Antibiotic + steroid (growth ↓ + cytokines ↓). </w:t>
+            </w:r>
+            <w:r>
+              <w:rPr>
+                <w:b/>
+                <w:i w:val="0"/>
+                <w:sz w:val="18"/>
+              </w:rPr>
+              <w:t>Polymyxin B: NOT with ruptured eardrum or tubes</w:t>
+            </w:r>
+            <w:r>
+              <w:rPr>
+                <w:b w:val="0"/>
+                <w:i w:val="0"/>
+                <w:sz w:val="18"/>
+              </w:rPr>
+              <w:t xml:space="preserve"> — cochlear damage, hearing loss. Neomycin → hypersensitivity. Ciprofloxacin/dexamethasone = expensive → ofloxacin + dexamethasone ophthalmic.</w:t>
+            </w:r>
+          </w:p>
+        </w:tc>
+      </w:tr>
+      <w:tr>
+        <w:tc>
+          <w:tcPr>
+            <w:tcW w:type="dxa" w:w="5112"/>
+            <w:shd w:val="clear" w:color="auto" w:fill="F1EEEF"/>
+          </w:tcPr>
+          <w:p>
+            <w:pPr>
+              <w:spacing w:after="40"/>
+            </w:pPr>
+            <w:r>
+              <w:rPr>
+                <w:b/>
+                <w:sz w:val="18"/>
+              </w:rPr>
+            </w:r>
+            <w:r>
+              <w:rPr>
+                <w:b/>
+                <w:i w:val="0"/>
+                <w:sz w:val="18"/>
+              </w:rPr>
+              <w:t>Antifungals</w:t>
+            </w:r>
+          </w:p>
+        </w:tc>
+        <w:tc>
+          <w:tcPr>
+            <w:tcW w:type="dxa" w:w="5112"/>
+          </w:tcPr>
+          <w:p>
+            <w:pPr>
+              <w:spacing w:after="40"/>
+            </w:pPr>
+            <w:r>
+              <w:rPr>
+                <w:sz w:val="18"/>
+              </w:rPr>
+            </w:r>
+            <w:r>
+              <w:rPr>
+                <w:b/>
+                <w:i w:val="0"/>
+                <w:sz w:val="18"/>
+              </w:rPr>
+              <w:t>Nystatin</w:t>
+            </w:r>
+            <w:r>
+              <w:rPr>
+                <w:b w:val="0"/>
+                <w:i w:val="0"/>
+                <w:sz w:val="18"/>
+              </w:rPr>
+              <w:t xml:space="preserve">: NOT absorbed; binds membrane sterols; </w:t>
+            </w:r>
+            <w:r>
+              <w:rPr>
+                <w:b/>
+                <w:i w:val="0"/>
+                <w:sz w:val="18"/>
+              </w:rPr>
+              <w:t>oral thrush</w:t>
+            </w:r>
+            <w:r>
+              <w:rPr>
+                <w:b w:val="0"/>
+                <w:i w:val="0"/>
+                <w:sz w:val="18"/>
+              </w:rPr>
+              <w:t xml:space="preserve"> (inhaled steroids, HIV/AIDS (human immunodeficiency virus and acquired immunodeficiency syndrome), chemotherapy); only GI (gastrointestinal) effects. </w:t>
+            </w:r>
+            <w:r>
+              <w:rPr>
+                <w:b/>
+                <w:i w:val="0"/>
+                <w:sz w:val="18"/>
+              </w:rPr>
+              <w:t>Ketoconazole</w:t>
+            </w:r>
+            <w:r>
+              <w:rPr>
+                <w:b w:val="0"/>
+                <w:i w:val="0"/>
+                <w:sz w:val="18"/>
+              </w:rPr>
+              <w:t xml:space="preserve">: systemic fungal infection; </w:t>
+            </w:r>
+            <w:r>
+              <w:rPr>
+                <w:b/>
+                <w:i w:val="0"/>
+                <w:sz w:val="18"/>
+              </w:rPr>
+              <w:t>CYP3A4 (cytochrome P450 3A4) inhibitor</w:t>
+            </w:r>
+            <w:r>
+              <w:rPr>
+                <w:b w:val="0"/>
+                <w:i w:val="0"/>
+                <w:sz w:val="18"/>
+              </w:rPr>
+              <w:t xml:space="preserve">; </w:t>
+            </w:r>
+            <w:r>
+              <w:rPr>
+                <w:b/>
+                <w:i w:val="0"/>
+                <w:sz w:val="18"/>
+              </w:rPr>
+              <w:t>QTc (corrected QT interval) prolongation</w:t>
+            </w:r>
+            <w:r>
+              <w:rPr>
+                <w:b w:val="0"/>
+                <w:i w:val="0"/>
+                <w:sz w:val="18"/>
+              </w:rPr>
+              <w:t>; hepatitis → hepatic failure; hyperlipidemia, orthostatic hypotension.</w:t>
+            </w:r>
+          </w:p>
+        </w:tc>
+      </w:tr>
+    </w:tbl>
+    <w:p>
+      <w:pPr>
+        <w:spacing w:after="80"/>
+      </w:pPr>
+    </w:p>
+    <w:p>
+      <w:pPr>
+        <w:pStyle w:val="Heading1"/>
+        <w:spacing w:before="280" w:after="100"/>
+      </w:pPr>
+      <w:r>
+        <w:rPr>
+          <w:rFonts w:ascii="Georgia" w:hAnsi="Georgia"/>
+          <w:color w:val="17494B"/>
+        </w:rPr>
+        <w:t>ENT · aspirin, NSAIDs, acetaminophen</w:t>
+      </w:r>
+    </w:p>
+    <w:tbl>
+      <w:tblPr>
+        <w:tblStyle w:val="TableGrid"/>
+        <w:tblW w:type="auto" w:w="0"/>
+        <w:jc w:val="center"/>
+        <w:tblLook w:firstColumn="1" w:firstRow="1" w:lastColumn="0" w:lastRow="0" w:noHBand="0" w:noVBand="1" w:val="04A0"/>
+        <w:tblBorders>
+          <w:top w:val="single" w:sz="4" w:space="0" w:color="D8D2D4"/>
+          <w:left w:val="single" w:sz="4" w:space="0" w:color="D8D2D4"/>
+          <w:bottom w:val="single" w:sz="4" w:space="0" w:color="D8D2D4"/>
+          <w:right w:val="single" w:sz="4" w:space="0" w:color="D8D2D4"/>
+          <w:insideH w:val="single" w:sz="4" w:space="0" w:color="D8D2D4"/>
+          <w:insideV w:val="single" w:sz="4" w:space="0" w:color="D8D2D4"/>
+        </w:tblBorders>
+      </w:tblPr>
+      <w:tblGrid>
+        <w:gridCol w:w="5112"/>
+        <w:gridCol w:w="5112"/>
+      </w:tblGrid>
+      <w:tr>
+        <w:tc>
+          <w:tcPr>
+            <w:tcW w:type="dxa" w:w="5112"/>
+            <w:shd w:val="clear" w:color="auto" w:fill="17494B"/>
+          </w:tcPr>
+          <w:p>
+            <w:pPr>
+              <w:spacing w:after="40"/>
+            </w:pPr>
+            <w:r>
+              <w:rPr>
+                <w:b/>
+                <w:color w:val="FFFFFF"/>
+                <w:sz w:val="18"/>
+              </w:rPr>
+            </w:r>
+            <w:r>
+              <w:rPr>
+                <w:b/>
+                <w:i w:val="0"/>
+                <w:color w:val="FFFFFF"/>
+                <w:sz w:val="18"/>
+              </w:rPr>
+              <w:t>Term</w:t>
+            </w:r>
+          </w:p>
+        </w:tc>
+        <w:tc>
+          <w:tcPr>
+            <w:tcW w:type="dxa" w:w="5112"/>
+            <w:shd w:val="clear" w:color="auto" w:fill="17494B"/>
+          </w:tcPr>
+          <w:p>
+            <w:pPr>
+              <w:spacing w:after="40"/>
+            </w:pPr>
+            <w:r>
+              <w:rPr>
+                <w:b/>
+                <w:color w:val="FFFFFF"/>
+                <w:sz w:val="18"/>
+              </w:rPr>
+            </w:r>
+            <w:r>
+              <w:rPr>
+                <w:b/>
+                <w:i w:val="0"/>
+                <w:color w:val="FFFFFF"/>
+                <w:sz w:val="18"/>
+              </w:rPr>
+              <w:t>What you need to know</w:t>
+            </w:r>
+          </w:p>
+        </w:tc>
+      </w:tr>
+      <w:tr>
+        <w:tc>
+          <w:tcPr>
+            <w:tcW w:type="dxa" w:w="5112"/>
+            <w:shd w:val="clear" w:color="auto" w:fill="F1EEEF"/>
+          </w:tcPr>
+          <w:p>
+            <w:pPr>
+              <w:spacing w:after="40"/>
+            </w:pPr>
+            <w:r>
+              <w:rPr>
+                <w:b/>
+                <w:sz w:val="18"/>
+              </w:rPr>
+            </w:r>
+            <w:r>
+              <w:rPr>
+                <w:b/>
+                <w:i w:val="0"/>
+                <w:sz w:val="18"/>
+              </w:rPr>
+              <w:t>Aspirin</w:t>
+            </w:r>
+          </w:p>
+        </w:tc>
+        <w:tc>
+          <w:tcPr>
+            <w:tcW w:type="dxa" w:w="5112"/>
+          </w:tcPr>
+          <w:p>
+            <w:pPr>
+              <w:spacing w:after="40"/>
+            </w:pPr>
+            <w:r>
+              <w:rPr>
+                <w:sz w:val="18"/>
+              </w:rPr>
+            </w:r>
+            <w:r>
+              <w:rPr>
+                <w:b/>
+                <w:i w:val="0"/>
+                <w:sz w:val="18"/>
+              </w:rPr>
+              <w:t>IRREVERSIBLE</w:t>
+            </w:r>
+            <w:r>
+              <w:rPr>
+                <w:b w:val="0"/>
+                <w:i w:val="0"/>
+                <w:sz w:val="18"/>
+              </w:rPr>
+              <w:t>, noncompetitive platelet inhibitor; non-selective COX-1/COX-2 (cyclooxygenase-1 and -2) (cyclooxygenase). Oral → hepatic conjugation → renal excretion.</w:t>
+            </w:r>
+          </w:p>
+        </w:tc>
+      </w:tr>
+      <w:tr>
+        <w:tc>
+          <w:tcPr>
+            <w:tcW w:type="dxa" w:w="5112"/>
+            <w:shd w:val="clear" w:color="auto" w:fill="F1EEEF"/>
+          </w:tcPr>
+          <w:p>
+            <w:pPr>
+              <w:spacing w:after="40"/>
+            </w:pPr>
+            <w:r>
+              <w:rPr>
+                <w:b/>
+                <w:sz w:val="18"/>
+              </w:rPr>
+            </w:r>
+            <w:r>
+              <w:rPr>
+                <w:b/>
+                <w:i w:val="0"/>
+                <w:sz w:val="18"/>
+              </w:rPr>
+              <w:t>The ladder (no grams)</w:t>
+            </w:r>
+          </w:p>
+        </w:tc>
+        <w:tc>
+          <w:tcPr>
+            <w:tcW w:type="dxa" w:w="5112"/>
+          </w:tcPr>
+          <w:p>
+            <w:pPr>
+              <w:spacing w:after="40"/>
+            </w:pPr>
+            <w:r>
+              <w:rPr>
+                <w:sz w:val="18"/>
+              </w:rPr>
+            </w:r>
+            <w:r>
+              <w:rPr>
+                <w:b w:val="0"/>
+                <w:i w:val="0"/>
+                <w:sz w:val="18"/>
+              </w:rPr>
+              <w:t>Antiplatelet → analgesic/antipyretic → anti-inflammatory (</w:t>
+            </w:r>
+            <w:r>
+              <w:rPr>
+                <w:b/>
+                <w:i w:val="0"/>
+                <w:sz w:val="18"/>
+              </w:rPr>
+              <w:t>TINNITUS</w:t>
+            </w:r>
+            <w:r>
+              <w:rPr>
+                <w:b w:val="0"/>
+                <w:i w:val="0"/>
+                <w:sz w:val="18"/>
+              </w:rPr>
+              <w:t xml:space="preserve">) → salicylism: hyperventilation + alkalosis → fever, dehydration, </w:t>
+            </w:r>
+            <w:r>
+              <w:rPr>
+                <w:b/>
+                <w:i w:val="0"/>
+                <w:sz w:val="18"/>
+              </w:rPr>
+              <w:t>metabolic acidosis</w:t>
+            </w:r>
+            <w:r>
+              <w:rPr>
+                <w:b w:val="0"/>
+                <w:i w:val="0"/>
+                <w:sz w:val="18"/>
+              </w:rPr>
+              <w:t xml:space="preserve"> → shock, coma, death.</w:t>
+            </w:r>
+          </w:p>
+        </w:tc>
+      </w:tr>
+      <w:tr>
+        <w:tc>
+          <w:tcPr>
+            <w:tcW w:type="dxa" w:w="5112"/>
+            <w:shd w:val="clear" w:color="auto" w:fill="F1EEEF"/>
+          </w:tcPr>
+          <w:p>
+            <w:pPr>
+              <w:spacing w:after="40"/>
+            </w:pPr>
+            <w:r>
+              <w:rPr>
+                <w:b/>
+                <w:sz w:val="18"/>
+              </w:rPr>
+            </w:r>
+            <w:r>
+              <w:rPr>
+                <w:b/>
+                <w:i w:val="0"/>
+                <w:sz w:val="18"/>
+              </w:rPr>
+              <w:t>Aspirin contraindications</w:t>
+            </w:r>
+          </w:p>
+        </w:tc>
+        <w:tc>
+          <w:tcPr>
+            <w:tcW w:type="dxa" w:w="5112"/>
+          </w:tcPr>
+          <w:p>
+            <w:pPr>
+              <w:spacing w:after="40"/>
+            </w:pPr>
+            <w:r>
+              <w:rPr>
+                <w:sz w:val="18"/>
+              </w:rPr>
+            </w:r>
+            <w:r>
+              <w:rPr>
+                <w:b w:val="0"/>
+                <w:i w:val="0"/>
+                <w:sz w:val="18"/>
+              </w:rPr>
+              <w:t xml:space="preserve">Bleeding disorders · pregnancy (very low dose may help pre-eclampsia) · </w:t>
+            </w:r>
+            <w:r>
+              <w:rPr>
+                <w:b/>
+                <w:i w:val="0"/>
+                <w:sz w:val="18"/>
+              </w:rPr>
+              <w:t>child with viral fever (chickenpox, influenza) → REYE SYNDROME</w:t>
+            </w:r>
+            <w:r>
+              <w:rPr>
+                <w:b w:val="0"/>
+                <w:i w:val="0"/>
+                <w:sz w:val="18"/>
+              </w:rPr>
+              <w:t>.</w:t>
+            </w:r>
+          </w:p>
+        </w:tc>
+      </w:tr>
+      <w:tr>
+        <w:tc>
+          <w:tcPr>
+            <w:tcW w:type="dxa" w:w="5112"/>
+            <w:shd w:val="clear" w:color="auto" w:fill="F1EEEF"/>
+          </w:tcPr>
+          <w:p>
+            <w:pPr>
+              <w:spacing w:after="40"/>
+            </w:pPr>
+            <w:r>
+              <w:rPr>
+                <w:b/>
+                <w:sz w:val="18"/>
+              </w:rPr>
+            </w:r>
+            <w:r>
+              <w:rPr>
+                <w:b/>
+                <w:i w:val="0"/>
+                <w:sz w:val="18"/>
+              </w:rPr>
+              <w:t>Reye syndrome</w:t>
+            </w:r>
+          </w:p>
+        </w:tc>
+        <w:tc>
+          <w:tcPr>
+            <w:tcW w:type="dxa" w:w="5112"/>
+          </w:tcPr>
+          <w:p>
+            <w:pPr>
+              <w:spacing w:after="40"/>
+            </w:pPr>
+            <w:r>
+              <w:rPr>
+                <w:sz w:val="18"/>
+              </w:rPr>
+            </w:r>
+            <w:r>
+              <w:rPr>
+                <w:b w:val="0"/>
+                <w:i w:val="0"/>
+                <w:sz w:val="18"/>
+              </w:rPr>
+              <w:t xml:space="preserve">Under 15; </w:t>
+            </w:r>
+            <w:r>
+              <w:rPr>
+                <w:b/>
+                <w:i w:val="0"/>
+                <w:sz w:val="18"/>
+              </w:rPr>
+              <w:t>50% mortality</w:t>
+            </w:r>
+            <w:r>
+              <w:rPr>
+                <w:b w:val="0"/>
+                <w:i w:val="0"/>
+                <w:sz w:val="18"/>
+              </w:rPr>
+              <w:t xml:space="preserve">; vomiting, progressive CNS (central nervous system) damage, hepatic injury, </w:t>
+            </w:r>
+            <w:r>
+              <w:rPr>
+                <w:b/>
+                <w:i w:val="0"/>
+                <w:sz w:val="18"/>
+              </w:rPr>
+              <w:t>hypoglycemia</w:t>
+            </w:r>
+            <w:r>
+              <w:rPr>
+                <w:b w:val="0"/>
+                <w:i w:val="0"/>
+                <w:sz w:val="18"/>
+              </w:rPr>
+              <w:t>; fatty liver, cerebral edema; 5 stages ending in seizures and death.</w:t>
+            </w:r>
+          </w:p>
+        </w:tc>
+      </w:tr>
+      <w:tr>
+        <w:tc>
+          <w:tcPr>
+            <w:tcW w:type="dxa" w:w="5112"/>
+            <w:shd w:val="clear" w:color="auto" w:fill="F1EEEF"/>
+          </w:tcPr>
+          <w:p>
+            <w:pPr>
+              <w:spacing w:after="40"/>
+            </w:pPr>
+            <w:r>
+              <w:rPr>
+                <w:b/>
+                <w:sz w:val="18"/>
+              </w:rPr>
+            </w:r>
+            <w:r>
+              <w:rPr>
+                <w:b/>
+                <w:i w:val="0"/>
+                <w:sz w:val="18"/>
+              </w:rPr>
+              <w:t>Ibuprofen</w:t>
+            </w:r>
+          </w:p>
+        </w:tc>
+        <w:tc>
+          <w:tcPr>
+            <w:tcW w:type="dxa" w:w="5112"/>
+          </w:tcPr>
+          <w:p>
+            <w:pPr>
+              <w:spacing w:after="40"/>
+            </w:pPr>
+            <w:r>
+              <w:rPr>
+                <w:sz w:val="18"/>
+              </w:rPr>
+            </w:r>
+            <w:r>
+              <w:rPr>
+                <w:b/>
+                <w:i w:val="0"/>
+                <w:sz w:val="18"/>
+              </w:rPr>
+              <w:t>REVERSIBLE</w:t>
+            </w:r>
+            <w:r>
+              <w:rPr>
+                <w:b w:val="0"/>
+                <w:i w:val="0"/>
+                <w:sz w:val="18"/>
+              </w:rPr>
+              <w:t xml:space="preserve"> COX-1/2 (cyclooxygenase-1 and -2) inhibitor. Ulcers/bleeding, edema, </w:t>
+            </w:r>
+            <w:r>
+              <w:rPr>
+                <w:b/>
+                <w:i w:val="0"/>
+                <w:sz w:val="18"/>
+              </w:rPr>
+              <w:t>acute renal failure</w:t>
+            </w:r>
+            <w:r>
+              <w:rPr>
+                <w:b w:val="0"/>
+                <w:i w:val="0"/>
+                <w:sz w:val="18"/>
+              </w:rPr>
+              <w:t xml:space="preserve">. Interactions: ↓ ACE-inhibitor effect; diuretics → renal failure; ↑ </w:t>
+            </w:r>
+            <w:r>
+              <w:rPr>
+                <w:b/>
+                <w:i w:val="0"/>
+                <w:sz w:val="18"/>
+              </w:rPr>
+              <w:t>lithium</w:t>
+            </w:r>
+            <w:r>
+              <w:rPr>
+                <w:b w:val="0"/>
+                <w:i w:val="0"/>
+                <w:sz w:val="18"/>
+              </w:rPr>
+              <w:t xml:space="preserve"> and </w:t>
+            </w:r>
+            <w:r>
+              <w:rPr>
+                <w:b/>
+                <w:i w:val="0"/>
+                <w:sz w:val="18"/>
+              </w:rPr>
+              <w:t>methotrexate</w:t>
+            </w:r>
+            <w:r>
+              <w:rPr>
+                <w:b w:val="0"/>
+                <w:i w:val="0"/>
+                <w:sz w:val="18"/>
+              </w:rPr>
+              <w:t xml:space="preserve"> (toxic); anticoagulants → GI (gastrointestinal) bleeds. Avoid: asthma, </w:t>
+            </w:r>
+            <w:r>
+              <w:rPr>
+                <w:b/>
+                <w:i w:val="0"/>
+                <w:sz w:val="18"/>
+              </w:rPr>
+              <w:t>under 6 months</w:t>
+            </w:r>
+            <w:r>
+              <w:rPr>
+                <w:b w:val="0"/>
+                <w:i w:val="0"/>
+                <w:sz w:val="18"/>
+              </w:rPr>
+              <w:t>, ulcer history, renal dysfunction. Naproxen = longer half-life.</w:t>
+            </w:r>
+          </w:p>
+        </w:tc>
+      </w:tr>
+      <w:tr>
+        <w:tc>
+          <w:tcPr>
+            <w:tcW w:type="dxa" w:w="5112"/>
+            <w:shd w:val="clear" w:color="auto" w:fill="F1EEEF"/>
+          </w:tcPr>
+          <w:p>
+            <w:pPr>
+              <w:spacing w:after="40"/>
+            </w:pPr>
+            <w:r>
+              <w:rPr>
+                <w:b/>
+                <w:sz w:val="18"/>
+              </w:rPr>
+            </w:r>
+            <w:r>
+              <w:rPr>
+                <w:b/>
+                <w:i w:val="0"/>
+                <w:sz w:val="18"/>
+              </w:rPr>
+              <w:t>Acetaminophen</w:t>
+            </w:r>
+          </w:p>
+        </w:tc>
+        <w:tc>
+          <w:tcPr>
+            <w:tcW w:type="dxa" w:w="5112"/>
+          </w:tcPr>
+          <w:p>
+            <w:pPr>
+              <w:spacing w:after="40"/>
+            </w:pPr>
+            <w:r>
+              <w:rPr>
+                <w:sz w:val="18"/>
+              </w:rPr>
+            </w:r>
+            <w:r>
+              <w:rPr>
+                <w:b w:val="0"/>
+                <w:i w:val="0"/>
+                <w:sz w:val="18"/>
+              </w:rPr>
+              <w:t xml:space="preserve">Analgesic + antipyretic, NOT anti-inflammatory; mechanism unclear; well tolerated. </w:t>
+            </w:r>
+            <w:r>
+              <w:rPr>
+                <w:b/>
+                <w:i w:val="0"/>
+                <w:sz w:val="18"/>
+              </w:rPr>
+              <w:t>Chronic alcohol → liver damage.</w:t>
+            </w:r>
+          </w:p>
+        </w:tc>
+      </w:tr>
+    </w:tbl>
+    <w:p>
+      <w:pPr>
+        <w:spacing w:after="80"/>
+      </w:pPr>
+    </w:p>
+    <w:p>
+      <w:pPr>
+        <w:pStyle w:val="Heading1"/>
+        <w:spacing w:before="280" w:after="100"/>
+      </w:pPr>
+      <w:r>
+        <w:rPr>
+          <w:rFonts w:ascii="Georgia" w:hAnsi="Georgia"/>
+          <w:color w:val="17494B"/>
+        </w:rPr>
+        <w:t>ENT · antihistamines &amp; steroids</w:t>
+      </w:r>
+    </w:p>
+    <w:tbl>
+      <w:tblPr>
+        <w:tblStyle w:val="TableGrid"/>
+        <w:tblW w:type="auto" w:w="0"/>
+        <w:jc w:val="center"/>
+        <w:tblLook w:firstColumn="1" w:firstRow="1" w:lastColumn="0" w:lastRow="0" w:noHBand="0" w:noVBand="1" w:val="04A0"/>
+        <w:tblBorders>
+          <w:top w:val="single" w:sz="4" w:space="0" w:color="D8D2D4"/>
+          <w:left w:val="single" w:sz="4" w:space="0" w:color="D8D2D4"/>
+          <w:bottom w:val="single" w:sz="4" w:space="0" w:color="D8D2D4"/>
+          <w:right w:val="single" w:sz="4" w:space="0" w:color="D8D2D4"/>
+          <w:insideH w:val="single" w:sz="4" w:space="0" w:color="D8D2D4"/>
+          <w:insideV w:val="single" w:sz="4" w:space="0" w:color="D8D2D4"/>
+        </w:tblBorders>
+      </w:tblPr>
+      <w:tblGrid>
+        <w:gridCol w:w="5112"/>
+        <w:gridCol w:w="5112"/>
+      </w:tblGrid>
+      <w:tr>
+        <w:tc>
+          <w:tcPr>
+            <w:tcW w:type="dxa" w:w="5112"/>
+            <w:shd w:val="clear" w:color="auto" w:fill="17494B"/>
+          </w:tcPr>
+          <w:p>
+            <w:pPr>
+              <w:spacing w:after="40"/>
+            </w:pPr>
+            <w:r>
+              <w:rPr>
+                <w:b/>
+                <w:color w:val="FFFFFF"/>
+                <w:sz w:val="18"/>
+              </w:rPr>
+            </w:r>
+            <w:r>
+              <w:rPr>
+                <w:b/>
+                <w:i w:val="0"/>
+                <w:color w:val="FFFFFF"/>
+                <w:sz w:val="18"/>
+              </w:rPr>
+              <w:t>Term</w:t>
+            </w:r>
+          </w:p>
+        </w:tc>
+        <w:tc>
+          <w:tcPr>
+            <w:tcW w:type="dxa" w:w="5112"/>
+            <w:shd w:val="clear" w:color="auto" w:fill="17494B"/>
+          </w:tcPr>
+          <w:p>
+            <w:pPr>
+              <w:spacing w:after="40"/>
+            </w:pPr>
+            <w:r>
+              <w:rPr>
+                <w:b/>
+                <w:color w:val="FFFFFF"/>
+                <w:sz w:val="18"/>
+              </w:rPr>
+            </w:r>
+            <w:r>
+              <w:rPr>
+                <w:b/>
+                <w:i w:val="0"/>
+                <w:color w:val="FFFFFF"/>
+                <w:sz w:val="18"/>
+              </w:rPr>
+              <w:t>What you need to know</w:t>
+            </w:r>
+          </w:p>
+        </w:tc>
+      </w:tr>
+      <w:tr>
+        <w:tc>
+          <w:tcPr>
+            <w:tcW w:type="dxa" w:w="5112"/>
+            <w:shd w:val="clear" w:color="auto" w:fill="F1EEEF"/>
+          </w:tcPr>
+          <w:p>
+            <w:pPr>
+              <w:spacing w:after="40"/>
+            </w:pPr>
+            <w:r>
+              <w:rPr>
+                <w:b/>
+                <w:sz w:val="18"/>
+              </w:rPr>
+            </w:r>
+            <w:r>
+              <w:rPr>
+                <w:b/>
+                <w:i w:val="0"/>
+                <w:sz w:val="18"/>
+              </w:rPr>
+              <w:t>Triple response</w:t>
+            </w:r>
+          </w:p>
+        </w:tc>
+        <w:tc>
+          <w:tcPr>
+            <w:tcW w:type="dxa" w:w="5112"/>
+          </w:tcPr>
+          <w:p>
+            <w:pPr>
+              <w:spacing w:after="40"/>
+            </w:pPr>
+            <w:r>
+              <w:rPr>
+                <w:sz w:val="18"/>
+              </w:rPr>
+            </w:r>
+            <w:r>
+              <w:rPr>
+                <w:b w:val="0"/>
+                <w:i w:val="0"/>
+                <w:sz w:val="18"/>
+              </w:rPr>
+              <w:t>Redness (direct vasodilation) · wheal (post-capillary permeability) · flare (axon-reflex vasodilation). H1: permeability, bronchoconstriction, itch. H2: gastric acid, cardiac contractility.</w:t>
+            </w:r>
+          </w:p>
+        </w:tc>
+      </w:tr>
+      <w:tr>
+        <w:tc>
+          <w:tcPr>
+            <w:tcW w:type="dxa" w:w="5112"/>
+            <w:shd w:val="clear" w:color="auto" w:fill="F1EEEF"/>
+          </w:tcPr>
+          <w:p>
+            <w:pPr>
+              <w:spacing w:after="40"/>
+            </w:pPr>
+            <w:r>
+              <w:rPr>
+                <w:b/>
+                <w:sz w:val="18"/>
+              </w:rPr>
+            </w:r>
+            <w:r>
+              <w:rPr>
+                <w:b/>
+                <w:i w:val="0"/>
+                <w:sz w:val="18"/>
+              </w:rPr>
+              <w:t>1st vs 2nd generation</w:t>
+            </w:r>
+          </w:p>
+        </w:tc>
+        <w:tc>
+          <w:tcPr>
+            <w:tcW w:type="dxa" w:w="5112"/>
+          </w:tcPr>
+          <w:p>
+            <w:pPr>
+              <w:spacing w:after="40"/>
+            </w:pPr>
+            <w:r>
+              <w:rPr>
+                <w:sz w:val="18"/>
+              </w:rPr>
+            </w:r>
+            <w:r>
+              <w:rPr>
+                <w:b/>
+                <w:i w:val="0"/>
+                <w:sz w:val="18"/>
+              </w:rPr>
+              <w:t>1st generation enters the CNS (central nervous system)</w:t>
+            </w:r>
+            <w:r>
+              <w:rPr>
+                <w:b w:val="0"/>
+                <w:i w:val="0"/>
+                <w:sz w:val="18"/>
+              </w:rPr>
+              <w:t xml:space="preserve"> + hits muscarinic/serotonin receptors → </w:t>
+            </w:r>
+            <w:r>
+              <w:rPr>
+                <w:b/>
+                <w:i w:val="0"/>
+                <w:sz w:val="18"/>
+              </w:rPr>
+              <w:t>SEDATION</w:t>
+            </w:r>
+            <w:r>
+              <w:rPr>
+                <w:b w:val="0"/>
+                <w:i w:val="0"/>
+                <w:sz w:val="18"/>
+              </w:rPr>
+              <w:t xml:space="preserve"> (additive with alcohol; doxylamine sleep aid), antiemetic, dry mouth, urinary retention, blurred vision; excitation in children/overdose. </w:t>
+            </w:r>
+            <w:r>
+              <w:rPr>
+                <w:b/>
+                <w:i w:val="0"/>
+                <w:sz w:val="18"/>
+              </w:rPr>
+              <w:t>2nd generation (cetirizine, fexofenadine, loratadine) → little sedation.</w:t>
+            </w:r>
+          </w:p>
+        </w:tc>
+      </w:tr>
+      <w:tr>
+        <w:tc>
+          <w:tcPr>
+            <w:tcW w:type="dxa" w:w="5112"/>
+            <w:shd w:val="clear" w:color="auto" w:fill="F1EEEF"/>
+          </w:tcPr>
+          <w:p>
+            <w:pPr>
+              <w:spacing w:after="40"/>
+            </w:pPr>
+            <w:r>
+              <w:rPr>
+                <w:b/>
+                <w:sz w:val="18"/>
+              </w:rPr>
+            </w:r>
+            <w:r>
+              <w:rPr>
+                <w:b/>
+                <w:i w:val="0"/>
+                <w:sz w:val="18"/>
+              </w:rPr>
+              <w:t>Named agents</w:t>
+            </w:r>
+          </w:p>
+        </w:tc>
+        <w:tc>
+          <w:tcPr>
+            <w:tcW w:type="dxa" w:w="5112"/>
+          </w:tcPr>
+          <w:p>
+            <w:pPr>
+              <w:spacing w:after="40"/>
+            </w:pPr>
+            <w:r>
+              <w:rPr>
+                <w:sz w:val="18"/>
+              </w:rPr>
+            </w:r>
+            <w:r>
+              <w:rPr>
+                <w:b/>
+                <w:i w:val="0"/>
+                <w:sz w:val="18"/>
+              </w:rPr>
+              <w:t>Promethazine</w:t>
+            </w:r>
+            <w:r>
+              <w:rPr>
+                <w:b w:val="0"/>
+                <w:i w:val="0"/>
+                <w:sz w:val="18"/>
+              </w:rPr>
+              <w:t xml:space="preserve"> = strongest antimuscarinic, motion sickness. Meclizine, hydroxyzine = high antiemetic. </w:t>
+            </w:r>
+            <w:r>
+              <w:rPr>
+                <w:b/>
+                <w:i w:val="0"/>
+                <w:sz w:val="18"/>
+              </w:rPr>
+              <w:t>Azelastine</w:t>
+            </w:r>
+            <w:r>
+              <w:rPr>
+                <w:b w:val="0"/>
+                <w:i w:val="0"/>
+                <w:sz w:val="18"/>
+              </w:rPr>
+              <w:t xml:space="preserve"> = nasal H1 blocker; </w:t>
+            </w:r>
+            <w:r>
+              <w:rPr>
+                <w:b/>
+                <w:i w:val="0"/>
+                <w:sz w:val="18"/>
+              </w:rPr>
+              <w:t>bitter taste, epistaxis</w:t>
+            </w:r>
+            <w:r>
+              <w:rPr>
+                <w:b w:val="0"/>
+                <w:i w:val="0"/>
+                <w:sz w:val="18"/>
+              </w:rPr>
+              <w:t>.</w:t>
+            </w:r>
+          </w:p>
+        </w:tc>
+      </w:tr>
+      <w:tr>
+        <w:tc>
+          <w:tcPr>
+            <w:tcW w:type="dxa" w:w="5112"/>
+            <w:shd w:val="clear" w:color="auto" w:fill="F1EEEF"/>
+          </w:tcPr>
+          <w:p>
+            <w:pPr>
+              <w:spacing w:after="40"/>
+            </w:pPr>
+            <w:r>
+              <w:rPr>
+                <w:b/>
+                <w:sz w:val="18"/>
+              </w:rPr>
+            </w:r>
+            <w:r>
+              <w:rPr>
+                <w:b/>
+                <w:i w:val="0"/>
+                <w:sz w:val="18"/>
+              </w:rPr>
+              <w:t>H1 uses</w:t>
+            </w:r>
+          </w:p>
+        </w:tc>
+        <w:tc>
+          <w:tcPr>
+            <w:tcW w:type="dxa" w:w="5112"/>
+          </w:tcPr>
+          <w:p>
+            <w:pPr>
+              <w:spacing w:after="40"/>
+            </w:pPr>
+            <w:r>
+              <w:rPr>
+                <w:sz w:val="18"/>
+              </w:rPr>
+            </w:r>
+            <w:r>
+              <w:rPr>
+                <w:b w:val="0"/>
+                <w:i w:val="0"/>
+                <w:sz w:val="18"/>
+              </w:rPr>
+              <w:t xml:space="preserve">Allergic rhinitis, urticaria, insect bites, drug reactions; motion sickness and vestibular upset; sleep aids; </w:t>
+            </w:r>
+            <w:r>
+              <w:rPr>
+                <w:b/>
+                <w:i w:val="0"/>
+                <w:sz w:val="18"/>
+              </w:rPr>
+              <w:t>adjuvant</w:t>
+            </w:r>
+            <w:r>
+              <w:rPr>
+                <w:b w:val="0"/>
+                <w:i w:val="0"/>
+                <w:sz w:val="18"/>
+              </w:rPr>
+              <w:t xml:space="preserve"> in anaphylaxis.</w:t>
+            </w:r>
+          </w:p>
+        </w:tc>
+      </w:tr>
+      <w:tr>
+        <w:tc>
+          <w:tcPr>
+            <w:tcW w:type="dxa" w:w="5112"/>
+            <w:shd w:val="clear" w:color="auto" w:fill="F1EEEF"/>
+          </w:tcPr>
+          <w:p>
+            <w:pPr>
+              <w:spacing w:after="40"/>
+            </w:pPr>
+            <w:r>
+              <w:rPr>
+                <w:b/>
+                <w:sz w:val="18"/>
+              </w:rPr>
+            </w:r>
+            <w:r>
+              <w:rPr>
+                <w:b/>
+                <w:i w:val="0"/>
+                <w:sz w:val="18"/>
+              </w:rPr>
+              <w:t>Nasal steroids</w:t>
+            </w:r>
+          </w:p>
+        </w:tc>
+        <w:tc>
+          <w:tcPr>
+            <w:tcW w:type="dxa" w:w="5112"/>
+          </w:tcPr>
+          <w:p>
+            <w:pPr>
+              <w:spacing w:after="40"/>
+            </w:pPr>
+            <w:r>
+              <w:rPr>
+                <w:sz w:val="18"/>
+              </w:rPr>
+            </w:r>
+            <w:r>
+              <w:rPr>
+                <w:b w:val="0"/>
+                <w:i w:val="0"/>
+                <w:sz w:val="18"/>
+              </w:rPr>
+              <w:t xml:space="preserve">Beclomethasone, budesonide, flunisolide, </w:t>
+            </w:r>
+            <w:r>
+              <w:rPr>
+                <w:b/>
+                <w:i w:val="0"/>
+                <w:sz w:val="18"/>
+              </w:rPr>
+              <w:t>fluticasone (Flonase, not Flovent)</w:t>
+            </w:r>
+            <w:r>
+              <w:rPr>
+                <w:b w:val="0"/>
+                <w:i w:val="0"/>
+                <w:sz w:val="18"/>
+              </w:rPr>
+              <w:t xml:space="preserve">, mometasone, triamcinolone. Allergic/vasomotor rhinitis. </w:t>
+            </w:r>
+            <w:r>
+              <w:rPr>
+                <w:b/>
+                <w:i w:val="0"/>
+                <w:sz w:val="18"/>
+              </w:rPr>
+              <w:t>Epistaxis, septal perforation</w:t>
+            </w:r>
+            <w:r>
+              <w:rPr>
+                <w:b w:val="0"/>
+                <w:i w:val="0"/>
+                <w:sz w:val="18"/>
+              </w:rPr>
+              <w:t>, bad taste.</w:t>
+            </w:r>
+          </w:p>
+        </w:tc>
+      </w:tr>
+      <w:tr>
+        <w:tc>
+          <w:tcPr>
+            <w:tcW w:type="dxa" w:w="5112"/>
+            <w:shd w:val="clear" w:color="auto" w:fill="F1EEEF"/>
+          </w:tcPr>
+          <w:p>
+            <w:pPr>
+              <w:spacing w:after="40"/>
+            </w:pPr>
+            <w:r>
+              <w:rPr>
+                <w:b/>
+                <w:sz w:val="18"/>
+              </w:rPr>
+            </w:r>
+            <w:r>
+              <w:rPr>
+                <w:b/>
+                <w:i w:val="0"/>
+                <w:sz w:val="18"/>
+              </w:rPr>
+              <w:t>Systemic steroids</w:t>
+            </w:r>
+          </w:p>
+        </w:tc>
+        <w:tc>
+          <w:tcPr>
+            <w:tcW w:type="dxa" w:w="5112"/>
+          </w:tcPr>
+          <w:p>
+            <w:pPr>
+              <w:spacing w:after="40"/>
+            </w:pPr>
+            <w:r>
+              <w:rPr>
+                <w:sz w:val="18"/>
+              </w:rPr>
+            </w:r>
+            <w:r>
+              <w:rPr>
+                <w:b w:val="0"/>
+                <w:i w:val="0"/>
+                <w:sz w:val="18"/>
+              </w:rPr>
+              <w:t xml:space="preserve">Dexamethasone, prednisone/prednisolone. Fluid/sodium retention, </w:t>
+            </w:r>
+            <w:r>
+              <w:rPr>
+                <w:b/>
+                <w:i w:val="0"/>
+                <w:sz w:val="18"/>
+              </w:rPr>
+              <w:t>potassium loss</w:t>
+            </w:r>
+            <w:r>
+              <w:rPr>
+                <w:b w:val="0"/>
+                <w:i w:val="0"/>
+                <w:sz w:val="18"/>
+              </w:rPr>
+              <w:t xml:space="preserve">, hyperglycemia, </w:t>
+            </w:r>
+            <w:r>
+              <w:rPr>
+                <w:b/>
+                <w:i w:val="0"/>
+                <w:sz w:val="18"/>
+              </w:rPr>
+              <w:t>tendon rupture</w:t>
+            </w:r>
+            <w:r>
+              <w:rPr>
+                <w:b w:val="0"/>
+                <w:i w:val="0"/>
+                <w:sz w:val="18"/>
+              </w:rPr>
+              <w:t xml:space="preserve">, cataract/glaucoma, infection. </w:t>
+            </w:r>
+            <w:r>
+              <w:rPr>
+                <w:b/>
+                <w:i w:val="0"/>
+                <w:sz w:val="18"/>
+              </w:rPr>
+              <w:t>Contraindicated in systemic fungal infection.</w:t>
+            </w:r>
+            <w:r>
+              <w:rPr>
+                <w:b w:val="0"/>
+                <w:i w:val="0"/>
+                <w:sz w:val="18"/>
+              </w:rPr>
+              <w:t xml:space="preserve"> Dexamethasone + diuretic → hypokalemia (→ arrhythmia with digoxin); macrolides ↓ its clearance. </w:t>
+            </w:r>
+            <w:r>
+              <w:rPr>
+                <w:b/>
+                <w:i w:val="0"/>
+                <w:sz w:val="18"/>
+              </w:rPr>
+              <w:t>Do not stop abruptly</w:t>
+            </w:r>
+            <w:r>
+              <w:rPr>
+                <w:b w:val="0"/>
+                <w:i w:val="0"/>
+                <w:sz w:val="18"/>
+              </w:rPr>
+              <w:t>; avoid live vaccines on prednisone.</w:t>
+            </w:r>
+          </w:p>
+        </w:tc>
+      </w:tr>
+    </w:tbl>
+    <w:p>
+      <w:pPr>
+        <w:spacing w:after="80"/>
+      </w:pPr>
+    </w:p>
+    <w:p>
+      <w:pPr>
+        <w:pStyle w:val="Heading1"/>
+        <w:spacing w:before="280" w:after="100"/>
+      </w:pPr>
+      <w:r>
+        <w:rPr>
+          <w:rFonts w:ascii="Georgia" w:hAnsi="Georgia"/>
+          <w:color w:val="17494B"/>
+        </w:rPr>
+        <w:t>ENT · decongestants &amp; cough</w:t>
+      </w:r>
+    </w:p>
+    <w:tbl>
+      <w:tblPr>
+        <w:tblStyle w:val="TableGrid"/>
+        <w:tblW w:type="auto" w:w="0"/>
+        <w:jc w:val="center"/>
+        <w:tblLook w:firstColumn="1" w:firstRow="1" w:lastColumn="0" w:lastRow="0" w:noHBand="0" w:noVBand="1" w:val="04A0"/>
+        <w:tblBorders>
+          <w:top w:val="single" w:sz="4" w:space="0" w:color="D8D2D4"/>
+          <w:left w:val="single" w:sz="4" w:space="0" w:color="D8D2D4"/>
+          <w:bottom w:val="single" w:sz="4" w:space="0" w:color="D8D2D4"/>
+          <w:right w:val="single" w:sz="4" w:space="0" w:color="D8D2D4"/>
+          <w:insideH w:val="single" w:sz="4" w:space="0" w:color="D8D2D4"/>
+          <w:insideV w:val="single" w:sz="4" w:space="0" w:color="D8D2D4"/>
+        </w:tblBorders>
+      </w:tblPr>
+      <w:tblGrid>
+        <w:gridCol w:w="5112"/>
+        <w:gridCol w:w="5112"/>
+      </w:tblGrid>
+      <w:tr>
+        <w:tc>
+          <w:tcPr>
+            <w:tcW w:type="dxa" w:w="5112"/>
+            <w:shd w:val="clear" w:color="auto" w:fill="17494B"/>
+          </w:tcPr>
+          <w:p>
+            <w:pPr>
+              <w:spacing w:after="40"/>
+            </w:pPr>
+            <w:r>
+              <w:rPr>
+                <w:b/>
+                <w:color w:val="FFFFFF"/>
+                <w:sz w:val="18"/>
+              </w:rPr>
+            </w:r>
+            <w:r>
+              <w:rPr>
+                <w:b/>
+                <w:i w:val="0"/>
+                <w:color w:val="FFFFFF"/>
+                <w:sz w:val="18"/>
+              </w:rPr>
+              <w:t>Term</w:t>
+            </w:r>
+          </w:p>
+        </w:tc>
+        <w:tc>
+          <w:tcPr>
+            <w:tcW w:type="dxa" w:w="5112"/>
+            <w:shd w:val="clear" w:color="auto" w:fill="17494B"/>
+          </w:tcPr>
+          <w:p>
+            <w:pPr>
+              <w:spacing w:after="40"/>
+            </w:pPr>
+            <w:r>
+              <w:rPr>
+                <w:b/>
+                <w:color w:val="FFFFFF"/>
+                <w:sz w:val="18"/>
+              </w:rPr>
+            </w:r>
+            <w:r>
+              <w:rPr>
+                <w:b/>
+                <w:i w:val="0"/>
+                <w:color w:val="FFFFFF"/>
+                <w:sz w:val="18"/>
+              </w:rPr>
+              <w:t>What you need to know</w:t>
+            </w:r>
+          </w:p>
+        </w:tc>
+      </w:tr>
+      <w:tr>
+        <w:tc>
+          <w:tcPr>
+            <w:tcW w:type="dxa" w:w="5112"/>
+            <w:shd w:val="clear" w:color="auto" w:fill="F1EEEF"/>
+          </w:tcPr>
+          <w:p>
+            <w:pPr>
+              <w:spacing w:after="40"/>
+            </w:pPr>
+            <w:r>
+              <w:rPr>
+                <w:b/>
+                <w:sz w:val="18"/>
+              </w:rPr>
+            </w:r>
+            <w:r>
+              <w:rPr>
+                <w:b/>
+                <w:i w:val="0"/>
+                <w:sz w:val="18"/>
+              </w:rPr>
+              <w:t>Decongestants</w:t>
+            </w:r>
+          </w:p>
+        </w:tc>
+        <w:tc>
+          <w:tcPr>
+            <w:tcW w:type="dxa" w:w="5112"/>
+          </w:tcPr>
+          <w:p>
+            <w:pPr>
+              <w:spacing w:after="40"/>
+            </w:pPr>
+            <w:r>
+              <w:rPr>
+                <w:sz w:val="18"/>
+              </w:rPr>
+            </w:r>
+            <w:r>
+              <w:rPr>
+                <w:b w:val="0"/>
+                <w:i w:val="0"/>
+                <w:sz w:val="18"/>
+              </w:rPr>
+              <w:t xml:space="preserve">All </w:t>
+            </w:r>
+            <w:r>
+              <w:rPr>
+                <w:b/>
+                <w:i w:val="0"/>
+                <w:sz w:val="18"/>
+              </w:rPr>
+              <w:t>alpha agonists</w:t>
+            </w:r>
+            <w:r>
+              <w:rPr>
+                <w:b w:val="0"/>
+                <w:i w:val="0"/>
+                <w:sz w:val="18"/>
+              </w:rPr>
+              <w:t xml:space="preserve">. </w:t>
+            </w:r>
+            <w:r>
+              <w:rPr>
+                <w:b/>
+                <w:i w:val="0"/>
+                <w:sz w:val="18"/>
+              </w:rPr>
+              <w:t>Oxymetazoline</w:t>
+            </w:r>
+            <w:r>
+              <w:rPr>
+                <w:b w:val="0"/>
+                <w:i w:val="0"/>
+                <w:sz w:val="18"/>
+              </w:rPr>
+              <w:t xml:space="preserve"> spray: </w:t>
+            </w:r>
+            <w:r>
+              <w:rPr>
+                <w:b/>
+                <w:i w:val="0"/>
+                <w:sz w:val="18"/>
+              </w:rPr>
+              <w:t>3–5 days max → rebound rhinitis (rhinitis medicamentosa)</w:t>
+            </w:r>
+            <w:r>
+              <w:rPr>
+                <w:b w:val="0"/>
+                <w:i w:val="0"/>
+                <w:sz w:val="18"/>
+              </w:rPr>
+              <w:t xml:space="preserve">; MAOI (monoamine oxidase inhibitor) interaction. </w:t>
+            </w:r>
+            <w:r>
+              <w:rPr>
+                <w:b/>
+                <w:i w:val="0"/>
+                <w:sz w:val="18"/>
+              </w:rPr>
+              <w:t>Pseudoephedrine</w:t>
+            </w:r>
+            <w:r>
+              <w:rPr>
+                <w:b w:val="0"/>
+                <w:i w:val="0"/>
+                <w:sz w:val="18"/>
+              </w:rPr>
+              <w:t xml:space="preserve"> oral: tachycardia, hypertension, headache; </w:t>
+            </w:r>
+            <w:r>
+              <w:rPr>
+                <w:b/>
+                <w:i w:val="0"/>
+                <w:sz w:val="18"/>
+              </w:rPr>
+              <w:t>↓ antihypertensive effect</w:t>
+            </w:r>
+            <w:r>
+              <w:rPr>
+                <w:b w:val="0"/>
+                <w:i w:val="0"/>
+                <w:sz w:val="18"/>
+              </w:rPr>
+              <w:t>; eustachian tube dysfunction. Phenylephrine = pseudoephedrine-free (Sudafed PE).</w:t>
+            </w:r>
+          </w:p>
+        </w:tc>
+      </w:tr>
+      <w:tr>
+        <w:tc>
+          <w:tcPr>
+            <w:tcW w:type="dxa" w:w="5112"/>
+            <w:shd w:val="clear" w:color="auto" w:fill="F1EEEF"/>
+          </w:tcPr>
+          <w:p>
+            <w:pPr>
+              <w:spacing w:after="40"/>
+            </w:pPr>
+            <w:r>
+              <w:rPr>
+                <w:b/>
+                <w:sz w:val="18"/>
+              </w:rPr>
+            </w:r>
+            <w:r>
+              <w:rPr>
+                <w:b/>
+                <w:i w:val="0"/>
+                <w:sz w:val="18"/>
+              </w:rPr>
+              <w:t>Spray technique</w:t>
+            </w:r>
+          </w:p>
+        </w:tc>
+        <w:tc>
+          <w:tcPr>
+            <w:tcW w:type="dxa" w:w="5112"/>
+          </w:tcPr>
+          <w:p>
+            <w:pPr>
+              <w:spacing w:after="40"/>
+            </w:pPr>
+            <w:r>
+              <w:rPr>
+                <w:sz w:val="18"/>
+              </w:rPr>
+            </w:r>
+            <w:r>
+              <w:rPr>
+                <w:b w:val="0"/>
+                <w:i w:val="0"/>
+                <w:sz w:val="18"/>
+              </w:rPr>
+              <w:t xml:space="preserve">Head down, </w:t>
+            </w:r>
+            <w:r>
+              <w:rPr>
+                <w:b/>
+                <w:i w:val="0"/>
+                <w:sz w:val="18"/>
+              </w:rPr>
+              <w:t>aim away from the septum</w:t>
+            </w:r>
+            <w:r>
+              <w:rPr>
+                <w:b w:val="0"/>
+                <w:i w:val="0"/>
+                <w:sz w:val="18"/>
+              </w:rPr>
+              <w:t xml:space="preserve">, </w:t>
+            </w:r>
+            <w:r>
+              <w:rPr>
+                <w:b/>
+                <w:i w:val="0"/>
+                <w:sz w:val="18"/>
+              </w:rPr>
+              <w:t>right hand → left nostril</w:t>
+            </w:r>
+            <w:r>
+              <w:rPr>
+                <w:b w:val="0"/>
+                <w:i w:val="0"/>
+                <w:sz w:val="18"/>
+              </w:rPr>
+              <w:t>, don’t tilt back, no other sprays; nosebleed → stop and follow up.</w:t>
+            </w:r>
+          </w:p>
+        </w:tc>
+      </w:tr>
+      <w:tr>
+        <w:tc>
+          <w:tcPr>
+            <w:tcW w:type="dxa" w:w="5112"/>
+            <w:shd w:val="clear" w:color="auto" w:fill="F1EEEF"/>
+          </w:tcPr>
+          <w:p>
+            <w:pPr>
+              <w:spacing w:after="40"/>
+            </w:pPr>
+            <w:r>
+              <w:rPr>
+                <w:b/>
+                <w:sz w:val="18"/>
+              </w:rPr>
+            </w:r>
+            <w:r>
+              <w:rPr>
+                <w:b/>
+                <w:i w:val="0"/>
+                <w:sz w:val="18"/>
+              </w:rPr>
+              <w:t>Antitussives</w:t>
+            </w:r>
+          </w:p>
+        </w:tc>
+        <w:tc>
+          <w:tcPr>
+            <w:tcW w:type="dxa" w:w="5112"/>
+          </w:tcPr>
+          <w:p>
+            <w:pPr>
+              <w:spacing w:after="40"/>
+            </w:pPr>
+            <w:r>
+              <w:rPr>
+                <w:sz w:val="18"/>
+              </w:rPr>
+            </w:r>
+            <w:r>
+              <w:rPr>
+                <w:b/>
+                <w:i w:val="0"/>
+                <w:sz w:val="18"/>
+              </w:rPr>
+              <w:t>Benzonatate</w:t>
+            </w:r>
+            <w:r>
+              <w:rPr>
+                <w:b w:val="0"/>
+                <w:i w:val="0"/>
+                <w:sz w:val="18"/>
+              </w:rPr>
+              <w:t xml:space="preserve">: numbs lung </w:t>
+            </w:r>
+            <w:r>
+              <w:rPr>
+                <w:b/>
+                <w:i w:val="0"/>
+                <w:sz w:val="18"/>
+              </w:rPr>
+              <w:t>stretch receptors</w:t>
+            </w:r>
+            <w:r>
+              <w:rPr>
+                <w:b w:val="0"/>
+                <w:i w:val="0"/>
+                <w:sz w:val="18"/>
+              </w:rPr>
+              <w:t xml:space="preserve">; non-productive cough; </w:t>
+            </w:r>
+            <w:r>
+              <w:rPr>
+                <w:b/>
+                <w:i w:val="0"/>
+                <w:sz w:val="18"/>
+              </w:rPr>
+              <w:t>swallow whole</w:t>
+            </w:r>
+            <w:r>
+              <w:rPr>
+                <w:b w:val="0"/>
+                <w:i w:val="0"/>
+                <w:sz w:val="18"/>
+              </w:rPr>
+              <w:t xml:space="preserve"> (chewing numbs mouth); tetracaine allergy. </w:t>
+            </w:r>
+            <w:r>
+              <w:rPr>
+                <w:b/>
+                <w:i w:val="0"/>
+                <w:sz w:val="18"/>
+              </w:rPr>
+              <w:t>Dextromethorphan</w:t>
+            </w:r>
+            <w:r>
+              <w:rPr>
+                <w:b w:val="0"/>
+                <w:i w:val="0"/>
+                <w:sz w:val="18"/>
+              </w:rPr>
+              <w:t xml:space="preserve">: </w:t>
+            </w:r>
+            <w:r>
+              <w:rPr>
+                <w:b/>
+                <w:i w:val="0"/>
+                <w:sz w:val="18"/>
+              </w:rPr>
+              <w:t>medullary cough center, sigma receptor</w:t>
+            </w:r>
+            <w:r>
+              <w:rPr>
+                <w:b w:val="0"/>
+                <w:i w:val="0"/>
+                <w:sz w:val="18"/>
+              </w:rPr>
+              <w:t xml:space="preserve">; </w:t>
+            </w:r>
+            <w:r>
+              <w:rPr>
+                <w:b/>
+                <w:i w:val="0"/>
+                <w:sz w:val="18"/>
+              </w:rPr>
+              <w:t>serotonin syndrome</w:t>
+            </w:r>
+            <w:r>
+              <w:rPr>
+                <w:b w:val="0"/>
+                <w:i w:val="0"/>
+                <w:sz w:val="18"/>
+              </w:rPr>
+              <w:t>; no MAOI within 2 weeks.</w:t>
+            </w:r>
+          </w:p>
+        </w:tc>
+      </w:tr>
+      <w:tr>
+        <w:tc>
+          <w:tcPr>
+            <w:tcW w:type="dxa" w:w="5112"/>
+            <w:shd w:val="clear" w:color="auto" w:fill="F1EEEF"/>
+          </w:tcPr>
+          <w:p>
+            <w:pPr>
+              <w:spacing w:after="40"/>
+            </w:pPr>
+            <w:r>
+              <w:rPr>
+                <w:b/>
+                <w:sz w:val="18"/>
+              </w:rPr>
+            </w:r>
+            <w:r>
+              <w:rPr>
+                <w:b/>
+                <w:i w:val="0"/>
+                <w:sz w:val="18"/>
+              </w:rPr>
+              <w:t>Mucus</w:t>
+            </w:r>
+          </w:p>
+        </w:tc>
+        <w:tc>
+          <w:tcPr>
+            <w:tcW w:type="dxa" w:w="5112"/>
+          </w:tcPr>
+          <w:p>
+            <w:pPr>
+              <w:spacing w:after="40"/>
+            </w:pPr>
+            <w:r>
+              <w:rPr>
+                <w:sz w:val="18"/>
+              </w:rPr>
+            </w:r>
+            <w:r>
+              <w:rPr>
+                <w:b/>
+                <w:i w:val="0"/>
+                <w:sz w:val="18"/>
+              </w:rPr>
+              <w:t>Guaifenesin</w:t>
+            </w:r>
+            <w:r>
+              <w:rPr>
+                <w:b w:val="0"/>
+                <w:i w:val="0"/>
+                <w:sz w:val="18"/>
+              </w:rPr>
+              <w:t xml:space="preserve">: expectorant, ↓ viscosity; fluids; expect more drainage. </w:t>
+            </w:r>
+            <w:r>
+              <w:rPr>
+                <w:b/>
+                <w:i w:val="0"/>
+                <w:sz w:val="18"/>
+              </w:rPr>
+              <w:t>Dornase alfa</w:t>
+            </w:r>
+            <w:r>
+              <w:rPr>
+                <w:b w:val="0"/>
+                <w:i w:val="0"/>
+                <w:sz w:val="18"/>
+              </w:rPr>
+              <w:t xml:space="preserve">: cleaves neutrophil DNA in cystic fibrosis sputum. Hypertonic saline. </w:t>
+            </w:r>
+            <w:r>
+              <w:rPr>
+                <w:b/>
+                <w:i w:val="0"/>
+                <w:sz w:val="18"/>
+              </w:rPr>
+              <w:t>N-acetylcysteine</w:t>
+            </w:r>
+            <w:r>
+              <w:rPr>
+                <w:b w:val="0"/>
+                <w:i w:val="0"/>
+                <w:sz w:val="18"/>
+              </w:rPr>
+              <w:t xml:space="preserve">: splits disulfide bonds; </w:t>
+            </w:r>
+            <w:r>
+              <w:rPr>
+                <w:b/>
+                <w:i w:val="0"/>
+                <w:sz w:val="18"/>
+              </w:rPr>
+              <w:t>rotten-egg smell, bronchospasm</w:t>
+            </w:r>
+            <w:r>
+              <w:rPr>
+                <w:b w:val="0"/>
+                <w:i w:val="0"/>
+                <w:sz w:val="18"/>
+              </w:rPr>
+              <w:t>; also the acetaminophen antidote.</w:t>
+            </w:r>
+          </w:p>
+        </w:tc>
+      </w:tr>
+    </w:tbl>
+    <w:p>
+      <w:pPr>
+        <w:spacing w:after="80"/>
+      </w:pPr>
+    </w:p>
+    <w:p>
+      <w:pPr>
+        <w:pStyle w:val="Heading1"/>
+        <w:spacing w:before="280" w:after="100"/>
+      </w:pPr>
+      <w:r>
+        <w:rPr>
+          <w:rFonts w:ascii="Georgia" w:hAnsi="Georgia"/>
+          <w:color w:val="17494B"/>
+        </w:rPr>
+        <w:t>Antihypertensives · scope &amp; RAAS drugs</w:t>
+      </w:r>
+    </w:p>
+    <w:tbl>
+      <w:tblPr>
+        <w:tblStyle w:val="TableGrid"/>
+        <w:tblW w:type="auto" w:w="0"/>
+        <w:jc w:val="center"/>
+        <w:tblLook w:firstColumn="1" w:firstRow="1" w:lastColumn="0" w:lastRow="0" w:noHBand="0" w:noVBand="1" w:val="04A0"/>
+        <w:tblBorders>
+          <w:top w:val="single" w:sz="4" w:space="0" w:color="D8D2D4"/>
+          <w:left w:val="single" w:sz="4" w:space="0" w:color="D8D2D4"/>
+          <w:bottom w:val="single" w:sz="4" w:space="0" w:color="D8D2D4"/>
+          <w:right w:val="single" w:sz="4" w:space="0" w:color="D8D2D4"/>
+          <w:insideH w:val="single" w:sz="4" w:space="0" w:color="D8D2D4"/>
+          <w:insideV w:val="single" w:sz="4" w:space="0" w:color="D8D2D4"/>
+        </w:tblBorders>
+      </w:tblPr>
+      <w:tblGrid>
+        <w:gridCol w:w="5112"/>
+        <w:gridCol w:w="5112"/>
+      </w:tblGrid>
+      <w:tr>
+        <w:tc>
+          <w:tcPr>
+            <w:tcW w:type="dxa" w:w="5112"/>
+            <w:shd w:val="clear" w:color="auto" w:fill="17494B"/>
+          </w:tcPr>
+          <w:p>
+            <w:pPr>
+              <w:spacing w:after="40"/>
+            </w:pPr>
+            <w:r>
+              <w:rPr>
+                <w:b/>
+                <w:color w:val="FFFFFF"/>
+                <w:sz w:val="18"/>
+              </w:rPr>
+            </w:r>
+            <w:r>
+              <w:rPr>
+                <w:b/>
+                <w:i w:val="0"/>
+                <w:color w:val="FFFFFF"/>
+                <w:sz w:val="18"/>
+              </w:rPr>
+              <w:t>Term</w:t>
+            </w:r>
+          </w:p>
+        </w:tc>
+        <w:tc>
+          <w:tcPr>
+            <w:tcW w:type="dxa" w:w="5112"/>
+            <w:shd w:val="clear" w:color="auto" w:fill="17494B"/>
+          </w:tcPr>
+          <w:p>
+            <w:pPr>
+              <w:spacing w:after="40"/>
+            </w:pPr>
+            <w:r>
+              <w:rPr>
+                <w:b/>
+                <w:color w:val="FFFFFF"/>
+                <w:sz w:val="18"/>
+              </w:rPr>
+            </w:r>
+            <w:r>
+              <w:rPr>
+                <w:b/>
+                <w:i w:val="0"/>
+                <w:color w:val="FFFFFF"/>
+                <w:sz w:val="18"/>
+              </w:rPr>
+              <w:t>What you need to know</w:t>
+            </w:r>
+          </w:p>
+        </w:tc>
+      </w:tr>
+      <w:tr>
+        <w:tc>
+          <w:tcPr>
+            <w:tcW w:type="dxa" w:w="5112"/>
+            <w:shd w:val="clear" w:color="auto" w:fill="F1EEEF"/>
+          </w:tcPr>
+          <w:p>
+            <w:pPr>
+              <w:spacing w:after="40"/>
+            </w:pPr>
+            <w:r>
+              <w:rPr>
+                <w:b/>
+                <w:sz w:val="18"/>
+              </w:rPr>
+            </w:r>
+            <w:r>
+              <w:rPr>
+                <w:b/>
+                <w:i w:val="0"/>
+                <w:sz w:val="18"/>
+              </w:rPr>
+              <w:t>NOT on it</w:t>
+            </w:r>
+          </w:p>
+        </w:tc>
+        <w:tc>
+          <w:tcPr>
+            <w:tcW w:type="dxa" w:w="5112"/>
+          </w:tcPr>
+          <w:p>
+            <w:pPr>
+              <w:spacing w:after="40"/>
+            </w:pPr>
+            <w:r>
+              <w:rPr>
+                <w:sz w:val="18"/>
+              </w:rPr>
+            </w:r>
+            <w:r>
+              <w:rPr>
+                <w:b w:val="0"/>
+                <w:i w:val="0"/>
+                <w:sz w:val="18"/>
+              </w:rPr>
+              <w:t xml:space="preserve">Diuretics/heart-failure drugs (Lecture 9, Exam 3) · which ACE (angiotensin-converting enzyme) inhibitors are prodrugs · elimination routes · </w:t>
+            </w:r>
+            <w:r>
+              <w:rPr>
+                <w:b/>
+                <w:i w:val="0"/>
+                <w:sz w:val="18"/>
+              </w:rPr>
+              <w:t>plus counts</w:t>
+            </w:r>
+            <w:r>
+              <w:rPr>
+                <w:b w:val="0"/>
+                <w:i w:val="0"/>
+                <w:sz w:val="18"/>
+              </w:rPr>
+              <w:t xml:space="preserve"> in the CCB (calcium channel blocker) table · MSA/ISA columns · carteolol, betaxolol, terazosin/doxazosin detail · AT2 (angiotensin II type 2 receptor) · doses.</w:t>
+            </w:r>
+          </w:p>
+        </w:tc>
+      </w:tr>
+      <w:tr>
+        <w:tc>
+          <w:tcPr>
+            <w:tcW w:type="dxa" w:w="5112"/>
+            <w:shd w:val="clear" w:color="auto" w:fill="F1EEEF"/>
+          </w:tcPr>
+          <w:p>
+            <w:pPr>
+              <w:spacing w:after="40"/>
+            </w:pPr>
+            <w:r>
+              <w:rPr>
+                <w:b/>
+                <w:sz w:val="18"/>
+              </w:rPr>
+            </w:r>
+            <w:r>
+              <w:rPr>
+                <w:b/>
+                <w:i w:val="0"/>
+                <w:sz w:val="18"/>
+              </w:rPr>
+              <w:t>Suffixes</w:t>
+            </w:r>
+          </w:p>
+        </w:tc>
+        <w:tc>
+          <w:tcPr>
+            <w:tcW w:type="dxa" w:w="5112"/>
+          </w:tcPr>
+          <w:p>
+            <w:pPr>
+              <w:spacing w:after="40"/>
+            </w:pPr>
+            <w:r>
+              <w:rPr>
+                <w:sz w:val="18"/>
+              </w:rPr>
+            </w:r>
+            <w:r>
+              <w:rPr>
+                <w:b w:val="0"/>
+                <w:i w:val="0"/>
+                <w:sz w:val="18"/>
+              </w:rPr>
+              <w:t>-pril ACE inhibitor · -sartan ARB (angiotensin receptor blocker) · -dipine DHP (dihydropyridine) CCB · -olol beta blocker (</w:t>
+            </w:r>
+            <w:r>
+              <w:rPr>
+                <w:b/>
+                <w:i w:val="0"/>
+                <w:sz w:val="18"/>
+              </w:rPr>
+              <w:t>N–Z non-selective, A–M beta-1 selective</w:t>
+            </w:r>
+            <w:r>
+              <w:rPr>
+                <w:b w:val="0"/>
+                <w:i w:val="0"/>
+                <w:sz w:val="18"/>
+              </w:rPr>
+              <w:t>; carvedilol, labetalol exceptions) · -zosin alpha-1 blocker.</w:t>
+            </w:r>
+          </w:p>
+        </w:tc>
+      </w:tr>
+      <w:tr>
+        <w:tc>
+          <w:tcPr>
+            <w:tcW w:type="dxa" w:w="5112"/>
+            <w:shd w:val="clear" w:color="auto" w:fill="F1EEEF"/>
+          </w:tcPr>
+          <w:p>
+            <w:pPr>
+              <w:spacing w:after="40"/>
+            </w:pPr>
+            <w:r>
+              <w:rPr>
+                <w:b/>
+                <w:sz w:val="18"/>
+              </w:rPr>
+            </w:r>
+            <w:r>
+              <w:rPr>
+                <w:b/>
+                <w:i w:val="0"/>
+                <w:sz w:val="18"/>
+              </w:rPr>
+              <w:t>★★ HYPERKALEMIA</w:t>
+            </w:r>
+          </w:p>
+        </w:tc>
+        <w:tc>
+          <w:tcPr>
+            <w:tcW w:type="dxa" w:w="5112"/>
+          </w:tcPr>
+          <w:p>
+            <w:pPr>
+              <w:spacing w:after="40"/>
+            </w:pPr>
+            <w:r>
+              <w:rPr>
+                <w:sz w:val="18"/>
+              </w:rPr>
+            </w:r>
+            <w:r>
+              <w:rPr>
+                <w:b w:val="0"/>
+                <w:i w:val="0"/>
+                <w:sz w:val="18"/>
+              </w:rPr>
+              <w:t xml:space="preserve">ACE inhibitors AND ARBs (angiotensin receptor blockers): </w:t>
+            </w:r>
+            <w:r>
+              <w:rPr>
+                <w:b/>
+                <w:i w:val="0"/>
+                <w:sz w:val="18"/>
+              </w:rPr>
+              <w:t>renal disease, potassium-sparing diuretics, K+ (potassium) supplements, salt substitutes</w:t>
+            </w:r>
+            <w:r>
+              <w:rPr>
+                <w:b w:val="0"/>
+                <w:i w:val="0"/>
+                <w:sz w:val="18"/>
+              </w:rPr>
+              <w:t>. His strongest cue: “very easy test question.”</w:t>
+            </w:r>
+          </w:p>
+        </w:tc>
+      </w:tr>
+      <w:tr>
+        <w:tc>
+          <w:tcPr>
+            <w:tcW w:type="dxa" w:w="5112"/>
+            <w:shd w:val="clear" w:color="auto" w:fill="F1EEEF"/>
+          </w:tcPr>
+          <w:p>
+            <w:pPr>
+              <w:spacing w:after="40"/>
+            </w:pPr>
+            <w:r>
+              <w:rPr>
+                <w:b/>
+                <w:sz w:val="18"/>
+              </w:rPr>
+            </w:r>
+            <w:r>
+              <w:rPr>
+                <w:b/>
+                <w:i w:val="0"/>
+                <w:sz w:val="18"/>
+              </w:rPr>
+              <w:t>★ ACE inhibitor uses</w:t>
+            </w:r>
+          </w:p>
+        </w:tc>
+        <w:tc>
+          <w:tcPr>
+            <w:tcW w:type="dxa" w:w="5112"/>
+          </w:tcPr>
+          <w:p>
+            <w:pPr>
+              <w:spacing w:after="40"/>
+            </w:pPr>
+            <w:r>
+              <w:rPr>
+                <w:sz w:val="18"/>
+              </w:rPr>
+            </w:r>
+            <w:r>
+              <w:rPr>
+                <w:b/>
+                <w:i w:val="0"/>
+                <w:sz w:val="18"/>
+              </w:rPr>
+              <w:t>Preferred in diabetics (kidney protective)</w:t>
+            </w:r>
+            <w:r>
+              <w:rPr>
+                <w:b w:val="0"/>
+                <w:i w:val="0"/>
+                <w:sz w:val="18"/>
+              </w:rPr>
+              <w:t xml:space="preserve">; </w:t>
+            </w:r>
+            <w:r>
+              <w:rPr>
+                <w:b/>
+                <w:i w:val="0"/>
+                <w:sz w:val="18"/>
+              </w:rPr>
+              <w:t>all with LV (left ventricular) dysfunction unless contraindicated</w:t>
+            </w:r>
+            <w:r>
+              <w:rPr>
+                <w:b w:val="0"/>
+                <w:i w:val="0"/>
+                <w:sz w:val="18"/>
+              </w:rPr>
+              <w:t>; post-MI; diabetic nephropathy. Enalaprilat = intravenous.</w:t>
+            </w:r>
+          </w:p>
+        </w:tc>
+      </w:tr>
+      <w:tr>
+        <w:tc>
+          <w:tcPr>
+            <w:tcW w:type="dxa" w:w="5112"/>
+            <w:shd w:val="clear" w:color="auto" w:fill="F1EEEF"/>
+          </w:tcPr>
+          <w:p>
+            <w:pPr>
+              <w:spacing w:after="40"/>
+            </w:pPr>
+            <w:r>
+              <w:rPr>
+                <w:b/>
+                <w:sz w:val="18"/>
+              </w:rPr>
+            </w:r>
+            <w:r>
+              <w:rPr>
+                <w:b/>
+                <w:i w:val="0"/>
+                <w:sz w:val="18"/>
+              </w:rPr>
+              <w:t>★ ACE inhibitor harms</w:t>
+            </w:r>
+          </w:p>
+        </w:tc>
+        <w:tc>
+          <w:tcPr>
+            <w:tcW w:type="dxa" w:w="5112"/>
+          </w:tcPr>
+          <w:p>
+            <w:pPr>
+              <w:spacing w:after="40"/>
+            </w:pPr>
+            <w:r>
+              <w:rPr>
+                <w:sz w:val="18"/>
+              </w:rPr>
+            </w:r>
+            <w:r>
+              <w:rPr>
+                <w:b/>
+                <w:i w:val="0"/>
+                <w:sz w:val="18"/>
+              </w:rPr>
+              <w:t>Dry cough</w:t>
+            </w:r>
+            <w:r>
+              <w:rPr>
+                <w:b w:val="0"/>
+                <w:i w:val="0"/>
+                <w:sz w:val="18"/>
+              </w:rPr>
+              <w:t xml:space="preserve"> (bradykinin, substance P; 1 week–6 months). </w:t>
+            </w:r>
+            <w:r>
+              <w:rPr>
+                <w:b/>
+                <w:i w:val="0"/>
+                <w:sz w:val="18"/>
+              </w:rPr>
+              <w:t>Angioedema</w:t>
+            </w:r>
+            <w:r>
+              <w:rPr>
+                <w:b w:val="0"/>
+                <w:i w:val="0"/>
+                <w:sz w:val="18"/>
+              </w:rPr>
+              <w:t xml:space="preserve"> (bradykinin, first week). First-dose hypotension (sodium-depleted, heart failure, multiple drugs). </w:t>
+            </w:r>
+            <w:r>
+              <w:rPr>
+                <w:b/>
+                <w:i w:val="0"/>
+                <w:sz w:val="18"/>
+              </w:rPr>
+              <w:t>GFR (glomerular filtration rate) drops dramatically</w:t>
+            </w:r>
+            <w:r>
+              <w:rPr>
+                <w:b w:val="0"/>
+                <w:i w:val="0"/>
+                <w:sz w:val="18"/>
+              </w:rPr>
+              <w:t xml:space="preserve"> if angiotensin-dependent → start low, go slow. </w:t>
+            </w:r>
+            <w:r>
+              <w:rPr>
+                <w:b/>
+                <w:i w:val="0"/>
+                <w:sz w:val="18"/>
+              </w:rPr>
+              <w:t>2nd/3rd trimester contraindicated.</w:t>
+            </w:r>
+            <w:r>
+              <w:rPr>
+                <w:b w:val="0"/>
+                <w:i w:val="0"/>
+                <w:sz w:val="18"/>
+              </w:rPr>
+              <w:t xml:space="preserve"> NSAIDs ↓ effect.</w:t>
+            </w:r>
+          </w:p>
+        </w:tc>
+      </w:tr>
+      <w:tr>
+        <w:tc>
+          <w:tcPr>
+            <w:tcW w:type="dxa" w:w="5112"/>
+            <w:shd w:val="clear" w:color="auto" w:fill="F1EEEF"/>
+          </w:tcPr>
+          <w:p>
+            <w:pPr>
+              <w:spacing w:after="40"/>
+            </w:pPr>
+            <w:r>
+              <w:rPr>
+                <w:b/>
+                <w:sz w:val="18"/>
+              </w:rPr>
+            </w:r>
+            <w:r>
+              <w:rPr>
+                <w:b/>
+                <w:i w:val="0"/>
+                <w:sz w:val="18"/>
+              </w:rPr>
+              <w:t>★ ARB vs ACE inhibitor</w:t>
+            </w:r>
+          </w:p>
+        </w:tc>
+        <w:tc>
+          <w:tcPr>
+            <w:tcW w:type="dxa" w:w="5112"/>
+          </w:tcPr>
+          <w:p>
+            <w:pPr>
+              <w:spacing w:after="40"/>
+            </w:pPr>
+            <w:r>
+              <w:rPr>
+                <w:sz w:val="18"/>
+              </w:rPr>
+            </w:r>
+            <w:r>
+              <w:rPr>
+                <w:b w:val="0"/>
+                <w:i w:val="0"/>
+                <w:sz w:val="18"/>
+              </w:rPr>
+              <w:t xml:space="preserve">ARBs block </w:t>
+            </w:r>
+            <w:r>
+              <w:rPr>
+                <w:b/>
+                <w:i w:val="0"/>
+                <w:sz w:val="18"/>
+              </w:rPr>
+              <w:t>AT1 (angiotensin II type 1 receptor)</w:t>
+            </w:r>
+            <w:r>
+              <w:rPr>
+                <w:b w:val="0"/>
+                <w:i w:val="0"/>
+                <w:sz w:val="18"/>
+              </w:rPr>
+              <w:t xml:space="preserve">; </w:t>
+            </w:r>
+            <w:r>
+              <w:rPr>
+                <w:b/>
+                <w:i w:val="0"/>
+                <w:sz w:val="18"/>
+              </w:rPr>
+              <w:t>don’t touch bradykinin → NO cough, less angioedema → the switch</w:t>
+            </w:r>
+            <w:r>
+              <w:rPr>
+                <w:b w:val="0"/>
+                <w:i w:val="0"/>
+                <w:sz w:val="18"/>
+              </w:rPr>
+              <w:t>. Same hyperkalemia and pregnancy rules. For LV dysfunction when an ACE inhibitor is not tolerated. Add a diuretic for more effect.</w:t>
+            </w:r>
+          </w:p>
+        </w:tc>
+      </w:tr>
+    </w:tbl>
+    <w:p>
+      <w:pPr>
+        <w:spacing w:after="80"/>
+      </w:pPr>
+    </w:p>
+    <w:p>
+      <w:pPr>
+        <w:pStyle w:val="Heading1"/>
+        <w:spacing w:before="280" w:after="100"/>
+      </w:pPr>
+      <w:r>
+        <w:rPr>
+          <w:rFonts w:ascii="Georgia" w:hAnsi="Georgia"/>
+          <w:color w:val="17494B"/>
+        </w:rPr>
+        <w:t>Antihypertensives · calcium channel blockers</w:t>
+      </w:r>
+    </w:p>
+    <w:tbl>
+      <w:tblPr>
+        <w:tblStyle w:val="TableGrid"/>
+        <w:tblW w:type="auto" w:w="0"/>
+        <w:jc w:val="center"/>
+        <w:tblLook w:firstColumn="1" w:firstRow="1" w:lastColumn="0" w:lastRow="0" w:noHBand="0" w:noVBand="1" w:val="04A0"/>
+        <w:tblBorders>
+          <w:top w:val="single" w:sz="4" w:space="0" w:color="D8D2D4"/>
+          <w:left w:val="single" w:sz="4" w:space="0" w:color="D8D2D4"/>
+          <w:bottom w:val="single" w:sz="4" w:space="0" w:color="D8D2D4"/>
+          <w:right w:val="single" w:sz="4" w:space="0" w:color="D8D2D4"/>
+          <w:insideH w:val="single" w:sz="4" w:space="0" w:color="D8D2D4"/>
+          <w:insideV w:val="single" w:sz="4" w:space="0" w:color="D8D2D4"/>
+        </w:tblBorders>
+      </w:tblPr>
+      <w:tblGrid>
+        <w:gridCol w:w="5112"/>
+        <w:gridCol w:w="5112"/>
+      </w:tblGrid>
+      <w:tr>
+        <w:tc>
+          <w:tcPr>
+            <w:tcW w:type="dxa" w:w="5112"/>
+            <w:shd w:val="clear" w:color="auto" w:fill="17494B"/>
+          </w:tcPr>
+          <w:p>
+            <w:pPr>
+              <w:spacing w:after="40"/>
+            </w:pPr>
+            <w:r>
+              <w:rPr>
+                <w:b/>
+                <w:color w:val="FFFFFF"/>
+                <w:sz w:val="18"/>
+              </w:rPr>
+            </w:r>
+            <w:r>
+              <w:rPr>
+                <w:b/>
+                <w:i w:val="0"/>
+                <w:color w:val="FFFFFF"/>
+                <w:sz w:val="18"/>
+              </w:rPr>
+              <w:t>Term</w:t>
+            </w:r>
+          </w:p>
+        </w:tc>
+        <w:tc>
+          <w:tcPr>
+            <w:tcW w:type="dxa" w:w="5112"/>
+            <w:shd w:val="clear" w:color="auto" w:fill="17494B"/>
+          </w:tcPr>
+          <w:p>
+            <w:pPr>
+              <w:spacing w:after="40"/>
+            </w:pPr>
+            <w:r>
+              <w:rPr>
+                <w:b/>
+                <w:color w:val="FFFFFF"/>
+                <w:sz w:val="18"/>
+              </w:rPr>
+            </w:r>
+            <w:r>
+              <w:rPr>
+                <w:b/>
+                <w:i w:val="0"/>
+                <w:color w:val="FFFFFF"/>
+                <w:sz w:val="18"/>
+              </w:rPr>
+              <w:t>What you need to know</w:t>
+            </w:r>
+          </w:p>
+        </w:tc>
+      </w:tr>
+      <w:tr>
+        <w:tc>
+          <w:tcPr>
+            <w:tcW w:type="dxa" w:w="5112"/>
+            <w:shd w:val="clear" w:color="auto" w:fill="F1EEEF"/>
+          </w:tcPr>
+          <w:p>
+            <w:pPr>
+              <w:spacing w:after="40"/>
+            </w:pPr>
+            <w:r>
+              <w:rPr>
+                <w:b/>
+                <w:sz w:val="18"/>
+              </w:rPr>
+            </w:r>
+            <w:r>
+              <w:rPr>
+                <w:b/>
+                <w:i w:val="0"/>
+                <w:sz w:val="18"/>
+              </w:rPr>
+              <w:t>★ THE SPLIT</w:t>
+            </w:r>
+          </w:p>
+        </w:tc>
+        <w:tc>
+          <w:tcPr>
+            <w:tcW w:type="dxa" w:w="5112"/>
+          </w:tcPr>
+          <w:p>
+            <w:pPr>
+              <w:spacing w:after="40"/>
+            </w:pPr>
+            <w:r>
+              <w:rPr>
+                <w:sz w:val="18"/>
+              </w:rPr>
+            </w:r>
+            <w:r>
+              <w:rPr>
+                <w:b/>
+                <w:i w:val="0"/>
+                <w:sz w:val="18"/>
+              </w:rPr>
+              <w:t>Non-DHP (diltiazem, verapamil) = HEART</w:t>
+            </w:r>
+            <w:r>
+              <w:rPr>
+                <w:b w:val="0"/>
+                <w:i w:val="0"/>
+                <w:sz w:val="18"/>
+              </w:rPr>
+              <w:t xml:space="preserve">: slow AV (atrioventricular) conduction, ↓ rate and contractility (verapamil most). </w:t>
+            </w:r>
+            <w:r>
+              <w:rPr>
+                <w:b/>
+                <w:i w:val="0"/>
+                <w:sz w:val="18"/>
+              </w:rPr>
+              <w:t>DHP (dihydropyridine) (-dipine) = VESSELS</w:t>
+            </w:r>
+            <w:r>
+              <w:rPr>
+                <w:b w:val="0"/>
+                <w:i w:val="0"/>
+                <w:sz w:val="18"/>
+              </w:rPr>
+              <w:t>: no AV effect. Arteries 3–10× more sensitive; afterload ↓, preload unchanged.</w:t>
+            </w:r>
+          </w:p>
+        </w:tc>
+      </w:tr>
+      <w:tr>
+        <w:tc>
+          <w:tcPr>
+            <w:tcW w:type="dxa" w:w="5112"/>
+            <w:shd w:val="clear" w:color="auto" w:fill="F1EEEF"/>
+          </w:tcPr>
+          <w:p>
+            <w:pPr>
+              <w:spacing w:after="40"/>
+            </w:pPr>
+            <w:r>
+              <w:rPr>
+                <w:b/>
+                <w:sz w:val="18"/>
+              </w:rPr>
+            </w:r>
+            <w:r>
+              <w:rPr>
+                <w:b/>
+                <w:i w:val="0"/>
+                <w:sz w:val="18"/>
+              </w:rPr>
+              <w:t>★ Non-DHP</w:t>
+            </w:r>
+          </w:p>
+        </w:tc>
+        <w:tc>
+          <w:tcPr>
+            <w:tcW w:type="dxa" w:w="5112"/>
+          </w:tcPr>
+          <w:p>
+            <w:pPr>
+              <w:spacing w:after="40"/>
+            </w:pPr>
+            <w:r>
+              <w:rPr>
+                <w:sz w:val="18"/>
+              </w:rPr>
+            </w:r>
+            <w:r>
+              <w:rPr>
+                <w:b w:val="0"/>
+                <w:i w:val="0"/>
+                <w:sz w:val="18"/>
+              </w:rPr>
+              <w:t xml:space="preserve">Angina, hypertension, </w:t>
+            </w:r>
+            <w:r>
+              <w:rPr>
+                <w:b/>
+                <w:i w:val="0"/>
+                <w:sz w:val="18"/>
+              </w:rPr>
+              <w:t>SVT (supraventricular tachycardia)</w:t>
+            </w:r>
+            <w:r>
+              <w:rPr>
+                <w:b w:val="0"/>
+                <w:i w:val="0"/>
+                <w:sz w:val="18"/>
+              </w:rPr>
+              <w:t xml:space="preserve"> (atrial fibrillation/flutter, PSVT (paroxysmal supraventricular tachycardia)). </w:t>
+            </w:r>
+            <w:r>
+              <w:rPr>
+                <w:b/>
+                <w:i w:val="0"/>
+                <w:sz w:val="18"/>
+              </w:rPr>
+              <w:t>1st-degree AV block, bradycardia, worse heart failure</w:t>
+            </w:r>
+            <w:r>
+              <w:rPr>
+                <w:b w:val="0"/>
+                <w:i w:val="0"/>
+                <w:sz w:val="18"/>
+              </w:rPr>
+              <w:t xml:space="preserve">, </w:t>
+            </w:r>
+            <w:r>
+              <w:rPr>
+                <w:b/>
+                <w:i w:val="0"/>
+                <w:sz w:val="18"/>
+              </w:rPr>
+              <w:t>constipation</w:t>
+            </w:r>
+            <w:r>
+              <w:rPr>
+                <w:b w:val="0"/>
+                <w:i w:val="0"/>
+                <w:sz w:val="18"/>
+              </w:rPr>
+              <w:t>, gingival hyperplasia. Contraindicated: advanced heart block, hypotension (relative: heart failure, liver disease, GERD (gastroesophageal reflux disease)).</w:t>
+            </w:r>
+          </w:p>
+        </w:tc>
+      </w:tr>
+      <w:tr>
+        <w:tc>
+          <w:tcPr>
+            <w:tcW w:type="dxa" w:w="5112"/>
+            <w:shd w:val="clear" w:color="auto" w:fill="F1EEEF"/>
+          </w:tcPr>
+          <w:p>
+            <w:pPr>
+              <w:spacing w:after="40"/>
+            </w:pPr>
+            <w:r>
+              <w:rPr>
+                <w:b/>
+                <w:sz w:val="18"/>
+              </w:rPr>
+            </w:r>
+            <w:r>
+              <w:rPr>
+                <w:b/>
+                <w:i w:val="0"/>
+                <w:sz w:val="18"/>
+              </w:rPr>
+              <w:t>★ CYP3A4 (cytochrome P450 3A4) + P-gp (P-glycoprotein)</w:t>
+            </w:r>
+          </w:p>
+        </w:tc>
+        <w:tc>
+          <w:tcPr>
+            <w:tcW w:type="dxa" w:w="5112"/>
+          </w:tcPr>
+          <w:p>
+            <w:pPr>
+              <w:spacing w:after="40"/>
+            </w:pPr>
+            <w:r>
+              <w:rPr>
+                <w:sz w:val="18"/>
+              </w:rPr>
+            </w:r>
+            <w:r>
+              <w:rPr>
+                <w:b w:val="0"/>
+                <w:i w:val="0"/>
+                <w:sz w:val="18"/>
+              </w:rPr>
+              <w:t xml:space="preserve">Non-DHPs </w:t>
+            </w:r>
+            <w:r>
+              <w:rPr>
+                <w:b/>
+                <w:i w:val="0"/>
+                <w:sz w:val="18"/>
+              </w:rPr>
+              <w:t>inhibit CYP3A4</w:t>
+            </w:r>
+            <w:r>
+              <w:rPr>
+                <w:b w:val="0"/>
+                <w:i w:val="0"/>
+                <w:sz w:val="18"/>
+              </w:rPr>
+              <w:t xml:space="preserve"> (↑ atorvastatin, lovastatin, simvastatin, carbamazepine, propranolol, tacrolimus, cyclosporine) and </w:t>
+            </w:r>
+            <w:r>
+              <w:rPr>
+                <w:b/>
+                <w:i w:val="0"/>
+                <w:sz w:val="18"/>
+              </w:rPr>
+              <w:t>P-glycoprotein</w:t>
+            </w:r>
+            <w:r>
+              <w:rPr>
+                <w:b w:val="0"/>
+                <w:i w:val="0"/>
+                <w:sz w:val="18"/>
+              </w:rPr>
+              <w:t xml:space="preserve"> (↑ digoxin). DHPs (dihydropyridines) are substrates only.</w:t>
+            </w:r>
+          </w:p>
+        </w:tc>
+      </w:tr>
+      <w:tr>
+        <w:tc>
+          <w:tcPr>
+            <w:tcW w:type="dxa" w:w="5112"/>
+            <w:shd w:val="clear" w:color="auto" w:fill="F1EEEF"/>
+          </w:tcPr>
+          <w:p>
+            <w:pPr>
+              <w:spacing w:after="40"/>
+            </w:pPr>
+            <w:r>
+              <w:rPr>
+                <w:b/>
+                <w:sz w:val="18"/>
+              </w:rPr>
+            </w:r>
+            <w:r>
+              <w:rPr>
+                <w:b/>
+                <w:i w:val="0"/>
+                <w:sz w:val="18"/>
+              </w:rPr>
+              <w:t>★ DHP</w:t>
+            </w:r>
+          </w:p>
+        </w:tc>
+        <w:tc>
+          <w:tcPr>
+            <w:tcW w:type="dxa" w:w="5112"/>
+          </w:tcPr>
+          <w:p>
+            <w:pPr>
+              <w:spacing w:after="40"/>
+            </w:pPr>
+            <w:r>
+              <w:rPr>
+                <w:sz w:val="18"/>
+              </w:rPr>
+            </w:r>
+            <w:r>
+              <w:rPr>
+                <w:b/>
+                <w:i w:val="0"/>
+                <w:sz w:val="18"/>
+              </w:rPr>
+              <w:t>Rebound (reflex) tachycardia</w:t>
+            </w:r>
+            <w:r>
+              <w:rPr>
+                <w:b w:val="0"/>
+                <w:i w:val="0"/>
+                <w:sz w:val="18"/>
+              </w:rPr>
+              <w:t xml:space="preserve">, peripheral edema, gingival hyperplasia. </w:t>
+            </w:r>
+            <w:r>
+              <w:rPr>
+                <w:b/>
+                <w:i w:val="0"/>
+                <w:sz w:val="18"/>
+              </w:rPr>
+              <w:t>Nimodipine = subarachnoid hemorrhage.</w:t>
+            </w:r>
+            <w:r>
+              <w:rPr>
+                <w:b w:val="0"/>
+                <w:i w:val="0"/>
+                <w:sz w:val="18"/>
+              </w:rPr>
+              <w:t xml:space="preserve"> Nicardipine = the intravenous one. Contraindicated: </w:t>
+            </w:r>
+            <w:r>
+              <w:rPr>
+                <w:b/>
+                <w:i w:val="0"/>
+                <w:sz w:val="18"/>
+              </w:rPr>
+              <w:t>severe aortic stenosis</w:t>
+            </w:r>
+            <w:r>
+              <w:rPr>
+                <w:b w:val="0"/>
+                <w:i w:val="0"/>
+                <w:sz w:val="18"/>
+              </w:rPr>
+              <w:t>; unstable angina/recent MI (myocardial infarction) with immediate release.</w:t>
+            </w:r>
+          </w:p>
+        </w:tc>
+      </w:tr>
+      <w:tr>
+        <w:tc>
+          <w:tcPr>
+            <w:tcW w:type="dxa" w:w="5112"/>
+            <w:shd w:val="clear" w:color="auto" w:fill="F1EEEF"/>
+          </w:tcPr>
+          <w:p>
+            <w:pPr>
+              <w:spacing w:after="40"/>
+            </w:pPr>
+            <w:r>
+              <w:rPr>
+                <w:b/>
+                <w:sz w:val="18"/>
+              </w:rPr>
+            </w:r>
+            <w:r>
+              <w:rPr>
+                <w:b/>
+                <w:i w:val="0"/>
+                <w:sz w:val="18"/>
+              </w:rPr>
+              <w:t>Beta blocker + non-DHP</w:t>
+            </w:r>
+          </w:p>
+        </w:tc>
+        <w:tc>
+          <w:tcPr>
+            <w:tcW w:type="dxa" w:w="5112"/>
+          </w:tcPr>
+          <w:p>
+            <w:pPr>
+              <w:spacing w:after="40"/>
+            </w:pPr>
+            <w:r>
+              <w:rPr>
+                <w:sz w:val="18"/>
+              </w:rPr>
+            </w:r>
+            <w:r>
+              <w:rPr>
+                <w:b w:val="0"/>
+                <w:i w:val="0"/>
+                <w:sz w:val="18"/>
+              </w:rPr>
+              <w:t xml:space="preserve">Synergistic ↓ BP (blood pressure), rate, contractility → </w:t>
+            </w:r>
+            <w:r>
+              <w:rPr>
+                <w:b/>
+                <w:i w:val="0"/>
+                <w:sz w:val="18"/>
+              </w:rPr>
+              <w:t>lower doses of each</w:t>
+            </w:r>
+            <w:r>
+              <w:rPr>
+                <w:b w:val="0"/>
+                <w:i w:val="0"/>
+                <w:sz w:val="18"/>
+              </w:rPr>
+              <w:t xml:space="preserve"> (the slide allows it).</w:t>
+            </w:r>
+          </w:p>
+        </w:tc>
+      </w:tr>
+    </w:tbl>
+    <w:p>
+      <w:pPr>
+        <w:spacing w:after="80"/>
+      </w:pPr>
+    </w:p>
+    <w:p>
+      <w:pPr>
+        <w:pStyle w:val="Heading1"/>
+        <w:spacing w:before="280" w:after="100"/>
+      </w:pPr>
+      <w:r>
+        <w:rPr>
+          <w:rFonts w:ascii="Georgia" w:hAnsi="Georgia"/>
+          <w:color w:val="17494B"/>
+        </w:rPr>
+        <w:t>Antihypertensives · beta blockers</w:t>
+      </w:r>
+    </w:p>
+    <w:tbl>
+      <w:tblPr>
+        <w:tblStyle w:val="TableGrid"/>
+        <w:tblW w:type="auto" w:w="0"/>
+        <w:jc w:val="center"/>
+        <w:tblLook w:firstColumn="1" w:firstRow="1" w:lastColumn="0" w:lastRow="0" w:noHBand="0" w:noVBand="1" w:val="04A0"/>
+        <w:tblBorders>
+          <w:top w:val="single" w:sz="4" w:space="0" w:color="D8D2D4"/>
+          <w:left w:val="single" w:sz="4" w:space="0" w:color="D8D2D4"/>
+          <w:bottom w:val="single" w:sz="4" w:space="0" w:color="D8D2D4"/>
+          <w:right w:val="single" w:sz="4" w:space="0" w:color="D8D2D4"/>
+          <w:insideH w:val="single" w:sz="4" w:space="0" w:color="D8D2D4"/>
+          <w:insideV w:val="single" w:sz="4" w:space="0" w:color="D8D2D4"/>
+        </w:tblBorders>
+      </w:tblPr>
+      <w:tblGrid>
+        <w:gridCol w:w="5112"/>
+        <w:gridCol w:w="5112"/>
+      </w:tblGrid>
+      <w:tr>
+        <w:tc>
+          <w:tcPr>
+            <w:tcW w:type="dxa" w:w="5112"/>
+            <w:shd w:val="clear" w:color="auto" w:fill="17494B"/>
+          </w:tcPr>
+          <w:p>
+            <w:pPr>
+              <w:spacing w:after="40"/>
+            </w:pPr>
+            <w:r>
+              <w:rPr>
+                <w:b/>
+                <w:color w:val="FFFFFF"/>
+                <w:sz w:val="18"/>
+              </w:rPr>
+            </w:r>
+            <w:r>
+              <w:rPr>
+                <w:b/>
+                <w:i w:val="0"/>
+                <w:color w:val="FFFFFF"/>
+                <w:sz w:val="18"/>
+              </w:rPr>
+              <w:t>Term</w:t>
+            </w:r>
+          </w:p>
+        </w:tc>
+        <w:tc>
+          <w:tcPr>
+            <w:tcW w:type="dxa" w:w="5112"/>
+            <w:shd w:val="clear" w:color="auto" w:fill="17494B"/>
+          </w:tcPr>
+          <w:p>
+            <w:pPr>
+              <w:spacing w:after="40"/>
+            </w:pPr>
+            <w:r>
+              <w:rPr>
+                <w:b/>
+                <w:color w:val="FFFFFF"/>
+                <w:sz w:val="18"/>
+              </w:rPr>
+            </w:r>
+            <w:r>
+              <w:rPr>
+                <w:b/>
+                <w:i w:val="0"/>
+                <w:color w:val="FFFFFF"/>
+                <w:sz w:val="18"/>
+              </w:rPr>
+              <w:t>What you need to know</w:t>
+            </w:r>
+          </w:p>
+        </w:tc>
+      </w:tr>
+      <w:tr>
+        <w:tc>
+          <w:tcPr>
+            <w:tcW w:type="dxa" w:w="5112"/>
+            <w:shd w:val="clear" w:color="auto" w:fill="F1EEEF"/>
+          </w:tcPr>
+          <w:p>
+            <w:pPr>
+              <w:spacing w:after="40"/>
+            </w:pPr>
+            <w:r>
+              <w:rPr>
+                <w:b/>
+                <w:sz w:val="18"/>
+              </w:rPr>
+            </w:r>
+            <w:r>
+              <w:rPr>
+                <w:b/>
+                <w:i w:val="0"/>
+                <w:sz w:val="18"/>
+              </w:rPr>
+              <w:t>Generations</w:t>
+            </w:r>
+          </w:p>
+        </w:tc>
+        <w:tc>
+          <w:tcPr>
+            <w:tcW w:type="dxa" w:w="5112"/>
+          </w:tcPr>
+          <w:p>
+            <w:pPr>
+              <w:spacing w:after="40"/>
+            </w:pPr>
+            <w:r>
+              <w:rPr>
+                <w:sz w:val="18"/>
+              </w:rPr>
+            </w:r>
+            <w:r>
+              <w:rPr>
+                <w:b w:val="0"/>
+                <w:i w:val="0"/>
+                <w:sz w:val="18"/>
+              </w:rPr>
+              <w:t xml:space="preserve">1st non-selective (nadolol, pindolol, </w:t>
+            </w:r>
+            <w:r>
+              <w:rPr>
+                <w:b/>
+                <w:i w:val="0"/>
+                <w:sz w:val="18"/>
+              </w:rPr>
+              <w:t>propranolol</w:t>
+            </w:r>
+            <w:r>
+              <w:rPr>
+                <w:b w:val="0"/>
+                <w:i w:val="0"/>
+                <w:sz w:val="18"/>
+              </w:rPr>
+              <w:t xml:space="preserve">, sotalol, timolol) · 2nd beta-1 selective (acebutolol, atenolol, bisoprolol, </w:t>
+            </w:r>
+            <w:r>
+              <w:rPr>
+                <w:b/>
+                <w:i w:val="0"/>
+                <w:sz w:val="18"/>
+              </w:rPr>
+              <w:t>esmolol IV (intravenous)</w:t>
+            </w:r>
+            <w:r>
+              <w:rPr>
+                <w:b w:val="0"/>
+                <w:i w:val="0"/>
+                <w:sz w:val="18"/>
+              </w:rPr>
+              <w:t xml:space="preserve">, metoprolol) · 3rd vasodilating: </w:t>
+            </w:r>
+            <w:r>
+              <w:rPr>
+                <w:b/>
+                <w:i w:val="0"/>
+                <w:sz w:val="18"/>
+              </w:rPr>
+              <w:t>★ carvedilol, labetalol = alpha-1 block too</w:t>
+            </w:r>
+            <w:r>
+              <w:rPr>
+                <w:b w:val="0"/>
+                <w:i w:val="0"/>
+                <w:sz w:val="18"/>
+              </w:rPr>
+              <w:t>.</w:t>
+            </w:r>
+          </w:p>
+        </w:tc>
+      </w:tr>
+      <w:tr>
+        <w:tc>
+          <w:tcPr>
+            <w:tcW w:type="dxa" w:w="5112"/>
+            <w:shd w:val="clear" w:color="auto" w:fill="F1EEEF"/>
+          </w:tcPr>
+          <w:p>
+            <w:pPr>
+              <w:spacing w:after="40"/>
+            </w:pPr>
+            <w:r>
+              <w:rPr>
+                <w:b/>
+                <w:sz w:val="18"/>
+              </w:rPr>
+            </w:r>
+            <w:r>
+              <w:rPr>
+                <w:b/>
+                <w:i w:val="0"/>
+                <w:sz w:val="18"/>
+              </w:rPr>
+              <w:t>★ Hypertension</w:t>
+            </w:r>
+          </w:p>
+        </w:tc>
+        <w:tc>
+          <w:tcPr>
+            <w:tcW w:type="dxa" w:w="5112"/>
+          </w:tcPr>
+          <w:p>
+            <w:pPr>
+              <w:spacing w:after="40"/>
+            </w:pPr>
+            <w:r>
+              <w:rPr>
+                <w:sz w:val="18"/>
+              </w:rPr>
+            </w:r>
+            <w:r>
+              <w:rPr>
+                <w:b/>
+                <w:i w:val="0"/>
+                <w:sz w:val="18"/>
+              </w:rPr>
+              <w:t>Not first line.</w:t>
+            </w:r>
+            <w:r>
+              <w:rPr>
+                <w:b w:val="0"/>
+                <w:i w:val="0"/>
+                <w:sz w:val="18"/>
+              </w:rPr>
+              <w:t xml:space="preserve"> Work best in young (tachycardia, high renin); fatigue, less exercise tolerance. First after MI (myocardial infarction).</w:t>
+            </w:r>
+          </w:p>
+        </w:tc>
+      </w:tr>
+      <w:tr>
+        <w:tc>
+          <w:tcPr>
+            <w:tcW w:type="dxa" w:w="5112"/>
+            <w:shd w:val="clear" w:color="auto" w:fill="F1EEEF"/>
+          </w:tcPr>
+          <w:p>
+            <w:pPr>
+              <w:spacing w:after="40"/>
+            </w:pPr>
+            <w:r>
+              <w:rPr>
+                <w:b/>
+                <w:sz w:val="18"/>
+              </w:rPr>
+            </w:r>
+            <w:r>
+              <w:rPr>
+                <w:b/>
+                <w:i w:val="0"/>
+                <w:sz w:val="18"/>
+              </w:rPr>
+              <w:t>★ Heart failure trio</w:t>
+            </w:r>
+          </w:p>
+        </w:tc>
+        <w:tc>
+          <w:tcPr>
+            <w:tcW w:type="dxa" w:w="5112"/>
+          </w:tcPr>
+          <w:p>
+            <w:pPr>
+              <w:spacing w:after="40"/>
+            </w:pPr>
+            <w:r>
+              <w:rPr>
+                <w:sz w:val="18"/>
+              </w:rPr>
+            </w:r>
+            <w:r>
+              <w:rPr>
+                <w:b/>
+                <w:i w:val="0"/>
+                <w:sz w:val="18"/>
+              </w:rPr>
+              <w:t>Carvedilol, metoprolol succinate, bisoprolol</w:t>
+            </w:r>
+            <w:r>
+              <w:rPr>
+                <w:b w:val="0"/>
+                <w:i w:val="0"/>
+                <w:sz w:val="18"/>
+              </w:rPr>
+              <w:t xml:space="preserve"> — start very low, increase slowly (worsen at first).</w:t>
+            </w:r>
+          </w:p>
+        </w:tc>
+      </w:tr>
+      <w:tr>
+        <w:tc>
+          <w:tcPr>
+            <w:tcW w:type="dxa" w:w="5112"/>
+            <w:shd w:val="clear" w:color="auto" w:fill="F1EEEF"/>
+          </w:tcPr>
+          <w:p>
+            <w:pPr>
+              <w:spacing w:after="40"/>
+            </w:pPr>
+            <w:r>
+              <w:rPr>
+                <w:b/>
+                <w:sz w:val="18"/>
+              </w:rPr>
+            </w:r>
+            <w:r>
+              <w:rPr>
+                <w:b/>
+                <w:i w:val="0"/>
+                <w:sz w:val="18"/>
+              </w:rPr>
+              <w:t>Other uses</w:t>
+            </w:r>
+          </w:p>
+        </w:tc>
+        <w:tc>
+          <w:tcPr>
+            <w:tcW w:type="dxa" w:w="5112"/>
+          </w:tcPr>
+          <w:p>
+            <w:pPr>
+              <w:spacing w:after="40"/>
+            </w:pPr>
+            <w:r>
+              <w:rPr>
+                <w:sz w:val="18"/>
+              </w:rPr>
+            </w:r>
+            <w:r>
+              <w:rPr>
+                <w:b w:val="0"/>
+                <w:i w:val="0"/>
+                <w:sz w:val="18"/>
+              </w:rPr>
+              <w:t>Glaucoma (timolol), migraine prophylaxis (propranolol, timolol), hyperthyroidism (↓ T4→T3), angina, acute MI (avoid ISA (intrinsic sympathomimetic activity)), SVT (supraventricular tachycardia), panic, essential tremor.</w:t>
+            </w:r>
+          </w:p>
+        </w:tc>
+      </w:tr>
+      <w:tr>
+        <w:tc>
+          <w:tcPr>
+            <w:tcW w:type="dxa" w:w="5112"/>
+            <w:shd w:val="clear" w:color="auto" w:fill="F1EEEF"/>
+          </w:tcPr>
+          <w:p>
+            <w:pPr>
+              <w:spacing w:after="40"/>
+            </w:pPr>
+            <w:r>
+              <w:rPr>
+                <w:b/>
+                <w:sz w:val="18"/>
+              </w:rPr>
+            </w:r>
+            <w:r>
+              <w:rPr>
+                <w:b/>
+                <w:i w:val="0"/>
+                <w:sz w:val="18"/>
+              </w:rPr>
+              <w:t>★ Harms</w:t>
+            </w:r>
+          </w:p>
+        </w:tc>
+        <w:tc>
+          <w:tcPr>
+            <w:tcW w:type="dxa" w:w="5112"/>
+          </w:tcPr>
+          <w:p>
+            <w:pPr>
+              <w:spacing w:after="40"/>
+            </w:pPr>
+            <w:r>
+              <w:rPr>
+                <w:sz w:val="18"/>
+              </w:rPr>
+            </w:r>
+            <w:r>
+              <w:rPr>
+                <w:b w:val="0"/>
+                <w:i w:val="0"/>
+                <w:sz w:val="18"/>
+              </w:rPr>
+              <w:t>Bronchospasm (</w:t>
+            </w:r>
+            <w:r>
+              <w:rPr>
+                <w:b/>
+                <w:i w:val="0"/>
+                <w:sz w:val="18"/>
+              </w:rPr>
+              <w:t>less with beta-1 selective</w:t>
+            </w:r>
+            <w:r>
+              <w:rPr>
+                <w:b w:val="0"/>
+                <w:i w:val="0"/>
+                <w:sz w:val="18"/>
+              </w:rPr>
+              <w:t xml:space="preserve">; contraindicated in COPD (chronic obstructive pulmonary disease) with bronchospasm) · bradycardia, heart block · </w:t>
+            </w:r>
+            <w:r>
+              <w:rPr>
+                <w:b/>
+                <w:i w:val="0"/>
+                <w:sz w:val="18"/>
+              </w:rPr>
+              <w:t>masked, prolonged hypoglycemia</w:t>
+            </w:r>
+            <w:r>
+              <w:rPr>
+                <w:b w:val="0"/>
+                <w:i w:val="0"/>
+                <w:sz w:val="18"/>
+              </w:rPr>
+              <w:t xml:space="preserve"> · cold extremities, claudication · </w:t>
+            </w:r>
+            <w:r>
+              <w:rPr>
+                <w:b/>
+                <w:i w:val="0"/>
+                <w:sz w:val="18"/>
+              </w:rPr>
+              <w:t>sudden withdrawal → angina, MI, high BP (blood pressure): taper</w:t>
+            </w:r>
+            <w:r>
+              <w:rPr>
+                <w:b w:val="0"/>
+                <w:i w:val="0"/>
+                <w:sz w:val="18"/>
+              </w:rPr>
+              <w:t xml:space="preserve"> · </w:t>
+            </w:r>
+            <w:r>
+              <w:rPr>
+                <w:b/>
+                <w:i w:val="0"/>
+                <w:sz w:val="18"/>
+              </w:rPr>
+              <w:t>propranolol (lipid soluble) → depression, nightmares</w:t>
+            </w:r>
+            <w:r>
+              <w:rPr>
+                <w:b w:val="0"/>
+                <w:i w:val="0"/>
+                <w:sz w:val="18"/>
+              </w:rPr>
+              <w:t xml:space="preserve"> · ↑ triglycerides.</w:t>
+            </w:r>
+          </w:p>
+        </w:tc>
+      </w:tr>
+    </w:tbl>
+    <w:p>
+      <w:pPr>
+        <w:spacing w:after="80"/>
+      </w:pPr>
+    </w:p>
+    <w:p>
+      <w:pPr>
+        <w:pStyle w:val="Heading1"/>
+        <w:spacing w:before="280" w:after="100"/>
+      </w:pPr>
+      <w:r>
+        <w:rPr>
+          <w:rFonts w:ascii="Georgia" w:hAnsi="Georgia"/>
+          <w:color w:val="17494B"/>
+        </w:rPr>
+        <w:t>Antihypertensives · alpha, central, vasodilators, algorithm</w:t>
+      </w:r>
+    </w:p>
+    <w:tbl>
+      <w:tblPr>
+        <w:tblStyle w:val="TableGrid"/>
+        <w:tblW w:type="auto" w:w="0"/>
+        <w:jc w:val="center"/>
+        <w:tblLook w:firstColumn="1" w:firstRow="1" w:lastColumn="0" w:lastRow="0" w:noHBand="0" w:noVBand="1" w:val="04A0"/>
+        <w:tblBorders>
+          <w:top w:val="single" w:sz="4" w:space="0" w:color="D8D2D4"/>
+          <w:left w:val="single" w:sz="4" w:space="0" w:color="D8D2D4"/>
+          <w:bottom w:val="single" w:sz="4" w:space="0" w:color="D8D2D4"/>
+          <w:right w:val="single" w:sz="4" w:space="0" w:color="D8D2D4"/>
+          <w:insideH w:val="single" w:sz="4" w:space="0" w:color="D8D2D4"/>
+          <w:insideV w:val="single" w:sz="4" w:space="0" w:color="D8D2D4"/>
+        </w:tblBorders>
+      </w:tblPr>
+      <w:tblGrid>
+        <w:gridCol w:w="5112"/>
+        <w:gridCol w:w="5112"/>
+      </w:tblGrid>
+      <w:tr>
+        <w:tc>
+          <w:tcPr>
+            <w:tcW w:type="dxa" w:w="5112"/>
+            <w:shd w:val="clear" w:color="auto" w:fill="17494B"/>
+          </w:tcPr>
+          <w:p>
+            <w:pPr>
+              <w:spacing w:after="40"/>
+            </w:pPr>
+            <w:r>
+              <w:rPr>
+                <w:b/>
+                <w:color w:val="FFFFFF"/>
+                <w:sz w:val="18"/>
+              </w:rPr>
+            </w:r>
+            <w:r>
+              <w:rPr>
+                <w:b/>
+                <w:i w:val="0"/>
+                <w:color w:val="FFFFFF"/>
+                <w:sz w:val="18"/>
+              </w:rPr>
+              <w:t>Term</w:t>
+            </w:r>
+          </w:p>
+        </w:tc>
+        <w:tc>
+          <w:tcPr>
+            <w:tcW w:type="dxa" w:w="5112"/>
+            <w:shd w:val="clear" w:color="auto" w:fill="17494B"/>
+          </w:tcPr>
+          <w:p>
+            <w:pPr>
+              <w:spacing w:after="40"/>
+            </w:pPr>
+            <w:r>
+              <w:rPr>
+                <w:b/>
+                <w:color w:val="FFFFFF"/>
+                <w:sz w:val="18"/>
+              </w:rPr>
+            </w:r>
+            <w:r>
+              <w:rPr>
+                <w:b/>
+                <w:i w:val="0"/>
+                <w:color w:val="FFFFFF"/>
+                <w:sz w:val="18"/>
+              </w:rPr>
+              <w:t>What you need to know</w:t>
+            </w:r>
+          </w:p>
+        </w:tc>
+      </w:tr>
+      <w:tr>
+        <w:tc>
+          <w:tcPr>
+            <w:tcW w:type="dxa" w:w="5112"/>
+            <w:shd w:val="clear" w:color="auto" w:fill="F1EEEF"/>
+          </w:tcPr>
+          <w:p>
+            <w:pPr>
+              <w:spacing w:after="40"/>
+            </w:pPr>
+            <w:r>
+              <w:rPr>
+                <w:b/>
+                <w:sz w:val="18"/>
+              </w:rPr>
+            </w:r>
+            <w:r>
+              <w:rPr>
+                <w:b/>
+                <w:i w:val="0"/>
+                <w:sz w:val="18"/>
+              </w:rPr>
+              <w:t>Alpha-1 blockers</w:t>
+            </w:r>
+          </w:p>
+        </w:tc>
+        <w:tc>
+          <w:tcPr>
+            <w:tcW w:type="dxa" w:w="5112"/>
+          </w:tcPr>
+          <w:p>
+            <w:pPr>
+              <w:spacing w:after="40"/>
+            </w:pPr>
+            <w:r>
+              <w:rPr>
+                <w:sz w:val="18"/>
+              </w:rPr>
+            </w:r>
+            <w:r>
+              <w:rPr>
+                <w:b w:val="0"/>
+                <w:i w:val="0"/>
+                <w:sz w:val="18"/>
+              </w:rPr>
+              <w:t xml:space="preserve">Prazosin: </w:t>
+            </w:r>
+            <w:r>
+              <w:rPr>
+                <w:b/>
+                <w:i w:val="0"/>
+                <w:sz w:val="18"/>
+              </w:rPr>
+              <w:t>orthostatic hypotension</w:t>
+            </w:r>
+            <w:r>
+              <w:rPr>
+                <w:b w:val="0"/>
+                <w:i w:val="0"/>
+                <w:sz w:val="18"/>
+              </w:rPr>
+              <w:t xml:space="preserve">, mild reflex tachycardia, sodium retention, impotence; lipids improve; NSAIDs blunt, beta blockers worsen postural drop. Terazosin/doxazosin: once daily, BPH (benign prostatic hyperplasia) too. </w:t>
+            </w:r>
+            <w:r>
+              <w:rPr>
+                <w:b/>
+                <w:i w:val="0"/>
+                <w:sz w:val="18"/>
+              </w:rPr>
+              <w:t>Tamsulosin = alpha-1A → BPH, little vascular effect.</w:t>
+            </w:r>
+          </w:p>
+        </w:tc>
+      </w:tr>
+      <w:tr>
+        <w:tc>
+          <w:tcPr>
+            <w:tcW w:type="dxa" w:w="5112"/>
+            <w:shd w:val="clear" w:color="auto" w:fill="F1EEEF"/>
+          </w:tcPr>
+          <w:p>
+            <w:pPr>
+              <w:spacing w:after="40"/>
+            </w:pPr>
+            <w:r>
+              <w:rPr>
+                <w:b/>
+                <w:sz w:val="18"/>
+              </w:rPr>
+            </w:r>
+            <w:r>
+              <w:rPr>
+                <w:b/>
+                <w:i w:val="0"/>
+                <w:sz w:val="18"/>
+              </w:rPr>
+              <w:t>Central alpha-2 agonists</w:t>
+            </w:r>
+          </w:p>
+        </w:tc>
+        <w:tc>
+          <w:tcPr>
+            <w:tcW w:type="dxa" w:w="5112"/>
+          </w:tcPr>
+          <w:p>
+            <w:pPr>
+              <w:spacing w:after="40"/>
+            </w:pPr>
+            <w:r>
+              <w:rPr>
+                <w:sz w:val="18"/>
+              </w:rPr>
+            </w:r>
+            <w:r>
+              <w:rPr>
+                <w:b w:val="0"/>
+                <w:i w:val="0"/>
+                <w:sz w:val="18"/>
+              </w:rPr>
+              <w:t xml:space="preserve">↓ sympathetic outflow (brainstem). Sedation, dry mouth, </w:t>
+            </w:r>
+            <w:r>
+              <w:rPr>
+                <w:b/>
+                <w:i w:val="0"/>
+                <w:sz w:val="18"/>
+              </w:rPr>
+              <w:t>narrow therapeutic range</w:t>
+            </w:r>
+            <w:r>
+              <w:rPr>
+                <w:b w:val="0"/>
+                <w:i w:val="0"/>
+                <w:sz w:val="18"/>
+              </w:rPr>
+              <w:t xml:space="preserve">, </w:t>
+            </w:r>
+            <w:r>
+              <w:rPr>
+                <w:b/>
+                <w:i w:val="0"/>
+                <w:sz w:val="18"/>
+              </w:rPr>
+              <w:t>★ abrupt-withdrawal hypertension</w:t>
+            </w:r>
+            <w:r>
+              <w:rPr>
+                <w:b w:val="0"/>
+                <w:i w:val="0"/>
+                <w:sz w:val="18"/>
+              </w:rPr>
+              <w:t xml:space="preserve">; lipid-neutral. </w:t>
+            </w:r>
+            <w:r>
+              <w:rPr>
+                <w:b/>
+                <w:i w:val="0"/>
+                <w:sz w:val="18"/>
+              </w:rPr>
+              <w:t>Clonidine</w:t>
+            </w:r>
+            <w:r>
+              <w:rPr>
+                <w:b w:val="0"/>
+                <w:i w:val="0"/>
+                <w:sz w:val="18"/>
+              </w:rPr>
+              <w:t xml:space="preserve">: sodium retention (+ diuretic), ↑ glucose, blunts opiate withdrawal. </w:t>
+            </w:r>
+            <w:r>
+              <w:rPr>
+                <w:b/>
+                <w:i w:val="0"/>
+                <w:sz w:val="18"/>
+              </w:rPr>
+              <w:t>Guanfacine</w:t>
+            </w:r>
+            <w:r>
+              <w:rPr>
+                <w:b w:val="0"/>
+                <w:i w:val="0"/>
+                <w:sz w:val="18"/>
+              </w:rPr>
+              <w:t>: most alpha-2 selective, less sedation. (Slide 75’s “blocker” is a slip — AGONIST.)</w:t>
+            </w:r>
+          </w:p>
+        </w:tc>
+      </w:tr>
+      <w:tr>
+        <w:tc>
+          <w:tcPr>
+            <w:tcW w:type="dxa" w:w="5112"/>
+            <w:shd w:val="clear" w:color="auto" w:fill="F1EEEF"/>
+          </w:tcPr>
+          <w:p>
+            <w:pPr>
+              <w:spacing w:after="40"/>
+            </w:pPr>
+            <w:r>
+              <w:rPr>
+                <w:b/>
+                <w:sz w:val="18"/>
+              </w:rPr>
+            </w:r>
+            <w:r>
+              <w:rPr>
+                <w:b/>
+                <w:i w:val="0"/>
+                <w:sz w:val="18"/>
+              </w:rPr>
+              <w:t>★ Hydralazine</w:t>
+            </w:r>
+          </w:p>
+        </w:tc>
+        <w:tc>
+          <w:tcPr>
+            <w:tcW w:type="dxa" w:w="5112"/>
+          </w:tcPr>
+          <w:p>
+            <w:pPr>
+              <w:spacing w:after="40"/>
+            </w:pPr>
+            <w:r>
+              <w:rPr>
+                <w:sz w:val="18"/>
+              </w:rPr>
+            </w:r>
+            <w:r>
+              <w:rPr>
+                <w:b/>
+                <w:i w:val="0"/>
+                <w:sz w:val="18"/>
+              </w:rPr>
+              <w:t>N-acetylated → fast/slow acetylators</w:t>
+            </w:r>
+            <w:r>
+              <w:rPr>
+                <w:b w:val="0"/>
+                <w:i w:val="0"/>
+                <w:sz w:val="18"/>
+              </w:rPr>
+              <w:t xml:space="preserve">; </w:t>
+            </w:r>
+            <w:r>
+              <w:rPr>
+                <w:b/>
+                <w:i w:val="0"/>
+                <w:sz w:val="18"/>
+              </w:rPr>
+              <w:t>lupus syndrome</w:t>
+            </w:r>
+            <w:r>
+              <w:rPr>
+                <w:b w:val="0"/>
+                <w:i w:val="0"/>
+                <w:sz w:val="18"/>
+              </w:rPr>
+              <w:t xml:space="preserve"> (high dose, long term, women, slow acetylators, Caucasians); contraindicated in CAD (coronary artery disease), elderly, ischemia; </w:t>
+            </w:r>
+            <w:r>
+              <w:rPr>
+                <w:b/>
+                <w:i w:val="0"/>
+                <w:sz w:val="18"/>
+              </w:rPr>
+              <w:t>stools may turn black</w:t>
+            </w:r>
+            <w:r>
+              <w:rPr>
+                <w:b w:val="0"/>
+                <w:i w:val="0"/>
+                <w:sz w:val="18"/>
+              </w:rPr>
+              <w:t>.</w:t>
+            </w:r>
+          </w:p>
+        </w:tc>
+      </w:tr>
+      <w:tr>
+        <w:tc>
+          <w:tcPr>
+            <w:tcW w:type="dxa" w:w="5112"/>
+            <w:shd w:val="clear" w:color="auto" w:fill="F1EEEF"/>
+          </w:tcPr>
+          <w:p>
+            <w:pPr>
+              <w:spacing w:after="40"/>
+            </w:pPr>
+            <w:r>
+              <w:rPr>
+                <w:b/>
+                <w:sz w:val="18"/>
+              </w:rPr>
+            </w:r>
+            <w:r>
+              <w:rPr>
+                <w:b/>
+                <w:i w:val="0"/>
+                <w:sz w:val="18"/>
+              </w:rPr>
+              <w:t>Minoxidil / nitroprusside</w:t>
+            </w:r>
+          </w:p>
+        </w:tc>
+        <w:tc>
+          <w:tcPr>
+            <w:tcW w:type="dxa" w:w="5112"/>
+          </w:tcPr>
+          <w:p>
+            <w:pPr>
+              <w:spacing w:after="40"/>
+            </w:pPr>
+            <w:r>
+              <w:rPr>
+                <w:sz w:val="18"/>
+              </w:rPr>
+            </w:r>
+            <w:r>
+              <w:rPr>
+                <w:b w:val="0"/>
+                <w:i w:val="0"/>
+                <w:sz w:val="18"/>
+              </w:rPr>
+              <w:t xml:space="preserve">Minoxidil: </w:t>
+            </w:r>
+            <w:r>
+              <w:rPr>
+                <w:b/>
+                <w:i w:val="0"/>
+                <w:sz w:val="18"/>
+              </w:rPr>
+              <w:t>K+ (potassium) channel opener</w:t>
+            </w:r>
+            <w:r>
+              <w:rPr>
+                <w:b w:val="0"/>
+                <w:i w:val="0"/>
+                <w:sz w:val="18"/>
+              </w:rPr>
+              <w:t xml:space="preserve">; severe reflexes, ischemia, arrhythmia, </w:t>
+            </w:r>
+            <w:r>
+              <w:rPr>
+                <w:b/>
+                <w:i w:val="0"/>
+                <w:sz w:val="18"/>
+              </w:rPr>
+              <w:t>hypertrichosis</w:t>
+            </w:r>
+            <w:r>
+              <w:rPr>
+                <w:b w:val="0"/>
+                <w:i w:val="0"/>
+                <w:sz w:val="18"/>
+              </w:rPr>
+              <w:t xml:space="preserve">; triple therapy for refractory HTN (hypertension). Nitroprusside IV (intravenous) for </w:t>
+            </w:r>
+            <w:r>
+              <w:rPr>
+                <w:b/>
+                <w:i w:val="0"/>
+                <w:sz w:val="18"/>
+              </w:rPr>
+              <w:t>hypertensive crisis</w:t>
+            </w:r>
+            <w:r>
+              <w:rPr>
+                <w:b w:val="0"/>
+                <w:i w:val="0"/>
+                <w:sz w:val="18"/>
+              </w:rPr>
+              <w:t xml:space="preserve">; veins + arterioles; </w:t>
+            </w:r>
+            <w:r>
+              <w:rPr>
+                <w:b/>
+                <w:i w:val="0"/>
+                <w:sz w:val="18"/>
+              </w:rPr>
+              <w:t>cyanide → sodium thiosulfate</w:t>
+            </w:r>
+            <w:r>
+              <w:rPr>
+                <w:b w:val="0"/>
+                <w:i w:val="0"/>
+                <w:sz w:val="18"/>
+              </w:rPr>
+              <w:t>; thiocyanate with long infusion/renal failure.</w:t>
+            </w:r>
+          </w:p>
+        </w:tc>
+      </w:tr>
+      <w:tr>
+        <w:tc>
+          <w:tcPr>
+            <w:tcW w:type="dxa" w:w="5112"/>
+            <w:shd w:val="clear" w:color="auto" w:fill="F1EEEF"/>
+          </w:tcPr>
+          <w:p>
+            <w:pPr>
+              <w:spacing w:after="40"/>
+            </w:pPr>
+            <w:r>
+              <w:rPr>
+                <w:b/>
+                <w:sz w:val="18"/>
+              </w:rPr>
+            </w:r>
+            <w:r>
+              <w:rPr>
+                <w:b/>
+                <w:i w:val="0"/>
+                <w:sz w:val="18"/>
+              </w:rPr>
+              <w:t>★ Algorithm</w:t>
+            </w:r>
+          </w:p>
+        </w:tc>
+        <w:tc>
+          <w:tcPr>
+            <w:tcW w:type="dxa" w:w="5112"/>
+          </w:tcPr>
+          <w:p>
+            <w:pPr>
+              <w:spacing w:after="40"/>
+            </w:pPr>
+            <w:r>
+              <w:rPr>
+                <w:sz w:val="18"/>
+              </w:rPr>
+            </w:r>
+            <w:r>
+              <w:rPr>
+                <w:b w:val="0"/>
+                <w:i w:val="0"/>
+                <w:sz w:val="18"/>
+              </w:rPr>
+              <w:t xml:space="preserve">&gt;20/10 above goal → </w:t>
+            </w:r>
+            <w:r>
+              <w:rPr>
+                <w:b/>
+                <w:i w:val="0"/>
+                <w:sz w:val="18"/>
+              </w:rPr>
+              <w:t>ACE (angiotensin-converting enzyme) inhibitor (OR ARB (angiotensin receptor blocker)) + DHP (dihydropyridine)</w:t>
+            </w:r>
+            <w:r>
+              <w:rPr>
+                <w:b w:val="0"/>
+                <w:i w:val="0"/>
+                <w:sz w:val="18"/>
+              </w:rPr>
+              <w:t xml:space="preserve">. Albuminuria (ACR (urine albumin-to-creatinine ratio) ≥300) → </w:t>
+            </w:r>
+            <w:r>
+              <w:rPr>
+                <w:b/>
+                <w:i w:val="0"/>
+                <w:sz w:val="18"/>
+              </w:rPr>
+              <w:t>ACE inhibitor or ARB</w:t>
+            </w:r>
+            <w:r>
+              <w:rPr>
+                <w:b w:val="0"/>
+                <w:i w:val="0"/>
+                <w:sz w:val="18"/>
+              </w:rPr>
+              <w:t xml:space="preserve">. Otherwise one of them → combine → </w:t>
+            </w:r>
+            <w:r>
+              <w:rPr>
+                <w:b/>
+                <w:i w:val="0"/>
+                <w:sz w:val="18"/>
+              </w:rPr>
+              <w:t>+ thiazide-like diuretic</w:t>
+            </w:r>
+            <w:r>
+              <w:rPr>
+                <w:b w:val="0"/>
+                <w:i w:val="0"/>
+                <w:sz w:val="18"/>
+              </w:rPr>
+              <w:t xml:space="preserve">. Reassess at </w:t>
+            </w:r>
+            <w:r>
+              <w:rPr>
+                <w:b/>
+                <w:i w:val="0"/>
+                <w:sz w:val="18"/>
+              </w:rPr>
+              <w:t>~4 weeks</w:t>
+            </w:r>
+            <w:r>
+              <w:rPr>
+                <w:b w:val="0"/>
+                <w:i w:val="0"/>
+                <w:sz w:val="18"/>
+              </w:rPr>
+              <w:t xml:space="preserve">. Failure: </w:t>
+            </w:r>
+            <w:r>
+              <w:rPr>
+                <w:b/>
+                <w:i w:val="0"/>
+                <w:sz w:val="18"/>
+              </w:rPr>
+              <w:t>nonadherence</w:t>
+            </w:r>
+            <w:r>
+              <w:rPr>
+                <w:b w:val="0"/>
+                <w:i w:val="0"/>
+                <w:sz w:val="18"/>
+              </w:rPr>
+              <w:t>, white coat, bad measurement.</w:t>
+            </w:r>
+          </w:p>
+        </w:tc>
+      </w:tr>
+    </w:tbl>
+    <w:p>
+      <w:pPr>
+        <w:spacing w:after="80"/>
+      </w:pPr>
+    </w:p>
+    <w:p>
+      <w:pPr>
+        <w:pStyle w:val="Heading1"/>
+        <w:spacing w:before="280" w:after="100"/>
+      </w:pPr>
+      <w:r>
+        <w:rPr>
+          <w:rFonts w:ascii="Georgia" w:hAnsi="Georgia"/>
+          <w:color w:val="17494B"/>
+        </w:rPr>
+        <w:t>Lipids · scope &amp; memory aid</w:t>
+      </w:r>
+    </w:p>
+    <w:tbl>
+      <w:tblPr>
+        <w:tblStyle w:val="TableGrid"/>
+        <w:tblW w:type="auto" w:w="0"/>
+        <w:jc w:val="center"/>
+        <w:tblLook w:firstColumn="1" w:firstRow="1" w:lastColumn="0" w:lastRow="0" w:noHBand="0" w:noVBand="1" w:val="04A0"/>
+        <w:tblBorders>
+          <w:top w:val="single" w:sz="4" w:space="0" w:color="D8D2D4"/>
+          <w:left w:val="single" w:sz="4" w:space="0" w:color="D8D2D4"/>
+          <w:bottom w:val="single" w:sz="4" w:space="0" w:color="D8D2D4"/>
+          <w:right w:val="single" w:sz="4" w:space="0" w:color="D8D2D4"/>
+          <w:insideH w:val="single" w:sz="4" w:space="0" w:color="D8D2D4"/>
+          <w:insideV w:val="single" w:sz="4" w:space="0" w:color="D8D2D4"/>
+        </w:tblBorders>
+      </w:tblPr>
+      <w:tblGrid>
+        <w:gridCol w:w="5112"/>
+        <w:gridCol w:w="5112"/>
+      </w:tblGrid>
+      <w:tr>
+        <w:tc>
+          <w:tcPr>
+            <w:tcW w:type="dxa" w:w="5112"/>
+            <w:shd w:val="clear" w:color="auto" w:fill="17494B"/>
+          </w:tcPr>
+          <w:p>
+            <w:pPr>
+              <w:spacing w:after="40"/>
+            </w:pPr>
+            <w:r>
+              <w:rPr>
+                <w:b/>
+                <w:color w:val="FFFFFF"/>
+                <w:sz w:val="18"/>
+              </w:rPr>
+            </w:r>
+            <w:r>
+              <w:rPr>
+                <w:b/>
+                <w:i w:val="0"/>
+                <w:color w:val="FFFFFF"/>
+                <w:sz w:val="18"/>
+              </w:rPr>
+              <w:t>Term</w:t>
+            </w:r>
+          </w:p>
+        </w:tc>
+        <w:tc>
+          <w:tcPr>
+            <w:tcW w:type="dxa" w:w="5112"/>
+            <w:shd w:val="clear" w:color="auto" w:fill="17494B"/>
+          </w:tcPr>
+          <w:p>
+            <w:pPr>
+              <w:spacing w:after="40"/>
+            </w:pPr>
+            <w:r>
+              <w:rPr>
+                <w:b/>
+                <w:color w:val="FFFFFF"/>
+                <w:sz w:val="18"/>
+              </w:rPr>
+            </w:r>
+            <w:r>
+              <w:rPr>
+                <w:b/>
+                <w:i w:val="0"/>
+                <w:color w:val="FFFFFF"/>
+                <w:sz w:val="18"/>
+              </w:rPr>
+              <w:t>What you need to know</w:t>
+            </w:r>
+          </w:p>
+        </w:tc>
+      </w:tr>
+      <w:tr>
+        <w:tc>
+          <w:tcPr>
+            <w:tcW w:type="dxa" w:w="5112"/>
+            <w:shd w:val="clear" w:color="auto" w:fill="F1EEEF"/>
+          </w:tcPr>
+          <w:p>
+            <w:pPr>
+              <w:spacing w:after="40"/>
+            </w:pPr>
+            <w:r>
+              <w:rPr>
+                <w:b/>
+                <w:sz w:val="18"/>
+              </w:rPr>
+            </w:r>
+            <w:r>
+              <w:rPr>
+                <w:b/>
+                <w:i w:val="0"/>
+                <w:sz w:val="18"/>
+              </w:rPr>
+              <w:t>NOT on it</w:t>
+            </w:r>
+          </w:p>
+        </w:tc>
+        <w:tc>
+          <w:tcPr>
+            <w:tcW w:type="dxa" w:w="5112"/>
+          </w:tcPr>
+          <w:p>
+            <w:pPr>
+              <w:spacing w:after="40"/>
+            </w:pPr>
+            <w:r>
+              <w:rPr>
+                <w:sz w:val="18"/>
+              </w:rPr>
+            </w:r>
+            <w:r>
+              <w:rPr>
+                <w:b w:val="0"/>
+                <w:i w:val="0"/>
+                <w:sz w:val="18"/>
+              </w:rPr>
+              <w:t>Picking an intensity for a scenario · calculating 10-year risk · statin PK (pharmacokinetics) table except the CYP row · IDL (intermediate-density lipoprotein) · ezetimibe + cyclosporine · doses.</w:t>
+            </w:r>
+          </w:p>
+        </w:tc>
+      </w:tr>
+      <w:tr>
+        <w:tc>
+          <w:tcPr>
+            <w:tcW w:type="dxa" w:w="5112"/>
+            <w:shd w:val="clear" w:color="auto" w:fill="F1EEEF"/>
+          </w:tcPr>
+          <w:p>
+            <w:pPr>
+              <w:spacing w:after="40"/>
+            </w:pPr>
+            <w:r>
+              <w:rPr>
+                <w:b/>
+                <w:sz w:val="18"/>
+              </w:rPr>
+            </w:r>
+            <w:r>
+              <w:rPr>
+                <w:b/>
+                <w:i w:val="0"/>
+                <w:sz w:val="18"/>
+              </w:rPr>
+              <w:t>Memory aid (not fact)</w:t>
+            </w:r>
+          </w:p>
+        </w:tc>
+        <w:tc>
+          <w:tcPr>
+            <w:tcW w:type="dxa" w:w="5112"/>
+          </w:tcPr>
+          <w:p>
+            <w:pPr>
+              <w:spacing w:after="40"/>
+            </w:pPr>
+            <w:r>
+              <w:rPr>
+                <w:sz w:val="18"/>
+              </w:rPr>
+            </w:r>
+            <w:r>
+              <w:rPr>
+                <w:b w:val="0"/>
+                <w:i w:val="0"/>
+                <w:sz w:val="18"/>
+              </w:rPr>
+              <w:t xml:space="preserve">Liver = depot; LDL (low-density lipoprotein) = delivery truck (ApoB-100 (apolipoprotein B-100) badge); </w:t>
+            </w:r>
+            <w:r>
+              <w:rPr>
+                <w:b/>
+                <w:i w:val="0"/>
+                <w:sz w:val="18"/>
+              </w:rPr>
+              <w:t>LDL receptor = receiving gate</w:t>
+            </w:r>
+            <w:r>
+              <w:rPr>
+                <w:b w:val="0"/>
+                <w:i w:val="0"/>
+                <w:sz w:val="18"/>
+              </w:rPr>
+              <w:t xml:space="preserve">; HDL (high-density lipoprotein) = </w:t>
+            </w:r>
+            <w:r>
+              <w:rPr>
+                <w:b/>
+                <w:i w:val="0"/>
+                <w:sz w:val="18"/>
+              </w:rPr>
+              <w:t>garbage truck</w:t>
+            </w:r>
+            <w:r>
+              <w:rPr>
+                <w:b w:val="0"/>
+                <w:i w:val="0"/>
+                <w:sz w:val="18"/>
+              </w:rPr>
+              <w:t>; VLDL (very-low-density lipoprotein) = fuel tanker; PCSK9 (proprotein convertase subtilisin/kexin type 9) = demolition crew; bile = sewer.</w:t>
+            </w:r>
+          </w:p>
+        </w:tc>
+      </w:tr>
+      <w:tr>
+        <w:tc>
+          <w:tcPr>
+            <w:tcW w:type="dxa" w:w="5112"/>
+            <w:shd w:val="clear" w:color="auto" w:fill="F1EEEF"/>
+          </w:tcPr>
+          <w:p>
+            <w:pPr>
+              <w:spacing w:after="40"/>
+            </w:pPr>
+            <w:r>
+              <w:rPr>
+                <w:b/>
+                <w:sz w:val="18"/>
+              </w:rPr>
+            </w:r>
+            <w:r>
+              <w:rPr>
+                <w:b/>
+                <w:i w:val="0"/>
+                <w:sz w:val="18"/>
+              </w:rPr>
+              <w:t>The drugs in the story</w:t>
+            </w:r>
+          </w:p>
+        </w:tc>
+        <w:tc>
+          <w:tcPr>
+            <w:tcW w:type="dxa" w:w="5112"/>
+          </w:tcPr>
+          <w:p>
+            <w:pPr>
+              <w:spacing w:after="40"/>
+            </w:pPr>
+            <w:r>
+              <w:rPr>
+                <w:sz w:val="18"/>
+              </w:rPr>
+            </w:r>
+            <w:r>
+              <w:rPr>
+                <w:b/>
+                <w:i w:val="0"/>
+                <w:sz w:val="18"/>
+              </w:rPr>
+              <w:t>Statins</w:t>
+            </w:r>
+            <w:r>
+              <w:rPr>
+                <w:b w:val="0"/>
+                <w:i w:val="0"/>
+                <w:sz w:val="18"/>
+              </w:rPr>
+              <w:t xml:space="preserve"> cut the depot’s own output + add gates · </w:t>
+            </w:r>
+            <w:r>
+              <w:rPr>
+                <w:b/>
+                <w:i w:val="0"/>
+                <w:sz w:val="18"/>
+              </w:rPr>
+              <w:t>ezetimibe</w:t>
+            </w:r>
+            <w:r>
+              <w:rPr>
+                <w:b w:val="0"/>
+                <w:i w:val="0"/>
+                <w:sz w:val="18"/>
+              </w:rPr>
+              <w:t xml:space="preserve"> narrows the port’s import gate · </w:t>
+            </w:r>
+            <w:r>
+              <w:rPr>
+                <w:b/>
+                <w:i w:val="0"/>
+                <w:sz w:val="18"/>
+              </w:rPr>
+              <w:t>resins</w:t>
+            </w:r>
+            <w:r>
+              <w:rPr>
+                <w:b w:val="0"/>
+                <w:i w:val="0"/>
+                <w:sz w:val="18"/>
+              </w:rPr>
+              <w:t xml:space="preserve"> block the sewer’s recycling (more gates, but more tankers → TG (triglycerides) ↑) · </w:t>
+            </w:r>
+            <w:r>
+              <w:rPr>
+                <w:b/>
+                <w:i w:val="0"/>
+                <w:sz w:val="18"/>
+              </w:rPr>
+              <w:t>fibrates</w:t>
+            </w:r>
+            <w:r>
+              <w:rPr>
+                <w:b w:val="0"/>
+                <w:i w:val="0"/>
+                <w:sz w:val="18"/>
+              </w:rPr>
+              <w:t xml:space="preserve"> fewer tankers, more garbage trucks · </w:t>
+            </w:r>
+            <w:r>
+              <w:rPr>
+                <w:b/>
+                <w:i w:val="0"/>
+                <w:sz w:val="18"/>
+              </w:rPr>
+              <w:t>niacin</w:t>
+            </w:r>
+            <w:r>
+              <w:rPr>
+                <w:b w:val="0"/>
+                <w:i w:val="0"/>
+                <w:sz w:val="18"/>
+              </w:rPr>
+              <w:t xml:space="preserve"> cuts the fuel line from fat stores · </w:t>
+            </w:r>
+            <w:r>
+              <w:rPr>
+                <w:b/>
+                <w:i w:val="0"/>
+                <w:sz w:val="18"/>
+              </w:rPr>
+              <w:t>PCSK9 inhibitors</w:t>
+            </w:r>
+            <w:r>
+              <w:rPr>
+                <w:b w:val="0"/>
+                <w:i w:val="0"/>
+                <w:sz w:val="18"/>
+              </w:rPr>
+              <w:t xml:space="preserve"> stop the demolition crew.</w:t>
+            </w:r>
+          </w:p>
+        </w:tc>
+      </w:tr>
+      <w:tr>
+        <w:tc>
+          <w:tcPr>
+            <w:tcW w:type="dxa" w:w="5112"/>
+            <w:shd w:val="clear" w:color="auto" w:fill="F1EEEF"/>
+          </w:tcPr>
+          <w:p>
+            <w:pPr>
+              <w:spacing w:after="40"/>
+            </w:pPr>
+            <w:r>
+              <w:rPr>
+                <w:b/>
+                <w:sz w:val="18"/>
+              </w:rPr>
+            </w:r>
+            <w:r>
+              <w:rPr>
+                <w:b/>
+                <w:i w:val="0"/>
+                <w:sz w:val="18"/>
+              </w:rPr>
+              <w:t>★ Key point</w:t>
+            </w:r>
+          </w:p>
+        </w:tc>
+        <w:tc>
+          <w:tcPr>
+            <w:tcW w:type="dxa" w:w="5112"/>
+          </w:tcPr>
+          <w:p>
+            <w:pPr>
+              <w:spacing w:after="40"/>
+            </w:pPr>
+            <w:r>
+              <w:rPr>
+                <w:sz w:val="18"/>
+              </w:rPr>
+            </w:r>
+            <w:r>
+              <w:rPr>
+                <w:b w:val="0"/>
+                <w:i w:val="0"/>
+                <w:sz w:val="18"/>
+              </w:rPr>
+              <w:t xml:space="preserve">Statins, ezetimibe, resins, PCSK9 inhibitors all end in </w:t>
+            </w:r>
+            <w:r>
+              <w:rPr>
+                <w:b/>
+                <w:i w:val="0"/>
+                <w:sz w:val="18"/>
+              </w:rPr>
+              <w:t>more hepatic LDL receptors</w:t>
+            </w:r>
+            <w:r>
+              <w:rPr>
+                <w:b w:val="0"/>
+                <w:i w:val="0"/>
+                <w:sz w:val="18"/>
+              </w:rPr>
+              <w:t>.</w:t>
+            </w:r>
+          </w:p>
+        </w:tc>
+      </w:tr>
+    </w:tbl>
+    <w:p>
+      <w:pPr>
+        <w:spacing w:after="80"/>
+      </w:pPr>
+    </w:p>
+    <w:p>
+      <w:pPr>
+        <w:pStyle w:val="Heading1"/>
+        <w:spacing w:before="280" w:after="100"/>
+      </w:pPr>
+      <w:r>
+        <w:rPr>
+          <w:rFonts w:ascii="Georgia" w:hAnsi="Georgia"/>
+          <w:color w:val="17494B"/>
+        </w:rPr>
+        <w:t>Lipids · statins &amp; guidelines</w:t>
+      </w:r>
+    </w:p>
+    <w:tbl>
+      <w:tblPr>
+        <w:tblStyle w:val="TableGrid"/>
+        <w:tblW w:type="auto" w:w="0"/>
+        <w:jc w:val="center"/>
+        <w:tblLook w:firstColumn="1" w:firstRow="1" w:lastColumn="0" w:lastRow="0" w:noHBand="0" w:noVBand="1" w:val="04A0"/>
+        <w:tblBorders>
+          <w:top w:val="single" w:sz="4" w:space="0" w:color="D8D2D4"/>
+          <w:left w:val="single" w:sz="4" w:space="0" w:color="D8D2D4"/>
+          <w:bottom w:val="single" w:sz="4" w:space="0" w:color="D8D2D4"/>
+          <w:right w:val="single" w:sz="4" w:space="0" w:color="D8D2D4"/>
+          <w:insideH w:val="single" w:sz="4" w:space="0" w:color="D8D2D4"/>
+          <w:insideV w:val="single" w:sz="4" w:space="0" w:color="D8D2D4"/>
+        </w:tblBorders>
+      </w:tblPr>
+      <w:tblGrid>
+        <w:gridCol w:w="5112"/>
+        <w:gridCol w:w="5112"/>
+      </w:tblGrid>
+      <w:tr>
+        <w:tc>
+          <w:tcPr>
+            <w:tcW w:type="dxa" w:w="5112"/>
+            <w:shd w:val="clear" w:color="auto" w:fill="17494B"/>
+          </w:tcPr>
+          <w:p>
+            <w:pPr>
+              <w:spacing w:after="40"/>
+            </w:pPr>
+            <w:r>
+              <w:rPr>
+                <w:b/>
+                <w:color w:val="FFFFFF"/>
+                <w:sz w:val="18"/>
+              </w:rPr>
+            </w:r>
+            <w:r>
+              <w:rPr>
+                <w:b/>
+                <w:i w:val="0"/>
+                <w:color w:val="FFFFFF"/>
+                <w:sz w:val="18"/>
+              </w:rPr>
+              <w:t>Term</w:t>
+            </w:r>
+          </w:p>
+        </w:tc>
+        <w:tc>
+          <w:tcPr>
+            <w:tcW w:type="dxa" w:w="5112"/>
+            <w:shd w:val="clear" w:color="auto" w:fill="17494B"/>
+          </w:tcPr>
+          <w:p>
+            <w:pPr>
+              <w:spacing w:after="40"/>
+            </w:pPr>
+            <w:r>
+              <w:rPr>
+                <w:b/>
+                <w:color w:val="FFFFFF"/>
+                <w:sz w:val="18"/>
+              </w:rPr>
+            </w:r>
+            <w:r>
+              <w:rPr>
+                <w:b/>
+                <w:i w:val="0"/>
+                <w:color w:val="FFFFFF"/>
+                <w:sz w:val="18"/>
+              </w:rPr>
+              <w:t>What you need to know</w:t>
+            </w:r>
+          </w:p>
+        </w:tc>
+      </w:tr>
+      <w:tr>
+        <w:tc>
+          <w:tcPr>
+            <w:tcW w:type="dxa" w:w="5112"/>
+            <w:shd w:val="clear" w:color="auto" w:fill="F1EEEF"/>
+          </w:tcPr>
+          <w:p>
+            <w:pPr>
+              <w:spacing w:after="40"/>
+            </w:pPr>
+            <w:r>
+              <w:rPr>
+                <w:b/>
+                <w:sz w:val="18"/>
+              </w:rPr>
+            </w:r>
+            <w:r>
+              <w:rPr>
+                <w:b/>
+                <w:i w:val="0"/>
+                <w:sz w:val="18"/>
+              </w:rPr>
+              <w:t>★ Mechanism</w:t>
+            </w:r>
+          </w:p>
+        </w:tc>
+        <w:tc>
+          <w:tcPr>
+            <w:tcW w:type="dxa" w:w="5112"/>
+          </w:tcPr>
+          <w:p>
+            <w:pPr>
+              <w:spacing w:after="40"/>
+            </w:pPr>
+            <w:r>
+              <w:rPr>
+                <w:sz w:val="18"/>
+              </w:rPr>
+            </w:r>
+            <w:r>
+              <w:rPr>
+                <w:b w:val="0"/>
+                <w:i w:val="0"/>
+                <w:sz w:val="18"/>
+              </w:rPr>
+              <w:t xml:space="preserve">HMG-CoA (3-hydroxy-3-methylglutaryl coenzyme A) reductase ↓ → less liver cholesterol → </w:t>
+            </w:r>
+            <w:r>
+              <w:rPr>
+                <w:b/>
+                <w:i w:val="0"/>
+                <w:sz w:val="18"/>
+              </w:rPr>
+              <w:t>↑ LDL (low-density lipoprotein) receptors</w:t>
+            </w:r>
+            <w:r>
+              <w:rPr>
+                <w:b w:val="0"/>
+                <w:i w:val="0"/>
+                <w:sz w:val="18"/>
+              </w:rPr>
+              <w:t xml:space="preserve"> → ↓ LDL. Pleiotropic: plaque stabilization, endothelium, antithrombotic.</w:t>
+            </w:r>
+          </w:p>
+        </w:tc>
+      </w:tr>
+      <w:tr>
+        <w:tc>
+          <w:tcPr>
+            <w:tcW w:type="dxa" w:w="5112"/>
+            <w:shd w:val="clear" w:color="auto" w:fill="F1EEEF"/>
+          </w:tcPr>
+          <w:p>
+            <w:pPr>
+              <w:spacing w:after="40"/>
+            </w:pPr>
+            <w:r>
+              <w:rPr>
+                <w:b/>
+                <w:sz w:val="18"/>
+              </w:rPr>
+            </w:r>
+            <w:r>
+              <w:rPr>
+                <w:b/>
+                <w:i w:val="0"/>
+                <w:sz w:val="18"/>
+              </w:rPr>
+              <w:t>★ First line</w:t>
+            </w:r>
+          </w:p>
+        </w:tc>
+        <w:tc>
+          <w:tcPr>
+            <w:tcW w:type="dxa" w:w="5112"/>
+          </w:tcPr>
+          <w:p>
+            <w:pPr>
+              <w:spacing w:after="40"/>
+            </w:pPr>
+            <w:r>
+              <w:rPr>
+                <w:sz w:val="18"/>
+              </w:rPr>
+            </w:r>
+            <w:r>
+              <w:rPr>
+                <w:b/>
+                <w:i w:val="0"/>
+                <w:sz w:val="18"/>
+              </w:rPr>
+              <w:t>Most efficacious, best tolerated</w:t>
+            </w:r>
+            <w:r>
+              <w:rPr>
+                <w:b w:val="0"/>
+                <w:i w:val="0"/>
+                <w:sz w:val="18"/>
+              </w:rPr>
+              <w:t>; first line whenever LDL lowering is indicated. “10 times out of 10.”</w:t>
+            </w:r>
+          </w:p>
+        </w:tc>
+      </w:tr>
+      <w:tr>
+        <w:tc>
+          <w:tcPr>
+            <w:tcW w:type="dxa" w:w="5112"/>
+            <w:shd w:val="clear" w:color="auto" w:fill="F1EEEF"/>
+          </w:tcPr>
+          <w:p>
+            <w:pPr>
+              <w:spacing w:after="40"/>
+            </w:pPr>
+            <w:r>
+              <w:rPr>
+                <w:b/>
+                <w:sz w:val="18"/>
+              </w:rPr>
+            </w:r>
+            <w:r>
+              <w:rPr>
+                <w:b/>
+                <w:i w:val="0"/>
+                <w:sz w:val="18"/>
+              </w:rPr>
+              <w:t>★ CYP3A4 (cytochrome P450 3A4)</w:t>
+            </w:r>
+          </w:p>
+        </w:tc>
+        <w:tc>
+          <w:tcPr>
+            <w:tcW w:type="dxa" w:w="5112"/>
+          </w:tcPr>
+          <w:p>
+            <w:pPr>
+              <w:spacing w:after="40"/>
+            </w:pPr>
+            <w:r>
+              <w:rPr>
+                <w:sz w:val="18"/>
+              </w:rPr>
+            </w:r>
+            <w:r>
+              <w:rPr>
+                <w:b/>
+                <w:i w:val="0"/>
+                <w:sz w:val="18"/>
+              </w:rPr>
+              <w:t>Atorvastatin, lovastatin, simvastatin</w:t>
+            </w:r>
+            <w:r>
+              <w:rPr>
+                <w:b w:val="0"/>
+                <w:i w:val="0"/>
+                <w:sz w:val="18"/>
+              </w:rPr>
+              <w:t xml:space="preserve">; rosuvastatin minimal CYP; pravastatin non-CYP. Interactions: </w:t>
+            </w:r>
+            <w:r>
+              <w:rPr>
+                <w:b/>
+                <w:i w:val="0"/>
+                <w:sz w:val="18"/>
+              </w:rPr>
+              <w:t>verapamil, amiodarone, niacin, fibrates, GRAPEFRUIT JUICE</w:t>
+            </w:r>
+            <w:r>
+              <w:rPr>
+                <w:b w:val="0"/>
+                <w:i w:val="0"/>
+                <w:sz w:val="18"/>
+              </w:rPr>
+              <w:t>.</w:t>
+            </w:r>
+          </w:p>
+        </w:tc>
+      </w:tr>
+      <w:tr>
+        <w:tc>
+          <w:tcPr>
+            <w:tcW w:type="dxa" w:w="5112"/>
+            <w:shd w:val="clear" w:color="auto" w:fill="F1EEEF"/>
+          </w:tcPr>
+          <w:p>
+            <w:pPr>
+              <w:spacing w:after="40"/>
+            </w:pPr>
+            <w:r>
+              <w:rPr>
+                <w:b/>
+                <w:sz w:val="18"/>
+              </w:rPr>
+            </w:r>
+            <w:r>
+              <w:rPr>
+                <w:b/>
+                <w:i w:val="0"/>
+                <w:sz w:val="18"/>
+              </w:rPr>
+              <w:t>★ Harms</w:t>
+            </w:r>
+          </w:p>
+        </w:tc>
+        <w:tc>
+          <w:tcPr>
+            <w:tcW w:type="dxa" w:w="5112"/>
+          </w:tcPr>
+          <w:p>
+            <w:pPr>
+              <w:spacing w:after="40"/>
+            </w:pPr>
+            <w:r>
+              <w:rPr>
+                <w:sz w:val="18"/>
+              </w:rPr>
+            </w:r>
+            <w:r>
+              <w:rPr>
+                <w:b w:val="0"/>
+                <w:i w:val="0"/>
+                <w:sz w:val="18"/>
+              </w:rPr>
+              <w:t xml:space="preserve">Liver enzymes ↑ 0.5–2.5%, </w:t>
+            </w:r>
+            <w:r>
+              <w:rPr>
+                <w:b/>
+                <w:i w:val="0"/>
+                <w:sz w:val="18"/>
+              </w:rPr>
+              <w:t>serious liver problems exceedingly rare</w:t>
+            </w:r>
+            <w:r>
+              <w:rPr>
+                <w:b w:val="0"/>
+                <w:i w:val="0"/>
+                <w:sz w:val="18"/>
+              </w:rPr>
+              <w:t xml:space="preserve"> → reduce/hold. </w:t>
+            </w:r>
+            <w:r>
+              <w:rPr>
+                <w:b/>
+                <w:i w:val="0"/>
+                <w:sz w:val="18"/>
+              </w:rPr>
+              <w:t>Myalgia → myopathy → rare rhabdomyolysis</w:t>
+            </w:r>
+            <w:r>
+              <w:rPr>
+                <w:b w:val="0"/>
+                <w:i w:val="0"/>
+                <w:sz w:val="18"/>
+              </w:rPr>
+              <w:t xml:space="preserve">; </w:t>
+            </w:r>
+            <w:r>
+              <w:rPr>
+                <w:b/>
+                <w:i w:val="0"/>
+                <w:sz w:val="18"/>
+              </w:rPr>
+              <w:t>fibrate combos cautiously</w:t>
+            </w:r>
+            <w:r>
+              <w:rPr>
+                <w:b w:val="0"/>
+                <w:i w:val="0"/>
+                <w:sz w:val="18"/>
+              </w:rPr>
+              <w:t>; muscle toxicity → STOP.</w:t>
+            </w:r>
+          </w:p>
+        </w:tc>
+      </w:tr>
+      <w:tr>
+        <w:tc>
+          <w:tcPr>
+            <w:tcW w:type="dxa" w:w="5112"/>
+            <w:shd w:val="clear" w:color="auto" w:fill="F1EEEF"/>
+          </w:tcPr>
+          <w:p>
+            <w:pPr>
+              <w:spacing w:after="40"/>
+            </w:pPr>
+            <w:r>
+              <w:rPr>
+                <w:b/>
+                <w:sz w:val="18"/>
+              </w:rPr>
+            </w:r>
+            <w:r>
+              <w:rPr>
+                <w:b/>
+                <w:i w:val="0"/>
+                <w:sz w:val="18"/>
+              </w:rPr>
+              <w:t>★ Contraindications</w:t>
+            </w:r>
+          </w:p>
+        </w:tc>
+        <w:tc>
+          <w:tcPr>
+            <w:tcW w:type="dxa" w:w="5112"/>
+          </w:tcPr>
+          <w:p>
+            <w:pPr>
+              <w:spacing w:after="40"/>
+            </w:pPr>
+            <w:r>
+              <w:rPr>
+                <w:sz w:val="18"/>
+              </w:rPr>
+            </w:r>
+            <w:r>
+              <w:rPr>
+                <w:b/>
+                <w:i w:val="0"/>
+                <w:sz w:val="18"/>
+              </w:rPr>
+              <w:t>Hepatic disease, pregnancy.</w:t>
+            </w:r>
+            <w:r>
+              <w:rPr>
+                <w:b w:val="0"/>
+                <w:i w:val="0"/>
+                <w:sz w:val="18"/>
+              </w:rPr>
+              <w:t xml:space="preserve"> Relative: cyclosporine, </w:t>
+            </w:r>
+            <w:r>
+              <w:rPr>
+                <w:b/>
+                <w:i w:val="0"/>
+                <w:sz w:val="18"/>
+              </w:rPr>
+              <w:t>gemfibrozil</w:t>
+            </w:r>
+            <w:r>
+              <w:rPr>
+                <w:b w:val="0"/>
+                <w:i w:val="0"/>
+                <w:sz w:val="18"/>
+              </w:rPr>
+              <w:t>, niacin, erythromycin.</w:t>
+            </w:r>
+          </w:p>
+        </w:tc>
+      </w:tr>
+      <w:tr>
+        <w:tc>
+          <w:tcPr>
+            <w:tcW w:type="dxa" w:w="5112"/>
+            <w:shd w:val="clear" w:color="auto" w:fill="F1EEEF"/>
+          </w:tcPr>
+          <w:p>
+            <w:pPr>
+              <w:spacing w:after="40"/>
+            </w:pPr>
+            <w:r>
+              <w:rPr>
+                <w:b/>
+                <w:sz w:val="18"/>
+              </w:rPr>
+            </w:r>
+            <w:r>
+              <w:rPr>
+                <w:b/>
+                <w:i w:val="0"/>
+                <w:sz w:val="18"/>
+              </w:rPr>
+              <w:t>★ AHA/ACC (American Heart Association and American College of Cardiology)</w:t>
+            </w:r>
+          </w:p>
+        </w:tc>
+        <w:tc>
+          <w:tcPr>
+            <w:tcW w:type="dxa" w:w="5112"/>
+          </w:tcPr>
+          <w:p>
+            <w:pPr>
+              <w:spacing w:after="40"/>
+            </w:pPr>
+            <w:r>
+              <w:rPr>
+                <w:sz w:val="18"/>
+              </w:rPr>
+            </w:r>
+            <w:r>
+              <w:rPr>
+                <w:b w:val="0"/>
+                <w:i w:val="0"/>
+                <w:sz w:val="18"/>
+              </w:rPr>
+              <w:t xml:space="preserve">Moderate/high intensity for the 4 groups; </w:t>
+            </w:r>
+            <w:r>
+              <w:rPr>
+                <w:b/>
+                <w:i w:val="0"/>
+                <w:sz w:val="18"/>
+              </w:rPr>
+              <w:t>no LDL target</w:t>
+            </w:r>
+            <w:r>
+              <w:rPr>
+                <w:b w:val="0"/>
+                <w:i w:val="0"/>
+                <w:sz w:val="18"/>
+              </w:rPr>
+              <w:t xml:space="preserve">; recheck lipids for </w:t>
+            </w:r>
+            <w:r>
+              <w:rPr>
+                <w:b/>
+                <w:i w:val="0"/>
+                <w:sz w:val="18"/>
+              </w:rPr>
+              <w:t>adherence</w:t>
+            </w:r>
+            <w:r>
+              <w:rPr>
+                <w:b w:val="0"/>
+                <w:i w:val="0"/>
+                <w:sz w:val="18"/>
+              </w:rPr>
+              <w:t xml:space="preserve">. Groups: </w:t>
+            </w:r>
+            <w:r>
+              <w:rPr>
+                <w:b/>
+                <w:i w:val="0"/>
+                <w:sz w:val="18"/>
+              </w:rPr>
+              <w:t>clinical ASCVD (atherosclerotic cardiovascular disease) · LDL &gt;190 · diabetes 40–75 with LDL 70–189 · 10-year risk &gt;7.5% with LDL 70–189</w:t>
+            </w:r>
+            <w:r>
+              <w:rPr>
+                <w:b w:val="0"/>
+                <w:i w:val="0"/>
+                <w:sz w:val="18"/>
+              </w:rPr>
+              <w:t>.</w:t>
+            </w:r>
+          </w:p>
+        </w:tc>
+      </w:tr>
+      <w:tr>
+        <w:tc>
+          <w:tcPr>
+            <w:tcW w:type="dxa" w:w="5112"/>
+            <w:shd w:val="clear" w:color="auto" w:fill="F1EEEF"/>
+          </w:tcPr>
+          <w:p>
+            <w:pPr>
+              <w:spacing w:after="40"/>
+            </w:pPr>
+            <w:r>
+              <w:rPr>
+                <w:b/>
+                <w:sz w:val="18"/>
+              </w:rPr>
+            </w:r>
+            <w:r>
+              <w:rPr>
+                <w:b/>
+                <w:i w:val="0"/>
+                <w:sz w:val="18"/>
+              </w:rPr>
+              <w:t>★ Intensity</w:t>
+            </w:r>
+          </w:p>
+        </w:tc>
+        <w:tc>
+          <w:tcPr>
+            <w:tcW w:type="dxa" w:w="5112"/>
+          </w:tcPr>
+          <w:p>
+            <w:pPr>
+              <w:spacing w:after="40"/>
+            </w:pPr>
+            <w:r>
+              <w:rPr>
+                <w:sz w:val="18"/>
+              </w:rPr>
+            </w:r>
+            <w:r>
+              <w:rPr>
+                <w:b w:val="0"/>
+                <w:i w:val="0"/>
+                <w:sz w:val="18"/>
+              </w:rPr>
+              <w:t xml:space="preserve">High ≥50% LDL fall = </w:t>
+            </w:r>
+            <w:r>
+              <w:rPr>
+                <w:b/>
+                <w:i w:val="0"/>
+                <w:sz w:val="18"/>
+              </w:rPr>
+              <w:t>atorvastatin, rosuvastatin only</w:t>
+            </w:r>
+            <w:r>
+              <w:rPr>
+                <w:b w:val="0"/>
+                <w:i w:val="0"/>
+                <w:sz w:val="18"/>
+              </w:rPr>
+              <w:t>; moderate 30–49%; low &lt;30%. Not tolerated → maximum tolerated dose. Recheck LDL at 6 weeks (expect 30–50%).</w:t>
+            </w:r>
+          </w:p>
+        </w:tc>
+      </w:tr>
+    </w:tbl>
+    <w:p>
+      <w:pPr>
+        <w:spacing w:after="80"/>
+      </w:pPr>
+    </w:p>
+    <w:p>
+      <w:pPr>
+        <w:pStyle w:val="Heading1"/>
+        <w:spacing w:before="280" w:after="100"/>
+      </w:pPr>
+      <w:r>
+        <w:rPr>
+          <w:rFonts w:ascii="Georgia" w:hAnsi="Georgia"/>
+          <w:color w:val="17494B"/>
+        </w:rPr>
+        <w:t>Lipids · ezetimibe, resins, fibrates, niacin, PCSK9</w:t>
+      </w:r>
+    </w:p>
+    <w:tbl>
+      <w:tblPr>
+        <w:tblStyle w:val="TableGrid"/>
+        <w:tblW w:type="auto" w:w="0"/>
+        <w:jc w:val="center"/>
+        <w:tblLook w:firstColumn="1" w:firstRow="1" w:lastColumn="0" w:lastRow="0" w:noHBand="0" w:noVBand="1" w:val="04A0"/>
+        <w:tblBorders>
+          <w:top w:val="single" w:sz="4" w:space="0" w:color="D8D2D4"/>
+          <w:left w:val="single" w:sz="4" w:space="0" w:color="D8D2D4"/>
+          <w:bottom w:val="single" w:sz="4" w:space="0" w:color="D8D2D4"/>
+          <w:right w:val="single" w:sz="4" w:space="0" w:color="D8D2D4"/>
+          <w:insideH w:val="single" w:sz="4" w:space="0" w:color="D8D2D4"/>
+          <w:insideV w:val="single" w:sz="4" w:space="0" w:color="D8D2D4"/>
+        </w:tblBorders>
+      </w:tblPr>
+      <w:tblGrid>
+        <w:gridCol w:w="5112"/>
+        <w:gridCol w:w="5112"/>
+      </w:tblGrid>
+      <w:tr>
+        <w:tc>
+          <w:tcPr>
+            <w:tcW w:type="dxa" w:w="5112"/>
+            <w:shd w:val="clear" w:color="auto" w:fill="17494B"/>
+          </w:tcPr>
+          <w:p>
+            <w:pPr>
+              <w:spacing w:after="40"/>
+            </w:pPr>
+            <w:r>
+              <w:rPr>
+                <w:b/>
+                <w:color w:val="FFFFFF"/>
+                <w:sz w:val="18"/>
+              </w:rPr>
+            </w:r>
+            <w:r>
+              <w:rPr>
+                <w:b/>
+                <w:i w:val="0"/>
+                <w:color w:val="FFFFFF"/>
+                <w:sz w:val="18"/>
+              </w:rPr>
+              <w:t>Term</w:t>
+            </w:r>
+          </w:p>
+        </w:tc>
+        <w:tc>
+          <w:tcPr>
+            <w:tcW w:type="dxa" w:w="5112"/>
+            <w:shd w:val="clear" w:color="auto" w:fill="17494B"/>
+          </w:tcPr>
+          <w:p>
+            <w:pPr>
+              <w:spacing w:after="40"/>
+            </w:pPr>
+            <w:r>
+              <w:rPr>
+                <w:b/>
+                <w:color w:val="FFFFFF"/>
+                <w:sz w:val="18"/>
+              </w:rPr>
+            </w:r>
+            <w:r>
+              <w:rPr>
+                <w:b/>
+                <w:i w:val="0"/>
+                <w:color w:val="FFFFFF"/>
+                <w:sz w:val="18"/>
+              </w:rPr>
+              <w:t>What you need to know</w:t>
+            </w:r>
+          </w:p>
+        </w:tc>
+      </w:tr>
+      <w:tr>
+        <w:tc>
+          <w:tcPr>
+            <w:tcW w:type="dxa" w:w="5112"/>
+            <w:shd w:val="clear" w:color="auto" w:fill="F1EEEF"/>
+          </w:tcPr>
+          <w:p>
+            <w:pPr>
+              <w:spacing w:after="40"/>
+            </w:pPr>
+            <w:r>
+              <w:rPr>
+                <w:b/>
+                <w:sz w:val="18"/>
+              </w:rPr>
+            </w:r>
+            <w:r>
+              <w:rPr>
+                <w:b/>
+                <w:i w:val="0"/>
+                <w:sz w:val="18"/>
+              </w:rPr>
+              <w:t>Ezetimibe</w:t>
+            </w:r>
+          </w:p>
+        </w:tc>
+        <w:tc>
+          <w:tcPr>
+            <w:tcW w:type="dxa" w:w="5112"/>
+          </w:tcPr>
+          <w:p>
+            <w:pPr>
+              <w:spacing w:after="40"/>
+            </w:pPr>
+            <w:r>
+              <w:rPr>
+                <w:sz w:val="18"/>
+              </w:rPr>
+            </w:r>
+            <w:r>
+              <w:rPr>
+                <w:b w:val="0"/>
+                <w:i w:val="0"/>
+                <w:sz w:val="18"/>
+              </w:rPr>
+              <w:t xml:space="preserve">↓ intestinal cholesterol absorption → ↑ LDL (low-density lipoprotein) receptors; add-on to a statin; enterohepatic (glucuronide); transaminases ↑ with statin; </w:t>
+            </w:r>
+            <w:r>
+              <w:rPr>
+                <w:b/>
+                <w:i w:val="0"/>
+                <w:sz w:val="18"/>
+              </w:rPr>
+              <w:t>antacids and resins ↓ levels</w:t>
+            </w:r>
+            <w:r>
+              <w:rPr>
+                <w:b w:val="0"/>
+                <w:i w:val="0"/>
+                <w:sz w:val="18"/>
+              </w:rPr>
+              <w:t>; fibrates → gallstones.</w:t>
+            </w:r>
+          </w:p>
+        </w:tc>
+      </w:tr>
+      <w:tr>
+        <w:tc>
+          <w:tcPr>
+            <w:tcW w:type="dxa" w:w="5112"/>
+            <w:shd w:val="clear" w:color="auto" w:fill="F1EEEF"/>
+          </w:tcPr>
+          <w:p>
+            <w:pPr>
+              <w:spacing w:after="40"/>
+            </w:pPr>
+            <w:r>
+              <w:rPr>
+                <w:b/>
+                <w:sz w:val="18"/>
+              </w:rPr>
+            </w:r>
+            <w:r>
+              <w:rPr>
+                <w:b/>
+                <w:i w:val="0"/>
+                <w:sz w:val="18"/>
+              </w:rPr>
+              <w:t>★ Resins</w:t>
+            </w:r>
+          </w:p>
+        </w:tc>
+        <w:tc>
+          <w:tcPr>
+            <w:tcW w:type="dxa" w:w="5112"/>
+          </w:tcPr>
+          <w:p>
+            <w:pPr>
+              <w:spacing w:after="40"/>
+            </w:pPr>
+            <w:r>
+              <w:rPr>
+                <w:sz w:val="18"/>
+              </w:rPr>
+            </w:r>
+            <w:r>
+              <w:rPr>
+                <w:b w:val="0"/>
+                <w:i w:val="0"/>
+                <w:sz w:val="18"/>
+              </w:rPr>
+              <w:t xml:space="preserve">Cholestyramine, colestipol, colesevelam. Bind bile acids → ↑ LDL receptors. </w:t>
+            </w:r>
+            <w:r>
+              <w:rPr>
+                <w:b/>
+                <w:i w:val="0"/>
+                <w:sz w:val="18"/>
+              </w:rPr>
+              <w:t>Not absorbed → children, adolescents, PREGNANCY</w:t>
+            </w:r>
+            <w:r>
+              <w:rPr>
+                <w:b w:val="0"/>
+                <w:i w:val="0"/>
+                <w:sz w:val="18"/>
+              </w:rPr>
+              <w:t xml:space="preserve">; poorly tolerated; constipation; </w:t>
+            </w:r>
+            <w:r>
+              <w:rPr>
+                <w:b/>
+                <w:i w:val="0"/>
+                <w:sz w:val="18"/>
+              </w:rPr>
+              <w:t>ADEK (vitamins A, D, E and K) + folate malabsorption</w:t>
+            </w:r>
+            <w:r>
+              <w:rPr>
+                <w:b w:val="0"/>
+                <w:i w:val="0"/>
+                <w:sz w:val="18"/>
+              </w:rPr>
+              <w:t xml:space="preserve">; </w:t>
+            </w:r>
+            <w:r>
+              <w:rPr>
+                <w:b/>
+                <w:i w:val="0"/>
+                <w:sz w:val="18"/>
+              </w:rPr>
+              <w:t>↑ VLDL (very-low-density lipoprotein) → TG (triglycerides) ↑</w:t>
+            </w:r>
+            <w:r>
+              <w:rPr>
+                <w:b w:val="0"/>
+                <w:i w:val="0"/>
+                <w:sz w:val="18"/>
+              </w:rPr>
+              <w:t>.</w:t>
+            </w:r>
+          </w:p>
+        </w:tc>
+      </w:tr>
+      <w:tr>
+        <w:tc>
+          <w:tcPr>
+            <w:tcW w:type="dxa" w:w="5112"/>
+            <w:shd w:val="clear" w:color="auto" w:fill="F1EEEF"/>
+          </w:tcPr>
+          <w:p>
+            <w:pPr>
+              <w:spacing w:after="40"/>
+            </w:pPr>
+            <w:r>
+              <w:rPr>
+                <w:b/>
+                <w:sz w:val="18"/>
+              </w:rPr>
+            </w:r>
+            <w:r>
+              <w:rPr>
+                <w:b/>
+                <w:i w:val="0"/>
+                <w:sz w:val="18"/>
+              </w:rPr>
+              <w:t>★ Resin contraindication</w:t>
+            </w:r>
+          </w:p>
+        </w:tc>
+        <w:tc>
+          <w:tcPr>
+            <w:tcW w:type="dxa" w:w="5112"/>
+          </w:tcPr>
+          <w:p>
+            <w:pPr>
+              <w:spacing w:after="40"/>
+            </w:pPr>
+            <w:r>
+              <w:rPr>
+                <w:sz w:val="18"/>
+              </w:rPr>
+            </w:r>
+            <w:r>
+              <w:rPr>
+                <w:b/>
+                <w:i w:val="0"/>
+                <w:sz w:val="18"/>
+              </w:rPr>
+              <w:t>Absolute: TG &gt;400, familial dysbetalipoproteinemia. Relative: TG &gt;200.</w:t>
+            </w:r>
+            <w:r>
+              <w:rPr>
+                <w:b w:val="0"/>
+                <w:i w:val="0"/>
+                <w:sz w:val="18"/>
+              </w:rPr>
+              <w:t xml:space="preserve"> TG 600 → the resin is the wrong answer.</w:t>
+            </w:r>
+          </w:p>
+        </w:tc>
+      </w:tr>
+      <w:tr>
+        <w:tc>
+          <w:tcPr>
+            <w:tcW w:type="dxa" w:w="5112"/>
+            <w:shd w:val="clear" w:color="auto" w:fill="F1EEEF"/>
+          </w:tcPr>
+          <w:p>
+            <w:pPr>
+              <w:spacing w:after="40"/>
+            </w:pPr>
+            <w:r>
+              <w:rPr>
+                <w:b/>
+                <w:sz w:val="18"/>
+              </w:rPr>
+            </w:r>
+            <w:r>
+              <w:rPr>
+                <w:b/>
+                <w:i w:val="0"/>
+                <w:sz w:val="18"/>
+              </w:rPr>
+              <w:t>★ Resin administration</w:t>
+            </w:r>
+          </w:p>
+        </w:tc>
+        <w:tc>
+          <w:tcPr>
+            <w:tcW w:type="dxa" w:w="5112"/>
+          </w:tcPr>
+          <w:p>
+            <w:pPr>
+              <w:spacing w:after="40"/>
+            </w:pPr>
+            <w:r>
+              <w:rPr>
+                <w:sz w:val="18"/>
+              </w:rPr>
+            </w:r>
+            <w:r>
+              <w:rPr>
+                <w:b w:val="0"/>
+                <w:i w:val="0"/>
+                <w:sz w:val="18"/>
+              </w:rPr>
+              <w:t xml:space="preserve">Mix powder in water/pulpy juice; </w:t>
+            </w:r>
+            <w:r>
+              <w:rPr>
+                <w:b/>
+                <w:i w:val="0"/>
+                <w:sz w:val="18"/>
+              </w:rPr>
+              <w:t>within 1 h of a meal</w:t>
+            </w:r>
+            <w:r>
+              <w:rPr>
+                <w:b w:val="0"/>
+                <w:i w:val="0"/>
+                <w:sz w:val="18"/>
+              </w:rPr>
+              <w:t>; other drugs (</w:t>
+            </w:r>
+            <w:r>
+              <w:rPr>
+                <w:b/>
+                <w:i w:val="0"/>
+                <w:sz w:val="18"/>
+              </w:rPr>
+              <w:t>digoxin, warfarin, thyroxine, beta blockers, thiazides</w:t>
+            </w:r>
+            <w:r>
+              <w:rPr>
+                <w:b w:val="0"/>
+                <w:i w:val="0"/>
+                <w:sz w:val="18"/>
+              </w:rPr>
+              <w:t xml:space="preserve">) </w:t>
+            </w:r>
+            <w:r>
+              <w:rPr>
+                <w:b/>
+                <w:i w:val="0"/>
+                <w:sz w:val="18"/>
+              </w:rPr>
+              <w:t>1 h before or 4 h after</w:t>
+            </w:r>
+            <w:r>
+              <w:rPr>
+                <w:b w:val="0"/>
+                <w:i w:val="0"/>
+                <w:sz w:val="18"/>
+              </w:rPr>
+              <w:t>.</w:t>
+            </w:r>
+          </w:p>
+        </w:tc>
+      </w:tr>
+      <w:tr>
+        <w:tc>
+          <w:tcPr>
+            <w:tcW w:type="dxa" w:w="5112"/>
+            <w:shd w:val="clear" w:color="auto" w:fill="F1EEEF"/>
+          </w:tcPr>
+          <w:p>
+            <w:pPr>
+              <w:spacing w:after="40"/>
+            </w:pPr>
+            <w:r>
+              <w:rPr>
+                <w:b/>
+                <w:sz w:val="18"/>
+              </w:rPr>
+            </w:r>
+            <w:r>
+              <w:rPr>
+                <w:b/>
+                <w:i w:val="0"/>
+                <w:sz w:val="18"/>
+              </w:rPr>
+              <w:t>★ Fibrates</w:t>
+            </w:r>
+          </w:p>
+        </w:tc>
+        <w:tc>
+          <w:tcPr>
+            <w:tcW w:type="dxa" w:w="5112"/>
+          </w:tcPr>
+          <w:p>
+            <w:pPr>
+              <w:spacing w:after="40"/>
+            </w:pPr>
+            <w:r>
+              <w:rPr>
+                <w:sz w:val="18"/>
+              </w:rPr>
+            </w:r>
+            <w:r>
+              <w:rPr>
+                <w:b/>
+                <w:i w:val="0"/>
+                <w:sz w:val="18"/>
+              </w:rPr>
+              <w:t>PPAR-alpha (peroxisome proliferator-activated receptor alpha)</w:t>
+            </w:r>
+            <w:r>
+              <w:rPr>
+                <w:b w:val="0"/>
+                <w:i w:val="0"/>
+                <w:sz w:val="18"/>
+              </w:rPr>
+              <w:t xml:space="preserve"> → ↓ VLDL/TG, ↑ ApoA-1/HDL. </w:t>
+            </w:r>
+            <w:r>
+              <w:rPr>
+                <w:b/>
+                <w:i w:val="0"/>
+                <w:sz w:val="18"/>
+              </w:rPr>
+              <w:t>TG &gt;1000 or low HDL (high-density lipoprotein).</w:t>
+            </w:r>
+            <w:r>
+              <w:rPr>
+                <w:b w:val="0"/>
+                <w:i w:val="0"/>
+                <w:sz w:val="18"/>
+              </w:rPr>
+              <w:t xml:space="preserve"> Gallstones, myopathy. Contraindicated: pregnancy, severe hepatic/renal disease, gallbladder disease. </w:t>
+            </w:r>
+            <w:r>
+              <w:rPr>
+                <w:b/>
+                <w:i w:val="0"/>
+                <w:sz w:val="18"/>
+              </w:rPr>
+              <w:t>↑ warfarin effect.</w:t>
+            </w:r>
+          </w:p>
+        </w:tc>
+      </w:tr>
+      <w:tr>
+        <w:tc>
+          <w:tcPr>
+            <w:tcW w:type="dxa" w:w="5112"/>
+            <w:shd w:val="clear" w:color="auto" w:fill="F1EEEF"/>
+          </w:tcPr>
+          <w:p>
+            <w:pPr>
+              <w:spacing w:after="40"/>
+            </w:pPr>
+            <w:r>
+              <w:rPr>
+                <w:b/>
+                <w:sz w:val="18"/>
+              </w:rPr>
+            </w:r>
+            <w:r>
+              <w:rPr>
+                <w:b/>
+                <w:i w:val="0"/>
+                <w:sz w:val="18"/>
+              </w:rPr>
+              <w:t>★ Niacin</w:t>
+            </w:r>
+          </w:p>
+        </w:tc>
+        <w:tc>
+          <w:tcPr>
+            <w:tcW w:type="dxa" w:w="5112"/>
+          </w:tcPr>
+          <w:p>
+            <w:pPr>
+              <w:spacing w:after="40"/>
+            </w:pPr>
+            <w:r>
+              <w:rPr>
+                <w:sz w:val="18"/>
+              </w:rPr>
+            </w:r>
+            <w:r>
+              <w:rPr>
+                <w:b w:val="0"/>
+                <w:i w:val="0"/>
+                <w:sz w:val="18"/>
+              </w:rPr>
+              <w:t xml:space="preserve">↓ FFA (free fatty acids) from fat → ↓ VLDL, LDL; </w:t>
+            </w:r>
+            <w:r>
+              <w:rPr>
+                <w:b/>
+                <w:i w:val="0"/>
+                <w:sz w:val="18"/>
+              </w:rPr>
+              <w:t>biggest HDL rise</w:t>
+            </w:r>
+            <w:r>
+              <w:rPr>
+                <w:b w:val="0"/>
+                <w:i w:val="0"/>
+                <w:sz w:val="18"/>
+              </w:rPr>
+              <w:t xml:space="preserve">. </w:t>
+            </w:r>
+            <w:r>
+              <w:rPr>
+                <w:b/>
+                <w:i w:val="0"/>
+                <w:sz w:val="18"/>
+              </w:rPr>
+              <w:t>Flushing = prostaglandins → aspirin first.</w:t>
+            </w:r>
+            <w:r>
+              <w:rPr>
+                <w:b w:val="0"/>
+                <w:i w:val="0"/>
+                <w:sz w:val="18"/>
+              </w:rPr>
+              <w:t xml:space="preserve"> ↑ LFTs (liver function tests), glucose, uric acid. </w:t>
+            </w:r>
+            <w:r>
+              <w:rPr>
+                <w:b/>
+                <w:i w:val="0"/>
+                <w:sz w:val="18"/>
+              </w:rPr>
+              <w:t>Absolute: chronic liver disease</w:t>
+            </w:r>
+            <w:r>
+              <w:rPr>
+                <w:b w:val="0"/>
+                <w:i w:val="0"/>
+                <w:sz w:val="18"/>
+              </w:rPr>
+              <w:t>; relative: peptic ulcer, gout, hyperuricemia, diabetes. Alcohol interacts. Niacinamide is NOT an antilipemic.</w:t>
+            </w:r>
+          </w:p>
+        </w:tc>
+      </w:tr>
+      <w:tr>
+        <w:tc>
+          <w:tcPr>
+            <w:tcW w:type="dxa" w:w="5112"/>
+            <w:shd w:val="clear" w:color="auto" w:fill="F1EEEF"/>
+          </w:tcPr>
+          <w:p>
+            <w:pPr>
+              <w:spacing w:after="40"/>
+            </w:pPr>
+            <w:r>
+              <w:rPr>
+                <w:b/>
+                <w:sz w:val="18"/>
+              </w:rPr>
+            </w:r>
+            <w:r>
+              <w:rPr>
+                <w:b/>
+                <w:i w:val="0"/>
+                <w:sz w:val="18"/>
+              </w:rPr>
+              <w:t>PCSK9 (proprotein convertase subtilisin/kexin type 9) inhibitors</w:t>
+            </w:r>
+          </w:p>
+        </w:tc>
+        <w:tc>
+          <w:tcPr>
+            <w:tcW w:type="dxa" w:w="5112"/>
+          </w:tcPr>
+          <w:p>
+            <w:pPr>
+              <w:spacing w:after="40"/>
+            </w:pPr>
+            <w:r>
+              <w:rPr>
+                <w:sz w:val="18"/>
+              </w:rPr>
+            </w:r>
+            <w:r>
+              <w:rPr>
+                <w:b w:val="0"/>
+                <w:i w:val="0"/>
+                <w:sz w:val="18"/>
+              </w:rPr>
+              <w:t xml:space="preserve">Alirocumab, evolocumab: </w:t>
+            </w:r>
+            <w:r>
+              <w:rPr>
+                <w:b/>
+                <w:i w:val="0"/>
+                <w:sz w:val="18"/>
+              </w:rPr>
+              <w:t>monoclonal antibodies, injectable only</w:t>
+            </w:r>
+            <w:r>
+              <w:rPr>
+                <w:b w:val="0"/>
+                <w:i w:val="0"/>
+                <w:sz w:val="18"/>
+              </w:rPr>
+              <w:t xml:space="preserve">, expensive; keep LDL receptors active; </w:t>
+            </w:r>
+            <w:r>
+              <w:rPr>
+                <w:b/>
+                <w:i w:val="0"/>
+                <w:sz w:val="18"/>
+              </w:rPr>
+              <w:t>hypersensitivity</w:t>
+            </w:r>
+            <w:r>
+              <w:rPr>
+                <w:b w:val="0"/>
+                <w:i w:val="0"/>
+                <w:sz w:val="18"/>
+              </w:rPr>
+              <w:t xml:space="preserve"> is the most serious reaction.</w:t>
+            </w:r>
+          </w:p>
+        </w:tc>
+      </w:tr>
+      <w:tr>
+        <w:tc>
+          <w:tcPr>
+            <w:tcW w:type="dxa" w:w="5112"/>
+            <w:shd w:val="clear" w:color="auto" w:fill="F1EEEF"/>
+          </w:tcPr>
+          <w:p>
+            <w:pPr>
+              <w:spacing w:after="40"/>
+            </w:pPr>
+            <w:r>
+              <w:rPr>
+                <w:b/>
+                <w:sz w:val="18"/>
+              </w:rPr>
+            </w:r>
+            <w:r>
+              <w:rPr>
+                <w:b/>
+                <w:i w:val="0"/>
+                <w:sz w:val="18"/>
+              </w:rPr>
+              <w:t>★ Which lipid</w:t>
+            </w:r>
+          </w:p>
+        </w:tc>
+        <w:tc>
+          <w:tcPr>
+            <w:tcW w:type="dxa" w:w="5112"/>
+          </w:tcPr>
+          <w:p>
+            <w:pPr>
+              <w:spacing w:after="40"/>
+            </w:pPr>
+            <w:r>
+              <w:rPr>
+                <w:sz w:val="18"/>
+              </w:rPr>
+            </w:r>
+            <w:r>
+              <w:rPr>
+                <w:b w:val="0"/>
+                <w:i w:val="0"/>
+                <w:sz w:val="18"/>
+              </w:rPr>
+              <w:t xml:space="preserve">LDL → statins. </w:t>
+            </w:r>
+            <w:r>
+              <w:rPr>
+                <w:b/>
+                <w:i w:val="0"/>
+                <w:sz w:val="18"/>
+              </w:rPr>
+              <w:t>TG ↓ + HDL ↑ → niacin, fibrates.</w:t>
+            </w:r>
+            <w:r>
+              <w:rPr>
+                <w:b w:val="0"/>
+                <w:i w:val="0"/>
+                <w:sz w:val="18"/>
+              </w:rPr>
+              <w:t xml:space="preserve"> </w:t>
+            </w:r>
+            <w:r>
+              <w:rPr>
+                <w:b/>
+                <w:i w:val="0"/>
+                <w:sz w:val="18"/>
+              </w:rPr>
+              <w:t>Resins are the only class bad for TG.</w:t>
             </w:r>
           </w:p>
         </w:tc>
@@ -4660,45 +10986,21 @@
           <w:b w:val="0"/>
           <w:i w:val="0"/>
         </w:rPr>
-        <w:t>study guide</w:t>
-      </w:r>
-    </w:p>
-    <w:p>
-      <w:pPr>
-        <w:spacing w:after="120"/>
-      </w:pPr>
-      <w:r>
-        <w:rPr>
-          <w:b w:val="0"/>
-          <w:i w:val="0"/>
-        </w:rPr>
-        <w:t>← Back to Homepage</w:t>
-      </w:r>
-    </w:p>
-    <w:p>
-      <w:pPr>
-        <w:spacing w:after="120"/>
-      </w:pPr>
-      <w:r>
-        <w:rPr>
-          <w:b w:val="0"/>
-          <w:i w:val="0"/>
-        </w:rPr>
-        <w:t xml:space="preserve">★ </w:t>
+        <w:t xml:space="preserve"> Exam 2 covers Lectures 4 to 8 — this sheet covers Lectures 4 to 7; Lecture 8 (myocardial ischemia) has not been delivered yet. The </w:t>
       </w:r>
       <w:r>
         <w:rPr>
           <w:b w:val="0"/>
           <w:i w:val="0"/>
         </w:rPr>
-        <w:t>If you see any mistakes, click here to report it</w:t>
+        <w:t>study guide</w:t>
       </w:r>
       <w:r>
         <w:rPr>
           <w:b w:val="0"/>
           <w:i w:val="0"/>
         </w:rPr>
-        <w:t xml:space="preserve"> ★</w:t>
+        <w:t xml:space="preserve"> has the full treatment. </w:t>
       </w:r>
     </w:p>
     <w:sectPr>

--- a/Pharmacology I Exam 2/pharm-exam-2-cram-sheet.docx
+++ b/Pharmacology I Exam 2/pharm-exam-2-cram-sheet.docx
@@ -9970,7 +9970,7 @@
                 <w:i w:val="0"/>
                 <w:sz w:val="18"/>
               </w:rPr>
-              <w:t>fibrate combos cautiously</w:t>
+              <w:t>combine with fibrates cautiously</w:t>
             </w:r>
             <w:r>
               <w:rPr>

--- a/Pharmacology I Exam 2/pharm-exam-2-cram-sheet.docx
+++ b/Pharmacology I Exam 2/pharm-exam-2-cram-sheet.docx
@@ -62,7 +62,7 @@
           <w:b w:val="0"/>
           <w:i w:val="0"/>
         </w:rPr>
-        <w:t>Lectures 4 to 7 (ophthalmic, ear-nose-throat, antihypertensive and lipid-lowering drugs), Adam Wood Pharm.D. DABAT. Each lecture opens with what he says is NOT on the exam. ★ = professor emphasized (Lectures 6 and 7 from the recording; Lecture 5 has no stars yet).</w:t>
+        <w:t>Lectures 4 to 8 (ophthalmic, ear-nose-throat, antihypertensive, lipid-lowering and myocardial ischemia drugs), Adam Wood Pharm.D. DABAT. Each lecture opens with what he says is NOT on the exam. ★ = professor emphasized (Lectures 6, 7 and 8 from the recording; Lecture 5 has no stars yet).</w:t>
       </w:r>
     </w:p>
     <w:tbl>
@@ -10979,6 +10979,5788 @@
     </w:p>
     <w:p>
       <w:pPr>
+        <w:pStyle w:val="Heading1"/>
+        <w:spacing w:before="280" w:after="100"/>
+      </w:pPr>
+      <w:r>
+        <w:rPr>
+          <w:rFonts w:ascii="Georgia" w:hAnsi="Georgia"/>
+          <w:color w:val="17494B"/>
+        </w:rPr>
+        <w:t>Ischemia · what is NOT on it</w:t>
+      </w:r>
+    </w:p>
+    <w:tbl>
+      <w:tblPr>
+        <w:tblStyle w:val="TableGrid"/>
+        <w:tblW w:type="auto" w:w="0"/>
+        <w:jc w:val="center"/>
+        <w:tblLook w:firstColumn="1" w:firstRow="1" w:lastColumn="0" w:lastRow="0" w:noHBand="0" w:noVBand="1" w:val="04A0"/>
+        <w:tblBorders>
+          <w:top w:val="single" w:sz="4" w:space="0" w:color="D8D2D4"/>
+          <w:left w:val="single" w:sz="4" w:space="0" w:color="D8D2D4"/>
+          <w:bottom w:val="single" w:sz="4" w:space="0" w:color="D8D2D4"/>
+          <w:right w:val="single" w:sz="4" w:space="0" w:color="D8D2D4"/>
+          <w:insideH w:val="single" w:sz="4" w:space="0" w:color="D8D2D4"/>
+          <w:insideV w:val="single" w:sz="4" w:space="0" w:color="D8D2D4"/>
+        </w:tblBorders>
+      </w:tblPr>
+      <w:tblGrid>
+        <w:gridCol w:w="5112"/>
+        <w:gridCol w:w="5112"/>
+      </w:tblGrid>
+      <w:tr>
+        <w:tc>
+          <w:tcPr>
+            <w:tcW w:type="dxa" w:w="5112"/>
+            <w:shd w:val="clear" w:color="auto" w:fill="17494B"/>
+          </w:tcPr>
+          <w:p>
+            <w:pPr>
+              <w:spacing w:after="40"/>
+            </w:pPr>
+            <w:r>
+              <w:rPr>
+                <w:b/>
+                <w:color w:val="FFFFFF"/>
+                <w:sz w:val="18"/>
+              </w:rPr>
+            </w:r>
+            <w:r>
+              <w:rPr>
+                <w:b/>
+                <w:i w:val="0"/>
+                <w:color w:val="FFFFFF"/>
+                <w:sz w:val="18"/>
+              </w:rPr>
+              <w:t>Term</w:t>
+            </w:r>
+          </w:p>
+        </w:tc>
+        <w:tc>
+          <w:tcPr>
+            <w:tcW w:type="dxa" w:w="5112"/>
+            <w:shd w:val="clear" w:color="auto" w:fill="17494B"/>
+          </w:tcPr>
+          <w:p>
+            <w:pPr>
+              <w:spacing w:after="40"/>
+            </w:pPr>
+            <w:r>
+              <w:rPr>
+                <w:b/>
+                <w:color w:val="FFFFFF"/>
+                <w:sz w:val="18"/>
+              </w:rPr>
+            </w:r>
+            <w:r>
+              <w:rPr>
+                <w:b/>
+                <w:i w:val="0"/>
+                <w:color w:val="FFFFFF"/>
+                <w:sz w:val="18"/>
+              </w:rPr>
+              <w:t>What you need to know</w:t>
+            </w:r>
+          </w:p>
+        </w:tc>
+      </w:tr>
+      <w:tr>
+        <w:tc>
+          <w:tcPr>
+            <w:tcW w:type="dxa" w:w="5112"/>
+            <w:shd w:val="clear" w:color="auto" w:fill="F1EEEF"/>
+          </w:tcPr>
+          <w:p>
+            <w:pPr>
+              <w:spacing w:after="40"/>
+            </w:pPr>
+            <w:r>
+              <w:rPr>
+                <w:b/>
+                <w:sz w:val="18"/>
+              </w:rPr>
+            </w:r>
+            <w:r>
+              <w:rPr>
+                <w:b/>
+                <w:i w:val="0"/>
+                <w:sz w:val="18"/>
+              </w:rPr>
+              <w:t>Last lecture</w:t>
+            </w:r>
+          </w:p>
+        </w:tc>
+        <w:tc>
+          <w:tcPr>
+            <w:tcW w:type="dxa" w:w="5112"/>
+          </w:tcPr>
+          <w:p>
+            <w:pPr>
+              <w:spacing w:after="40"/>
+            </w:pPr>
+            <w:r>
+              <w:rPr>
+                <w:sz w:val="18"/>
+              </w:rPr>
+            </w:r>
+            <w:r>
+              <w:rPr>
+                <w:b w:val="0"/>
+                <w:i w:val="0"/>
+                <w:sz w:val="18"/>
+              </w:rPr>
+              <w:t>“The end of the testable material for the exam for Monday ends with this PowerPoint.” The diuretics and heart failure deck after it is the next exam.</w:t>
+            </w:r>
+          </w:p>
+        </w:tc>
+      </w:tr>
+      <w:tr>
+        <w:tc>
+          <w:tcPr>
+            <w:tcW w:type="dxa" w:w="5112"/>
+            <w:shd w:val="clear" w:color="auto" w:fill="F1EEEF"/>
+          </w:tcPr>
+          <w:p>
+            <w:pPr>
+              <w:spacing w:after="40"/>
+            </w:pPr>
+            <w:r>
+              <w:rPr>
+                <w:b/>
+                <w:sz w:val="18"/>
+              </w:rPr>
+            </w:r>
+            <w:r>
+              <w:rPr>
+                <w:b/>
+                <w:i w:val="0"/>
+                <w:sz w:val="18"/>
+              </w:rPr>
+              <w:t>Cell lines</w:t>
+            </w:r>
+          </w:p>
+        </w:tc>
+        <w:tc>
+          <w:tcPr>
+            <w:tcW w:type="dxa" w:w="5112"/>
+          </w:tcPr>
+          <w:p>
+            <w:pPr>
+              <w:spacing w:after="40"/>
+            </w:pPr>
+            <w:r>
+              <w:rPr>
+                <w:sz w:val="18"/>
+              </w:rPr>
+            </w:r>
+            <w:r>
+              <w:rPr>
+                <w:b w:val="0"/>
+                <w:i w:val="0"/>
+                <w:sz w:val="18"/>
+              </w:rPr>
+              <w:t xml:space="preserve">“I don’t care that you know the difference between which one’s made with E. coli versus hamster cells.” Skip the Chinese hamster ovary cells against </w:t>
+            </w:r>
+            <w:r>
+              <w:rPr>
+                <w:b w:val="0"/>
+                <w:i/>
+                <w:sz w:val="18"/>
+              </w:rPr>
+              <w:t>Escherichia coli</w:t>
+            </w:r>
+            <w:r>
+              <w:rPr>
+                <w:b w:val="0"/>
+                <w:i w:val="0"/>
+                <w:sz w:val="18"/>
+              </w:rPr>
+              <w:t xml:space="preserve"> detail.</w:t>
+            </w:r>
+          </w:p>
+        </w:tc>
+      </w:tr>
+      <w:tr>
+        <w:tc>
+          <w:tcPr>
+            <w:tcW w:type="dxa" w:w="5112"/>
+            <w:shd w:val="clear" w:color="auto" w:fill="F1EEEF"/>
+          </w:tcPr>
+          <w:p>
+            <w:pPr>
+              <w:spacing w:after="40"/>
+            </w:pPr>
+            <w:r>
+              <w:rPr>
+                <w:b/>
+                <w:sz w:val="18"/>
+              </w:rPr>
+            </w:r>
+            <w:r>
+              <w:rPr>
+                <w:b/>
+                <w:i w:val="0"/>
+                <w:sz w:val="18"/>
+              </w:rPr>
+              <w:t>Streptokinase the drug</w:t>
+            </w:r>
+          </w:p>
+        </w:tc>
+        <w:tc>
+          <w:tcPr>
+            <w:tcW w:type="dxa" w:w="5112"/>
+          </w:tcPr>
+          <w:p>
+            <w:pPr>
+              <w:spacing w:after="40"/>
+            </w:pPr>
+            <w:r>
+              <w:rPr>
+                <w:sz w:val="18"/>
+              </w:rPr>
+            </w:r>
+            <w:r>
+              <w:rPr>
+                <w:b w:val="0"/>
+                <w:i w:val="0"/>
+                <w:sz w:val="18"/>
+              </w:rPr>
+              <w:t xml:space="preserve">“I don’t want you to worry so much about that, but I do want to focus on this picture.” Learn the PICTURE: </w:t>
+            </w:r>
+            <w:r>
+              <w:rPr>
+                <w:b/>
+                <w:i w:val="0"/>
+                <w:sz w:val="18"/>
+              </w:rPr>
+              <w:t>plasminogen → plasmin</w:t>
+            </w:r>
+            <w:r>
+              <w:rPr>
+                <w:b w:val="0"/>
+                <w:i w:val="0"/>
+                <w:sz w:val="18"/>
+              </w:rPr>
+              <w:t>, by a streptokinase complex or by tissue plasminogen activator.</w:t>
+            </w:r>
+          </w:p>
+        </w:tc>
+      </w:tr>
+      <w:tr>
+        <w:tc>
+          <w:tcPr>
+            <w:tcW w:type="dxa" w:w="5112"/>
+            <w:shd w:val="clear" w:color="auto" w:fill="F1EEEF"/>
+          </w:tcPr>
+          <w:p>
+            <w:pPr>
+              <w:spacing w:after="40"/>
+            </w:pPr>
+            <w:r>
+              <w:rPr>
+                <w:b/>
+                <w:sz w:val="18"/>
+              </w:rPr>
+            </w:r>
+            <w:r>
+              <w:rPr>
+                <w:b/>
+                <w:i w:val="0"/>
+                <w:sz w:val="18"/>
+              </w:rPr>
+              <w:t>Dosing</w:t>
+            </w:r>
+          </w:p>
+        </w:tc>
+        <w:tc>
+          <w:tcPr>
+            <w:tcW w:type="dxa" w:w="5112"/>
+          </w:tcPr>
+          <w:p>
+            <w:pPr>
+              <w:spacing w:after="40"/>
+            </w:pPr>
+            <w:r>
+              <w:rPr>
+                <w:sz w:val="18"/>
+              </w:rPr>
+            </w:r>
+            <w:r>
+              <w:rPr>
+                <w:b w:val="0"/>
+                <w:i w:val="0"/>
+                <w:sz w:val="18"/>
+              </w:rPr>
+              <w:t>This site leaves milligram amounts out (doses are not tested in this course, per the earlier lectures); he quoted the aspirin loading amount without saying whether it is examined. Timings and routes (12 hours on and off, under the tongue) are fair.</w:t>
+            </w:r>
+          </w:p>
+        </w:tc>
+      </w:tr>
+      <w:tr>
+        <w:tc>
+          <w:tcPr>
+            <w:tcW w:type="dxa" w:w="5112"/>
+            <w:shd w:val="clear" w:color="auto" w:fill="F1EEEF"/>
+          </w:tcPr>
+          <w:p>
+            <w:pPr>
+              <w:spacing w:after="40"/>
+            </w:pPr>
+            <w:r>
+              <w:rPr>
+                <w:b/>
+                <w:sz w:val="18"/>
+              </w:rPr>
+            </w:r>
+            <w:r>
+              <w:rPr>
+                <w:b/>
+                <w:i w:val="0"/>
+                <w:sz w:val="18"/>
+              </w:rPr>
+              <w:t>★ What he stressed</w:t>
+            </w:r>
+          </w:p>
+        </w:tc>
+        <w:tc>
+          <w:tcPr>
+            <w:tcW w:type="dxa" w:w="5112"/>
+          </w:tcPr>
+          <w:p>
+            <w:pPr>
+              <w:spacing w:after="40"/>
+            </w:pPr>
+            <w:r>
+              <w:rPr>
+                <w:sz w:val="18"/>
+              </w:rPr>
+            </w:r>
+            <w:r>
+              <w:rPr>
+                <w:b/>
+                <w:i w:val="0"/>
+                <w:sz w:val="18"/>
+              </w:rPr>
+              <w:t>Prevention against quick relief</w:t>
+            </w:r>
+            <w:r>
+              <w:rPr>
+                <w:b w:val="0"/>
+                <w:i w:val="0"/>
+                <w:sz w:val="18"/>
+              </w:rPr>
+              <w:t xml:space="preserve"> (“I will reiterate and reiterate and reiterate”); </w:t>
+            </w:r>
+            <w:r>
+              <w:rPr>
+                <w:b/>
+                <w:i w:val="0"/>
+                <w:sz w:val="18"/>
+              </w:rPr>
+              <w:t>what to add next and what to switch to</w:t>
+            </w:r>
+            <w:r>
+              <w:rPr>
+                <w:b w:val="0"/>
+                <w:i w:val="0"/>
+                <w:sz w:val="18"/>
+              </w:rPr>
+              <w:t xml:space="preserve">; and the </w:t>
+            </w:r>
+            <w:r>
+              <w:rPr>
+                <w:b/>
+                <w:i w:val="0"/>
+                <w:sz w:val="18"/>
+              </w:rPr>
+              <w:t>comorbidity table</w:t>
+            </w:r>
+            <w:r>
+              <w:rPr>
+                <w:b w:val="0"/>
+                <w:i w:val="0"/>
+                <w:sz w:val="18"/>
+              </w:rPr>
+              <w:t xml:space="preserve"> (“a cornucopia of test questions”).</w:t>
+            </w:r>
+          </w:p>
+        </w:tc>
+      </w:tr>
+    </w:tbl>
+    <w:p>
+      <w:pPr>
+        <w:spacing w:after="80"/>
+      </w:pPr>
+    </w:p>
+    <w:p>
+      <w:pPr>
+        <w:pStyle w:val="Heading1"/>
+        <w:spacing w:before="280" w:after="100"/>
+      </w:pPr>
+      <w:r>
+        <w:rPr>
+          <w:rFonts w:ascii="Georgia" w:hAnsi="Georgia"/>
+          <w:color w:val="17494B"/>
+        </w:rPr>
+        <w:t>Ischemia · angina &amp; supply and demand</w:t>
+      </w:r>
+    </w:p>
+    <w:tbl>
+      <w:tblPr>
+        <w:tblStyle w:val="TableGrid"/>
+        <w:tblW w:type="auto" w:w="0"/>
+        <w:jc w:val="center"/>
+        <w:tblLook w:firstColumn="1" w:firstRow="1" w:lastColumn="0" w:lastRow="0" w:noHBand="0" w:noVBand="1" w:val="04A0"/>
+        <w:tblBorders>
+          <w:top w:val="single" w:sz="4" w:space="0" w:color="D8D2D4"/>
+          <w:left w:val="single" w:sz="4" w:space="0" w:color="D8D2D4"/>
+          <w:bottom w:val="single" w:sz="4" w:space="0" w:color="D8D2D4"/>
+          <w:right w:val="single" w:sz="4" w:space="0" w:color="D8D2D4"/>
+          <w:insideH w:val="single" w:sz="4" w:space="0" w:color="D8D2D4"/>
+          <w:insideV w:val="single" w:sz="4" w:space="0" w:color="D8D2D4"/>
+        </w:tblBorders>
+      </w:tblPr>
+      <w:tblGrid>
+        <w:gridCol w:w="5112"/>
+        <w:gridCol w:w="5112"/>
+      </w:tblGrid>
+      <w:tr>
+        <w:tc>
+          <w:tcPr>
+            <w:tcW w:type="dxa" w:w="5112"/>
+            <w:shd w:val="clear" w:color="auto" w:fill="17494B"/>
+          </w:tcPr>
+          <w:p>
+            <w:pPr>
+              <w:spacing w:after="40"/>
+            </w:pPr>
+            <w:r>
+              <w:rPr>
+                <w:b/>
+                <w:color w:val="FFFFFF"/>
+                <w:sz w:val="18"/>
+              </w:rPr>
+            </w:r>
+            <w:r>
+              <w:rPr>
+                <w:b/>
+                <w:i w:val="0"/>
+                <w:color w:val="FFFFFF"/>
+                <w:sz w:val="18"/>
+              </w:rPr>
+              <w:t>Term</w:t>
+            </w:r>
+          </w:p>
+        </w:tc>
+        <w:tc>
+          <w:tcPr>
+            <w:tcW w:type="dxa" w:w="5112"/>
+            <w:shd w:val="clear" w:color="auto" w:fill="17494B"/>
+          </w:tcPr>
+          <w:p>
+            <w:pPr>
+              <w:spacing w:after="40"/>
+            </w:pPr>
+            <w:r>
+              <w:rPr>
+                <w:b/>
+                <w:color w:val="FFFFFF"/>
+                <w:sz w:val="18"/>
+              </w:rPr>
+            </w:r>
+            <w:r>
+              <w:rPr>
+                <w:b/>
+                <w:i w:val="0"/>
+                <w:color w:val="FFFFFF"/>
+                <w:sz w:val="18"/>
+              </w:rPr>
+              <w:t>What you need to know</w:t>
+            </w:r>
+          </w:p>
+        </w:tc>
+      </w:tr>
+      <w:tr>
+        <w:tc>
+          <w:tcPr>
+            <w:tcW w:type="dxa" w:w="5112"/>
+            <w:shd w:val="clear" w:color="auto" w:fill="F1EEEF"/>
+          </w:tcPr>
+          <w:p>
+            <w:pPr>
+              <w:spacing w:after="40"/>
+            </w:pPr>
+            <w:r>
+              <w:rPr>
+                <w:b/>
+                <w:sz w:val="18"/>
+              </w:rPr>
+            </w:r>
+            <w:r>
+              <w:rPr>
+                <w:b/>
+                <w:i w:val="0"/>
+                <w:sz w:val="18"/>
+              </w:rPr>
+              <w:t>Definitions</w:t>
+            </w:r>
+          </w:p>
+        </w:tc>
+        <w:tc>
+          <w:tcPr>
+            <w:tcW w:type="dxa" w:w="5112"/>
+          </w:tcPr>
+          <w:p>
+            <w:pPr>
+              <w:spacing w:after="40"/>
+            </w:pPr>
+            <w:r>
+              <w:rPr>
+                <w:sz w:val="18"/>
+              </w:rPr>
+            </w:r>
+            <w:r>
+              <w:rPr>
+                <w:b/>
+                <w:i w:val="0"/>
+                <w:sz w:val="18"/>
+              </w:rPr>
+              <w:t>Ischemic heart disease</w:t>
+            </w:r>
+            <w:r>
+              <w:rPr>
+                <w:b w:val="0"/>
+                <w:i w:val="0"/>
+                <w:sz w:val="18"/>
+              </w:rPr>
+              <w:t xml:space="preserve"> = imbalance between myocardial oxygen supply and demand. </w:t>
+            </w:r>
+            <w:r>
+              <w:rPr>
+                <w:b/>
+                <w:i w:val="0"/>
+                <w:sz w:val="18"/>
+              </w:rPr>
+              <w:t>Coronary heart disease</w:t>
+            </w:r>
+            <w:r>
+              <w:rPr>
+                <w:b w:val="0"/>
+                <w:i w:val="0"/>
+                <w:sz w:val="18"/>
+              </w:rPr>
+              <w:t xml:space="preserve"> = atherosclerotic narrowing of coronary arteries. </w:t>
+            </w:r>
+            <w:r>
+              <w:rPr>
+                <w:b/>
+                <w:i w:val="0"/>
+                <w:sz w:val="18"/>
+              </w:rPr>
+              <w:t>Angina pectoris</w:t>
+            </w:r>
+            <w:r>
+              <w:rPr>
+                <w:b w:val="0"/>
+                <w:i w:val="0"/>
+                <w:sz w:val="18"/>
+              </w:rPr>
+              <w:t xml:space="preserve"> = chest pain, the clinical manifestation of ischemia. Acute coronary syndrome = unstable angina, acute myocardial infarction, sudden cardiac death.</w:t>
+            </w:r>
+          </w:p>
+        </w:tc>
+      </w:tr>
+      <w:tr>
+        <w:tc>
+          <w:tcPr>
+            <w:tcW w:type="dxa" w:w="5112"/>
+            <w:shd w:val="clear" w:color="auto" w:fill="F1EEEF"/>
+          </w:tcPr>
+          <w:p>
+            <w:pPr>
+              <w:spacing w:after="40"/>
+            </w:pPr>
+            <w:r>
+              <w:rPr>
+                <w:b/>
+                <w:sz w:val="18"/>
+              </w:rPr>
+            </w:r>
+            <w:r>
+              <w:rPr>
+                <w:b/>
+                <w:i w:val="0"/>
+                <w:sz w:val="18"/>
+              </w:rPr>
+              <w:t>Demand</w:t>
+            </w:r>
+          </w:p>
+        </w:tc>
+        <w:tc>
+          <w:tcPr>
+            <w:tcW w:type="dxa" w:w="5112"/>
+          </w:tcPr>
+          <w:p>
+            <w:pPr>
+              <w:spacing w:after="40"/>
+            </w:pPr>
+            <w:r>
+              <w:rPr>
+                <w:sz w:val="18"/>
+              </w:rPr>
+            </w:r>
+            <w:r>
+              <w:rPr>
+                <w:b/>
+                <w:i w:val="0"/>
+                <w:sz w:val="18"/>
+              </w:rPr>
+              <w:t>Heart rate, contractility, systolic wall tension.</w:t>
+            </w:r>
+            <w:r>
+              <w:rPr>
+                <w:b w:val="0"/>
+                <w:i w:val="0"/>
+                <w:sz w:val="18"/>
+              </w:rPr>
+              <w:t xml:space="preserve"> Wall tension = preload (initial stretch, ventricular volume) plus afterload (pressure ejected against, systemic vascular resistance).</w:t>
+            </w:r>
+          </w:p>
+        </w:tc>
+      </w:tr>
+      <w:tr>
+        <w:tc>
+          <w:tcPr>
+            <w:tcW w:type="dxa" w:w="5112"/>
+            <w:shd w:val="clear" w:color="auto" w:fill="F1EEEF"/>
+          </w:tcPr>
+          <w:p>
+            <w:pPr>
+              <w:spacing w:after="40"/>
+            </w:pPr>
+            <w:r>
+              <w:rPr>
+                <w:b/>
+                <w:sz w:val="18"/>
+              </w:rPr>
+            </w:r>
+            <w:r>
+              <w:rPr>
+                <w:b/>
+                <w:i w:val="0"/>
+                <w:sz w:val="18"/>
+              </w:rPr>
+              <w:t>Supply</w:t>
+            </w:r>
+          </w:p>
+        </w:tc>
+        <w:tc>
+          <w:tcPr>
+            <w:tcW w:type="dxa" w:w="5112"/>
+          </w:tcPr>
+          <w:p>
+            <w:pPr>
+              <w:spacing w:after="40"/>
+            </w:pPr>
+            <w:r>
+              <w:rPr>
+                <w:sz w:val="18"/>
+              </w:rPr>
+            </w:r>
+            <w:r>
+              <w:rPr>
+                <w:b w:val="0"/>
+                <w:i w:val="0"/>
+                <w:sz w:val="18"/>
+              </w:rPr>
+              <w:t xml:space="preserve">Arterial oxygen pressure and hemoglobin; </w:t>
+            </w:r>
+            <w:r>
+              <w:rPr>
+                <w:b/>
+                <w:i w:val="0"/>
+                <w:sz w:val="18"/>
+              </w:rPr>
+              <w:t>coronary flow</w:t>
+            </w:r>
+            <w:r>
+              <w:rPr>
+                <w:b w:val="0"/>
+                <w:i w:val="0"/>
+                <w:sz w:val="18"/>
+              </w:rPr>
+              <w:t xml:space="preserve"> and its distribution; oxygen extraction and microcirculation.</w:t>
+            </w:r>
+          </w:p>
+        </w:tc>
+      </w:tr>
+      <w:tr>
+        <w:tc>
+          <w:tcPr>
+            <w:tcW w:type="dxa" w:w="5112"/>
+            <w:shd w:val="clear" w:color="auto" w:fill="F1EEEF"/>
+          </w:tcPr>
+          <w:p>
+            <w:pPr>
+              <w:spacing w:after="40"/>
+            </w:pPr>
+            <w:r>
+              <w:rPr>
+                <w:b/>
+                <w:sz w:val="18"/>
+              </w:rPr>
+            </w:r>
+            <w:r>
+              <w:rPr>
+                <w:b/>
+                <w:i w:val="0"/>
+                <w:sz w:val="18"/>
+              </w:rPr>
+              <w:t>Stenosis</w:t>
+            </w:r>
+          </w:p>
+        </w:tc>
+        <w:tc>
+          <w:tcPr>
+            <w:tcW w:type="dxa" w:w="5112"/>
+          </w:tcPr>
+          <w:p>
+            <w:pPr>
+              <w:spacing w:after="40"/>
+            </w:pPr>
+            <w:r>
+              <w:rPr>
+                <w:sz w:val="18"/>
+              </w:rPr>
+            </w:r>
+            <w:r>
+              <w:rPr>
+                <w:b w:val="0"/>
+                <w:i w:val="0"/>
+                <w:sz w:val="18"/>
+              </w:rPr>
+              <w:t xml:space="preserve">Clinically significant: </w:t>
+            </w:r>
+            <w:r>
+              <w:rPr>
+                <w:b/>
+                <w:i w:val="0"/>
+                <w:sz w:val="18"/>
+              </w:rPr>
+              <w:t>50% of the left main</w:t>
+            </w:r>
+            <w:r>
+              <w:rPr>
+                <w:b w:val="0"/>
+                <w:i w:val="0"/>
+                <w:sz w:val="18"/>
+              </w:rPr>
+              <w:t xml:space="preserve"> or </w:t>
+            </w:r>
+            <w:r>
+              <w:rPr>
+                <w:b/>
+                <w:i w:val="0"/>
+                <w:sz w:val="18"/>
+              </w:rPr>
+              <w:t>75% of another major coronary artery</w:t>
+            </w:r>
+            <w:r>
+              <w:rPr>
+                <w:b w:val="0"/>
+                <w:i w:val="0"/>
+                <w:sz w:val="18"/>
+              </w:rPr>
+              <w:t>. Above 90% = virtually no flow.</w:t>
+            </w:r>
+          </w:p>
+        </w:tc>
+      </w:tr>
+      <w:tr>
+        <w:tc>
+          <w:tcPr>
+            <w:tcW w:type="dxa" w:w="5112"/>
+            <w:shd w:val="clear" w:color="auto" w:fill="F1EEEF"/>
+          </w:tcPr>
+          <w:p>
+            <w:pPr>
+              <w:spacing w:after="40"/>
+            </w:pPr>
+            <w:r>
+              <w:rPr>
+                <w:b/>
+                <w:sz w:val="18"/>
+              </w:rPr>
+            </w:r>
+            <w:r>
+              <w:rPr>
+                <w:b/>
+                <w:i w:val="0"/>
+                <w:sz w:val="18"/>
+              </w:rPr>
+              <w:t>★ Variant (Prinzmetal) angina</w:t>
+            </w:r>
+          </w:p>
+        </w:tc>
+        <w:tc>
+          <w:tcPr>
+            <w:tcW w:type="dxa" w:w="5112"/>
+          </w:tcPr>
+          <w:p>
+            <w:pPr>
+              <w:spacing w:after="40"/>
+            </w:pPr>
+            <w:r>
+              <w:rPr>
+                <w:sz w:val="18"/>
+              </w:rPr>
+            </w:r>
+            <w:r>
+              <w:rPr>
+                <w:b/>
+                <w:i w:val="0"/>
+                <w:sz w:val="18"/>
+              </w:rPr>
+              <w:t>Vasospasm</w:t>
+            </w:r>
+            <w:r>
+              <w:rPr>
+                <w:b w:val="0"/>
+                <w:i w:val="0"/>
+                <w:sz w:val="18"/>
+              </w:rPr>
+              <w:t xml:space="preserve">; </w:t>
+            </w:r>
+            <w:r>
+              <w:rPr>
+                <w:b/>
+                <w:i w:val="0"/>
+                <w:sz w:val="18"/>
+              </w:rPr>
+              <w:t>younger</w:t>
+            </w:r>
+            <w:r>
+              <w:rPr>
+                <w:b w:val="0"/>
+                <w:i w:val="0"/>
+                <w:sz w:val="18"/>
+              </w:rPr>
+              <w:t xml:space="preserve">, </w:t>
+            </w:r>
+            <w:r>
+              <w:rPr>
+                <w:b/>
+                <w:i w:val="0"/>
+                <w:sz w:val="18"/>
+              </w:rPr>
+              <w:t>fewer risk factors</w:t>
+            </w:r>
+            <w:r>
+              <w:rPr>
+                <w:b w:val="0"/>
+                <w:i w:val="0"/>
+                <w:sz w:val="18"/>
+              </w:rPr>
+              <w:t xml:space="preserve">; often </w:t>
+            </w:r>
+            <w:r>
+              <w:rPr>
+                <w:b/>
+                <w:i w:val="0"/>
+                <w:sz w:val="18"/>
+              </w:rPr>
+              <w:t>night or early morning</w:t>
+            </w:r>
+            <w:r>
+              <w:rPr>
+                <w:b w:val="0"/>
+                <w:i w:val="0"/>
+                <w:sz w:val="18"/>
+              </w:rPr>
+              <w:t xml:space="preserve">; ST elevation may or may not show. </w:t>
+            </w:r>
+            <w:r>
+              <w:rPr>
+                <w:b/>
+                <w:i w:val="0"/>
+                <w:sz w:val="18"/>
+              </w:rPr>
+              <w:t>Treat with calcium channel blockers and nitrates; AVOID beta blockers</w:t>
+            </w:r>
+            <w:r>
+              <w:rPr>
+                <w:b w:val="0"/>
+                <w:i w:val="0"/>
+                <w:sz w:val="18"/>
+              </w:rPr>
+              <w:t xml:space="preserve"> (worse symptoms).</w:t>
+            </w:r>
+          </w:p>
+        </w:tc>
+      </w:tr>
+      <w:tr>
+        <w:tc>
+          <w:tcPr>
+            <w:tcW w:type="dxa" w:w="5112"/>
+            <w:shd w:val="clear" w:color="auto" w:fill="F1EEEF"/>
+          </w:tcPr>
+          <w:p>
+            <w:pPr>
+              <w:spacing w:after="40"/>
+            </w:pPr>
+            <w:r>
+              <w:rPr>
+                <w:b/>
+                <w:sz w:val="18"/>
+              </w:rPr>
+            </w:r>
+            <w:r>
+              <w:rPr>
+                <w:b/>
+                <w:i w:val="0"/>
+                <w:sz w:val="18"/>
+              </w:rPr>
+              <w:t>Risk factors</w:t>
+            </w:r>
+          </w:p>
+        </w:tc>
+        <w:tc>
+          <w:tcPr>
+            <w:tcW w:type="dxa" w:w="5112"/>
+          </w:tcPr>
+          <w:p>
+            <w:pPr>
+              <w:spacing w:after="40"/>
+            </w:pPr>
+            <w:r>
+              <w:rPr>
+                <w:sz w:val="18"/>
+              </w:rPr>
+            </w:r>
+            <w:r>
+              <w:rPr>
+                <w:b w:val="0"/>
+                <w:i w:val="0"/>
+                <w:sz w:val="18"/>
+              </w:rPr>
+              <w:t xml:space="preserve">Non-modifiable: family history of premature cardiovascular event; age above </w:t>
+            </w:r>
+            <w:r>
+              <w:rPr>
+                <w:b/>
+                <w:i w:val="0"/>
+                <w:sz w:val="18"/>
+              </w:rPr>
+              <w:t>45 (men), 55 (women)</w:t>
+            </w:r>
+            <w:r>
+              <w:rPr>
+                <w:b w:val="0"/>
+                <w:i w:val="0"/>
+                <w:sz w:val="18"/>
+              </w:rPr>
+              <w:t>. Modifiable: sedentary life, diabetes, tobacco, overweight, hypertension, dyslipidemia.</w:t>
+            </w:r>
+          </w:p>
+        </w:tc>
+      </w:tr>
+      <w:tr>
+        <w:tc>
+          <w:tcPr>
+            <w:tcW w:type="dxa" w:w="5112"/>
+            <w:shd w:val="clear" w:color="auto" w:fill="F1EEEF"/>
+          </w:tcPr>
+          <w:p>
+            <w:pPr>
+              <w:spacing w:after="40"/>
+            </w:pPr>
+            <w:r>
+              <w:rPr>
+                <w:b/>
+                <w:sz w:val="18"/>
+              </w:rPr>
+            </w:r>
+            <w:r>
+              <w:rPr>
+                <w:b/>
+                <w:i w:val="0"/>
+                <w:sz w:val="18"/>
+              </w:rPr>
+              <w:t>Goals and strategy</w:t>
+            </w:r>
+          </w:p>
+        </w:tc>
+        <w:tc>
+          <w:tcPr>
+            <w:tcW w:type="dxa" w:w="5112"/>
+          </w:tcPr>
+          <w:p>
+            <w:pPr>
+              <w:spacing w:after="40"/>
+            </w:pPr>
+            <w:r>
+              <w:rPr>
+                <w:sz w:val="18"/>
+              </w:rPr>
+            </w:r>
+            <w:r>
+              <w:rPr>
+                <w:b w:val="0"/>
+                <w:i w:val="0"/>
+                <w:sz w:val="18"/>
+              </w:rPr>
+              <w:t xml:space="preserve">More </w:t>
+            </w:r>
+            <w:r>
+              <w:rPr>
+                <w:b/>
+                <w:i w:val="0"/>
+                <w:sz w:val="18"/>
+              </w:rPr>
+              <w:t>quantity</w:t>
+            </w:r>
+            <w:r>
+              <w:rPr>
+                <w:b w:val="0"/>
+                <w:i w:val="0"/>
+                <w:sz w:val="18"/>
+              </w:rPr>
+              <w:t xml:space="preserve"> of life (prevent acute coronary syndrome) and </w:t>
+            </w:r>
+            <w:r>
+              <w:rPr>
+                <w:b/>
+                <w:i w:val="0"/>
+                <w:sz w:val="18"/>
+              </w:rPr>
+              <w:t>quality</w:t>
+            </w:r>
+            <w:r>
+              <w:rPr>
+                <w:b w:val="0"/>
+                <w:i w:val="0"/>
+                <w:sz w:val="18"/>
+              </w:rPr>
+              <w:t xml:space="preserve"> (relieve and prevent symptoms). </w:t>
+            </w:r>
+            <w:r>
+              <w:rPr>
+                <w:b/>
+                <w:i w:val="0"/>
+                <w:sz w:val="18"/>
+              </w:rPr>
+              <w:t>Lower demand</w:t>
+            </w:r>
+            <w:r>
+              <w:rPr>
+                <w:b w:val="0"/>
+                <w:i w:val="0"/>
+                <w:sz w:val="18"/>
+              </w:rPr>
+              <w:t xml:space="preserve"> (rate, contractility, wall tension) and </w:t>
+            </w:r>
+            <w:r>
+              <w:rPr>
+                <w:b/>
+                <w:i w:val="0"/>
+                <w:sz w:val="18"/>
+              </w:rPr>
+              <w:t>raise supply</w:t>
+            </w:r>
+            <w:r>
+              <w:rPr>
+                <w:b w:val="0"/>
+                <w:i w:val="0"/>
+                <w:sz w:val="18"/>
+              </w:rPr>
+              <w:t xml:space="preserve"> (coronary flow); stabilize plaque; fix risk factors.</w:t>
+            </w:r>
+          </w:p>
+        </w:tc>
+      </w:tr>
+      <w:tr>
+        <w:tc>
+          <w:tcPr>
+            <w:tcW w:type="dxa" w:w="5112"/>
+            <w:shd w:val="clear" w:color="auto" w:fill="F1EEEF"/>
+          </w:tcPr>
+          <w:p>
+            <w:pPr>
+              <w:spacing w:after="40"/>
+            </w:pPr>
+            <w:r>
+              <w:rPr>
+                <w:b/>
+                <w:sz w:val="18"/>
+              </w:rPr>
+            </w:r>
+            <w:r>
+              <w:rPr>
+                <w:b/>
+                <w:i w:val="0"/>
+                <w:sz w:val="18"/>
+              </w:rPr>
+              <w:t>★ Prevention vs quick relief</w:t>
+            </w:r>
+          </w:p>
+        </w:tc>
+        <w:tc>
+          <w:tcPr>
+            <w:tcW w:type="dxa" w:w="5112"/>
+          </w:tcPr>
+          <w:p>
+            <w:pPr>
+              <w:spacing w:after="40"/>
+            </w:pPr>
+            <w:r>
+              <w:rPr>
+                <w:sz w:val="18"/>
+              </w:rPr>
+            </w:r>
+            <w:r>
+              <w:rPr>
+                <w:b/>
+                <w:i w:val="0"/>
+                <w:sz w:val="18"/>
+              </w:rPr>
+              <w:t>PREVENT</w:t>
+            </w:r>
+            <w:r>
+              <w:rPr>
+                <w:b w:val="0"/>
+                <w:i w:val="0"/>
+                <w:sz w:val="18"/>
+              </w:rPr>
+              <w:t xml:space="preserve"> (beta blockers, calcium channel blockers, long-acting nitrates) vs </w:t>
+            </w:r>
+            <w:r>
+              <w:rPr>
+                <w:b/>
+                <w:i w:val="0"/>
+                <w:sz w:val="18"/>
+              </w:rPr>
+              <w:t>QUICK RELIEF</w:t>
+            </w:r>
+            <w:r>
+              <w:rPr>
+                <w:b w:val="0"/>
+                <w:i w:val="0"/>
+                <w:sz w:val="18"/>
+              </w:rPr>
+              <w:t xml:space="preserve"> (short-acting sublingual nitroglycerin). A stem asks for one and offers the other.</w:t>
+            </w:r>
+          </w:p>
+        </w:tc>
+      </w:tr>
+      <w:tr>
+        <w:tc>
+          <w:tcPr>
+            <w:tcW w:type="dxa" w:w="5112"/>
+            <w:shd w:val="clear" w:color="auto" w:fill="F1EEEF"/>
+          </w:tcPr>
+          <w:p>
+            <w:pPr>
+              <w:spacing w:after="40"/>
+            </w:pPr>
+            <w:r>
+              <w:rPr>
+                <w:b/>
+                <w:sz w:val="18"/>
+              </w:rPr>
+            </w:r>
+            <w:r>
+              <w:rPr>
+                <w:b/>
+                <w:i w:val="0"/>
+                <w:sz w:val="18"/>
+              </w:rPr>
+              <w:t>Three treatment arms</w:t>
+            </w:r>
+          </w:p>
+        </w:tc>
+        <w:tc>
+          <w:tcPr>
+            <w:tcW w:type="dxa" w:w="5112"/>
+          </w:tcPr>
+          <w:p>
+            <w:pPr>
+              <w:spacing w:after="40"/>
+            </w:pPr>
+            <w:r>
+              <w:rPr>
+                <w:sz w:val="18"/>
+              </w:rPr>
+            </w:r>
+            <w:r>
+              <w:rPr>
+                <w:b/>
+                <w:i w:val="0"/>
+                <w:sz w:val="18"/>
+              </w:rPr>
+              <w:t>Revascularization</w:t>
+            </w:r>
+            <w:r>
+              <w:rPr>
+                <w:b w:val="0"/>
+                <w:i w:val="0"/>
+                <w:sz w:val="18"/>
+              </w:rPr>
+              <w:t xml:space="preserve"> (percutaneous coronary intervention, bypass grafting) · </w:t>
+            </w:r>
+            <w:r>
+              <w:rPr>
+                <w:b/>
+                <w:i w:val="0"/>
+                <w:sz w:val="18"/>
+              </w:rPr>
+              <w:t>antianginals</w:t>
+            </w:r>
+            <w:r>
+              <w:rPr>
+                <w:b w:val="0"/>
+                <w:i w:val="0"/>
+                <w:sz w:val="18"/>
+              </w:rPr>
+              <w:t xml:space="preserve"> (beta blockers, calcium channel blockers, nitrates) · </w:t>
+            </w:r>
+            <w:r>
+              <w:rPr>
+                <w:b/>
+                <w:i w:val="0"/>
+                <w:sz w:val="18"/>
+              </w:rPr>
+              <w:t>vasculoprotective</w:t>
+            </w:r>
+            <w:r>
+              <w:rPr>
+                <w:b w:val="0"/>
+                <w:i w:val="0"/>
+                <w:sz w:val="18"/>
+              </w:rPr>
+              <w:t xml:space="preserve"> (antiplatelets, statins, angiotensin-converting enzyme inhibitors) · lifestyle.</w:t>
+            </w:r>
+          </w:p>
+        </w:tc>
+      </w:tr>
+      <w:tr>
+        <w:tc>
+          <w:tcPr>
+            <w:tcW w:type="dxa" w:w="5112"/>
+            <w:shd w:val="clear" w:color="auto" w:fill="F1EEEF"/>
+          </w:tcPr>
+          <w:p>
+            <w:pPr>
+              <w:spacing w:after="40"/>
+            </w:pPr>
+            <w:r>
+              <w:rPr>
+                <w:b/>
+                <w:sz w:val="18"/>
+              </w:rPr>
+            </w:r>
+            <w:r>
+              <w:rPr>
+                <w:b/>
+                <w:i w:val="0"/>
+                <w:sz w:val="18"/>
+              </w:rPr>
+              <w:t>★ Grades of angina</w:t>
+            </w:r>
+          </w:p>
+        </w:tc>
+        <w:tc>
+          <w:tcPr>
+            <w:tcW w:type="dxa" w:w="5112"/>
+          </w:tcPr>
+          <w:p>
+            <w:pPr>
+              <w:spacing w:after="40"/>
+            </w:pPr>
+            <w:r>
+              <w:rPr>
+                <w:sz w:val="18"/>
+              </w:rPr>
+            </w:r>
+            <w:r>
+              <w:rPr>
+                <w:b w:val="0"/>
+                <w:i w:val="0"/>
+                <w:sz w:val="18"/>
+              </w:rPr>
+              <w:t xml:space="preserve">Graded by </w:t>
+            </w:r>
+            <w:r>
+              <w:rPr>
+                <w:b/>
+                <w:i w:val="0"/>
+                <w:sz w:val="18"/>
+              </w:rPr>
+              <w:t>how much activity he can do</w:t>
+            </w:r>
+            <w:r>
+              <w:rPr>
+                <w:b w:val="0"/>
+                <w:i w:val="0"/>
+                <w:sz w:val="18"/>
+              </w:rPr>
+              <w:t xml:space="preserve">; exercise capacity also shows whether therapy works. </w:t>
+            </w:r>
+            <w:r>
+              <w:rPr>
+                <w:b/>
+                <w:i w:val="0"/>
+                <w:sz w:val="18"/>
+              </w:rPr>
+              <w:t>I</w:t>
+            </w:r>
+            <w:r>
+              <w:rPr>
+                <w:b w:val="0"/>
+                <w:i w:val="0"/>
+                <w:sz w:val="18"/>
+              </w:rPr>
+              <w:t xml:space="preserve"> no limitation · </w:t>
+            </w:r>
+            <w:r>
+              <w:rPr>
+                <w:b/>
+                <w:i w:val="0"/>
+                <w:sz w:val="18"/>
+              </w:rPr>
+              <w:t>II</w:t>
+            </w:r>
+            <w:r>
+              <w:rPr>
+                <w:b w:val="0"/>
+                <w:i w:val="0"/>
+                <w:sz w:val="18"/>
+              </w:rPr>
+              <w:t xml:space="preserve"> slight, symptoms with more than ordinary activity · </w:t>
+            </w:r>
+            <w:r>
+              <w:rPr>
+                <w:b/>
+                <w:i w:val="0"/>
+                <w:sz w:val="18"/>
+              </w:rPr>
+              <w:t>III</w:t>
+            </w:r>
+            <w:r>
+              <w:rPr>
+                <w:b w:val="0"/>
+                <w:i w:val="0"/>
+                <w:sz w:val="18"/>
+              </w:rPr>
+              <w:t xml:space="preserve"> marked, symptoms with ordinary activity · </w:t>
+            </w:r>
+            <w:r>
+              <w:rPr>
+                <w:b/>
+                <w:i w:val="0"/>
+                <w:sz w:val="18"/>
+              </w:rPr>
+              <w:t>IV</w:t>
+            </w:r>
+            <w:r>
+              <w:rPr>
+                <w:b w:val="0"/>
+                <w:i w:val="0"/>
+                <w:sz w:val="18"/>
+              </w:rPr>
+              <w:t xml:space="preserve"> any activity; </w:t>
+            </w:r>
+            <w:r>
+              <w:rPr>
+                <w:b/>
+                <w:i w:val="0"/>
+                <w:sz w:val="18"/>
+              </w:rPr>
+              <w:t>may have symptoms at rest</w:t>
+            </w:r>
+            <w:r>
+              <w:rPr>
+                <w:b w:val="0"/>
+                <w:i w:val="0"/>
+                <w:sz w:val="18"/>
+              </w:rPr>
+              <w:t>. Comfortable at rest in I to III.</w:t>
+            </w:r>
+          </w:p>
+        </w:tc>
+      </w:tr>
+      <w:tr>
+        <w:tc>
+          <w:tcPr>
+            <w:tcW w:type="dxa" w:w="5112"/>
+            <w:shd w:val="clear" w:color="auto" w:fill="F1EEEF"/>
+          </w:tcPr>
+          <w:p>
+            <w:pPr>
+              <w:spacing w:after="40"/>
+            </w:pPr>
+            <w:r>
+              <w:rPr>
+                <w:b/>
+                <w:sz w:val="18"/>
+              </w:rPr>
+            </w:r>
+            <w:r>
+              <w:rPr>
+                <w:b/>
+                <w:i w:val="0"/>
+                <w:sz w:val="18"/>
+              </w:rPr>
+              <w:t>Memory aid (not fact)</w:t>
+            </w:r>
+          </w:p>
+        </w:tc>
+        <w:tc>
+          <w:tcPr>
+            <w:tcW w:type="dxa" w:w="5112"/>
+          </w:tcPr>
+          <w:p>
+            <w:pPr>
+              <w:spacing w:after="40"/>
+            </w:pPr>
+            <w:r>
+              <w:rPr>
+                <w:sz w:val="18"/>
+              </w:rPr>
+            </w:r>
+            <w:r>
+              <w:rPr>
+                <w:b w:val="0"/>
+                <w:i w:val="0"/>
+                <w:sz w:val="18"/>
+              </w:rPr>
+              <w:t>Oxygen BUDGET: supply = income, demand = spending, angina = overdraft warning. Beta blockers cut spending only; calcium channel blockers and nitrates cut spending AND lift income.</w:t>
+            </w:r>
+          </w:p>
+        </w:tc>
+      </w:tr>
+      <w:tr>
+        <w:tc>
+          <w:tcPr>
+            <w:tcW w:type="dxa" w:w="5112"/>
+            <w:shd w:val="clear" w:color="auto" w:fill="F1EEEF"/>
+          </w:tcPr>
+          <w:p>
+            <w:pPr>
+              <w:spacing w:after="40"/>
+            </w:pPr>
+            <w:r>
+              <w:rPr>
+                <w:b/>
+                <w:sz w:val="18"/>
+              </w:rPr>
+            </w:r>
+            <w:r>
+              <w:rPr>
+                <w:b/>
+                <w:i w:val="0"/>
+                <w:sz w:val="18"/>
+              </w:rPr>
+              <w:t>FLAG: slide 13</w:t>
+            </w:r>
+          </w:p>
+        </w:tc>
+        <w:tc>
+          <w:tcPr>
+            <w:tcW w:type="dxa" w:w="5112"/>
+          </w:tcPr>
+          <w:p>
+            <w:pPr>
+              <w:spacing w:after="40"/>
+            </w:pPr>
+            <w:r>
+              <w:rPr>
+                <w:sz w:val="18"/>
+              </w:rPr>
+            </w:r>
+            <w:r>
+              <w:rPr>
+                <w:b w:val="0"/>
+                <w:i w:val="0"/>
+                <w:sz w:val="18"/>
+              </w:rPr>
+              <w:t xml:space="preserve">Slide lists aspirin and clopidogrel as raising coronary flow. </w:t>
+            </w:r>
+            <w:r>
+              <w:rPr>
+                <w:b/>
+                <w:i w:val="0"/>
+                <w:sz w:val="18"/>
+              </w:rPr>
+              <w:t>Truth: they prevent clots; they do not dilate.</w:t>
+            </w:r>
+            <w:r>
+              <w:rPr>
+                <w:b w:val="0"/>
+                <w:i w:val="0"/>
+                <w:sz w:val="18"/>
+              </w:rPr>
+              <w:t xml:space="preserve"> Learn them as vasculoprotective.</w:t>
+            </w:r>
+          </w:p>
+        </w:tc>
+      </w:tr>
+    </w:tbl>
+    <w:p>
+      <w:pPr>
+        <w:spacing w:after="80"/>
+      </w:pPr>
+    </w:p>
+    <w:p>
+      <w:pPr>
+        <w:pStyle w:val="Heading1"/>
+        <w:spacing w:before="280" w:after="100"/>
+      </w:pPr>
+      <w:r>
+        <w:rPr>
+          <w:rFonts w:ascii="Georgia" w:hAnsi="Georgia"/>
+          <w:color w:val="17494B"/>
+        </w:rPr>
+        <w:t>Ischemia · beta blockers &amp; calcium channel blockers</w:t>
+      </w:r>
+    </w:p>
+    <w:tbl>
+      <w:tblPr>
+        <w:tblStyle w:val="TableGrid"/>
+        <w:tblW w:type="auto" w:w="0"/>
+        <w:jc w:val="center"/>
+        <w:tblLook w:firstColumn="1" w:firstRow="1" w:lastColumn="0" w:lastRow="0" w:noHBand="0" w:noVBand="1" w:val="04A0"/>
+        <w:tblBorders>
+          <w:top w:val="single" w:sz="4" w:space="0" w:color="D8D2D4"/>
+          <w:left w:val="single" w:sz="4" w:space="0" w:color="D8D2D4"/>
+          <w:bottom w:val="single" w:sz="4" w:space="0" w:color="D8D2D4"/>
+          <w:right w:val="single" w:sz="4" w:space="0" w:color="D8D2D4"/>
+          <w:insideH w:val="single" w:sz="4" w:space="0" w:color="D8D2D4"/>
+          <w:insideV w:val="single" w:sz="4" w:space="0" w:color="D8D2D4"/>
+        </w:tblBorders>
+      </w:tblPr>
+      <w:tblGrid>
+        <w:gridCol w:w="5112"/>
+        <w:gridCol w:w="5112"/>
+      </w:tblGrid>
+      <w:tr>
+        <w:tc>
+          <w:tcPr>
+            <w:tcW w:type="dxa" w:w="5112"/>
+            <w:shd w:val="clear" w:color="auto" w:fill="17494B"/>
+          </w:tcPr>
+          <w:p>
+            <w:pPr>
+              <w:spacing w:after="40"/>
+            </w:pPr>
+            <w:r>
+              <w:rPr>
+                <w:b/>
+                <w:color w:val="FFFFFF"/>
+                <w:sz w:val="18"/>
+              </w:rPr>
+            </w:r>
+            <w:r>
+              <w:rPr>
+                <w:b/>
+                <w:i w:val="0"/>
+                <w:color w:val="FFFFFF"/>
+                <w:sz w:val="18"/>
+              </w:rPr>
+              <w:t>Term</w:t>
+            </w:r>
+          </w:p>
+        </w:tc>
+        <w:tc>
+          <w:tcPr>
+            <w:tcW w:type="dxa" w:w="5112"/>
+            <w:shd w:val="clear" w:color="auto" w:fill="17494B"/>
+          </w:tcPr>
+          <w:p>
+            <w:pPr>
+              <w:spacing w:after="40"/>
+            </w:pPr>
+            <w:r>
+              <w:rPr>
+                <w:b/>
+                <w:color w:val="FFFFFF"/>
+                <w:sz w:val="18"/>
+              </w:rPr>
+            </w:r>
+            <w:r>
+              <w:rPr>
+                <w:b/>
+                <w:i w:val="0"/>
+                <w:color w:val="FFFFFF"/>
+                <w:sz w:val="18"/>
+              </w:rPr>
+              <w:t>What you need to know</w:t>
+            </w:r>
+          </w:p>
+        </w:tc>
+      </w:tr>
+      <w:tr>
+        <w:tc>
+          <w:tcPr>
+            <w:tcW w:type="dxa" w:w="5112"/>
+            <w:shd w:val="clear" w:color="auto" w:fill="F1EEEF"/>
+          </w:tcPr>
+          <w:p>
+            <w:pPr>
+              <w:spacing w:after="40"/>
+            </w:pPr>
+            <w:r>
+              <w:rPr>
+                <w:b/>
+                <w:sz w:val="18"/>
+              </w:rPr>
+            </w:r>
+            <w:r>
+              <w:rPr>
+                <w:b/>
+                <w:i w:val="0"/>
+                <w:sz w:val="18"/>
+              </w:rPr>
+              <w:t>★ Beta blockers: role</w:t>
+            </w:r>
+          </w:p>
+        </w:tc>
+        <w:tc>
+          <w:tcPr>
+            <w:tcW w:type="dxa" w:w="5112"/>
+          </w:tcPr>
+          <w:p>
+            <w:pPr>
+              <w:spacing w:after="40"/>
+            </w:pPr>
+            <w:r>
+              <w:rPr>
+                <w:sz w:val="18"/>
+              </w:rPr>
+            </w:r>
+            <w:r>
+              <w:rPr>
+                <w:b/>
+                <w:i w:val="0"/>
+                <w:sz w:val="18"/>
+              </w:rPr>
+              <w:t>First line</w:t>
+            </w:r>
+            <w:r>
+              <w:rPr>
+                <w:b w:val="0"/>
+                <w:i w:val="0"/>
+                <w:sz w:val="18"/>
+              </w:rPr>
+              <w:t xml:space="preserve"> for angina if no contraindication. Helpful with hypertension, anxiety, supraventricular arrhythmias, heart failure, </w:t>
+            </w:r>
+            <w:r>
+              <w:rPr>
+                <w:b/>
+                <w:i w:val="0"/>
+                <w:sz w:val="18"/>
+              </w:rPr>
+              <w:t>prior myocardial infarction</w:t>
+            </w:r>
+            <w:r>
+              <w:rPr>
+                <w:b w:val="0"/>
+                <w:i w:val="0"/>
+                <w:sz w:val="18"/>
+              </w:rPr>
+              <w:t xml:space="preserve">. Act on </w:t>
+            </w:r>
+            <w:r>
+              <w:rPr>
+                <w:b/>
+                <w:i w:val="0"/>
+                <w:sz w:val="18"/>
+              </w:rPr>
+              <w:t>DEMAND only</w:t>
+            </w:r>
+            <w:r>
+              <w:rPr>
+                <w:b w:val="0"/>
+                <w:i w:val="0"/>
+                <w:sz w:val="18"/>
+              </w:rPr>
+              <w:t xml:space="preserve">: lower rate, contractility, systolic pressure; </w:t>
+            </w:r>
+            <w:r>
+              <w:rPr>
+                <w:b/>
+                <w:i w:val="0"/>
+                <w:sz w:val="18"/>
+              </w:rPr>
+              <w:t>no effect on supply</w:t>
+            </w:r>
+            <w:r>
+              <w:rPr>
+                <w:b w:val="0"/>
+                <w:i w:val="0"/>
+                <w:sz w:val="18"/>
+              </w:rPr>
+              <w:t>; left ventricular volume goes UP.</w:t>
+            </w:r>
+          </w:p>
+        </w:tc>
+      </w:tr>
+      <w:tr>
+        <w:tc>
+          <w:tcPr>
+            <w:tcW w:type="dxa" w:w="5112"/>
+            <w:shd w:val="clear" w:color="auto" w:fill="F1EEEF"/>
+          </w:tcPr>
+          <w:p>
+            <w:pPr>
+              <w:spacing w:after="40"/>
+            </w:pPr>
+            <w:r>
+              <w:rPr>
+                <w:b/>
+                <w:sz w:val="18"/>
+              </w:rPr>
+            </w:r>
+            <w:r>
+              <w:rPr>
+                <w:b/>
+                <w:i w:val="0"/>
+                <w:sz w:val="18"/>
+              </w:rPr>
+              <w:t>★ Agents (alphabet rule)</w:t>
+            </w:r>
+          </w:p>
+        </w:tc>
+        <w:tc>
+          <w:tcPr>
+            <w:tcW w:type="dxa" w:w="5112"/>
+          </w:tcPr>
+          <w:p>
+            <w:pPr>
+              <w:spacing w:after="40"/>
+            </w:pPr>
+            <w:r>
+              <w:rPr>
+                <w:sz w:val="18"/>
+              </w:rPr>
+            </w:r>
+            <w:r>
+              <w:rPr>
+                <w:b w:val="0"/>
+                <w:i w:val="0"/>
+                <w:sz w:val="18"/>
+              </w:rPr>
+              <w:t xml:space="preserve">Beta-1 selective A–M: </w:t>
+            </w:r>
+            <w:r>
+              <w:rPr>
+                <w:b/>
+                <w:i w:val="0"/>
+                <w:sz w:val="18"/>
+              </w:rPr>
+              <w:t>metoprolol, atenolol</w:t>
+            </w:r>
+            <w:r>
+              <w:rPr>
+                <w:b w:val="0"/>
+                <w:i w:val="0"/>
+                <w:sz w:val="18"/>
+              </w:rPr>
+              <w:t xml:space="preserve">. Non-selective N–Z: </w:t>
+            </w:r>
+            <w:r>
+              <w:rPr>
+                <w:b/>
+                <w:i w:val="0"/>
+                <w:sz w:val="18"/>
+              </w:rPr>
+              <w:t>propranolol, nadolol</w:t>
+            </w:r>
+            <w:r>
+              <w:rPr>
+                <w:b w:val="0"/>
+                <w:i w:val="0"/>
+                <w:sz w:val="18"/>
+              </w:rPr>
+              <w:t xml:space="preserve">. Third generation, the exception: </w:t>
+            </w:r>
+            <w:r>
+              <w:rPr>
+                <w:b/>
+                <w:i w:val="0"/>
+                <w:sz w:val="18"/>
+              </w:rPr>
+              <w:t>carvedilol, labetalol</w:t>
+            </w:r>
+            <w:r>
+              <w:rPr>
+                <w:b w:val="0"/>
+                <w:i w:val="0"/>
+                <w:sz w:val="18"/>
+              </w:rPr>
+              <w:t>.</w:t>
+            </w:r>
+          </w:p>
+        </w:tc>
+      </w:tr>
+      <w:tr>
+        <w:tc>
+          <w:tcPr>
+            <w:tcW w:type="dxa" w:w="5112"/>
+            <w:shd w:val="clear" w:color="auto" w:fill="F1EEEF"/>
+          </w:tcPr>
+          <w:p>
+            <w:pPr>
+              <w:spacing w:after="40"/>
+            </w:pPr>
+            <w:r>
+              <w:rPr>
+                <w:b/>
+                <w:sz w:val="18"/>
+              </w:rPr>
+            </w:r>
+            <w:r>
+              <w:rPr>
+                <w:b/>
+                <w:i w:val="0"/>
+                <w:sz w:val="18"/>
+              </w:rPr>
+              <w:t>Beta blocker contraindications</w:t>
+            </w:r>
+          </w:p>
+        </w:tc>
+        <w:tc>
+          <w:tcPr>
+            <w:tcW w:type="dxa" w:w="5112"/>
+          </w:tcPr>
+          <w:p>
+            <w:pPr>
+              <w:spacing w:after="40"/>
+            </w:pPr>
+            <w:r>
+              <w:rPr>
+                <w:sz w:val="18"/>
+              </w:rPr>
+            </w:r>
+            <w:r>
+              <w:rPr>
+                <w:b/>
+                <w:i w:val="0"/>
+                <w:sz w:val="18"/>
+              </w:rPr>
+              <w:t>Heart rate below 60; systolic pressure below 100 mmHg; atrioventricular block; acute decompensated heart failure.</w:t>
+            </w:r>
+            <w:r>
+              <w:rPr>
+                <w:b w:val="0"/>
+                <w:i w:val="0"/>
+                <w:sz w:val="18"/>
+              </w:rPr>
+              <w:t xml:space="preserve"> Precautions: reactive airway disease, systolic heart failure, diabetes, peripheral vascular disease.</w:t>
+            </w:r>
+          </w:p>
+        </w:tc>
+      </w:tr>
+      <w:tr>
+        <w:tc>
+          <w:tcPr>
+            <w:tcW w:type="dxa" w:w="5112"/>
+            <w:shd w:val="clear" w:color="auto" w:fill="F1EEEF"/>
+          </w:tcPr>
+          <w:p>
+            <w:pPr>
+              <w:spacing w:after="40"/>
+            </w:pPr>
+            <w:r>
+              <w:rPr>
+                <w:b/>
+                <w:sz w:val="18"/>
+              </w:rPr>
+            </w:r>
+            <w:r>
+              <w:rPr>
+                <w:b/>
+                <w:i w:val="0"/>
+                <w:sz w:val="18"/>
+              </w:rPr>
+              <w:t>★ Beta blocker harms and teaching</w:t>
+            </w:r>
+          </w:p>
+        </w:tc>
+        <w:tc>
+          <w:tcPr>
+            <w:tcW w:type="dxa" w:w="5112"/>
+          </w:tcPr>
+          <w:p>
+            <w:pPr>
+              <w:spacing w:after="40"/>
+            </w:pPr>
+            <w:r>
+              <w:rPr>
+                <w:sz w:val="18"/>
+              </w:rPr>
+            </w:r>
+            <w:r>
+              <w:rPr>
+                <w:b w:val="0"/>
+                <w:i w:val="0"/>
+                <w:sz w:val="18"/>
+              </w:rPr>
+              <w:t xml:space="preserve">Hypotension, bradycardia, hyperglycemia, dyslipidemia; fatigue, sexual dysfunction, </w:t>
+            </w:r>
+            <w:r>
+              <w:rPr>
+                <w:b/>
+                <w:i w:val="0"/>
+                <w:sz w:val="18"/>
+              </w:rPr>
+              <w:t>nightmares</w:t>
+            </w:r>
+            <w:r>
+              <w:rPr>
+                <w:b w:val="0"/>
+                <w:i w:val="0"/>
+                <w:sz w:val="18"/>
+              </w:rPr>
+              <w:t xml:space="preserve">, worse claudication. Monitor </w:t>
+            </w:r>
+            <w:r>
+              <w:rPr>
+                <w:b/>
+                <w:i w:val="0"/>
+                <w:sz w:val="18"/>
+              </w:rPr>
+              <w:t>heart rate, blood sugar, lipids</w:t>
+            </w:r>
+            <w:r>
+              <w:rPr>
+                <w:b w:val="0"/>
+                <w:i w:val="0"/>
+                <w:sz w:val="18"/>
+              </w:rPr>
+              <w:t xml:space="preserve">. Teach: </w:t>
+            </w:r>
+            <w:r>
+              <w:rPr>
+                <w:b/>
+                <w:i w:val="0"/>
+                <w:sz w:val="18"/>
+              </w:rPr>
+              <w:t>do not stop suddenly</w:t>
+            </w:r>
+            <w:r>
+              <w:rPr>
+                <w:b w:val="0"/>
+                <w:i w:val="0"/>
+                <w:sz w:val="18"/>
+              </w:rPr>
+              <w:t>; dizziness, fatigue.</w:t>
+            </w:r>
+          </w:p>
+        </w:tc>
+      </w:tr>
+      <w:tr>
+        <w:tc>
+          <w:tcPr>
+            <w:tcW w:type="dxa" w:w="5112"/>
+            <w:shd w:val="clear" w:color="auto" w:fill="F1EEEF"/>
+          </w:tcPr>
+          <w:p>
+            <w:pPr>
+              <w:spacing w:after="40"/>
+            </w:pPr>
+            <w:r>
+              <w:rPr>
+                <w:b/>
+                <w:sz w:val="18"/>
+              </w:rPr>
+            </w:r>
+            <w:r>
+              <w:rPr>
+                <w:b/>
+                <w:i w:val="0"/>
+                <w:sz w:val="18"/>
+              </w:rPr>
+              <w:t>★ Calcium channel blockers: supply AND demand</w:t>
+            </w:r>
+          </w:p>
+        </w:tc>
+        <w:tc>
+          <w:tcPr>
+            <w:tcW w:type="dxa" w:w="5112"/>
+          </w:tcPr>
+          <w:p>
+            <w:pPr>
+              <w:spacing w:after="40"/>
+            </w:pPr>
+            <w:r>
+              <w:rPr>
+                <w:sz w:val="18"/>
+              </w:rPr>
+            </w:r>
+            <w:r>
+              <w:rPr>
+                <w:b/>
+                <w:i w:val="0"/>
+                <w:sz w:val="18"/>
+              </w:rPr>
+              <w:t>Mild dilation where stenosis is fixed; relief of vasospasm.</w:t>
+            </w:r>
+            <w:r>
+              <w:rPr>
+                <w:b w:val="0"/>
+                <w:i w:val="0"/>
+                <w:sz w:val="18"/>
+              </w:rPr>
+              <w:t xml:space="preserve"> Non-dihydropyridine (diltiazem, verapamil) = HEART: rate, contractility, atrioventricular conduction all down (verapamil most). Dihydropyridine (nifedipine, amlodipine, felodipine) = VESSELS: most vasodilation, </w:t>
+            </w:r>
+            <w:r>
+              <w:rPr>
+                <w:b/>
+                <w:i w:val="0"/>
+                <w:sz w:val="18"/>
+              </w:rPr>
+              <w:t>no atrioventricular effect</w:t>
+            </w:r>
+            <w:r>
+              <w:rPr>
+                <w:b w:val="0"/>
+                <w:i w:val="0"/>
+                <w:sz w:val="18"/>
+              </w:rPr>
+              <w:t>; rate up with nifedipine and felodipine, unchanged with amlodipine.</w:t>
+            </w:r>
+          </w:p>
+        </w:tc>
+      </w:tr>
+      <w:tr>
+        <w:tc>
+          <w:tcPr>
+            <w:tcW w:type="dxa" w:w="5112"/>
+            <w:shd w:val="clear" w:color="auto" w:fill="F1EEEF"/>
+          </w:tcPr>
+          <w:p>
+            <w:pPr>
+              <w:spacing w:after="40"/>
+            </w:pPr>
+            <w:r>
+              <w:rPr>
+                <w:b/>
+                <w:sz w:val="18"/>
+              </w:rPr>
+            </w:r>
+            <w:r>
+              <w:rPr>
+                <w:b/>
+                <w:i w:val="0"/>
+                <w:sz w:val="18"/>
+              </w:rPr>
+              <w:t>★ Place in therapy</w:t>
+            </w:r>
+          </w:p>
+        </w:tc>
+        <w:tc>
+          <w:tcPr>
+            <w:tcW w:type="dxa" w:w="5112"/>
+          </w:tcPr>
+          <w:p>
+            <w:pPr>
+              <w:spacing w:after="40"/>
+            </w:pPr>
+            <w:r>
+              <w:rPr>
+                <w:sz w:val="18"/>
+              </w:rPr>
+            </w:r>
+            <w:r>
+              <w:rPr>
+                <w:b/>
+                <w:i w:val="0"/>
+                <w:sz w:val="18"/>
+              </w:rPr>
+              <w:t>Non-dihydropyridine first</w:t>
+            </w:r>
+            <w:r>
+              <w:rPr>
+                <w:b w:val="0"/>
+                <w:i w:val="0"/>
+                <w:sz w:val="18"/>
+              </w:rPr>
+              <w:t xml:space="preserve"> when beta blockers are contraindicated or not tolerated. </w:t>
+            </w:r>
+            <w:r>
+              <w:rPr>
+                <w:b/>
+                <w:i w:val="0"/>
+                <w:sz w:val="18"/>
+              </w:rPr>
+              <w:t>Dihydropyridine ADDED to a beta blocker</w:t>
+            </w:r>
+            <w:r>
+              <w:rPr>
+                <w:b w:val="0"/>
+                <w:i w:val="0"/>
+                <w:sz w:val="18"/>
+              </w:rPr>
+              <w:t xml:space="preserve"> when it fails. Also with long-acting nitrates. </w:t>
+            </w:r>
+            <w:r>
+              <w:rPr>
+                <w:b/>
+                <w:i w:val="0"/>
+                <w:sz w:val="18"/>
+              </w:rPr>
+              <w:t>AVOID short-acting agents (nifedipine).</w:t>
+            </w:r>
+            <w:r>
+              <w:rPr>
+                <w:b w:val="0"/>
+                <w:i w:val="0"/>
+                <w:sz w:val="18"/>
+              </w:rPr>
+              <w:t xml:space="preserve"> Good for vasospastic angina, severe peripheral vascular disease, asthma, uncontrolled diabetes, left ventricular dysfunction (dihydropyridine only).</w:t>
+            </w:r>
+          </w:p>
+        </w:tc>
+      </w:tr>
+      <w:tr>
+        <w:tc>
+          <w:tcPr>
+            <w:tcW w:type="dxa" w:w="5112"/>
+            <w:shd w:val="clear" w:color="auto" w:fill="F1EEEF"/>
+          </w:tcPr>
+          <w:p>
+            <w:pPr>
+              <w:spacing w:after="40"/>
+            </w:pPr>
+            <w:r>
+              <w:rPr>
+                <w:b/>
+                <w:sz w:val="18"/>
+              </w:rPr>
+            </w:r>
+            <w:r>
+              <w:rPr>
+                <w:b/>
+                <w:i w:val="0"/>
+                <w:sz w:val="18"/>
+              </w:rPr>
+              <w:t>★ Calcium channel blocker contraindications</w:t>
+            </w:r>
+          </w:p>
+        </w:tc>
+        <w:tc>
+          <w:tcPr>
+            <w:tcW w:type="dxa" w:w="5112"/>
+          </w:tcPr>
+          <w:p>
+            <w:pPr>
+              <w:spacing w:after="40"/>
+            </w:pPr>
+            <w:r>
+              <w:rPr>
+                <w:sz w:val="18"/>
+              </w:rPr>
+            </w:r>
+            <w:r>
+              <w:rPr>
+                <w:b/>
+                <w:i w:val="0"/>
+                <w:sz w:val="18"/>
+              </w:rPr>
+              <w:t>Systolic pressure below 100 mmHg.</w:t>
+            </w:r>
+            <w:r>
+              <w:rPr>
+                <w:b w:val="0"/>
+                <w:i w:val="0"/>
+                <w:sz w:val="18"/>
+              </w:rPr>
+              <w:t xml:space="preserve"> Non-dihydropyridine only: </w:t>
+            </w:r>
+            <w:r>
+              <w:rPr>
+                <w:b/>
+                <w:i w:val="0"/>
+                <w:sz w:val="18"/>
+              </w:rPr>
+              <w:t>heart rate below 60, acute heart failure, ejection fraction below 40%</w:t>
+            </w:r>
+            <w:r>
+              <w:rPr>
+                <w:b w:val="0"/>
+                <w:i w:val="0"/>
+                <w:sz w:val="18"/>
+              </w:rPr>
+              <w:t>. Atrioventricular block (FLAG: means the non-dihydropyridines; dihydropyridines do not slow conduction). Precautions: beta blocker with a non-dihydropyridine; CYP3A4 (cytochrome P450 3A4) interactions.</w:t>
+            </w:r>
+          </w:p>
+        </w:tc>
+      </w:tr>
+      <w:tr>
+        <w:tc>
+          <w:tcPr>
+            <w:tcW w:type="dxa" w:w="5112"/>
+            <w:shd w:val="clear" w:color="auto" w:fill="F1EEEF"/>
+          </w:tcPr>
+          <w:p>
+            <w:pPr>
+              <w:spacing w:after="40"/>
+            </w:pPr>
+            <w:r>
+              <w:rPr>
+                <w:b/>
+                <w:sz w:val="18"/>
+              </w:rPr>
+            </w:r>
+            <w:r>
+              <w:rPr>
+                <w:b/>
+                <w:i w:val="0"/>
+                <w:sz w:val="18"/>
+              </w:rPr>
+              <w:t>★ Calcium channel blocker harms and teaching</w:t>
+            </w:r>
+          </w:p>
+        </w:tc>
+        <w:tc>
+          <w:tcPr>
+            <w:tcW w:type="dxa" w:w="5112"/>
+          </w:tcPr>
+          <w:p>
+            <w:pPr>
+              <w:spacing w:after="40"/>
+            </w:pPr>
+            <w:r>
+              <w:rPr>
+                <w:sz w:val="18"/>
+              </w:rPr>
+            </w:r>
+            <w:r>
+              <w:rPr>
+                <w:b w:val="0"/>
+                <w:i w:val="0"/>
+                <w:sz w:val="18"/>
+              </w:rPr>
+              <w:t xml:space="preserve">Hypotension; dihydropyridines: </w:t>
+            </w:r>
+            <w:r>
+              <w:rPr>
+                <w:b/>
+                <w:i w:val="0"/>
+                <w:sz w:val="18"/>
+              </w:rPr>
+              <w:t>headache, flushing, peripheral edema</w:t>
+            </w:r>
+            <w:r>
+              <w:rPr>
+                <w:b w:val="0"/>
+                <w:i w:val="0"/>
+                <w:sz w:val="18"/>
+              </w:rPr>
+              <w:t xml:space="preserve">. Monitor symptom relief and heart rate (non-dihydropyridine). Teach: </w:t>
+            </w:r>
+            <w:r>
+              <w:rPr>
+                <w:b/>
+                <w:i w:val="0"/>
+                <w:sz w:val="18"/>
+              </w:rPr>
+              <w:t>dizziness, constipation</w:t>
+            </w:r>
+            <w:r>
+              <w:rPr>
+                <w:b w:val="0"/>
+                <w:i w:val="0"/>
+                <w:sz w:val="18"/>
+              </w:rPr>
+              <w:t xml:space="preserve"> (straining strains the heart; ask about bowel habits).</w:t>
+            </w:r>
+          </w:p>
+        </w:tc>
+      </w:tr>
+      <w:tr>
+        <w:tc>
+          <w:tcPr>
+            <w:tcW w:type="dxa" w:w="5112"/>
+            <w:shd w:val="clear" w:color="auto" w:fill="F1EEEF"/>
+          </w:tcPr>
+          <w:p>
+            <w:pPr>
+              <w:spacing w:after="40"/>
+            </w:pPr>
+            <w:r>
+              <w:rPr>
+                <w:b/>
+                <w:sz w:val="18"/>
+              </w:rPr>
+            </w:r>
+            <w:r>
+              <w:rPr>
+                <w:b/>
+                <w:i w:val="0"/>
+                <w:sz w:val="18"/>
+              </w:rPr>
+              <w:t>★ Combinations and the switch</w:t>
+            </w:r>
+          </w:p>
+        </w:tc>
+        <w:tc>
+          <w:tcPr>
+            <w:tcW w:type="dxa" w:w="5112"/>
+          </w:tcPr>
+          <w:p>
+            <w:pPr>
+              <w:spacing w:after="40"/>
+            </w:pPr>
+            <w:r>
+              <w:rPr>
+                <w:sz w:val="18"/>
+              </w:rPr>
+            </w:r>
+            <w:r>
+              <w:rPr>
+                <w:b/>
+                <w:i w:val="0"/>
+                <w:sz w:val="18"/>
+              </w:rPr>
+              <w:t>Nifedipine and felodipine ALONE raise the heart rate</w:t>
+            </w:r>
+            <w:r>
+              <w:rPr>
+                <w:b w:val="0"/>
+                <w:i w:val="0"/>
+                <w:sz w:val="18"/>
+              </w:rPr>
+              <w:t xml:space="preserve"> (amlodipine leaves it unchanged) → add a dihydropyridine to a beta blocker. </w:t>
+            </w:r>
+            <w:r>
+              <w:rPr>
+                <w:b/>
+                <w:i w:val="0"/>
+                <w:sz w:val="18"/>
+              </w:rPr>
+              <w:t>Beta blocker + non-dihydropyridine = avoid</w:t>
+            </w:r>
+            <w:r>
+              <w:rPr>
+                <w:b w:val="0"/>
+                <w:i w:val="0"/>
+                <w:sz w:val="18"/>
+              </w:rPr>
+              <w:t xml:space="preserve"> (more bradycardia, heart block). </w:t>
+            </w:r>
+            <w:r>
+              <w:rPr>
+                <w:b/>
+                <w:i w:val="0"/>
+                <w:sz w:val="18"/>
+              </w:rPr>
+              <w:t>Nightmares on a beta blocker → switch to a non-dihydropyridine.</w:t>
+            </w:r>
+            <w:r>
+              <w:rPr>
+                <w:b w:val="0"/>
+                <w:i w:val="0"/>
+                <w:sz w:val="18"/>
+              </w:rPr>
+              <w:t xml:space="preserve"> Left ventricular dysfunction → </w:t>
+            </w:r>
+            <w:r>
+              <w:rPr>
+                <w:b/>
+                <w:i w:val="0"/>
+                <w:sz w:val="18"/>
+              </w:rPr>
+              <w:t>dihydropyridine only</w:t>
+            </w:r>
+            <w:r>
+              <w:rPr>
+                <w:b w:val="0"/>
+                <w:i w:val="0"/>
+                <w:sz w:val="18"/>
+              </w:rPr>
+              <w:t>.</w:t>
+            </w:r>
+          </w:p>
+        </w:tc>
+      </w:tr>
+      <w:tr>
+        <w:tc>
+          <w:tcPr>
+            <w:tcW w:type="dxa" w:w="5112"/>
+            <w:shd w:val="clear" w:color="auto" w:fill="F1EEEF"/>
+          </w:tcPr>
+          <w:p>
+            <w:pPr>
+              <w:spacing w:after="40"/>
+            </w:pPr>
+            <w:r>
+              <w:rPr>
+                <w:b/>
+                <w:sz w:val="18"/>
+              </w:rPr>
+            </w:r>
+            <w:r>
+              <w:rPr>
+                <w:b/>
+                <w:i w:val="0"/>
+                <w:sz w:val="18"/>
+              </w:rPr>
+              <w:t>★ CYP3A4 (cytochrome P450 3A4)</w:t>
+            </w:r>
+          </w:p>
+        </w:tc>
+        <w:tc>
+          <w:tcPr>
+            <w:tcW w:type="dxa" w:w="5112"/>
+          </w:tcPr>
+          <w:p>
+            <w:pPr>
+              <w:spacing w:after="40"/>
+            </w:pPr>
+            <w:r>
+              <w:rPr>
+                <w:sz w:val="18"/>
+              </w:rPr>
+            </w:r>
+            <w:r>
+              <w:rPr>
+                <w:b w:val="0"/>
+                <w:i w:val="0"/>
+                <w:sz w:val="18"/>
+              </w:rPr>
+              <w:t xml:space="preserve">The one enzyme to know. </w:t>
+            </w:r>
+            <w:r>
+              <w:rPr>
+                <w:b/>
+                <w:i w:val="0"/>
+                <w:sz w:val="18"/>
+              </w:rPr>
+              <w:t>Non-dihydropyridines (verapamil, diltiazem) inhibit it AND are substrates</w:t>
+            </w:r>
+            <w:r>
+              <w:rPr>
+                <w:b w:val="0"/>
+                <w:i w:val="0"/>
+                <w:sz w:val="18"/>
+              </w:rPr>
+              <w:t>; dihydropyridines (amlodipine) are only substrates. Verapamil + simvastatin → simvastatin levels rise (sections 3.4, 4.2).</w:t>
+            </w:r>
+          </w:p>
+        </w:tc>
+      </w:tr>
+      <w:tr>
+        <w:tc>
+          <w:tcPr>
+            <w:tcW w:type="dxa" w:w="5112"/>
+            <w:shd w:val="clear" w:color="auto" w:fill="F1EEEF"/>
+          </w:tcPr>
+          <w:p>
+            <w:pPr>
+              <w:spacing w:after="40"/>
+            </w:pPr>
+            <w:r>
+              <w:rPr>
+                <w:b/>
+                <w:sz w:val="18"/>
+              </w:rPr>
+            </w:r>
+            <w:r>
+              <w:rPr>
+                <w:b/>
+                <w:i w:val="0"/>
+                <w:sz w:val="18"/>
+              </w:rPr>
+              <w:t>Demand table</w:t>
+            </w:r>
+          </w:p>
+        </w:tc>
+        <w:tc>
+          <w:tcPr>
+            <w:tcW w:type="dxa" w:w="5112"/>
+          </w:tcPr>
+          <w:p>
+            <w:pPr>
+              <w:spacing w:after="40"/>
+            </w:pPr>
+            <w:r>
+              <w:rPr>
+                <w:sz w:val="18"/>
+              </w:rPr>
+            </w:r>
+            <w:r>
+              <w:rPr>
+                <w:b w:val="0"/>
+                <w:i w:val="0"/>
+                <w:sz w:val="18"/>
+              </w:rPr>
+              <w:t>Beta blockers: rate DOWN, left ventricular volume UP. Dihydropyridine: rate UP, pressure down hard. Non-dihydropyridine: rate DOWN. Nitrates: rate UP, left ventricular volume DOWN hard.</w:t>
+            </w:r>
+          </w:p>
+        </w:tc>
+      </w:tr>
+    </w:tbl>
+    <w:p>
+      <w:pPr>
+        <w:spacing w:after="80"/>
+      </w:pPr>
+    </w:p>
+    <w:p>
+      <w:pPr>
+        <w:pStyle w:val="Heading1"/>
+        <w:spacing w:before="280" w:after="100"/>
+      </w:pPr>
+      <w:r>
+        <w:rPr>
+          <w:rFonts w:ascii="Georgia" w:hAnsi="Georgia"/>
+          <w:color w:val="17494B"/>
+        </w:rPr>
+        <w:t>Ischemia · nitrates</w:t>
+      </w:r>
+    </w:p>
+    <w:tbl>
+      <w:tblPr>
+        <w:tblStyle w:val="TableGrid"/>
+        <w:tblW w:type="auto" w:w="0"/>
+        <w:jc w:val="center"/>
+        <w:tblLook w:firstColumn="1" w:firstRow="1" w:lastColumn="0" w:lastRow="0" w:noHBand="0" w:noVBand="1" w:val="04A0"/>
+        <w:tblBorders>
+          <w:top w:val="single" w:sz="4" w:space="0" w:color="D8D2D4"/>
+          <w:left w:val="single" w:sz="4" w:space="0" w:color="D8D2D4"/>
+          <w:bottom w:val="single" w:sz="4" w:space="0" w:color="D8D2D4"/>
+          <w:right w:val="single" w:sz="4" w:space="0" w:color="D8D2D4"/>
+          <w:insideH w:val="single" w:sz="4" w:space="0" w:color="D8D2D4"/>
+          <w:insideV w:val="single" w:sz="4" w:space="0" w:color="D8D2D4"/>
+        </w:tblBorders>
+      </w:tblPr>
+      <w:tblGrid>
+        <w:gridCol w:w="5112"/>
+        <w:gridCol w:w="5112"/>
+      </w:tblGrid>
+      <w:tr>
+        <w:tc>
+          <w:tcPr>
+            <w:tcW w:type="dxa" w:w="5112"/>
+            <w:shd w:val="clear" w:color="auto" w:fill="17494B"/>
+          </w:tcPr>
+          <w:p>
+            <w:pPr>
+              <w:spacing w:after="40"/>
+            </w:pPr>
+            <w:r>
+              <w:rPr>
+                <w:b/>
+                <w:color w:val="FFFFFF"/>
+                <w:sz w:val="18"/>
+              </w:rPr>
+            </w:r>
+            <w:r>
+              <w:rPr>
+                <w:b/>
+                <w:i w:val="0"/>
+                <w:color w:val="FFFFFF"/>
+                <w:sz w:val="18"/>
+              </w:rPr>
+              <w:t>Term</w:t>
+            </w:r>
+          </w:p>
+        </w:tc>
+        <w:tc>
+          <w:tcPr>
+            <w:tcW w:type="dxa" w:w="5112"/>
+            <w:shd w:val="clear" w:color="auto" w:fill="17494B"/>
+          </w:tcPr>
+          <w:p>
+            <w:pPr>
+              <w:spacing w:after="40"/>
+            </w:pPr>
+            <w:r>
+              <w:rPr>
+                <w:b/>
+                <w:color w:val="FFFFFF"/>
+                <w:sz w:val="18"/>
+              </w:rPr>
+            </w:r>
+            <w:r>
+              <w:rPr>
+                <w:b/>
+                <w:i w:val="0"/>
+                <w:color w:val="FFFFFF"/>
+                <w:sz w:val="18"/>
+              </w:rPr>
+              <w:t>What you need to know</w:t>
+            </w:r>
+          </w:p>
+        </w:tc>
+      </w:tr>
+      <w:tr>
+        <w:tc>
+          <w:tcPr>
+            <w:tcW w:type="dxa" w:w="5112"/>
+            <w:shd w:val="clear" w:color="auto" w:fill="F1EEEF"/>
+          </w:tcPr>
+          <w:p>
+            <w:pPr>
+              <w:spacing w:after="40"/>
+            </w:pPr>
+            <w:r>
+              <w:rPr>
+                <w:b/>
+                <w:sz w:val="18"/>
+              </w:rPr>
+            </w:r>
+            <w:r>
+              <w:rPr>
+                <w:b/>
+                <w:i w:val="0"/>
+                <w:sz w:val="18"/>
+              </w:rPr>
+              <w:t>Mechanism</w:t>
+            </w:r>
+          </w:p>
+        </w:tc>
+        <w:tc>
+          <w:tcPr>
+            <w:tcW w:type="dxa" w:w="5112"/>
+          </w:tcPr>
+          <w:p>
+            <w:pPr>
+              <w:spacing w:after="40"/>
+            </w:pPr>
+            <w:r>
+              <w:rPr>
+                <w:sz w:val="18"/>
+              </w:rPr>
+            </w:r>
+            <w:r>
+              <w:rPr>
+                <w:b w:val="0"/>
+                <w:i w:val="0"/>
+                <w:sz w:val="18"/>
+              </w:rPr>
+              <w:t xml:space="preserve">Nitric oxide → guanosine triphosphate to </w:t>
+            </w:r>
+            <w:r>
+              <w:rPr>
+                <w:b/>
+                <w:i w:val="0"/>
+                <w:sz w:val="18"/>
+              </w:rPr>
+              <w:t>cyclic guanosine monophosphate</w:t>
+            </w:r>
+            <w:r>
+              <w:rPr>
+                <w:b w:val="0"/>
+                <w:i w:val="0"/>
+                <w:sz w:val="18"/>
+              </w:rPr>
+              <w:t xml:space="preserve"> → protein kinase G → </w:t>
+            </w:r>
+            <w:r>
+              <w:rPr>
+                <w:b/>
+                <w:i w:val="0"/>
+                <w:sz w:val="18"/>
+              </w:rPr>
+              <w:t>lower cytosolic calcium</w:t>
+            </w:r>
+            <w:r>
+              <w:rPr>
+                <w:b w:val="0"/>
+                <w:i w:val="0"/>
+                <w:sz w:val="18"/>
+              </w:rPr>
+              <w:t xml:space="preserve"> → smooth muscle relaxation, vasodilation, lower blood pressure. </w:t>
+            </w:r>
+            <w:r>
+              <w:rPr>
+                <w:b/>
+                <w:i w:val="0"/>
+                <w:sz w:val="18"/>
+              </w:rPr>
+              <w:t>Phosphodiesterase type 5 breaks cyclic guanosine monophosphate down.</w:t>
+            </w:r>
+          </w:p>
+        </w:tc>
+      </w:tr>
+      <w:tr>
+        <w:tc>
+          <w:tcPr>
+            <w:tcW w:type="dxa" w:w="5112"/>
+            <w:shd w:val="clear" w:color="auto" w:fill="F1EEEF"/>
+          </w:tcPr>
+          <w:p>
+            <w:pPr>
+              <w:spacing w:after="40"/>
+            </w:pPr>
+            <w:r>
+              <w:rPr>
+                <w:b/>
+                <w:sz w:val="18"/>
+              </w:rPr>
+            </w:r>
+            <w:r>
+              <w:rPr>
+                <w:b/>
+                <w:i w:val="0"/>
+                <w:sz w:val="18"/>
+              </w:rPr>
+              <w:t>Effects</w:t>
+            </w:r>
+          </w:p>
+        </w:tc>
+        <w:tc>
+          <w:tcPr>
+            <w:tcW w:type="dxa" w:w="5112"/>
+          </w:tcPr>
+          <w:p>
+            <w:pPr>
+              <w:spacing w:after="40"/>
+            </w:pPr>
+            <w:r>
+              <w:rPr>
+                <w:sz w:val="18"/>
+              </w:rPr>
+            </w:r>
+            <w:r>
+              <w:rPr>
+                <w:b w:val="0"/>
+                <w:i w:val="0"/>
+                <w:sz w:val="18"/>
+              </w:rPr>
+              <w:t xml:space="preserve">Demand: pressure down, </w:t>
+            </w:r>
+            <w:r>
+              <w:rPr>
+                <w:b/>
+                <w:i w:val="0"/>
+                <w:sz w:val="18"/>
+              </w:rPr>
+              <w:t>left ventricular volume down hard</w:t>
+            </w:r>
+            <w:r>
+              <w:rPr>
+                <w:b w:val="0"/>
+                <w:i w:val="0"/>
+                <w:sz w:val="18"/>
+              </w:rPr>
+              <w:t xml:space="preserve">, rate up. Supply: </w:t>
+            </w:r>
+            <w:r>
+              <w:rPr>
+                <w:b/>
+                <w:i w:val="0"/>
+                <w:sz w:val="18"/>
+              </w:rPr>
+              <w:t>dilate coronary arteries</w:t>
+            </w:r>
+            <w:r>
+              <w:rPr>
+                <w:b w:val="0"/>
+                <w:i w:val="0"/>
+                <w:sz w:val="18"/>
+              </w:rPr>
+              <w:t>, relieve vasospasm, antithrombotic and antiplatelet effects.</w:t>
+            </w:r>
+          </w:p>
+        </w:tc>
+      </w:tr>
+      <w:tr>
+        <w:tc>
+          <w:tcPr>
+            <w:tcW w:type="dxa" w:w="5112"/>
+            <w:shd w:val="clear" w:color="auto" w:fill="F1EEEF"/>
+          </w:tcPr>
+          <w:p>
+            <w:pPr>
+              <w:spacing w:after="40"/>
+            </w:pPr>
+            <w:r>
+              <w:rPr>
+                <w:b/>
+                <w:sz w:val="18"/>
+              </w:rPr>
+            </w:r>
+            <w:r>
+              <w:rPr>
+                <w:b/>
+                <w:i w:val="0"/>
+                <w:sz w:val="18"/>
+              </w:rPr>
+              <w:t>★ Short-acting</w:t>
+            </w:r>
+          </w:p>
+        </w:tc>
+        <w:tc>
+          <w:tcPr>
+            <w:tcW w:type="dxa" w:w="5112"/>
+          </w:tcPr>
+          <w:p>
+            <w:pPr>
+              <w:spacing w:after="40"/>
+            </w:pPr>
+            <w:r>
+              <w:rPr>
+                <w:sz w:val="18"/>
+              </w:rPr>
+            </w:r>
+            <w:r>
+              <w:rPr>
+                <w:b/>
+                <w:i w:val="0"/>
+                <w:sz w:val="18"/>
+              </w:rPr>
+              <w:t>Sublingual tablet or spray = the QUICK-RELIEF answer.</w:t>
+            </w:r>
+            <w:r>
+              <w:rPr>
+                <w:b w:val="0"/>
+                <w:i w:val="0"/>
+                <w:sz w:val="18"/>
+              </w:rPr>
+              <w:t xml:space="preserve"> Goals: relieve acute ischemia AND prevent effort angina. Teach: </w:t>
+            </w:r>
+            <w:r>
+              <w:rPr>
+                <w:b/>
+                <w:i w:val="0"/>
+                <w:sz w:val="18"/>
+              </w:rPr>
+              <w:t>orthostatic hypotension</w:t>
+            </w:r>
+            <w:r>
+              <w:rPr>
+                <w:b w:val="0"/>
+                <w:i w:val="0"/>
+                <w:sz w:val="18"/>
+              </w:rPr>
+              <w:t xml:space="preserve">; original packaging, cool dry place; </w:t>
+            </w:r>
+            <w:r>
+              <w:rPr>
+                <w:b/>
+                <w:i w:val="0"/>
+                <w:sz w:val="18"/>
+              </w:rPr>
+              <w:t>replace tablets 3 to 6 months after opening</w:t>
+            </w:r>
+            <w:r>
+              <w:rPr>
+                <w:b w:val="0"/>
+                <w:i w:val="0"/>
+                <w:sz w:val="18"/>
+              </w:rPr>
+              <w:t xml:space="preserve"> (the slide’s older rule; current labeling ties expiry to the printed date in the original closed bottle); under the tongue.</w:t>
+            </w:r>
+          </w:p>
+        </w:tc>
+      </w:tr>
+      <w:tr>
+        <w:tc>
+          <w:tcPr>
+            <w:tcW w:type="dxa" w:w="5112"/>
+            <w:shd w:val="clear" w:color="auto" w:fill="F1EEEF"/>
+          </w:tcPr>
+          <w:p>
+            <w:pPr>
+              <w:spacing w:after="40"/>
+            </w:pPr>
+            <w:r>
+              <w:rPr>
+                <w:b/>
+                <w:sz w:val="18"/>
+              </w:rPr>
+            </w:r>
+            <w:r>
+              <w:rPr>
+                <w:b/>
+                <w:i w:val="0"/>
+                <w:sz w:val="18"/>
+              </w:rPr>
+              <w:t>★★ Five-minute rule</w:t>
+            </w:r>
+          </w:p>
+        </w:tc>
+        <w:tc>
+          <w:tcPr>
+            <w:tcW w:type="dxa" w:w="5112"/>
+          </w:tcPr>
+          <w:p>
+            <w:pPr>
+              <w:spacing w:after="40"/>
+            </w:pPr>
+            <w:r>
+              <w:rPr>
+                <w:sz w:val="18"/>
+              </w:rPr>
+            </w:r>
+            <w:r>
+              <w:rPr>
+                <w:b/>
+                <w:i w:val="0"/>
+                <w:sz w:val="18"/>
+              </w:rPr>
+              <w:t>No relief 5 minutes after the first dose → call emergency medical services.</w:t>
+            </w:r>
+            <w:r>
+              <w:rPr>
+                <w:b w:val="0"/>
+                <w:i w:val="0"/>
+                <w:sz w:val="18"/>
+              </w:rPr>
+              <w:t xml:space="preserve"> (The slide says dose every 5 minutes until relief or help arrives; standard practice caps it at three doses; his words: keep dosing while waiting.) The action is the answer, not the number.</w:t>
+            </w:r>
+          </w:p>
+        </w:tc>
+      </w:tr>
+      <w:tr>
+        <w:tc>
+          <w:tcPr>
+            <w:tcW w:type="dxa" w:w="5112"/>
+            <w:shd w:val="clear" w:color="auto" w:fill="F1EEEF"/>
+          </w:tcPr>
+          <w:p>
+            <w:pPr>
+              <w:spacing w:after="40"/>
+            </w:pPr>
+            <w:r>
+              <w:rPr>
+                <w:b/>
+                <w:sz w:val="18"/>
+              </w:rPr>
+            </w:r>
+            <w:r>
+              <w:rPr>
+                <w:b/>
+                <w:i w:val="0"/>
+                <w:sz w:val="18"/>
+              </w:rPr>
+              <w:t>★ Long-acting</w:t>
+            </w:r>
+          </w:p>
+        </w:tc>
+        <w:tc>
+          <w:tcPr>
+            <w:tcW w:type="dxa" w:w="5112"/>
+          </w:tcPr>
+          <w:p>
+            <w:pPr>
+              <w:spacing w:after="40"/>
+            </w:pPr>
+            <w:r>
+              <w:rPr>
+                <w:sz w:val="18"/>
+              </w:rPr>
+            </w:r>
+            <w:r>
+              <w:rPr>
+                <w:b w:val="0"/>
+                <w:i w:val="0"/>
+                <w:sz w:val="18"/>
+              </w:rPr>
+              <w:t xml:space="preserve">Usually the </w:t>
+            </w:r>
+            <w:r>
+              <w:rPr>
+                <w:b/>
+                <w:i w:val="0"/>
+                <w:sz w:val="18"/>
+              </w:rPr>
+              <w:t>third add-on</w:t>
+            </w:r>
+            <w:r>
+              <w:rPr>
+                <w:b w:val="0"/>
+                <w:i w:val="0"/>
+                <w:sz w:val="18"/>
+              </w:rPr>
+              <w:t xml:space="preserve">; usually an adjunct; </w:t>
+            </w:r>
+            <w:r>
+              <w:rPr>
+                <w:b/>
+                <w:i w:val="0"/>
+                <w:sz w:val="18"/>
+              </w:rPr>
+              <w:t>not recommended as monotherapy</w:t>
+            </w:r>
+            <w:r>
+              <w:rPr>
+                <w:b w:val="0"/>
+                <w:i w:val="0"/>
+                <w:sz w:val="18"/>
+              </w:rPr>
+              <w:t xml:space="preserve">. Allowed as initial therapy only when beta blockers AND calcium channel blockers are both contraindicated or not tolerated; otherwise added to them when they are not successful. </w:t>
+            </w:r>
+            <w:r>
+              <w:rPr>
+                <w:b/>
+                <w:i w:val="0"/>
+                <w:sz w:val="18"/>
+              </w:rPr>
+              <w:t>Isosorbide mononitrate</w:t>
+            </w:r>
+            <w:r>
+              <w:rPr>
+                <w:b w:val="0"/>
+                <w:i w:val="0"/>
+                <w:sz w:val="18"/>
+              </w:rPr>
+              <w:t xml:space="preserve">: lasts 12 hours, once daily. </w:t>
+            </w:r>
+            <w:r>
+              <w:rPr>
+                <w:b/>
+                <w:i w:val="0"/>
+                <w:sz w:val="18"/>
+              </w:rPr>
+              <w:t>Isosorbide dinitrate</w:t>
+            </w:r>
+            <w:r>
+              <w:rPr>
+                <w:b w:val="0"/>
+                <w:i w:val="0"/>
+                <w:sz w:val="18"/>
+              </w:rPr>
+              <w:t>: 3 to 6 hours, three times daily. Forms: ointment, transdermal patch.</w:t>
+            </w:r>
+          </w:p>
+        </w:tc>
+      </w:tr>
+      <w:tr>
+        <w:tc>
+          <w:tcPr>
+            <w:tcW w:type="dxa" w:w="5112"/>
+            <w:shd w:val="clear" w:color="auto" w:fill="F1EEEF"/>
+          </w:tcPr>
+          <w:p>
+            <w:pPr>
+              <w:spacing w:after="40"/>
+            </w:pPr>
+            <w:r>
+              <w:rPr>
+                <w:b/>
+                <w:sz w:val="18"/>
+              </w:rPr>
+            </w:r>
+            <w:r>
+              <w:rPr>
+                <w:b/>
+                <w:i w:val="0"/>
+                <w:sz w:val="18"/>
+              </w:rPr>
+              <w:t>Ointment and patch</w:t>
+            </w:r>
+          </w:p>
+        </w:tc>
+        <w:tc>
+          <w:tcPr>
+            <w:tcW w:type="dxa" w:w="5112"/>
+          </w:tcPr>
+          <w:p>
+            <w:pPr>
+              <w:spacing w:after="40"/>
+            </w:pPr>
+            <w:r>
+              <w:rPr>
+                <w:sz w:val="18"/>
+              </w:rPr>
+            </w:r>
+            <w:r>
+              <w:rPr>
+                <w:b/>
+                <w:i w:val="0"/>
+                <w:sz w:val="18"/>
+              </w:rPr>
+              <w:t>12 hours on, 12 hours off.</w:t>
+            </w:r>
+            <w:r>
+              <w:rPr>
+                <w:b w:val="0"/>
+                <w:i w:val="0"/>
+                <w:sz w:val="18"/>
+              </w:rPr>
+              <w:t xml:space="preserve"> Ointment: measure on applicator paper, thin layer on chest, keep covered, </w:t>
+            </w:r>
+            <w:r>
+              <w:rPr>
+                <w:b/>
+                <w:i w:val="0"/>
+                <w:sz w:val="18"/>
+              </w:rPr>
+              <w:t>wipe off the old dose first</w:t>
+            </w:r>
+            <w:r>
+              <w:rPr>
+                <w:b w:val="0"/>
+                <w:i w:val="0"/>
+                <w:sz w:val="18"/>
+              </w:rPr>
+              <w:t>.</w:t>
+            </w:r>
+          </w:p>
+        </w:tc>
+      </w:tr>
+      <w:tr>
+        <w:tc>
+          <w:tcPr>
+            <w:tcW w:type="dxa" w:w="5112"/>
+            <w:shd w:val="clear" w:color="auto" w:fill="F1EEEF"/>
+          </w:tcPr>
+          <w:p>
+            <w:pPr>
+              <w:spacing w:after="40"/>
+            </w:pPr>
+            <w:r>
+              <w:rPr>
+                <w:b/>
+                <w:sz w:val="18"/>
+              </w:rPr>
+            </w:r>
+            <w:r>
+              <w:rPr>
+                <w:b/>
+                <w:i w:val="0"/>
+                <w:sz w:val="18"/>
+              </w:rPr>
+              <w:t>★ Nitrate-free interval (tachyphylaxis)</w:t>
+            </w:r>
+          </w:p>
+        </w:tc>
+        <w:tc>
+          <w:tcPr>
+            <w:tcW w:type="dxa" w:w="5112"/>
+          </w:tcPr>
+          <w:p>
+            <w:pPr>
+              <w:spacing w:after="40"/>
+            </w:pPr>
+            <w:r>
+              <w:rPr>
+                <w:sz w:val="18"/>
+              </w:rPr>
+            </w:r>
+            <w:r>
+              <w:rPr>
+                <w:b w:val="0"/>
+                <w:i w:val="0"/>
+                <w:sz w:val="18"/>
+              </w:rPr>
+              <w:t xml:space="preserve">All you need to know: </w:t>
+            </w:r>
+            <w:r>
+              <w:rPr>
+                <w:b/>
+                <w:i w:val="0"/>
+                <w:sz w:val="18"/>
+              </w:rPr>
+              <w:t>12 hours on, 12 hours off</w:t>
+            </w:r>
+            <w:r>
+              <w:rPr>
+                <w:b w:val="0"/>
+                <w:i w:val="0"/>
+                <w:sz w:val="18"/>
+              </w:rPr>
+              <w:t xml:space="preserve">, off when the patient is least likely to have symptoms (asleep). Tolerance with continued use; cause </w:t>
+            </w:r>
+            <w:r>
+              <w:rPr>
+                <w:b/>
+                <w:i w:val="0"/>
+                <w:sz w:val="18"/>
+              </w:rPr>
+              <w:t>not fully understood</w:t>
+            </w:r>
+            <w:r>
+              <w:rPr>
+                <w:b w:val="0"/>
+                <w:i w:val="0"/>
+                <w:sz w:val="18"/>
+              </w:rPr>
+              <w:t xml:space="preserve"> (cofactor depletion, renin-angiotensin and sympathetic counter-regulation, plasma volume expansion, less enzyme activity). Fix: </w:t>
+            </w:r>
+            <w:r>
+              <w:rPr>
+                <w:b/>
+                <w:i w:val="0"/>
+                <w:sz w:val="18"/>
+              </w:rPr>
+              <w:t>nitrate-free interval</w:t>
+            </w:r>
+            <w:r>
+              <w:rPr>
+                <w:b w:val="0"/>
+                <w:i w:val="0"/>
+                <w:sz w:val="18"/>
+              </w:rPr>
+              <w:t xml:space="preserve"> when symptoms are least frequent.</w:t>
+            </w:r>
+          </w:p>
+        </w:tc>
+      </w:tr>
+      <w:tr>
+        <w:tc>
+          <w:tcPr>
+            <w:tcW w:type="dxa" w:w="5112"/>
+            <w:shd w:val="clear" w:color="auto" w:fill="F1EEEF"/>
+          </w:tcPr>
+          <w:p>
+            <w:pPr>
+              <w:spacing w:after="40"/>
+            </w:pPr>
+            <w:r>
+              <w:rPr>
+                <w:b/>
+                <w:sz w:val="18"/>
+              </w:rPr>
+            </w:r>
+            <w:r>
+              <w:rPr>
+                <w:b/>
+                <w:i w:val="0"/>
+                <w:sz w:val="18"/>
+              </w:rPr>
+              <w:t>Adverse reactions</w:t>
+            </w:r>
+          </w:p>
+        </w:tc>
+        <w:tc>
+          <w:tcPr>
+            <w:tcW w:type="dxa" w:w="5112"/>
+          </w:tcPr>
+          <w:p>
+            <w:pPr>
+              <w:spacing w:after="40"/>
+            </w:pPr>
+            <w:r>
+              <w:rPr>
+                <w:sz w:val="18"/>
+              </w:rPr>
+            </w:r>
+            <w:r>
+              <w:rPr>
+                <w:b/>
+                <w:i w:val="0"/>
+                <w:sz w:val="18"/>
+              </w:rPr>
+              <w:t>Headache, flushing, postural hypotension, reflex tachycardia.</w:t>
+            </w:r>
+          </w:p>
+        </w:tc>
+      </w:tr>
+      <w:tr>
+        <w:tc>
+          <w:tcPr>
+            <w:tcW w:type="dxa" w:w="5112"/>
+            <w:shd w:val="clear" w:color="auto" w:fill="F1EEEF"/>
+          </w:tcPr>
+          <w:p>
+            <w:pPr>
+              <w:spacing w:after="40"/>
+            </w:pPr>
+            <w:r>
+              <w:rPr>
+                <w:b/>
+                <w:sz w:val="18"/>
+              </w:rPr>
+            </w:r>
+            <w:r>
+              <w:rPr>
+                <w:b/>
+                <w:i w:val="0"/>
+                <w:sz w:val="18"/>
+              </w:rPr>
+              <w:t>★ Contraindications</w:t>
+            </w:r>
+          </w:p>
+        </w:tc>
+        <w:tc>
+          <w:tcPr>
+            <w:tcW w:type="dxa" w:w="5112"/>
+          </w:tcPr>
+          <w:p>
+            <w:pPr>
+              <w:spacing w:after="40"/>
+            </w:pPr>
+            <w:r>
+              <w:rPr>
+                <w:sz w:val="18"/>
+              </w:rPr>
+            </w:r>
+            <w:r>
+              <w:rPr>
+                <w:b/>
+                <w:i w:val="0"/>
+                <w:sz w:val="18"/>
+              </w:rPr>
+              <w:t>Phosphodiesterase type 5 inhibitors (sildenafil, tadalafil, vardenafil) are absolute</w:t>
+            </w:r>
+            <w:r>
+              <w:rPr>
+                <w:b w:val="0"/>
+                <w:i w:val="0"/>
+                <w:sz w:val="18"/>
+              </w:rPr>
+              <w:t xml:space="preserve"> → </w:t>
+            </w:r>
+            <w:r>
+              <w:rPr>
+                <w:b/>
+                <w:i w:val="0"/>
+                <w:sz w:val="18"/>
+              </w:rPr>
+              <w:t>hypotension, myocardial infarction or stroke</w:t>
+            </w:r>
+            <w:r>
+              <w:rPr>
+                <w:b w:val="0"/>
+                <w:i w:val="0"/>
+                <w:sz w:val="18"/>
+              </w:rPr>
+              <w:t>. FLAG: the slide lists aortic valve stenosis and obstructive cardiomyopathy as contraindications; current labeling says avoid in severe aortic stenosis and obstructive cardiomyopathy.</w:t>
+            </w:r>
+          </w:p>
+        </w:tc>
+      </w:tr>
+    </w:tbl>
+    <w:p>
+      <w:pPr>
+        <w:spacing w:after="80"/>
+      </w:pPr>
+    </w:p>
+    <w:p>
+      <w:pPr>
+        <w:pStyle w:val="Heading1"/>
+        <w:spacing w:before="280" w:after="100"/>
+      </w:pPr>
+      <w:r>
+        <w:rPr>
+          <w:rFonts w:ascii="Georgia" w:hAnsi="Georgia"/>
+          <w:color w:val="17494B"/>
+        </w:rPr>
+        <w:t>Ischemia · add-on, comorbid conditions, prevention</w:t>
+      </w:r>
+    </w:p>
+    <w:tbl>
+      <w:tblPr>
+        <w:tblStyle w:val="TableGrid"/>
+        <w:tblW w:type="auto" w:w="0"/>
+        <w:jc w:val="center"/>
+        <w:tblLook w:firstColumn="1" w:firstRow="1" w:lastColumn="0" w:lastRow="0" w:noHBand="0" w:noVBand="1" w:val="04A0"/>
+        <w:tblBorders>
+          <w:top w:val="single" w:sz="4" w:space="0" w:color="D8D2D4"/>
+          <w:left w:val="single" w:sz="4" w:space="0" w:color="D8D2D4"/>
+          <w:bottom w:val="single" w:sz="4" w:space="0" w:color="D8D2D4"/>
+          <w:right w:val="single" w:sz="4" w:space="0" w:color="D8D2D4"/>
+          <w:insideH w:val="single" w:sz="4" w:space="0" w:color="D8D2D4"/>
+          <w:insideV w:val="single" w:sz="4" w:space="0" w:color="D8D2D4"/>
+        </w:tblBorders>
+      </w:tblPr>
+      <w:tblGrid>
+        <w:gridCol w:w="5112"/>
+        <w:gridCol w:w="5112"/>
+      </w:tblGrid>
+      <w:tr>
+        <w:tc>
+          <w:tcPr>
+            <w:tcW w:type="dxa" w:w="5112"/>
+            <w:shd w:val="clear" w:color="auto" w:fill="17494B"/>
+          </w:tcPr>
+          <w:p>
+            <w:pPr>
+              <w:spacing w:after="40"/>
+            </w:pPr>
+            <w:r>
+              <w:rPr>
+                <w:b/>
+                <w:color w:val="FFFFFF"/>
+                <w:sz w:val="18"/>
+              </w:rPr>
+            </w:r>
+            <w:r>
+              <w:rPr>
+                <w:b/>
+                <w:i w:val="0"/>
+                <w:color w:val="FFFFFF"/>
+                <w:sz w:val="18"/>
+              </w:rPr>
+              <w:t>Term</w:t>
+            </w:r>
+          </w:p>
+        </w:tc>
+        <w:tc>
+          <w:tcPr>
+            <w:tcW w:type="dxa" w:w="5112"/>
+            <w:shd w:val="clear" w:color="auto" w:fill="17494B"/>
+          </w:tcPr>
+          <w:p>
+            <w:pPr>
+              <w:spacing w:after="40"/>
+            </w:pPr>
+            <w:r>
+              <w:rPr>
+                <w:b/>
+                <w:color w:val="FFFFFF"/>
+                <w:sz w:val="18"/>
+              </w:rPr>
+            </w:r>
+            <w:r>
+              <w:rPr>
+                <w:b/>
+                <w:i w:val="0"/>
+                <w:color w:val="FFFFFF"/>
+                <w:sz w:val="18"/>
+              </w:rPr>
+              <w:t>What you need to know</w:t>
+            </w:r>
+          </w:p>
+        </w:tc>
+      </w:tr>
+      <w:tr>
+        <w:tc>
+          <w:tcPr>
+            <w:tcW w:type="dxa" w:w="5112"/>
+            <w:shd w:val="clear" w:color="auto" w:fill="F1EEEF"/>
+          </w:tcPr>
+          <w:p>
+            <w:pPr>
+              <w:spacing w:after="40"/>
+            </w:pPr>
+            <w:r>
+              <w:rPr>
+                <w:b/>
+                <w:sz w:val="18"/>
+              </w:rPr>
+            </w:r>
+            <w:r>
+              <w:rPr>
+                <w:b/>
+                <w:i w:val="0"/>
+                <w:sz w:val="18"/>
+              </w:rPr>
+              <w:t>★ Order of use</w:t>
+            </w:r>
+          </w:p>
+        </w:tc>
+        <w:tc>
+          <w:tcPr>
+            <w:tcW w:type="dxa" w:w="5112"/>
+          </w:tcPr>
+          <w:p>
+            <w:pPr>
+              <w:spacing w:after="40"/>
+            </w:pPr>
+            <w:r>
+              <w:rPr>
+                <w:sz w:val="18"/>
+              </w:rPr>
+            </w:r>
+            <w:r>
+              <w:rPr>
+                <w:b/>
+                <w:i w:val="0"/>
+                <w:sz w:val="18"/>
+              </w:rPr>
+              <w:t>Add-on:</w:t>
+            </w:r>
+            <w:r>
+              <w:rPr>
+                <w:b w:val="0"/>
+                <w:i w:val="0"/>
+                <w:sz w:val="18"/>
+              </w:rPr>
+              <w:t xml:space="preserve"> beta blocker, then a dihydropyridine, then a long-acting nitrate. </w:t>
+            </w:r>
+            <w:r>
+              <w:rPr>
+                <w:b/>
+                <w:i w:val="0"/>
+                <w:sz w:val="18"/>
+              </w:rPr>
+              <w:t>Switch:</w:t>
+            </w:r>
+            <w:r>
+              <w:rPr>
+                <w:b w:val="0"/>
+                <w:i w:val="0"/>
+                <w:sz w:val="18"/>
+              </w:rPr>
+              <w:t xml:space="preserve"> beta blocker not tolerated → non-dihydropyridine. Third agent → further workup. Beta blocker + non-dihydropyridine: “begging for trouble.”</w:t>
+            </w:r>
+          </w:p>
+        </w:tc>
+      </w:tr>
+      <w:tr>
+        <w:tc>
+          <w:tcPr>
+            <w:tcW w:type="dxa" w:w="5112"/>
+            <w:shd w:val="clear" w:color="auto" w:fill="F1EEEF"/>
+          </w:tcPr>
+          <w:p>
+            <w:pPr>
+              <w:spacing w:after="40"/>
+            </w:pPr>
+            <w:r>
+              <w:rPr>
+                <w:b/>
+                <w:sz w:val="18"/>
+              </w:rPr>
+            </w:r>
+            <w:r>
+              <w:rPr>
+                <w:b/>
+                <w:i w:val="0"/>
+                <w:sz w:val="18"/>
+              </w:rPr>
+              <w:t>Combination</w:t>
+            </w:r>
+          </w:p>
+        </w:tc>
+        <w:tc>
+          <w:tcPr>
+            <w:tcW w:type="dxa" w:w="5112"/>
+          </w:tcPr>
+          <w:p>
+            <w:pPr>
+              <w:spacing w:after="40"/>
+            </w:pPr>
+            <w:r>
+              <w:rPr>
+                <w:sz w:val="18"/>
+              </w:rPr>
+            </w:r>
+            <w:r>
+              <w:rPr>
+                <w:b w:val="0"/>
+                <w:i w:val="0"/>
+                <w:sz w:val="18"/>
+              </w:rPr>
+              <w:t xml:space="preserve">Consider when angina persists on one drug. </w:t>
+            </w:r>
+            <w:r>
+              <w:rPr>
+                <w:b/>
+                <w:i w:val="0"/>
+                <w:sz w:val="18"/>
+              </w:rPr>
+              <w:t>Beta blocker plus calcium channel blocker</w:t>
+            </w:r>
+            <w:r>
+              <w:rPr>
+                <w:b w:val="0"/>
+                <w:i w:val="0"/>
+                <w:sz w:val="18"/>
+              </w:rPr>
+              <w:t xml:space="preserve"> if tolerated (may lengthen exercise). A </w:t>
+            </w:r>
+            <w:r>
+              <w:rPr>
+                <w:b/>
+                <w:i w:val="0"/>
+                <w:sz w:val="18"/>
+              </w:rPr>
+              <w:t>third agent</w:t>
+            </w:r>
+            <w:r>
+              <w:rPr>
+                <w:b w:val="0"/>
+                <w:i w:val="0"/>
+                <w:sz w:val="18"/>
+              </w:rPr>
+              <w:t xml:space="preserve"> means further workup (angiography).</w:t>
+            </w:r>
+          </w:p>
+        </w:tc>
+      </w:tr>
+      <w:tr>
+        <w:tc>
+          <w:tcPr>
+            <w:tcW w:type="dxa" w:w="5112"/>
+            <w:shd w:val="clear" w:color="auto" w:fill="F1EEEF"/>
+          </w:tcPr>
+          <w:p>
+            <w:pPr>
+              <w:spacing w:after="40"/>
+            </w:pPr>
+            <w:r>
+              <w:rPr>
+                <w:b/>
+                <w:sz w:val="18"/>
+              </w:rPr>
+            </w:r>
+            <w:r>
+              <w:rPr>
+                <w:b/>
+                <w:i w:val="0"/>
+                <w:sz w:val="18"/>
+              </w:rPr>
+              <w:t>★ Comorbid table: solid rows</w:t>
+            </w:r>
+          </w:p>
+        </w:tc>
+        <w:tc>
+          <w:tcPr>
+            <w:tcW w:type="dxa" w:w="5112"/>
+          </w:tcPr>
+          <w:p>
+            <w:pPr>
+              <w:spacing w:after="40"/>
+            </w:pPr>
+            <w:r>
+              <w:rPr>
+                <w:sz w:val="18"/>
+              </w:rPr>
+            </w:r>
+            <w:r>
+              <w:rPr>
+                <w:b/>
+                <w:i w:val="0"/>
+                <w:sz w:val="18"/>
+              </w:rPr>
+              <w:t>Prior myocardial infarction, hypertension, reduced left ventricular function → beta blocker first</w:t>
+            </w:r>
+            <w:r>
+              <w:rPr>
+                <w:b w:val="0"/>
+                <w:i w:val="0"/>
+                <w:sz w:val="18"/>
+              </w:rPr>
+              <w:t xml:space="preserve"> (reduced function: amlodipine is the calcium channel blocker alternative; avoid the others). </w:t>
+            </w:r>
+            <w:r>
+              <w:rPr>
+                <w:b/>
+                <w:i w:val="0"/>
+                <w:sz w:val="18"/>
+              </w:rPr>
+              <w:t>Bradycardia or atrioventricular block → dihydropyridine first; avoid non-dihydropyridines AND beta blockers.</w:t>
+            </w:r>
+            <w:r>
+              <w:rPr>
+                <w:b w:val="0"/>
+                <w:i w:val="0"/>
+                <w:sz w:val="18"/>
+              </w:rPr>
+              <w:t xml:space="preserve"> </w:t>
+            </w:r>
+            <w:r>
+              <w:rPr>
+                <w:b/>
+                <w:i w:val="0"/>
+                <w:sz w:val="18"/>
+              </w:rPr>
+              <w:t>Asthma → avoid non-cardioselective beta blockers.</w:t>
+            </w:r>
+          </w:p>
+        </w:tc>
+      </w:tr>
+      <w:tr>
+        <w:tc>
+          <w:tcPr>
+            <w:tcW w:type="dxa" w:w="5112"/>
+            <w:shd w:val="clear" w:color="auto" w:fill="F1EEEF"/>
+          </w:tcPr>
+          <w:p>
+            <w:pPr>
+              <w:spacing w:after="40"/>
+            </w:pPr>
+            <w:r>
+              <w:rPr>
+                <w:b/>
+                <w:sz w:val="18"/>
+              </w:rPr>
+            </w:r>
+            <w:r>
+              <w:rPr>
+                <w:b/>
+                <w:i w:val="0"/>
+                <w:sz w:val="18"/>
+              </w:rPr>
+              <w:t>FLAG: two contested cells</w:t>
+            </w:r>
+          </w:p>
+        </w:tc>
+        <w:tc>
+          <w:tcPr>
+            <w:tcW w:type="dxa" w:w="5112"/>
+          </w:tcPr>
+          <w:p>
+            <w:pPr>
+              <w:spacing w:after="40"/>
+            </w:pPr>
+            <w:r>
+              <w:rPr>
+                <w:sz w:val="18"/>
+              </w:rPr>
+            </w:r>
+            <w:r>
+              <w:rPr>
+                <w:b w:val="0"/>
+                <w:i w:val="0"/>
+                <w:sz w:val="18"/>
+              </w:rPr>
+              <w:t xml:space="preserve">He read these; current practice differs. Slide: prior myocardial infarction → avoid calcium channel blockers; diabetes → non-dihydropyridine first. </w:t>
+            </w:r>
+            <w:r>
+              <w:rPr>
+                <w:b/>
+                <w:i w:val="0"/>
+                <w:sz w:val="18"/>
+              </w:rPr>
+              <w:t>Truth: over-simple. A beta blocker is first line after a myocardial infarction and remains sound in diabetes (cardioselective preferred). Do not rely on these cells.</w:t>
+            </w:r>
+          </w:p>
+        </w:tc>
+      </w:tr>
+      <w:tr>
+        <w:tc>
+          <w:tcPr>
+            <w:tcW w:type="dxa" w:w="5112"/>
+            <w:shd w:val="clear" w:color="auto" w:fill="F1EEEF"/>
+          </w:tcPr>
+          <w:p>
+            <w:pPr>
+              <w:spacing w:after="40"/>
+            </w:pPr>
+            <w:r>
+              <w:rPr>
+                <w:b/>
+                <w:sz w:val="18"/>
+              </w:rPr>
+            </w:r>
+            <w:r>
+              <w:rPr>
+                <w:b/>
+                <w:i w:val="0"/>
+                <w:sz w:val="18"/>
+              </w:rPr>
+              <w:t>★ Angiotensin-converting enzyme inhibitors</w:t>
+            </w:r>
+          </w:p>
+        </w:tc>
+        <w:tc>
+          <w:tcPr>
+            <w:tcW w:type="dxa" w:w="5112"/>
+          </w:tcPr>
+          <w:p>
+            <w:pPr>
+              <w:spacing w:after="40"/>
+            </w:pPr>
+            <w:r>
+              <w:rPr>
+                <w:sz w:val="18"/>
+              </w:rPr>
+            </w:r>
+            <w:r>
+              <w:rPr>
+                <w:b w:val="0"/>
+                <w:i w:val="0"/>
+                <w:sz w:val="18"/>
+              </w:rPr>
+              <w:t xml:space="preserve">For coronary disease with </w:t>
+            </w:r>
+            <w:r>
+              <w:rPr>
+                <w:b/>
+                <w:i w:val="0"/>
+                <w:sz w:val="18"/>
+              </w:rPr>
+              <w:t>diabetes and/or left ventricular systolic dysfunction</w:t>
+            </w:r>
+            <w:r>
+              <w:rPr>
+                <w:b w:val="0"/>
+                <w:i w:val="0"/>
+                <w:sz w:val="18"/>
+              </w:rPr>
+              <w:t xml:space="preserve">. Do NOT change oxygen use and do NOT relieve angina; may slow disease progression. Continue </w:t>
+            </w:r>
+            <w:r>
+              <w:rPr>
+                <w:b/>
+                <w:i w:val="0"/>
+                <w:sz w:val="18"/>
+              </w:rPr>
+              <w:t>indefinitely</w:t>
+            </w:r>
+            <w:r>
+              <w:rPr>
+                <w:b w:val="0"/>
+                <w:i w:val="0"/>
+                <w:sz w:val="18"/>
+              </w:rPr>
+              <w:t xml:space="preserve"> after myocardial infarction, left ventricular dysfunction, or diabetes; consider in all vascular disease.</w:t>
+            </w:r>
+          </w:p>
+        </w:tc>
+      </w:tr>
+      <w:tr>
+        <w:tc>
+          <w:tcPr>
+            <w:tcW w:type="dxa" w:w="5112"/>
+            <w:shd w:val="clear" w:color="auto" w:fill="F1EEEF"/>
+          </w:tcPr>
+          <w:p>
+            <w:pPr>
+              <w:spacing w:after="40"/>
+            </w:pPr>
+            <w:r>
+              <w:rPr>
+                <w:b/>
+                <w:sz w:val="18"/>
+              </w:rPr>
+            </w:r>
+            <w:r>
+              <w:rPr>
+                <w:b/>
+                <w:i w:val="0"/>
+                <w:sz w:val="18"/>
+              </w:rPr>
+              <w:t>★ Antiplatelets</w:t>
+            </w:r>
+          </w:p>
+        </w:tc>
+        <w:tc>
+          <w:tcPr>
+            <w:tcW w:type="dxa" w:w="5112"/>
+          </w:tcPr>
+          <w:p>
+            <w:pPr>
+              <w:spacing w:after="40"/>
+            </w:pPr>
+            <w:r>
+              <w:rPr>
+                <w:sz w:val="18"/>
+              </w:rPr>
+            </w:r>
+            <w:r>
+              <w:rPr>
+                <w:b/>
+                <w:i w:val="0"/>
+                <w:sz w:val="18"/>
+              </w:rPr>
+              <w:t>Aspirin for all ischemic heart disease</w:t>
+            </w:r>
+            <w:r>
+              <w:rPr>
+                <w:b w:val="0"/>
+                <w:i w:val="0"/>
+                <w:sz w:val="18"/>
+              </w:rPr>
+              <w:t xml:space="preserve"> without contraindication (prevents acute coronary syndrome). </w:t>
+            </w:r>
+            <w:r>
+              <w:rPr>
+                <w:b/>
+                <w:i w:val="0"/>
+                <w:sz w:val="18"/>
+              </w:rPr>
+              <w:t>Clopidogrel</w:t>
+            </w:r>
+            <w:r>
+              <w:rPr>
+                <w:b w:val="0"/>
+                <w:i w:val="0"/>
+                <w:sz w:val="18"/>
+              </w:rPr>
+              <w:t xml:space="preserve"> = as good as aspirin in secondary prevention; </w:t>
+            </w:r>
+            <w:r>
+              <w:rPr>
+                <w:b/>
+                <w:i w:val="0"/>
+                <w:sz w:val="18"/>
+              </w:rPr>
+              <w:t>for aspirin allergy</w:t>
+            </w:r>
+            <w:r>
+              <w:rPr>
+                <w:b w:val="0"/>
+                <w:i w:val="0"/>
+                <w:sz w:val="18"/>
+              </w:rPr>
+              <w:t>.</w:t>
+            </w:r>
+          </w:p>
+        </w:tc>
+      </w:tr>
+      <w:tr>
+        <w:tc>
+          <w:tcPr>
+            <w:tcW w:type="dxa" w:w="5112"/>
+            <w:shd w:val="clear" w:color="auto" w:fill="F1EEEF"/>
+          </w:tcPr>
+          <w:p>
+            <w:pPr>
+              <w:spacing w:after="40"/>
+            </w:pPr>
+            <w:r>
+              <w:rPr>
+                <w:b/>
+                <w:sz w:val="18"/>
+              </w:rPr>
+            </w:r>
+            <w:r>
+              <w:rPr>
+                <w:b/>
+                <w:i w:val="0"/>
+                <w:sz w:val="18"/>
+              </w:rPr>
+              <w:t>★ One-slide strategy (the standing list)</w:t>
+            </w:r>
+          </w:p>
+        </w:tc>
+        <w:tc>
+          <w:tcPr>
+            <w:tcW w:type="dxa" w:w="5112"/>
+          </w:tcPr>
+          <w:p>
+            <w:pPr>
+              <w:spacing w:after="40"/>
+            </w:pPr>
+            <w:r>
+              <w:rPr>
+                <w:sz w:val="18"/>
+              </w:rPr>
+            </w:r>
+            <w:r>
+              <w:rPr>
+                <w:b w:val="0"/>
+                <w:i w:val="0"/>
+                <w:sz w:val="18"/>
+              </w:rPr>
+              <w:t>Everyone (unless contraindicated): aspirin, lipid-lowering, sublingual nitroglycerin; beta blocker if prior infarction; angiotensin-converting enzyme inhibitor with diabetes or left ventricular dysfunction. Daily symptoms: beta blocker, calcium channel blocker, long-acting nitrate.</w:t>
+            </w:r>
+          </w:p>
+        </w:tc>
+      </w:tr>
+    </w:tbl>
+    <w:p>
+      <w:pPr>
+        <w:spacing w:after="80"/>
+      </w:pPr>
+    </w:p>
+    <w:p>
+      <w:pPr>
+        <w:pStyle w:val="Heading1"/>
+        <w:spacing w:before="280" w:after="100"/>
+      </w:pPr>
+      <w:r>
+        <w:rPr>
+          <w:rFonts w:ascii="Georgia" w:hAnsi="Georgia"/>
+          <w:color w:val="17494B"/>
+        </w:rPr>
+        <w:t>Acute coronary syndrome · clot and drugs</w:t>
+      </w:r>
+    </w:p>
+    <w:tbl>
+      <w:tblPr>
+        <w:tblStyle w:val="TableGrid"/>
+        <w:tblW w:type="auto" w:w="0"/>
+        <w:jc w:val="center"/>
+        <w:tblLook w:firstColumn="1" w:firstRow="1" w:lastColumn="0" w:lastRow="0" w:noHBand="0" w:noVBand="1" w:val="04A0"/>
+        <w:tblBorders>
+          <w:top w:val="single" w:sz="4" w:space="0" w:color="D8D2D4"/>
+          <w:left w:val="single" w:sz="4" w:space="0" w:color="D8D2D4"/>
+          <w:bottom w:val="single" w:sz="4" w:space="0" w:color="D8D2D4"/>
+          <w:right w:val="single" w:sz="4" w:space="0" w:color="D8D2D4"/>
+          <w:insideH w:val="single" w:sz="4" w:space="0" w:color="D8D2D4"/>
+          <w:insideV w:val="single" w:sz="4" w:space="0" w:color="D8D2D4"/>
+        </w:tblBorders>
+      </w:tblPr>
+      <w:tblGrid>
+        <w:gridCol w:w="5112"/>
+        <w:gridCol w:w="5112"/>
+      </w:tblGrid>
+      <w:tr>
+        <w:tc>
+          <w:tcPr>
+            <w:tcW w:type="dxa" w:w="5112"/>
+            <w:shd w:val="clear" w:color="auto" w:fill="17494B"/>
+          </w:tcPr>
+          <w:p>
+            <w:pPr>
+              <w:spacing w:after="40"/>
+            </w:pPr>
+            <w:r>
+              <w:rPr>
+                <w:b/>
+                <w:color w:val="FFFFFF"/>
+                <w:sz w:val="18"/>
+              </w:rPr>
+            </w:r>
+            <w:r>
+              <w:rPr>
+                <w:b/>
+                <w:i w:val="0"/>
+                <w:color w:val="FFFFFF"/>
+                <w:sz w:val="18"/>
+              </w:rPr>
+              <w:t>Term</w:t>
+            </w:r>
+          </w:p>
+        </w:tc>
+        <w:tc>
+          <w:tcPr>
+            <w:tcW w:type="dxa" w:w="5112"/>
+            <w:shd w:val="clear" w:color="auto" w:fill="17494B"/>
+          </w:tcPr>
+          <w:p>
+            <w:pPr>
+              <w:spacing w:after="40"/>
+            </w:pPr>
+            <w:r>
+              <w:rPr>
+                <w:b/>
+                <w:color w:val="FFFFFF"/>
+                <w:sz w:val="18"/>
+              </w:rPr>
+            </w:r>
+            <w:r>
+              <w:rPr>
+                <w:b/>
+                <w:i w:val="0"/>
+                <w:color w:val="FFFFFF"/>
+                <w:sz w:val="18"/>
+              </w:rPr>
+              <w:t>What you need to know</w:t>
+            </w:r>
+          </w:p>
+        </w:tc>
+      </w:tr>
+      <w:tr>
+        <w:tc>
+          <w:tcPr>
+            <w:tcW w:type="dxa" w:w="5112"/>
+            <w:shd w:val="clear" w:color="auto" w:fill="F1EEEF"/>
+          </w:tcPr>
+          <w:p>
+            <w:pPr>
+              <w:spacing w:after="40"/>
+            </w:pPr>
+            <w:r>
+              <w:rPr>
+                <w:b/>
+                <w:sz w:val="18"/>
+              </w:rPr>
+            </w:r>
+            <w:r>
+              <w:rPr>
+                <w:b/>
+                <w:i w:val="0"/>
+                <w:sz w:val="18"/>
+              </w:rPr>
+              <w:t>Classification</w:t>
+            </w:r>
+          </w:p>
+        </w:tc>
+        <w:tc>
+          <w:tcPr>
+            <w:tcW w:type="dxa" w:w="5112"/>
+          </w:tcPr>
+          <w:p>
+            <w:pPr>
+              <w:spacing w:after="40"/>
+            </w:pPr>
+            <w:r>
+              <w:rPr>
+                <w:sz w:val="18"/>
+              </w:rPr>
+            </w:r>
+            <w:r>
+              <w:rPr>
+                <w:b/>
+                <w:i w:val="0"/>
+                <w:sz w:val="18"/>
+              </w:rPr>
+              <w:t>ST-elevation myocardial infarction.</w:t>
+            </w:r>
+            <w:r>
+              <w:rPr>
+                <w:b w:val="0"/>
+                <w:i w:val="0"/>
+                <w:sz w:val="18"/>
+              </w:rPr>
+              <w:t xml:space="preserve"> </w:t>
+            </w:r>
+            <w:r>
+              <w:rPr>
+                <w:b/>
+                <w:i w:val="0"/>
+                <w:sz w:val="18"/>
+              </w:rPr>
+              <w:t>Non-ST-elevation acute coronary syndrome = unstable angina + non-ST-elevation myocardial infarction</w:t>
+            </w:r>
+            <w:r>
+              <w:rPr>
+                <w:b w:val="0"/>
+                <w:i w:val="0"/>
+                <w:sz w:val="18"/>
+              </w:rPr>
+              <w:t>; a biochemical marker separates angina from infarction.</w:t>
+            </w:r>
+          </w:p>
+        </w:tc>
+      </w:tr>
+      <w:tr>
+        <w:tc>
+          <w:tcPr>
+            <w:tcW w:type="dxa" w:w="5112"/>
+            <w:shd w:val="clear" w:color="auto" w:fill="F1EEEF"/>
+          </w:tcPr>
+          <w:p>
+            <w:pPr>
+              <w:spacing w:after="40"/>
+            </w:pPr>
+            <w:r>
+              <w:rPr>
+                <w:b/>
+                <w:sz w:val="18"/>
+              </w:rPr>
+            </w:r>
+            <w:r>
+              <w:rPr>
+                <w:b/>
+                <w:i w:val="0"/>
+                <w:sz w:val="18"/>
+              </w:rPr>
+              <w:t>Clot, step by step</w:t>
+            </w:r>
+          </w:p>
+        </w:tc>
+        <w:tc>
+          <w:tcPr>
+            <w:tcW w:type="dxa" w:w="5112"/>
+          </w:tcPr>
+          <w:p>
+            <w:pPr>
+              <w:spacing w:after="40"/>
+            </w:pPr>
+            <w:r>
+              <w:rPr>
+                <w:sz w:val="18"/>
+              </w:rPr>
+            </w:r>
+            <w:r>
+              <w:rPr>
+                <w:b w:val="0"/>
+                <w:i w:val="0"/>
+                <w:sz w:val="18"/>
+              </w:rPr>
+              <w:t xml:space="preserve">Plaque under a fibrous cap → </w:t>
+            </w:r>
+            <w:r>
+              <w:rPr>
+                <w:b/>
+                <w:i w:val="0"/>
+                <w:sz w:val="18"/>
+              </w:rPr>
+              <w:t>spontaneous or procedural (balloon) injury</w:t>
+            </w:r>
+            <w:r>
+              <w:rPr>
+                <w:b w:val="0"/>
+                <w:i w:val="0"/>
+                <w:sz w:val="18"/>
+              </w:rPr>
+              <w:t xml:space="preserve"> leaves injured endothelium → platelet </w:t>
+            </w:r>
+            <w:r>
+              <w:rPr>
+                <w:b/>
+                <w:i w:val="0"/>
+                <w:sz w:val="18"/>
+              </w:rPr>
+              <w:t>adhesion, activation, aggregation</w:t>
+            </w:r>
+            <w:r>
+              <w:rPr>
+                <w:b w:val="0"/>
+                <w:i w:val="0"/>
+                <w:sz w:val="18"/>
+              </w:rPr>
+              <w:t xml:space="preserve"> → fibrin strands → </w:t>
+            </w:r>
+            <w:r>
+              <w:rPr>
+                <w:b/>
+                <w:i w:val="0"/>
+                <w:sz w:val="18"/>
+              </w:rPr>
+              <w:t>occlusive thrombus</w:t>
+            </w:r>
+            <w:r>
+              <w:rPr>
+                <w:b w:val="0"/>
+                <w:i w:val="0"/>
+                <w:sz w:val="18"/>
+              </w:rPr>
+              <w:t>.</w:t>
+            </w:r>
+          </w:p>
+        </w:tc>
+      </w:tr>
+      <w:tr>
+        <w:tc>
+          <w:tcPr>
+            <w:tcW w:type="dxa" w:w="5112"/>
+            <w:shd w:val="clear" w:color="auto" w:fill="F1EEEF"/>
+          </w:tcPr>
+          <w:p>
+            <w:pPr>
+              <w:spacing w:after="40"/>
+            </w:pPr>
+            <w:r>
+              <w:rPr>
+                <w:b/>
+                <w:sz w:val="18"/>
+              </w:rPr>
+            </w:r>
+            <w:r>
+              <w:rPr>
+                <w:b/>
+                <w:i w:val="0"/>
+                <w:sz w:val="18"/>
+              </w:rPr>
+              <w:t>★ Thrombin is the link</w:t>
+            </w:r>
+          </w:p>
+        </w:tc>
+        <w:tc>
+          <w:tcPr>
+            <w:tcW w:type="dxa" w:w="5112"/>
+          </w:tcPr>
+          <w:p>
+            <w:pPr>
+              <w:spacing w:after="40"/>
+            </w:pPr>
+            <w:r>
+              <w:rPr>
+                <w:sz w:val="18"/>
+              </w:rPr>
+            </w:r>
+            <w:r>
+              <w:rPr>
+                <w:b/>
+                <w:i w:val="0"/>
+                <w:sz w:val="18"/>
+              </w:rPr>
+              <w:t>The two factors to know: X and II (thrombin).</w:t>
+            </w:r>
+            <w:r>
+              <w:rPr>
+                <w:b w:val="0"/>
+                <w:i w:val="0"/>
+                <w:sz w:val="18"/>
+              </w:rPr>
+              <w:t xml:space="preserve"> Collagen exposure → </w:t>
+            </w:r>
+            <w:r>
+              <w:rPr>
+                <w:b/>
+                <w:i w:val="0"/>
+                <w:sz w:val="18"/>
+              </w:rPr>
+              <w:t>adenosine diphosphate and thromboxane A2</w:t>
+            </w:r>
+            <w:r>
+              <w:rPr>
+                <w:b w:val="0"/>
+                <w:i w:val="0"/>
+                <w:sz w:val="18"/>
+              </w:rPr>
+              <w:t xml:space="preserve"> activate platelets. </w:t>
+            </w:r>
+            <w:r>
+              <w:rPr>
+                <w:b/>
+                <w:i w:val="0"/>
+                <w:sz w:val="18"/>
+              </w:rPr>
+              <w:t>Tissue factor</w:t>
+            </w:r>
+            <w:r>
+              <w:rPr>
+                <w:b w:val="0"/>
+                <w:i w:val="0"/>
+                <w:sz w:val="18"/>
+              </w:rPr>
+              <w:t xml:space="preserve"> starts the cascade: prothrombin → thrombin → fibrinogen to fibrin.</w:t>
+            </w:r>
+          </w:p>
+        </w:tc>
+      </w:tr>
+      <w:tr>
+        <w:tc>
+          <w:tcPr>
+            <w:tcW w:type="dxa" w:w="5112"/>
+            <w:shd w:val="clear" w:color="auto" w:fill="F1EEEF"/>
+          </w:tcPr>
+          <w:p>
+            <w:pPr>
+              <w:spacing w:after="40"/>
+            </w:pPr>
+            <w:r>
+              <w:rPr>
+                <w:b/>
+                <w:sz w:val="18"/>
+              </w:rPr>
+            </w:r>
+            <w:r>
+              <w:rPr>
+                <w:b/>
+                <w:i w:val="0"/>
+                <w:sz w:val="18"/>
+              </w:rPr>
+              <w:t>Three phases</w:t>
+            </w:r>
+          </w:p>
+        </w:tc>
+        <w:tc>
+          <w:tcPr>
+            <w:tcW w:type="dxa" w:w="5112"/>
+          </w:tcPr>
+          <w:p>
+            <w:pPr>
+              <w:spacing w:after="40"/>
+            </w:pPr>
+            <w:r>
+              <w:rPr>
+                <w:sz w:val="18"/>
+              </w:rPr>
+            </w:r>
+            <w:r>
+              <w:rPr>
+                <w:b/>
+                <w:i w:val="0"/>
+                <w:sz w:val="18"/>
+              </w:rPr>
+              <w:t>Initiation</w:t>
+            </w:r>
+            <w:r>
+              <w:rPr>
+                <w:b w:val="0"/>
+                <w:i w:val="0"/>
+                <w:sz w:val="18"/>
+              </w:rPr>
+              <w:t xml:space="preserve">: tissue factor with factor VIIa activates X and IX, a little thrombin. </w:t>
+            </w:r>
+            <w:r>
+              <w:rPr>
+                <w:b/>
+                <w:i w:val="0"/>
+                <w:sz w:val="18"/>
+              </w:rPr>
+              <w:t>Amplification</w:t>
+            </w:r>
+            <w:r>
+              <w:rPr>
+                <w:b w:val="0"/>
+                <w:i w:val="0"/>
+                <w:sz w:val="18"/>
+              </w:rPr>
+              <w:t xml:space="preserve">: thrombin activates platelets and factors V and VIII; complexes assemble on platelets. </w:t>
+            </w:r>
+            <w:r>
+              <w:rPr>
+                <w:b/>
+                <w:i w:val="0"/>
+                <w:sz w:val="18"/>
+              </w:rPr>
+              <w:t>Propagation</w:t>
+            </w:r>
+            <w:r>
+              <w:rPr>
+                <w:b w:val="0"/>
+                <w:i w:val="0"/>
+                <w:sz w:val="18"/>
+              </w:rPr>
+              <w:t>: more thrombin, fibrin, clot stabilization.</w:t>
+            </w:r>
+          </w:p>
+        </w:tc>
+      </w:tr>
+      <w:tr>
+        <w:tc>
+          <w:tcPr>
+            <w:tcW w:type="dxa" w:w="5112"/>
+            <w:shd w:val="clear" w:color="auto" w:fill="F1EEEF"/>
+          </w:tcPr>
+          <w:p>
+            <w:pPr>
+              <w:spacing w:after="40"/>
+            </w:pPr>
+            <w:r>
+              <w:rPr>
+                <w:b/>
+                <w:sz w:val="18"/>
+              </w:rPr>
+            </w:r>
+            <w:r>
+              <w:rPr>
+                <w:b/>
+                <w:i w:val="0"/>
+                <w:sz w:val="18"/>
+              </w:rPr>
+              <w:t>Goals</w:t>
+            </w:r>
+          </w:p>
+        </w:tc>
+        <w:tc>
+          <w:tcPr>
+            <w:tcW w:type="dxa" w:w="5112"/>
+          </w:tcPr>
+          <w:p>
+            <w:pPr>
+              <w:spacing w:after="40"/>
+            </w:pPr>
+            <w:r>
+              <w:rPr>
+                <w:sz w:val="18"/>
+              </w:rPr>
+            </w:r>
+            <w:r>
+              <w:rPr>
+                <w:b w:val="0"/>
+                <w:i w:val="0"/>
+                <w:sz w:val="18"/>
+              </w:rPr>
+              <w:t>Restore coronary flow · relieve chest pain · prevent infarction · prevent heart failure · prevent death.</w:t>
+            </w:r>
+          </w:p>
+        </w:tc>
+      </w:tr>
+      <w:tr>
+        <w:tc>
+          <w:tcPr>
+            <w:tcW w:type="dxa" w:w="5112"/>
+            <w:shd w:val="clear" w:color="auto" w:fill="F1EEEF"/>
+          </w:tcPr>
+          <w:p>
+            <w:pPr>
+              <w:spacing w:after="40"/>
+            </w:pPr>
+            <w:r>
+              <w:rPr>
+                <w:b/>
+                <w:sz w:val="18"/>
+              </w:rPr>
+            </w:r>
+            <w:r>
+              <w:rPr>
+                <w:b/>
+                <w:i w:val="0"/>
+                <w:sz w:val="18"/>
+              </w:rPr>
+              <w:t>★ Aspirin</w:t>
+            </w:r>
+          </w:p>
+        </w:tc>
+        <w:tc>
+          <w:tcPr>
+            <w:tcW w:type="dxa" w:w="5112"/>
+          </w:tcPr>
+          <w:p>
+            <w:pPr>
+              <w:spacing w:after="40"/>
+            </w:pPr>
+            <w:r>
+              <w:rPr>
+                <w:sz w:val="18"/>
+              </w:rPr>
+            </w:r>
+            <w:r>
+              <w:rPr>
+                <w:b w:val="0"/>
+                <w:i w:val="0"/>
+                <w:sz w:val="18"/>
+              </w:rPr>
+              <w:t xml:space="preserve">Give at </w:t>
+            </w:r>
+            <w:r>
+              <w:rPr>
+                <w:b/>
+                <w:i w:val="0"/>
+                <w:sz w:val="18"/>
+              </w:rPr>
+              <w:t>first signs of chest pain, chew and swallow</w:t>
+            </w:r>
+            <w:r>
+              <w:rPr>
+                <w:b w:val="0"/>
+                <w:i w:val="0"/>
+                <w:sz w:val="18"/>
+              </w:rPr>
+              <w:t xml:space="preserve">. Lowers mortality and reinfarction. </w:t>
+            </w:r>
+            <w:r>
+              <w:rPr>
+                <w:b/>
+                <w:i w:val="0"/>
+                <w:sz w:val="18"/>
+              </w:rPr>
+              <w:t>Contraindicated: allergy, recent gastrointestinal bleed, recent intracranial hemorrhage.</w:t>
+            </w:r>
+          </w:p>
+        </w:tc>
+      </w:tr>
+      <w:tr>
+        <w:tc>
+          <w:tcPr>
+            <w:tcW w:type="dxa" w:w="5112"/>
+            <w:shd w:val="clear" w:color="auto" w:fill="F1EEEF"/>
+          </w:tcPr>
+          <w:p>
+            <w:pPr>
+              <w:spacing w:after="40"/>
+            </w:pPr>
+            <w:r>
+              <w:rPr>
+                <w:b/>
+                <w:sz w:val="18"/>
+              </w:rPr>
+            </w:r>
+            <w:r>
+              <w:rPr>
+                <w:b/>
+                <w:i w:val="0"/>
+                <w:sz w:val="18"/>
+              </w:rPr>
+              <w:t>★ Nitrates</w:t>
+            </w:r>
+          </w:p>
+        </w:tc>
+        <w:tc>
+          <w:tcPr>
+            <w:tcW w:type="dxa" w:w="5112"/>
+          </w:tcPr>
+          <w:p>
+            <w:pPr>
+              <w:spacing w:after="40"/>
+            </w:pPr>
+            <w:r>
+              <w:rPr>
+                <w:sz w:val="18"/>
+              </w:rPr>
+            </w:r>
+            <w:r>
+              <w:rPr>
+                <w:b w:val="0"/>
+                <w:i w:val="0"/>
+                <w:sz w:val="18"/>
+              </w:rPr>
+              <w:t xml:space="preserve">Sublingual, then </w:t>
+            </w:r>
+            <w:r>
+              <w:rPr>
+                <w:b/>
+                <w:i w:val="0"/>
+                <w:sz w:val="18"/>
+              </w:rPr>
+              <w:t>intravenous</w:t>
+            </w:r>
+            <w:r>
+              <w:rPr>
+                <w:b w:val="0"/>
+                <w:i w:val="0"/>
+                <w:sz w:val="18"/>
+              </w:rPr>
+              <w:t xml:space="preserve"> infusion in hospital. </w:t>
+            </w:r>
+            <w:r>
+              <w:rPr>
+                <w:b/>
+                <w:i w:val="0"/>
+                <w:sz w:val="18"/>
+              </w:rPr>
+              <w:t>Relieve pain ONLY: no mortality benefit.</w:t>
+            </w:r>
+            <w:r>
+              <w:rPr>
+                <w:b w:val="0"/>
+                <w:i w:val="0"/>
+                <w:sz w:val="18"/>
+              </w:rPr>
+              <w:t xml:space="preserve"> Hypotension, headache, reflex tachycardia. Avoid with hypotension or phosphodiesterase inhibitors.</w:t>
+            </w:r>
+          </w:p>
+        </w:tc>
+      </w:tr>
+      <w:tr>
+        <w:tc>
+          <w:tcPr>
+            <w:tcW w:type="dxa" w:w="5112"/>
+            <w:shd w:val="clear" w:color="auto" w:fill="F1EEEF"/>
+          </w:tcPr>
+          <w:p>
+            <w:pPr>
+              <w:spacing w:after="40"/>
+            </w:pPr>
+            <w:r>
+              <w:rPr>
+                <w:b/>
+                <w:sz w:val="18"/>
+              </w:rPr>
+            </w:r>
+            <w:r>
+              <w:rPr>
+                <w:b/>
+                <w:i w:val="0"/>
+                <w:sz w:val="18"/>
+              </w:rPr>
+              <w:t>★ Beta blockers</w:t>
+            </w:r>
+          </w:p>
+        </w:tc>
+        <w:tc>
+          <w:tcPr>
+            <w:tcW w:type="dxa" w:w="5112"/>
+          </w:tcPr>
+          <w:p>
+            <w:pPr>
+              <w:spacing w:after="40"/>
+            </w:pPr>
+            <w:r>
+              <w:rPr>
+                <w:sz w:val="18"/>
+              </w:rPr>
+            </w:r>
+            <w:r>
+              <w:rPr>
+                <w:b w:val="0"/>
+                <w:i w:val="0"/>
+                <w:sz w:val="18"/>
+              </w:rPr>
+              <w:t xml:space="preserve">Smaller infarct size and less sudden death; the early mortality and heart failure benefits on the slide come from older trials. </w:t>
+            </w:r>
+            <w:r>
+              <w:rPr>
+                <w:b/>
+                <w:i w:val="0"/>
+                <w:sz w:val="18"/>
+              </w:rPr>
+              <w:t>Caution: bradycardia or hypotension, heart block, severe reactive airway disease.</w:t>
+            </w:r>
+            <w:r>
+              <w:rPr>
+                <w:b w:val="0"/>
+                <w:i w:val="0"/>
+                <w:sz w:val="18"/>
+              </w:rPr>
+              <w:t xml:space="preserve"> (FLAG: slide says intravenous then oral; current practice favors oral in the first 24 hours unless ongoing ischemia or high pressure.)</w:t>
+            </w:r>
+          </w:p>
+        </w:tc>
+      </w:tr>
+      <w:tr>
+        <w:tc>
+          <w:tcPr>
+            <w:tcW w:type="dxa" w:w="5112"/>
+            <w:shd w:val="clear" w:color="auto" w:fill="F1EEEF"/>
+          </w:tcPr>
+          <w:p>
+            <w:pPr>
+              <w:spacing w:after="40"/>
+            </w:pPr>
+            <w:r>
+              <w:rPr>
+                <w:b/>
+                <w:sz w:val="18"/>
+              </w:rPr>
+            </w:r>
+            <w:r>
+              <w:rPr>
+                <w:b/>
+                <w:i w:val="0"/>
+                <w:sz w:val="18"/>
+              </w:rPr>
+              <w:t>★ Morphine</w:t>
+            </w:r>
+          </w:p>
+        </w:tc>
+        <w:tc>
+          <w:tcPr>
+            <w:tcW w:type="dxa" w:w="5112"/>
+          </w:tcPr>
+          <w:p>
+            <w:pPr>
+              <w:spacing w:after="40"/>
+            </w:pPr>
+            <w:r>
+              <w:rPr>
+                <w:sz w:val="18"/>
+              </w:rPr>
+            </w:r>
+            <w:r>
+              <w:rPr>
+                <w:b w:val="0"/>
+                <w:i w:val="0"/>
+                <w:sz w:val="18"/>
+              </w:rPr>
+              <w:t xml:space="preserve">Opioid for chest pain </w:t>
+            </w:r>
+            <w:r>
+              <w:rPr>
+                <w:b/>
+                <w:i w:val="0"/>
+                <w:sz w:val="18"/>
+              </w:rPr>
+              <w:t>not relieved by nitrates</w:t>
+            </w:r>
+            <w:r>
+              <w:rPr>
+                <w:b w:val="0"/>
+                <w:i w:val="0"/>
+                <w:sz w:val="18"/>
+              </w:rPr>
+              <w:t xml:space="preserve">; used in ST-elevation myocardial infarction; </w:t>
+            </w:r>
+            <w:r>
+              <w:rPr>
+                <w:b/>
+                <w:i w:val="0"/>
+                <w:sz w:val="18"/>
+              </w:rPr>
+              <w:t>may raise mortality in unstable angina and non-ST-elevation myocardial infarction</w:t>
+            </w:r>
+            <w:r>
+              <w:rPr>
+                <w:b w:val="0"/>
+                <w:i w:val="0"/>
+                <w:sz w:val="18"/>
+              </w:rPr>
+              <w:t>; controversial. Hypotension, allergy.</w:t>
+            </w:r>
+          </w:p>
+        </w:tc>
+      </w:tr>
+    </w:tbl>
+    <w:p>
+      <w:pPr>
+        <w:spacing w:after="80"/>
+      </w:pPr>
+    </w:p>
+    <w:p>
+      <w:pPr>
+        <w:pStyle w:val="Heading1"/>
+        <w:spacing w:before="280" w:after="100"/>
+      </w:pPr>
+      <w:r>
+        <w:rPr>
+          <w:rFonts w:ascii="Georgia" w:hAnsi="Georgia"/>
+          <w:color w:val="17494B"/>
+        </w:rPr>
+        <w:t>Acute coronary syndrome · fibrinolytics &amp; antithrombotics</w:t>
+      </w:r>
+    </w:p>
+    <w:tbl>
+      <w:tblPr>
+        <w:tblStyle w:val="TableGrid"/>
+        <w:tblW w:type="auto" w:w="0"/>
+        <w:jc w:val="center"/>
+        <w:tblLook w:firstColumn="1" w:firstRow="1" w:lastColumn="0" w:lastRow="0" w:noHBand="0" w:noVBand="1" w:val="04A0"/>
+        <w:tblBorders>
+          <w:top w:val="single" w:sz="4" w:space="0" w:color="D8D2D4"/>
+          <w:left w:val="single" w:sz="4" w:space="0" w:color="D8D2D4"/>
+          <w:bottom w:val="single" w:sz="4" w:space="0" w:color="D8D2D4"/>
+          <w:right w:val="single" w:sz="4" w:space="0" w:color="D8D2D4"/>
+          <w:insideH w:val="single" w:sz="4" w:space="0" w:color="D8D2D4"/>
+          <w:insideV w:val="single" w:sz="4" w:space="0" w:color="D8D2D4"/>
+        </w:tblBorders>
+      </w:tblPr>
+      <w:tblGrid>
+        <w:gridCol w:w="5112"/>
+        <w:gridCol w:w="5112"/>
+      </w:tblGrid>
+      <w:tr>
+        <w:tc>
+          <w:tcPr>
+            <w:tcW w:type="dxa" w:w="5112"/>
+            <w:shd w:val="clear" w:color="auto" w:fill="17494B"/>
+          </w:tcPr>
+          <w:p>
+            <w:pPr>
+              <w:spacing w:after="40"/>
+            </w:pPr>
+            <w:r>
+              <w:rPr>
+                <w:b/>
+                <w:color w:val="FFFFFF"/>
+                <w:sz w:val="18"/>
+              </w:rPr>
+            </w:r>
+            <w:r>
+              <w:rPr>
+                <w:b/>
+                <w:i w:val="0"/>
+                <w:color w:val="FFFFFF"/>
+                <w:sz w:val="18"/>
+              </w:rPr>
+              <w:t>Term</w:t>
+            </w:r>
+          </w:p>
+        </w:tc>
+        <w:tc>
+          <w:tcPr>
+            <w:tcW w:type="dxa" w:w="5112"/>
+            <w:shd w:val="clear" w:color="auto" w:fill="17494B"/>
+          </w:tcPr>
+          <w:p>
+            <w:pPr>
+              <w:spacing w:after="40"/>
+            </w:pPr>
+            <w:r>
+              <w:rPr>
+                <w:b/>
+                <w:color w:val="FFFFFF"/>
+                <w:sz w:val="18"/>
+              </w:rPr>
+            </w:r>
+            <w:r>
+              <w:rPr>
+                <w:b/>
+                <w:i w:val="0"/>
+                <w:color w:val="FFFFFF"/>
+                <w:sz w:val="18"/>
+              </w:rPr>
+              <w:t>What you need to know</w:t>
+            </w:r>
+          </w:p>
+        </w:tc>
+      </w:tr>
+      <w:tr>
+        <w:tc>
+          <w:tcPr>
+            <w:tcW w:type="dxa" w:w="5112"/>
+            <w:shd w:val="clear" w:color="auto" w:fill="F1EEEF"/>
+          </w:tcPr>
+          <w:p>
+            <w:pPr>
+              <w:spacing w:after="40"/>
+            </w:pPr>
+            <w:r>
+              <w:rPr>
+                <w:b/>
+                <w:sz w:val="18"/>
+              </w:rPr>
+            </w:r>
+            <w:r>
+              <w:rPr>
+                <w:b/>
+                <w:i w:val="0"/>
+                <w:sz w:val="18"/>
+              </w:rPr>
+              <w:t>System</w:t>
+            </w:r>
+          </w:p>
+        </w:tc>
+        <w:tc>
+          <w:tcPr>
+            <w:tcW w:type="dxa" w:w="5112"/>
+          </w:tcPr>
+          <w:p>
+            <w:pPr>
+              <w:spacing w:after="40"/>
+            </w:pPr>
+            <w:r>
+              <w:rPr>
+                <w:sz w:val="18"/>
+              </w:rPr>
+            </w:r>
+            <w:r>
+              <w:rPr>
+                <w:b/>
+                <w:i w:val="0"/>
+                <w:sz w:val="18"/>
+              </w:rPr>
+              <w:t>Plasminogen → plasmin</w:t>
+            </w:r>
+            <w:r>
+              <w:rPr>
+                <w:b w:val="0"/>
+                <w:i w:val="0"/>
+                <w:sz w:val="18"/>
+              </w:rPr>
+              <w:t xml:space="preserve"> (by tissue plasminogen activator) → plasmin lyses </w:t>
+            </w:r>
+            <w:r>
+              <w:rPr>
+                <w:b/>
+                <w:i w:val="0"/>
+                <w:sz w:val="18"/>
+              </w:rPr>
+              <w:t>fibrin</w:t>
+            </w:r>
+            <w:r>
+              <w:rPr>
+                <w:b w:val="0"/>
+                <w:i w:val="0"/>
+                <w:sz w:val="18"/>
+              </w:rPr>
+              <w:t xml:space="preserve"> (and fibrinogen). Brakes: plasminogen activator inhibitor-1 and -2, alpha-2 antiplasmin, thrombin-activatable fibrinolysis inhibitor.</w:t>
+            </w:r>
+          </w:p>
+        </w:tc>
+      </w:tr>
+      <w:tr>
+        <w:tc>
+          <w:tcPr>
+            <w:tcW w:type="dxa" w:w="5112"/>
+            <w:shd w:val="clear" w:color="auto" w:fill="F1EEEF"/>
+          </w:tcPr>
+          <w:p>
+            <w:pPr>
+              <w:spacing w:after="40"/>
+            </w:pPr>
+            <w:r>
+              <w:rPr>
+                <w:b/>
+                <w:sz w:val="18"/>
+              </w:rPr>
+            </w:r>
+            <w:r>
+              <w:rPr>
+                <w:b/>
+                <w:i w:val="0"/>
+                <w:sz w:val="18"/>
+              </w:rPr>
+              <w:t>★ Mechanisms (learn the picture)</w:t>
+            </w:r>
+          </w:p>
+        </w:tc>
+        <w:tc>
+          <w:tcPr>
+            <w:tcW w:type="dxa" w:w="5112"/>
+          </w:tcPr>
+          <w:p>
+            <w:pPr>
+              <w:spacing w:after="40"/>
+            </w:pPr>
+            <w:r>
+              <w:rPr>
+                <w:sz w:val="18"/>
+              </w:rPr>
+            </w:r>
+            <w:r>
+              <w:rPr>
+                <w:b/>
+                <w:i w:val="0"/>
+                <w:sz w:val="18"/>
+              </w:rPr>
+              <w:t>Streptokinase</w:t>
+            </w:r>
+            <w:r>
+              <w:rPr>
+                <w:b w:val="0"/>
+                <w:i w:val="0"/>
+                <w:sz w:val="18"/>
+              </w:rPr>
+              <w:t xml:space="preserve"> (the drug is low priority; the picture is not) forms a stable </w:t>
+            </w:r>
+            <w:r>
+              <w:rPr>
+                <w:b/>
+                <w:i w:val="0"/>
+                <w:sz w:val="18"/>
+              </w:rPr>
+              <w:t>1:1 complex with plasminogen</w:t>
+            </w:r>
+            <w:r>
+              <w:rPr>
+                <w:b w:val="0"/>
+                <w:i w:val="0"/>
+                <w:sz w:val="18"/>
+              </w:rPr>
+              <w:t xml:space="preserve"> that converts more plasminogen to plasmin. </w:t>
+            </w:r>
+            <w:r>
+              <w:rPr>
+                <w:b/>
+                <w:i w:val="0"/>
+                <w:sz w:val="18"/>
+              </w:rPr>
+              <w:t>Alteplase (tissue plasminogen activator)</w:t>
+            </w:r>
+            <w:r>
+              <w:rPr>
+                <w:b w:val="0"/>
+                <w:i w:val="0"/>
+                <w:sz w:val="18"/>
+              </w:rPr>
+              <w:t xml:space="preserve"> acts on </w:t>
+            </w:r>
+            <w:r>
+              <w:rPr>
+                <w:b/>
+                <w:i w:val="0"/>
+                <w:sz w:val="18"/>
+              </w:rPr>
+              <w:t>fibrin-bound plasminogen</w:t>
+            </w:r>
+            <w:r>
+              <w:rPr>
+                <w:b w:val="0"/>
+                <w:i w:val="0"/>
+                <w:sz w:val="18"/>
+              </w:rPr>
+              <w:t>. Reteplase and tenecteplase behave like it.</w:t>
+            </w:r>
+          </w:p>
+        </w:tc>
+      </w:tr>
+      <w:tr>
+        <w:tc>
+          <w:tcPr>
+            <w:tcW w:type="dxa" w:w="5112"/>
+            <w:shd w:val="clear" w:color="auto" w:fill="F1EEEF"/>
+          </w:tcPr>
+          <w:p>
+            <w:pPr>
+              <w:spacing w:after="40"/>
+            </w:pPr>
+            <w:r>
+              <w:rPr>
+                <w:b/>
+                <w:sz w:val="18"/>
+              </w:rPr>
+            </w:r>
+            <w:r>
+              <w:rPr>
+                <w:b/>
+                <w:i w:val="0"/>
+                <w:sz w:val="18"/>
+              </w:rPr>
+              <w:t>★ Agents</w:t>
+            </w:r>
+          </w:p>
+        </w:tc>
+        <w:tc>
+          <w:tcPr>
+            <w:tcW w:type="dxa" w:w="5112"/>
+          </w:tcPr>
+          <w:p>
+            <w:pPr>
+              <w:spacing w:after="40"/>
+            </w:pPr>
+            <w:r>
+              <w:rPr>
+                <w:sz w:val="18"/>
+              </w:rPr>
+            </w:r>
+            <w:r>
+              <w:rPr>
+                <w:b w:val="0"/>
+                <w:i w:val="0"/>
+                <w:sz w:val="18"/>
+              </w:rPr>
+              <w:t xml:space="preserve">The three main ones are very similar (provider preference, formulary; all costly, all allergy and bleeding), and all three favor </w:t>
+            </w:r>
+            <w:r>
+              <w:rPr>
+                <w:b/>
+                <w:i w:val="0"/>
+                <w:sz w:val="18"/>
+              </w:rPr>
+              <w:t>clot-bound plasminogen</w:t>
+            </w:r>
+            <w:r>
+              <w:rPr>
+                <w:b w:val="0"/>
+                <w:i w:val="0"/>
+                <w:sz w:val="18"/>
+              </w:rPr>
+              <w:t xml:space="preserve"> (reteplase less than alteplase, see the flag). </w:t>
+            </w:r>
+            <w:r>
+              <w:rPr>
+                <w:b/>
+                <w:i w:val="0"/>
+                <w:sz w:val="18"/>
+              </w:rPr>
+              <w:t>Alteplase (Activase)</w:t>
+            </w:r>
+            <w:r>
+              <w:rPr>
+                <w:b w:val="0"/>
+                <w:i w:val="0"/>
+                <w:sz w:val="18"/>
+              </w:rPr>
+              <w:t xml:space="preserve"> is very expensive. </w:t>
+            </w:r>
+            <w:r>
+              <w:rPr>
+                <w:b/>
+                <w:i w:val="0"/>
+                <w:sz w:val="18"/>
+              </w:rPr>
+              <w:t>Tenecteplase (TNKase)</w:t>
+            </w:r>
+            <w:r>
+              <w:rPr>
+                <w:b w:val="0"/>
+                <w:i w:val="0"/>
+                <w:sz w:val="18"/>
+              </w:rPr>
+              <w:t xml:space="preserve"> has substituted amino acids. Reteplase and tenecteplase: </w:t>
+            </w:r>
+            <w:r>
+              <w:rPr>
+                <w:b/>
+                <w:i w:val="0"/>
+                <w:sz w:val="18"/>
+              </w:rPr>
+              <w:t>longer half-life</w:t>
+            </w:r>
+            <w:r>
+              <w:rPr>
+                <w:b w:val="0"/>
+                <w:i w:val="0"/>
+                <w:sz w:val="18"/>
+              </w:rPr>
+              <w:t xml:space="preserve"> than alteplase. The slide says both resist plasminogen activator inhibitor-1, but that is established for tenecteplase only.</w:t>
+            </w:r>
+          </w:p>
+        </w:tc>
+      </w:tr>
+      <w:tr>
+        <w:tc>
+          <w:tcPr>
+            <w:tcW w:type="dxa" w:w="5112"/>
+            <w:shd w:val="clear" w:color="auto" w:fill="F1EEEF"/>
+          </w:tcPr>
+          <w:p>
+            <w:pPr>
+              <w:spacing w:after="40"/>
+            </w:pPr>
+            <w:r>
+              <w:rPr>
+                <w:b/>
+                <w:sz w:val="18"/>
+              </w:rPr>
+            </w:r>
+            <w:r>
+              <w:rPr>
+                <w:b/>
+                <w:i w:val="0"/>
+                <w:sz w:val="18"/>
+              </w:rPr>
+              <w:t>FLAG: three slide errors</w:t>
+            </w:r>
+          </w:p>
+        </w:tc>
+        <w:tc>
+          <w:tcPr>
+            <w:tcW w:type="dxa" w:w="5112"/>
+          </w:tcPr>
+          <w:p>
+            <w:pPr>
+              <w:spacing w:after="40"/>
+            </w:pPr>
+            <w:r>
+              <w:rPr>
+                <w:sz w:val="18"/>
+              </w:rPr>
+            </w:r>
+            <w:r>
+              <w:rPr>
+                <w:b w:val="0"/>
+                <w:i w:val="0"/>
+                <w:sz w:val="18"/>
+              </w:rPr>
+              <w:t xml:space="preserve">Fibrin affinity: </w:t>
+            </w:r>
+            <w:r>
+              <w:rPr>
+                <w:b/>
+                <w:i w:val="0"/>
+                <w:sz w:val="18"/>
+              </w:rPr>
+              <w:t>true for tenecteplase, FALSE for reteplase</w:t>
+            </w:r>
+            <w:r>
+              <w:rPr>
+                <w:b w:val="0"/>
+                <w:i w:val="0"/>
+                <w:sz w:val="18"/>
+              </w:rPr>
+              <w:t xml:space="preserve"> (less than alteplase). Factor list (II, V, VII) for plasmin: do not learn. Fever, chills, rash “with streptokinase and urokinase”: </w:t>
+            </w:r>
+            <w:r>
+              <w:rPr>
+                <w:b/>
+                <w:i w:val="0"/>
+                <w:sz w:val="18"/>
+              </w:rPr>
+              <w:t>only streptokinase is antigenic</w:t>
+            </w:r>
+            <w:r>
+              <w:rPr>
+                <w:b w:val="0"/>
+                <w:i w:val="0"/>
+                <w:sz w:val="18"/>
+              </w:rPr>
+              <w:t>.</w:t>
+            </w:r>
+          </w:p>
+        </w:tc>
+      </w:tr>
+      <w:tr>
+        <w:tc>
+          <w:tcPr>
+            <w:tcW w:type="dxa" w:w="5112"/>
+            <w:shd w:val="clear" w:color="auto" w:fill="F1EEEF"/>
+          </w:tcPr>
+          <w:p>
+            <w:pPr>
+              <w:spacing w:after="40"/>
+            </w:pPr>
+            <w:r>
+              <w:rPr>
+                <w:b/>
+                <w:sz w:val="18"/>
+              </w:rPr>
+            </w:r>
+            <w:r>
+              <w:rPr>
+                <w:b/>
+                <w:i w:val="0"/>
+                <w:sz w:val="18"/>
+              </w:rPr>
+              <w:t>★ Adverse effects</w:t>
+            </w:r>
+          </w:p>
+        </w:tc>
+        <w:tc>
+          <w:tcPr>
+            <w:tcW w:type="dxa" w:w="5112"/>
+          </w:tcPr>
+          <w:p>
+            <w:pPr>
+              <w:spacing w:after="40"/>
+            </w:pPr>
+            <w:r>
+              <w:rPr>
+                <w:sz w:val="18"/>
+              </w:rPr>
+            </w:r>
+            <w:r>
+              <w:rPr>
+                <w:b/>
+                <w:i w:val="0"/>
+                <w:sz w:val="18"/>
+              </w:rPr>
+              <w:t>Bleeding is the big one</w:t>
+            </w:r>
+            <w:r>
+              <w:rPr>
+                <w:b w:val="0"/>
+                <w:i w:val="0"/>
+                <w:sz w:val="18"/>
+              </w:rPr>
+              <w:t xml:space="preserve"> (including intracranial hemorrhage), allergic reactions, </w:t>
+            </w:r>
+            <w:r>
+              <w:rPr>
+                <w:b/>
+                <w:i w:val="0"/>
+                <w:sz w:val="18"/>
+              </w:rPr>
+              <w:t>anaphylaxis</w:t>
+            </w:r>
+            <w:r>
+              <w:rPr>
+                <w:b w:val="0"/>
+                <w:i w:val="0"/>
+                <w:sz w:val="18"/>
+              </w:rPr>
+              <w:t>, ventricular arrhythmias. Fever, chills, rash = streptokinase.</w:t>
+            </w:r>
+          </w:p>
+        </w:tc>
+      </w:tr>
+      <w:tr>
+        <w:tc>
+          <w:tcPr>
+            <w:tcW w:type="dxa" w:w="5112"/>
+            <w:shd w:val="clear" w:color="auto" w:fill="F1EEEF"/>
+          </w:tcPr>
+          <w:p>
+            <w:pPr>
+              <w:spacing w:after="40"/>
+            </w:pPr>
+            <w:r>
+              <w:rPr>
+                <w:b/>
+                <w:sz w:val="18"/>
+              </w:rPr>
+            </w:r>
+            <w:r>
+              <w:rPr>
+                <w:b/>
+                <w:i w:val="0"/>
+                <w:sz w:val="18"/>
+              </w:rPr>
+              <w:t>★ Nine contraindications (the checklist)</w:t>
+            </w:r>
+          </w:p>
+        </w:tc>
+        <w:tc>
+          <w:tcPr>
+            <w:tcW w:type="dxa" w:w="5112"/>
+          </w:tcPr>
+          <w:p>
+            <w:pPr>
+              <w:spacing w:after="40"/>
+            </w:pPr>
+            <w:r>
+              <w:rPr>
+                <w:sz w:val="18"/>
+              </w:rPr>
+            </w:r>
+            <w:r>
+              <w:rPr>
+                <w:b w:val="0"/>
+                <w:i w:val="0"/>
+                <w:sz w:val="18"/>
+              </w:rPr>
+              <w:t xml:space="preserve">Recent </w:t>
+            </w:r>
+            <w:r>
+              <w:rPr>
+                <w:b/>
+                <w:i w:val="0"/>
+                <w:sz w:val="18"/>
+              </w:rPr>
+              <w:t>surgery or trauma</w:t>
+            </w:r>
+            <w:r>
+              <w:rPr>
+                <w:b w:val="0"/>
+                <w:i w:val="0"/>
+                <w:sz w:val="18"/>
+              </w:rPr>
+              <w:t xml:space="preserve"> · serious </w:t>
+            </w:r>
+            <w:r>
+              <w:rPr>
+                <w:b/>
+                <w:i w:val="0"/>
+                <w:sz w:val="18"/>
+              </w:rPr>
+              <w:t>gastrointestinal bleeding</w:t>
+            </w:r>
+            <w:r>
+              <w:rPr>
+                <w:b w:val="0"/>
+                <w:i w:val="0"/>
+                <w:sz w:val="18"/>
+              </w:rPr>
+              <w:t xml:space="preserve"> · severe </w:t>
+            </w:r>
+            <w:r>
+              <w:rPr>
+                <w:b/>
+                <w:i w:val="0"/>
+                <w:sz w:val="18"/>
+              </w:rPr>
+              <w:t>hypertension</w:t>
+            </w:r>
+            <w:r>
+              <w:rPr>
+                <w:b w:val="0"/>
+                <w:i w:val="0"/>
+                <w:sz w:val="18"/>
+              </w:rPr>
+              <w:t xml:space="preserve"> · </w:t>
+            </w:r>
+            <w:r>
+              <w:rPr>
+                <w:b/>
+                <w:i w:val="0"/>
+                <w:sz w:val="18"/>
+              </w:rPr>
+              <w:t>active bleeding or bleeding disorder</w:t>
+            </w:r>
+            <w:r>
+              <w:rPr>
+                <w:b w:val="0"/>
+                <w:i w:val="0"/>
+                <w:sz w:val="18"/>
+              </w:rPr>
+              <w:t xml:space="preserve"> · prior </w:t>
+            </w:r>
+            <w:r>
+              <w:rPr>
+                <w:b/>
+                <w:i w:val="0"/>
+                <w:sz w:val="18"/>
+              </w:rPr>
+              <w:t>stroke</w:t>
+            </w:r>
+            <w:r>
+              <w:rPr>
+                <w:b w:val="0"/>
+                <w:i w:val="0"/>
+                <w:sz w:val="18"/>
+              </w:rPr>
+              <w:t xml:space="preserve"> (firm for hemorrhagic or recent ischemic stroke) or </w:t>
+            </w:r>
+            <w:r>
+              <w:rPr>
+                <w:b/>
+                <w:i w:val="0"/>
+                <w:sz w:val="18"/>
+              </w:rPr>
+              <w:t>intracranial tumor</w:t>
+            </w:r>
+            <w:r>
+              <w:rPr>
+                <w:b w:val="0"/>
+                <w:i w:val="0"/>
+                <w:sz w:val="18"/>
+              </w:rPr>
+              <w:t xml:space="preserve"> · </w:t>
+            </w:r>
+            <w:r>
+              <w:rPr>
+                <w:b/>
+                <w:i w:val="0"/>
+                <w:sz w:val="18"/>
+              </w:rPr>
+              <w:t>aortic dissection</w:t>
+            </w:r>
+            <w:r>
+              <w:rPr>
+                <w:b w:val="0"/>
+                <w:i w:val="0"/>
+                <w:sz w:val="18"/>
+              </w:rPr>
+              <w:t xml:space="preserve"> · </w:t>
+            </w:r>
+            <w:r>
+              <w:rPr>
+                <w:b/>
+                <w:i w:val="0"/>
+                <w:sz w:val="18"/>
+              </w:rPr>
+              <w:t>acute pericarditis</w:t>
+            </w:r>
+            <w:r>
+              <w:rPr>
+                <w:b w:val="0"/>
+                <w:i w:val="0"/>
+                <w:sz w:val="18"/>
+              </w:rPr>
+              <w:t xml:space="preserve"> · </w:t>
+            </w:r>
+            <w:r>
+              <w:rPr>
+                <w:b/>
+                <w:i w:val="0"/>
+                <w:sz w:val="18"/>
+              </w:rPr>
+              <w:t>prior streptokinase exposure or allergy</w:t>
+            </w:r>
+            <w:r>
+              <w:rPr>
+                <w:b w:val="0"/>
+                <w:i w:val="0"/>
+                <w:sz w:val="18"/>
+              </w:rPr>
+              <w:t xml:space="preserve"> · </w:t>
+            </w:r>
+            <w:r>
+              <w:rPr>
+                <w:b/>
+                <w:i w:val="0"/>
+                <w:sz w:val="18"/>
+              </w:rPr>
+              <w:t>pregnancy</w:t>
+            </w:r>
+            <w:r>
+              <w:rPr>
+                <w:b w:val="0"/>
+                <w:i w:val="0"/>
+                <w:sz w:val="18"/>
+              </w:rPr>
+              <w:t xml:space="preserve"> (a relative contraindication in current guidance). Mostly anything that could bleed; the exception is prior streptokinase exposure or allergy, which bars streptokinase only.</w:t>
+            </w:r>
+          </w:p>
+        </w:tc>
+      </w:tr>
+      <w:tr>
+        <w:tc>
+          <w:tcPr>
+            <w:tcW w:type="dxa" w:w="5112"/>
+            <w:shd w:val="clear" w:color="auto" w:fill="F1EEEF"/>
+          </w:tcPr>
+          <w:p>
+            <w:pPr>
+              <w:spacing w:after="40"/>
+            </w:pPr>
+            <w:r>
+              <w:rPr>
+                <w:b/>
+                <w:sz w:val="18"/>
+              </w:rPr>
+            </w:r>
+            <w:r>
+              <w:rPr>
+                <w:b/>
+                <w:i w:val="0"/>
+                <w:sz w:val="18"/>
+              </w:rPr>
+              <w:t>★ Indication</w:t>
+            </w:r>
+          </w:p>
+        </w:tc>
+        <w:tc>
+          <w:tcPr>
+            <w:tcW w:type="dxa" w:w="5112"/>
+          </w:tcPr>
+          <w:p>
+            <w:pPr>
+              <w:spacing w:after="40"/>
+            </w:pPr>
+            <w:r>
+              <w:rPr>
+                <w:sz w:val="18"/>
+              </w:rPr>
+            </w:r>
+            <w:r>
+              <w:rPr>
+                <w:b/>
+                <w:i w:val="0"/>
+                <w:sz w:val="18"/>
+              </w:rPr>
+              <w:t>ST-elevation myocardial infarction</w:t>
+            </w:r>
+            <w:r>
+              <w:rPr>
+                <w:b w:val="0"/>
+                <w:i w:val="0"/>
+                <w:sz w:val="18"/>
+              </w:rPr>
+              <w:t xml:space="preserve"> within 12 hours of symptom onset (the slide adds an age limit, an older cut-off). </w:t>
+            </w:r>
+            <w:r>
+              <w:rPr>
+                <w:b/>
+                <w:i w:val="0"/>
+                <w:sz w:val="18"/>
+              </w:rPr>
+              <w:t>NOT recommended in non-ST-elevation acute coronary syndrome.</w:t>
+            </w:r>
+            <w:r>
+              <w:rPr>
+                <w:b w:val="0"/>
+                <w:i w:val="0"/>
+                <w:sz w:val="18"/>
+              </w:rPr>
+              <w:t xml:space="preserve"> Few patients receive them; main risk bleeding.</w:t>
+            </w:r>
+          </w:p>
+        </w:tc>
+      </w:tr>
+      <w:tr>
+        <w:tc>
+          <w:tcPr>
+            <w:tcW w:type="dxa" w:w="5112"/>
+            <w:shd w:val="clear" w:color="auto" w:fill="F1EEEF"/>
+          </w:tcPr>
+          <w:p>
+            <w:pPr>
+              <w:spacing w:after="40"/>
+            </w:pPr>
+            <w:r>
+              <w:rPr>
+                <w:b/>
+                <w:sz w:val="18"/>
+              </w:rPr>
+            </w:r>
+            <w:r>
+              <w:rPr>
+                <w:b/>
+                <w:i w:val="0"/>
+                <w:sz w:val="18"/>
+              </w:rPr>
+              <w:t>★ Other antithrombotics</w:t>
+            </w:r>
+          </w:p>
+        </w:tc>
+        <w:tc>
+          <w:tcPr>
+            <w:tcW w:type="dxa" w:w="5112"/>
+          </w:tcPr>
+          <w:p>
+            <w:pPr>
+              <w:spacing w:after="40"/>
+            </w:pPr>
+            <w:r>
+              <w:rPr>
+                <w:sz w:val="18"/>
+              </w:rPr>
+            </w:r>
+            <w:r>
+              <w:rPr>
+                <w:b/>
+                <w:i w:val="0"/>
+                <w:sz w:val="18"/>
+              </w:rPr>
+              <w:t>Glycoprotein IIb/IIIa inhibitors</w:t>
+            </w:r>
+            <w:r>
+              <w:rPr>
+                <w:b w:val="0"/>
+                <w:i w:val="0"/>
+                <w:sz w:val="18"/>
+              </w:rPr>
+              <w:t xml:space="preserve">: not routine before percutaneous coronary intervention. </w:t>
+            </w:r>
+            <w:r>
+              <w:rPr>
+                <w:b/>
+                <w:i w:val="0"/>
+                <w:sz w:val="18"/>
+              </w:rPr>
+              <w:t>P2Y12 receptor antagonists</w:t>
+            </w:r>
+            <w:r>
+              <w:rPr>
+                <w:b w:val="0"/>
+                <w:i w:val="0"/>
+                <w:sz w:val="18"/>
+              </w:rPr>
+              <w:t xml:space="preserve">: before intervention and with </w:t>
+            </w:r>
+            <w:r>
+              <w:rPr>
+                <w:b/>
+                <w:i w:val="0"/>
+                <w:sz w:val="18"/>
+              </w:rPr>
+              <w:t>stents</w:t>
+            </w:r>
+            <w:r>
+              <w:rPr>
+                <w:b w:val="0"/>
+                <w:i w:val="0"/>
+                <w:sz w:val="18"/>
+              </w:rPr>
+              <w:t xml:space="preserve">. </w:t>
+            </w:r>
+            <w:r>
+              <w:rPr>
+                <w:b/>
+                <w:i w:val="0"/>
+                <w:sz w:val="18"/>
+              </w:rPr>
+              <w:t>Heparins</w:t>
+            </w:r>
+            <w:r>
+              <w:rPr>
+                <w:b w:val="0"/>
+                <w:i w:val="0"/>
+                <w:sz w:val="18"/>
+              </w:rPr>
+              <w:t>: with fibrinolysis or antiplatelets.</w:t>
+            </w:r>
+          </w:p>
+        </w:tc>
+      </w:tr>
+      <w:tr>
+        <w:tc>
+          <w:tcPr>
+            <w:tcW w:type="dxa" w:w="5112"/>
+            <w:shd w:val="clear" w:color="auto" w:fill="F1EEEF"/>
+          </w:tcPr>
+          <w:p>
+            <w:pPr>
+              <w:spacing w:after="40"/>
+            </w:pPr>
+            <w:r>
+              <w:rPr>
+                <w:b/>
+                <w:sz w:val="18"/>
+              </w:rPr>
+            </w:r>
+            <w:r>
+              <w:rPr>
+                <w:b/>
+                <w:i w:val="0"/>
+                <w:sz w:val="18"/>
+              </w:rPr>
+              <w:t>★ Non-ST-elevation acute coronary syndrome</w:t>
+            </w:r>
+          </w:p>
+        </w:tc>
+        <w:tc>
+          <w:tcPr>
+            <w:tcW w:type="dxa" w:w="5112"/>
+          </w:tcPr>
+          <w:p>
+            <w:pPr>
+              <w:spacing w:after="40"/>
+            </w:pPr>
+            <w:r>
+              <w:rPr>
+                <w:sz w:val="18"/>
+              </w:rPr>
+            </w:r>
+            <w:r>
+              <w:rPr>
+                <w:b w:val="0"/>
+                <w:i w:val="0"/>
+                <w:sz w:val="18"/>
+              </w:rPr>
+              <w:t xml:space="preserve">Early care like ST-elevation myocardial infarction, BUT </w:t>
+            </w:r>
+            <w:r>
+              <w:rPr>
+                <w:b/>
+                <w:i w:val="0"/>
+                <w:sz w:val="18"/>
+              </w:rPr>
+              <w:t>fibrinolytics NOT recommended (bleeding outweighs benefit)</w:t>
+            </w:r>
+            <w:r>
+              <w:rPr>
+                <w:b w:val="0"/>
+                <w:i w:val="0"/>
+                <w:sz w:val="18"/>
+              </w:rPr>
+              <w:t xml:space="preserve">; </w:t>
+            </w:r>
+            <w:r>
+              <w:rPr>
+                <w:b/>
+                <w:i w:val="0"/>
+                <w:sz w:val="18"/>
+              </w:rPr>
+              <w:t>enoxaparin preferred over unfractionated heparin</w:t>
+            </w:r>
+            <w:r>
+              <w:rPr>
+                <w:b w:val="0"/>
+                <w:i w:val="0"/>
+                <w:sz w:val="18"/>
+              </w:rPr>
+              <w:t xml:space="preserve"> (older studies; either is accepted today); glycoprotein IIb/IIIa inhibitors more common.</w:t>
+            </w:r>
+          </w:p>
+        </w:tc>
+      </w:tr>
+    </w:tbl>
+    <w:p>
+      <w:pPr>
+        <w:spacing w:after="80"/>
+      </w:pPr>
+    </w:p>
+    <w:p>
+      <w:pPr>
         <w:spacing w:after="120"/>
       </w:pPr>
       <w:r>
@@ -10986,7 +16768,7 @@
           <w:b w:val="0"/>
           <w:i w:val="0"/>
         </w:rPr>
-        <w:t xml:space="preserve"> Exam 2 covers Lectures 4 to 8 — this sheet covers Lectures 4 to 7; Lecture 8 (myocardial ischemia) has not been delivered yet. The </w:t>
+        <w:t xml:space="preserve"> Exam 2 covers Lectures 4 to 8 — this sheet covers all five. The </w:t>
       </w:r>
       <w:r>
         <w:rPr>

--- a/Pharmacology I Exam 2/pharm-exam-2-cram-sheet.docx
+++ b/Pharmacology I Exam 2/pharm-exam-2-cram-sheet.docx
@@ -13852,7 +13852,7 @@
                 <w:i w:val="0"/>
                 <w:sz w:val="18"/>
               </w:rPr>
-              <w:t xml:space="preserve"> (the slide’s older rule; current labeling ties expiry to the printed date in the original closed bottle); under the tongue.</w:t>
+              <w:t xml:space="preserve"> (the course rule; FLAG: current labeling ties expiry to the printed date in the original closed bottle); under the tongue.</w:t>
             </w:r>
           </w:p>
         </w:tc>
@@ -14679,7 +14679,7 @@
                 <w:i w:val="0"/>
                 <w:sz w:val="18"/>
               </w:rPr>
-              <w:t>FLAG: two contested cells</w:t>
+              <w:t>★ Comorbid table: two course cells</w:t>
             </w:r>
           </w:p>
         </w:tc>
@@ -14698,19 +14698,35 @@
             </w:r>
             <w:r>
               <w:rPr>
-                <w:b w:val="0"/>
-                <w:i w:val="0"/>
-                <w:sz w:val="18"/>
-              </w:rPr>
-              <w:t xml:space="preserve">He read these; current practice differs. Slide: prior myocardial infarction → avoid calcium channel blockers; diabetes → non-dihydropyridine first. </w:t>
-            </w:r>
-            <w:r>
-              <w:rPr>
-                <w:b/>
-                <w:i w:val="0"/>
-                <w:sz w:val="18"/>
-              </w:rPr>
-              <w:t>Truth: over-simple. A beta blocker is first line after a myocardial infarction and remains sound in diabetes (cardioselective preferred). Do not rely on these cells.</w:t>
+                <w:b/>
+                <w:i w:val="0"/>
+                <w:sz w:val="18"/>
+              </w:rPr>
+              <w:t>Prior myocardial infarction → beta blocker first; AVOID calcium channel blockers.</w:t>
+            </w:r>
+            <w:r>
+              <w:rPr>
+                <w:b w:val="0"/>
+                <w:i w:val="0"/>
+                <w:sz w:val="18"/>
+              </w:rPr>
+              <w:t xml:space="preserve"> </w:t>
+            </w:r>
+            <w:r>
+              <w:rPr>
+                <w:b/>
+                <w:i w:val="0"/>
+                <w:sz w:val="18"/>
+              </w:rPr>
+              <w:t>Diabetes → non-dihydropyridine first; alternatives long-acting nitrate and cardioselective beta blocker; avoid non-cardioselective beta blockers</w:t>
+            </w:r>
+            <w:r>
+              <w:rPr>
+                <w:b w:val="0"/>
+                <w:i w:val="0"/>
+                <w:sz w:val="18"/>
+              </w:rPr>
+              <w:t xml:space="preserve"> (beta blockers can raise blood sugar and mask hypoglycemia). These are the course answers. FLAG: current practice is less absolute (a non-dihydropyridine can substitute after infarction when a beta blocker cannot be used; a cardioselective beta blocker is still sound in diabetes).</w:t>
             </w:r>
           </w:p>
         </w:tc>
@@ -15630,11 +15646,35 @@
             </w:r>
             <w:r>
               <w:rPr>
-                <w:b w:val="0"/>
-                <w:i w:val="0"/>
-                <w:sz w:val="18"/>
-              </w:rPr>
-              <w:t xml:space="preserve">Smaller infarct size and less sudden death; the early mortality and heart failure benefits on the slide come from older trials. </w:t>
+                <w:b/>
+                <w:i w:val="0"/>
+                <w:sz w:val="18"/>
+              </w:rPr>
+              <w:t>Intravenous first, then oral.</w:t>
+            </w:r>
+            <w:r>
+              <w:rPr>
+                <w:b w:val="0"/>
+                <w:i w:val="0"/>
+                <w:sz w:val="18"/>
+              </w:rPr>
+              <w:t xml:space="preserve"> Reduce </w:t>
+            </w:r>
+            <w:r>
+              <w:rPr>
+                <w:b/>
+                <w:i w:val="0"/>
+                <w:sz w:val="18"/>
+              </w:rPr>
+              <w:t>early and late mortality</w:t>
+            </w:r>
+            <w:r>
+              <w:rPr>
+                <w:b w:val="0"/>
+                <w:i w:val="0"/>
+                <w:sz w:val="18"/>
+              </w:rPr>
+              <w:t xml:space="preserve">, infarct size, heart failure and sudden cardiac death (course answer). </w:t>
             </w:r>
             <w:r>
               <w:rPr>
@@ -15650,7 +15690,7 @@
                 <w:i w:val="0"/>
                 <w:sz w:val="18"/>
               </w:rPr>
-              <w:t xml:space="preserve"> (FLAG: slide says intravenous then oral; current practice favors oral in the first 24 hours unless ongoing ischemia or high pressure.)</w:t>
+              <w:t xml:space="preserve"> (FLAG: current guidelines favor oral in the first 24 hours, avoid the intravenous route with heart failure or shock risk, and rest the benefit mainly on long-term use after infarction.)</w:t>
             </w:r>
           </w:p>
         </w:tc>
